--- a/新泰週報20261004[2640]B4F.docx
+++ b/新泰週報20261004[2640]B4F.docx
@@ -736,7 +736,87 @@
                 <w:sz w:val="26"/>
                 <w:szCs w:val="26"/>
               </w:rPr>
-              <w:t>假大稻埕教會舉行吳祈得傳道師封立牧師暨就任台北中會校園事工中心牧師授職感恩禮拜</w:t>
+              <w:t>假大稻</w:t>
+            </w:r>
+            <w:proofErr w:type="gramStart"/>
+            <w:r>
+              <w:rPr>
+                <w:rFonts w:ascii="Barlow Condensed Medium" w:eastAsia="標楷體" w:hAnsi="Barlow Condensed Medium" w:cs="Segoe UI Symbol" w:hint="eastAsia"/>
+                <w:w w:val="90"/>
+                <w:sz w:val="26"/>
+                <w:szCs w:val="26"/>
+              </w:rPr>
+              <w:t>埕</w:t>
+            </w:r>
+            <w:proofErr w:type="gramEnd"/>
+            <w:r>
+              <w:rPr>
+                <w:rFonts w:ascii="Barlow Condensed Medium" w:eastAsia="標楷體" w:hAnsi="Barlow Condensed Medium" w:cs="Segoe UI Symbol" w:hint="eastAsia"/>
+                <w:w w:val="90"/>
+                <w:sz w:val="26"/>
+                <w:szCs w:val="26"/>
+              </w:rPr>
+              <w:t>教會舉行吳</w:t>
+            </w:r>
+            <w:proofErr w:type="gramStart"/>
+            <w:r>
+              <w:rPr>
+                <w:rFonts w:ascii="Barlow Condensed Medium" w:eastAsia="標楷體" w:hAnsi="Barlow Condensed Medium" w:cs="Segoe UI Symbol" w:hint="eastAsia"/>
+                <w:w w:val="90"/>
+                <w:sz w:val="26"/>
+                <w:szCs w:val="26"/>
+              </w:rPr>
+              <w:t>祈</w:t>
+            </w:r>
+            <w:proofErr w:type="gramEnd"/>
+            <w:r>
+              <w:rPr>
+                <w:rFonts w:ascii="Barlow Condensed Medium" w:eastAsia="標楷體" w:hAnsi="Barlow Condensed Medium" w:cs="Segoe UI Symbol" w:hint="eastAsia"/>
+                <w:w w:val="90"/>
+                <w:sz w:val="26"/>
+                <w:szCs w:val="26"/>
+              </w:rPr>
+              <w:t>得傳道</w:t>
+            </w:r>
+            <w:proofErr w:type="gramStart"/>
+            <w:r>
+              <w:rPr>
+                <w:rFonts w:ascii="Barlow Condensed Medium" w:eastAsia="標楷體" w:hAnsi="Barlow Condensed Medium" w:cs="Segoe UI Symbol" w:hint="eastAsia"/>
+                <w:w w:val="90"/>
+                <w:sz w:val="26"/>
+                <w:szCs w:val="26"/>
+              </w:rPr>
+              <w:t>師封立</w:t>
+            </w:r>
+            <w:proofErr w:type="gramEnd"/>
+            <w:r>
+              <w:rPr>
+                <w:rFonts w:ascii="Barlow Condensed Medium" w:eastAsia="標楷體" w:hAnsi="Barlow Condensed Medium" w:cs="Segoe UI Symbol" w:hint="eastAsia"/>
+                <w:w w:val="90"/>
+                <w:sz w:val="26"/>
+                <w:szCs w:val="26"/>
+              </w:rPr>
+              <w:t>牧師暨就任台北中會校園事工中心</w:t>
+            </w:r>
+            <w:proofErr w:type="gramStart"/>
+            <w:r>
+              <w:rPr>
+                <w:rFonts w:ascii="Barlow Condensed Medium" w:eastAsia="標楷體" w:hAnsi="Barlow Condensed Medium" w:cs="Segoe UI Symbol" w:hint="eastAsia"/>
+                <w:w w:val="90"/>
+                <w:sz w:val="26"/>
+                <w:szCs w:val="26"/>
+              </w:rPr>
+              <w:t>牧師授職感恩</w:t>
+            </w:r>
+            <w:proofErr w:type="gramEnd"/>
+            <w:r>
+              <w:rPr>
+                <w:rFonts w:ascii="Barlow Condensed Medium" w:eastAsia="標楷體" w:hAnsi="Barlow Condensed Medium" w:cs="Segoe UI Symbol" w:hint="eastAsia"/>
+                <w:w w:val="90"/>
+                <w:sz w:val="26"/>
+                <w:szCs w:val="26"/>
+              </w:rPr>
+              <w:t>禮拜</w:t>
             </w:r>
             <w:r>
               <w:rPr>
@@ -924,7 +1004,47 @@
                 <w:sz w:val="26"/>
                 <w:szCs w:val="26"/>
               </w:rPr>
-              <w:t>舉行林青岳傳道師封立牧師暨就任該會第五任牧師授職感恩禮拜</w:t>
+              <w:t>舉行林青岳傳道</w:t>
+            </w:r>
+            <w:proofErr w:type="gramStart"/>
+            <w:r>
+              <w:rPr>
+                <w:rFonts w:ascii="Barlow Condensed Medium" w:eastAsia="標楷體" w:hAnsi="Barlow Condensed Medium" w:cs="Segoe UI Symbol" w:hint="eastAsia"/>
+                <w:w w:val="90"/>
+                <w:sz w:val="26"/>
+                <w:szCs w:val="26"/>
+              </w:rPr>
+              <w:t>師封立</w:t>
+            </w:r>
+            <w:proofErr w:type="gramEnd"/>
+            <w:r>
+              <w:rPr>
+                <w:rFonts w:ascii="Barlow Condensed Medium" w:eastAsia="標楷體" w:hAnsi="Barlow Condensed Medium" w:cs="Segoe UI Symbol" w:hint="eastAsia"/>
+                <w:w w:val="90"/>
+                <w:sz w:val="26"/>
+                <w:szCs w:val="26"/>
+              </w:rPr>
+              <w:t>牧師暨就任該會第五任</w:t>
+            </w:r>
+            <w:proofErr w:type="gramStart"/>
+            <w:r>
+              <w:rPr>
+                <w:rFonts w:ascii="Barlow Condensed Medium" w:eastAsia="標楷體" w:hAnsi="Barlow Condensed Medium" w:cs="Segoe UI Symbol" w:hint="eastAsia"/>
+                <w:w w:val="90"/>
+                <w:sz w:val="26"/>
+                <w:szCs w:val="26"/>
+              </w:rPr>
+              <w:t>牧師授職感恩</w:t>
+            </w:r>
+            <w:proofErr w:type="gramEnd"/>
+            <w:r>
+              <w:rPr>
+                <w:rFonts w:ascii="Barlow Condensed Medium" w:eastAsia="標楷體" w:hAnsi="Barlow Condensed Medium" w:cs="Segoe UI Symbol" w:hint="eastAsia"/>
+                <w:w w:val="90"/>
+                <w:sz w:val="26"/>
+                <w:szCs w:val="26"/>
+              </w:rPr>
+              <w:t>禮拜</w:t>
             </w:r>
             <w:r>
               <w:rPr>
@@ -1006,6 +1126,7 @@
                 <w:lang w:bidi="he-IL"/>
               </w:rPr>
             </w:pPr>
+            <w:proofErr w:type="gramStart"/>
             <w:r>
               <w:rPr>
                 <w:rFonts w:ascii="Barlow Condensed Medium" w:eastAsia="標楷體" w:hAnsi="Barlow Condensed Medium" w:cs="Segoe UI Symbol" w:hint="eastAsia"/>
@@ -1015,6 +1136,7 @@
               </w:rPr>
               <w:t>救恩教會</w:t>
             </w:r>
+            <w:proofErr w:type="gramEnd"/>
             <w:r>
               <w:rPr>
                 <w:rFonts w:ascii="Barlow Condensed Medium" w:eastAsia="標楷體" w:hAnsi="Barlow Condensed Medium" w:cs="Segoe UI Symbol"/>
@@ -1112,7 +1234,67 @@
                 <w:sz w:val="26"/>
                 <w:szCs w:val="26"/>
               </w:rPr>
-              <w:t>假三重埔教會舉行李恩忻傳道師封立牧師暨就任救恩教會教育牧師授職感恩禮拜</w:t>
+              <w:t>假三重埔教會舉行李恩忻傳道</w:t>
+            </w:r>
+            <w:proofErr w:type="gramStart"/>
+            <w:r>
+              <w:rPr>
+                <w:rFonts w:ascii="Barlow Condensed Medium" w:eastAsia="標楷體" w:hAnsi="Barlow Condensed Medium" w:cs="Segoe UI Symbol" w:hint="eastAsia"/>
+                <w:w w:val="90"/>
+                <w:sz w:val="26"/>
+                <w:szCs w:val="26"/>
+              </w:rPr>
+              <w:t>師封立</w:t>
+            </w:r>
+            <w:proofErr w:type="gramEnd"/>
+            <w:r>
+              <w:rPr>
+                <w:rFonts w:ascii="Barlow Condensed Medium" w:eastAsia="標楷體" w:hAnsi="Barlow Condensed Medium" w:cs="Segoe UI Symbol" w:hint="eastAsia"/>
+                <w:w w:val="90"/>
+                <w:sz w:val="26"/>
+                <w:szCs w:val="26"/>
+              </w:rPr>
+              <w:t>牧師暨</w:t>
+            </w:r>
+            <w:proofErr w:type="gramStart"/>
+            <w:r>
+              <w:rPr>
+                <w:rFonts w:ascii="Barlow Condensed Medium" w:eastAsia="標楷體" w:hAnsi="Barlow Condensed Medium" w:cs="Segoe UI Symbol" w:hint="eastAsia"/>
+                <w:w w:val="90"/>
+                <w:sz w:val="26"/>
+                <w:szCs w:val="26"/>
+              </w:rPr>
+              <w:t>就任救恩教會</w:t>
+            </w:r>
+            <w:proofErr w:type="gramEnd"/>
+            <w:r>
+              <w:rPr>
+                <w:rFonts w:ascii="Barlow Condensed Medium" w:eastAsia="標楷體" w:hAnsi="Barlow Condensed Medium" w:cs="Segoe UI Symbol" w:hint="eastAsia"/>
+                <w:w w:val="90"/>
+                <w:sz w:val="26"/>
+                <w:szCs w:val="26"/>
+              </w:rPr>
+              <w:t>教育</w:t>
+            </w:r>
+            <w:proofErr w:type="gramStart"/>
+            <w:r>
+              <w:rPr>
+                <w:rFonts w:ascii="Barlow Condensed Medium" w:eastAsia="標楷體" w:hAnsi="Barlow Condensed Medium" w:cs="Segoe UI Symbol" w:hint="eastAsia"/>
+                <w:w w:val="90"/>
+                <w:sz w:val="26"/>
+                <w:szCs w:val="26"/>
+              </w:rPr>
+              <w:t>牧師授職感恩</w:t>
+            </w:r>
+            <w:proofErr w:type="gramEnd"/>
+            <w:r>
+              <w:rPr>
+                <w:rFonts w:ascii="Barlow Condensed Medium" w:eastAsia="標楷體" w:hAnsi="Barlow Condensed Medium" w:cs="Segoe UI Symbol" w:hint="eastAsia"/>
+                <w:w w:val="90"/>
+                <w:sz w:val="26"/>
+                <w:szCs w:val="26"/>
+              </w:rPr>
+              <w:t>禮拜</w:t>
             </w:r>
             <w:r>
               <w:rPr>
@@ -1345,7 +1527,27 @@
                 <w:sz w:val="26"/>
                 <w:szCs w:val="26"/>
               </w:rPr>
-              <w:t>假大稻埕教會舉行</w:t>
+              <w:t>假大稻</w:t>
+            </w:r>
+            <w:proofErr w:type="gramStart"/>
+            <w:r>
+              <w:rPr>
+                <w:rFonts w:ascii="Barlow Condensed Medium" w:eastAsia="標楷體" w:hAnsi="Barlow Condensed Medium" w:cs="Segoe UI Symbol" w:hint="eastAsia"/>
+                <w:w w:val="90"/>
+                <w:sz w:val="26"/>
+                <w:szCs w:val="26"/>
+              </w:rPr>
+              <w:t>埕</w:t>
+            </w:r>
+            <w:proofErr w:type="gramEnd"/>
+            <w:r>
+              <w:rPr>
+                <w:rFonts w:ascii="Barlow Condensed Medium" w:eastAsia="標楷體" w:hAnsi="Barlow Condensed Medium" w:cs="Segoe UI Symbol" w:hint="eastAsia"/>
+                <w:w w:val="90"/>
+                <w:sz w:val="26"/>
+                <w:szCs w:val="26"/>
+              </w:rPr>
+              <w:t>教會舉行</w:t>
             </w:r>
             <w:r>
               <w:rPr>
@@ -1535,8 +1737,9 @@
                 <w:sz w:val="26"/>
                 <w:szCs w:val="26"/>
               </w:rPr>
-              <w:t>年下半年度進階長執訓練會將於</w:t>
-            </w:r>
+              <w:t>年下半年度</w:t>
+            </w:r>
+            <w:proofErr w:type="gramStart"/>
             <w:r>
               <w:rPr>
                 <w:rFonts w:ascii="Barlow Condensed Medium" w:eastAsia="標楷體" w:hAnsi="Barlow Condensed Medium" w:cs="Segoe UI Symbol" w:hint="eastAsia"/>
@@ -1544,8 +1747,9 @@
                 <w:sz w:val="26"/>
                 <w:szCs w:val="26"/>
               </w:rPr>
-              <w:t>10/31(</w:t>
-            </w:r>
+              <w:t>進階長執訓練</w:t>
+            </w:r>
+            <w:proofErr w:type="gramEnd"/>
             <w:r>
               <w:rPr>
                 <w:rFonts w:ascii="Barlow Condensed Medium" w:eastAsia="標楷體" w:hAnsi="Barlow Condensed Medium" w:cs="Segoe UI Symbol" w:hint="eastAsia"/>
@@ -1553,7 +1757,7 @@
                 <w:sz w:val="26"/>
                 <w:szCs w:val="26"/>
               </w:rPr>
-              <w:t>六</w:t>
+              <w:t>會將於</w:t>
             </w:r>
             <w:r>
               <w:rPr>
@@ -1562,7 +1766,7 @@
                 <w:sz w:val="26"/>
                 <w:szCs w:val="26"/>
               </w:rPr>
-              <w:t>)</w:t>
+              <w:t>10/31(</w:t>
             </w:r>
             <w:r>
               <w:rPr>
@@ -1571,7 +1775,7 @@
                 <w:sz w:val="26"/>
                 <w:szCs w:val="26"/>
               </w:rPr>
-              <w:t>上午</w:t>
+              <w:t>六</w:t>
             </w:r>
             <w:r>
               <w:rPr>
@@ -1580,7 +1784,7 @@
                 <w:sz w:val="26"/>
                 <w:szCs w:val="26"/>
               </w:rPr>
-              <w:t>8:45-12:00</w:t>
+              <w:t>)</w:t>
             </w:r>
             <w:r>
               <w:rPr>
@@ -1589,7 +1793,45 @@
                 <w:sz w:val="26"/>
                 <w:szCs w:val="26"/>
               </w:rPr>
-              <w:t>在大稻埕教會舉行。報名至</w:t>
+              <w:t>上午</w:t>
+            </w:r>
+            <w:r>
+              <w:rPr>
+                <w:rFonts w:ascii="Barlow Condensed Medium" w:eastAsia="標楷體" w:hAnsi="Barlow Condensed Medium" w:cs="Segoe UI Symbol" w:hint="eastAsia"/>
+                <w:w w:val="90"/>
+                <w:sz w:val="26"/>
+                <w:szCs w:val="26"/>
+              </w:rPr>
+              <w:t>8:45-12:00</w:t>
+            </w:r>
+            <w:r>
+              <w:rPr>
+                <w:rFonts w:ascii="Barlow Condensed Medium" w:eastAsia="標楷體" w:hAnsi="Barlow Condensed Medium" w:cs="Segoe UI Symbol" w:hint="eastAsia"/>
+                <w:w w:val="90"/>
+                <w:sz w:val="26"/>
+                <w:szCs w:val="26"/>
+              </w:rPr>
+              <w:t>在大稻</w:t>
+            </w:r>
+            <w:proofErr w:type="gramStart"/>
+            <w:r>
+              <w:rPr>
+                <w:rFonts w:ascii="Barlow Condensed Medium" w:eastAsia="標楷體" w:hAnsi="Barlow Condensed Medium" w:cs="Segoe UI Symbol" w:hint="eastAsia"/>
+                <w:w w:val="90"/>
+                <w:sz w:val="26"/>
+                <w:szCs w:val="26"/>
+              </w:rPr>
+              <w:t>埕</w:t>
+            </w:r>
+            <w:proofErr w:type="gramEnd"/>
+            <w:r>
+              <w:rPr>
+                <w:rFonts w:ascii="Barlow Condensed Medium" w:eastAsia="標楷體" w:hAnsi="Barlow Condensed Medium" w:cs="Segoe UI Symbol" w:hint="eastAsia"/>
+                <w:w w:val="90"/>
+                <w:sz w:val="26"/>
+                <w:szCs w:val="26"/>
+              </w:rPr>
+              <w:t>教會舉行。報名至</w:t>
             </w:r>
             <w:r>
               <w:rPr>
@@ -2037,7 +2279,27 @@
                 <w:sz w:val="26"/>
                 <w:szCs w:val="26"/>
               </w:rPr>
-              <w:t>邀請兄姊在主日禮拜中作個人見證。</w:t>
+              <w:t>邀請兄</w:t>
+            </w:r>
+            <w:proofErr w:type="gramStart"/>
+            <w:r>
+              <w:rPr>
+                <w:rFonts w:ascii="Barlow Condensed Medium" w:eastAsia="標楷體" w:hAnsi="Barlow Condensed Medium" w:cs="Segoe UI Symbol" w:hint="eastAsia"/>
+                <w:w w:val="90"/>
+                <w:sz w:val="26"/>
+                <w:szCs w:val="26"/>
+              </w:rPr>
+              <w:t>姊</w:t>
+            </w:r>
+            <w:proofErr w:type="gramEnd"/>
+            <w:r>
+              <w:rPr>
+                <w:rFonts w:ascii="Barlow Condensed Medium" w:eastAsia="標楷體" w:hAnsi="Barlow Condensed Medium" w:cs="Segoe UI Symbol" w:hint="eastAsia"/>
+                <w:w w:val="90"/>
+                <w:sz w:val="26"/>
+                <w:szCs w:val="26"/>
+              </w:rPr>
+              <w:t>在主日禮拜中作個人見證。</w:t>
             </w:r>
             <w:r>
               <w:rPr>
@@ -2185,6 +2447,7 @@
         </w:rPr>
         <w:t>§</w:t>
       </w:r>
+      <w:proofErr w:type="gramStart"/>
       <w:r>
         <w:rPr>
           <w:rFonts w:ascii="Barlow Condensed Medium" w:eastAsia="華康正顏楷體W9" w:hAnsi="Barlow Condensed Medium" w:cstheme="minorHAnsi"/>
@@ -2192,6 +2455,7 @@
         </w:rPr>
         <w:t>公禱事項</w:t>
       </w:r>
+      <w:proofErr w:type="gramEnd"/>
     </w:p>
     <w:tbl>
       <w:tblPr>
@@ -2334,8 +2598,9 @@
                 <w:sz w:val="26"/>
                 <w:szCs w:val="26"/>
               </w:rPr>
-              <w:t>、人權和生態永續，願　神公義的國度降臨</w:t>
-            </w:r>
+              <w:t xml:space="preserve">、人權和生態永續，願　</w:t>
+            </w:r>
+            <w:proofErr w:type="gramStart"/>
             <w:r>
               <w:rPr>
                 <w:rFonts w:ascii="Barlow Condensed Medium" w:eastAsia="標楷體" w:hAnsi="Barlow Condensed Medium" w:cstheme="minorHAnsi" w:hint="eastAsia"/>
@@ -2343,6 +2608,25 @@
                 <w:sz w:val="26"/>
                 <w:szCs w:val="26"/>
               </w:rPr>
+              <w:t>神公義</w:t>
+            </w:r>
+            <w:proofErr w:type="gramEnd"/>
+            <w:r>
+              <w:rPr>
+                <w:rFonts w:ascii="Barlow Condensed Medium" w:eastAsia="標楷體" w:hAnsi="Barlow Condensed Medium" w:cstheme="minorHAnsi" w:hint="eastAsia"/>
+                <w:w w:val="90"/>
+                <w:sz w:val="26"/>
+                <w:szCs w:val="26"/>
+              </w:rPr>
+              <w:t>的國度降臨</w:t>
+            </w:r>
+            <w:r>
+              <w:rPr>
+                <w:rFonts w:ascii="Barlow Condensed Medium" w:eastAsia="標楷體" w:hAnsi="Barlow Condensed Medium" w:cstheme="minorHAnsi" w:hint="eastAsia"/>
+                <w:w w:val="90"/>
+                <w:sz w:val="26"/>
+                <w:szCs w:val="26"/>
+              </w:rPr>
               <w:t>。</w:t>
             </w:r>
           </w:p>
@@ -2434,8 +2718,19 @@
                 <w:sz w:val="26"/>
                 <w:szCs w:val="26"/>
               </w:rPr>
-              <w:t>年全民為守護台灣更同心、更團結，求真相除詐騙，以及求真　神棄偶像</w:t>
-            </w:r>
+              <w:t xml:space="preserve">年全民為守護台灣更同心、更團結，求真相除詐騙，以及求真　</w:t>
+            </w:r>
+            <w:proofErr w:type="gramStart"/>
+            <w:r>
+              <w:rPr>
+                <w:rFonts w:ascii="Barlow Condensed Medium" w:eastAsia="標楷體" w:hAnsi="Barlow Condensed Medium" w:cstheme="minorHAnsi" w:hint="eastAsia"/>
+                <w:w w:val="90"/>
+                <w:sz w:val="26"/>
+                <w:szCs w:val="26"/>
+              </w:rPr>
+              <w:t>神棄偶像</w:t>
+            </w:r>
+            <w:proofErr w:type="gramEnd"/>
             <w:r>
               <w:rPr>
                 <w:rFonts w:ascii="Barlow Condensed Medium" w:eastAsia="標楷體" w:hAnsi="Barlow Condensed Medium" w:cstheme="minorHAnsi"/>
@@ -2525,8 +2820,39 @@
                 <w:sz w:val="26"/>
                 <w:szCs w:val="26"/>
               </w:rPr>
-              <w:t>全球暖化引起尼泊爾冰岩崩落釀成洪災，以及中南美洲大聖嬰現象引發旱災，救災和受苦的百姓代禱</w:t>
-            </w:r>
+              <w:t>全球暖化引起尼泊爾</w:t>
+            </w:r>
+            <w:proofErr w:type="gramStart"/>
+            <w:r>
+              <w:rPr>
+                <w:rFonts w:ascii="Barlow Condensed Medium" w:eastAsia="標楷體" w:hAnsi="Barlow Condensed Medium" w:cstheme="minorHAnsi" w:hint="eastAsia"/>
+                <w:w w:val="90"/>
+                <w:sz w:val="26"/>
+                <w:szCs w:val="26"/>
+              </w:rPr>
+              <w:t>冰岩崩</w:t>
+            </w:r>
+            <w:proofErr w:type="gramEnd"/>
+            <w:r>
+              <w:rPr>
+                <w:rFonts w:ascii="Barlow Condensed Medium" w:eastAsia="標楷體" w:hAnsi="Barlow Condensed Medium" w:cstheme="minorHAnsi" w:hint="eastAsia"/>
+                <w:w w:val="90"/>
+                <w:sz w:val="26"/>
+                <w:szCs w:val="26"/>
+              </w:rPr>
+              <w:t>落釀成洪災，以及中南美洲大聖嬰現象引發旱災，救災和受苦的</w:t>
+            </w:r>
+            <w:proofErr w:type="gramStart"/>
+            <w:r>
+              <w:rPr>
+                <w:rFonts w:ascii="Barlow Condensed Medium" w:eastAsia="標楷體" w:hAnsi="Barlow Condensed Medium" w:cstheme="minorHAnsi" w:hint="eastAsia"/>
+                <w:w w:val="90"/>
+                <w:sz w:val="26"/>
+                <w:szCs w:val="26"/>
+              </w:rPr>
+              <w:t>百姓代禱</w:t>
+            </w:r>
+            <w:proofErr w:type="gramEnd"/>
             <w:r>
               <w:rPr>
                 <w:rFonts w:ascii="Barlow Condensed Medium" w:eastAsia="標楷體" w:hAnsi="Barlow Condensed Medium" w:cstheme="minorHAnsi"/>
@@ -2654,6 +2980,7 @@
               </w:rPr>
               <w:t>年洗禮</w:t>
             </w:r>
+            <w:proofErr w:type="gramStart"/>
             <w:r>
               <w:rPr>
                 <w:rFonts w:ascii="Barlow Condensed Medium" w:eastAsia="標楷體" w:hAnsi="Barlow Condensed Medium" w:cs="Segoe UI Symbol" w:hint="eastAsia"/>
@@ -2672,6 +2999,7 @@
               </w:rPr>
               <w:t>代禱</w:t>
             </w:r>
+            <w:proofErr w:type="gramEnd"/>
             <w:r>
               <w:rPr>
                 <w:rFonts w:ascii="Barlow Condensed Medium" w:eastAsia="標楷體" w:hAnsi="Barlow Condensed Medium" w:cstheme="minorHAnsi"/>
@@ -2788,7 +3116,27 @@
                 <w:sz w:val="26"/>
                 <w:szCs w:val="26"/>
               </w:rPr>
-              <w:t>和家庭代禱。</w:t>
+              <w:t>和</w:t>
+            </w:r>
+            <w:proofErr w:type="gramStart"/>
+            <w:r>
+              <w:rPr>
+                <w:rFonts w:ascii="Barlow Condensed Medium" w:eastAsia="標楷體" w:hAnsi="Barlow Condensed Medium" w:cstheme="minorHAnsi"/>
+                <w:w w:val="90"/>
+                <w:sz w:val="26"/>
+                <w:szCs w:val="26"/>
+              </w:rPr>
+              <w:t>家庭代禱</w:t>
+            </w:r>
+            <w:proofErr w:type="gramEnd"/>
+            <w:r>
+              <w:rPr>
+                <w:rFonts w:ascii="Barlow Condensed Medium" w:eastAsia="標楷體" w:hAnsi="Barlow Condensed Medium" w:cstheme="minorHAnsi"/>
+                <w:w w:val="90"/>
+                <w:sz w:val="26"/>
+                <w:szCs w:val="26"/>
+              </w:rPr>
+              <w:t>。</w:t>
             </w:r>
           </w:p>
         </w:tc>
@@ -2904,8 +3252,9 @@
                 <w:sz w:val="26"/>
                 <w:szCs w:val="26"/>
               </w:rPr>
-              <w:t>兄姊</w:t>
-            </w:r>
+              <w:t>兄</w:t>
+            </w:r>
+            <w:proofErr w:type="gramStart"/>
             <w:r>
               <w:rPr>
                 <w:rFonts w:ascii="Barlow Condensed Medium" w:eastAsia="華康中黑體" w:hAnsi="Barlow Condensed Medium" w:cs="Segoe UI Symbol"/>
@@ -2913,8 +3262,9 @@
                 <w:sz w:val="26"/>
                 <w:szCs w:val="26"/>
               </w:rPr>
-              <w:t>利用代禱卡</w:t>
-            </w:r>
+              <w:t>姊</w:t>
+            </w:r>
+            <w:proofErr w:type="gramEnd"/>
             <w:r>
               <w:rPr>
                 <w:rFonts w:ascii="Barlow Condensed Medium" w:eastAsia="華康中黑體" w:hAnsi="Barlow Condensed Medium" w:cs="Segoe UI Symbol"/>
@@ -2922,8 +3272,9 @@
                 <w:sz w:val="26"/>
                 <w:szCs w:val="26"/>
               </w:rPr>
-              <w:t>(</w:t>
-            </w:r>
+              <w:t>利用</w:t>
+            </w:r>
+            <w:proofErr w:type="gramStart"/>
             <w:r>
               <w:rPr>
                 <w:rFonts w:ascii="Barlow Condensed Medium" w:eastAsia="華康中黑體" w:hAnsi="Barlow Condensed Medium" w:cs="Segoe UI Symbol"/>
@@ -2931,8 +3282,9 @@
                 <w:sz w:val="26"/>
                 <w:szCs w:val="26"/>
               </w:rPr>
-              <w:t>於招待桌上</w:t>
-            </w:r>
+              <w:t>代禱卡</w:t>
+            </w:r>
+            <w:proofErr w:type="gramEnd"/>
             <w:r>
               <w:rPr>
                 <w:rFonts w:ascii="Barlow Condensed Medium" w:eastAsia="華康中黑體" w:hAnsi="Barlow Condensed Medium" w:cs="Segoe UI Symbol"/>
@@ -2940,7 +3292,7 @@
                 <w:sz w:val="26"/>
                 <w:szCs w:val="26"/>
               </w:rPr>
-              <w:t>)</w:t>
+              <w:t>(</w:t>
             </w:r>
             <w:r>
               <w:rPr>
@@ -2949,7 +3301,36 @@
                 <w:sz w:val="26"/>
                 <w:szCs w:val="26"/>
               </w:rPr>
-              <w:t>投代禱信箱。</w:t>
+              <w:t>於招待桌上</w:t>
+            </w:r>
+            <w:r>
+              <w:rPr>
+                <w:rFonts w:ascii="Barlow Condensed Medium" w:eastAsia="華康中黑體" w:hAnsi="Barlow Condensed Medium" w:cs="Segoe UI Symbol"/>
+                <w:w w:val="90"/>
+                <w:sz w:val="26"/>
+                <w:szCs w:val="26"/>
+              </w:rPr>
+              <w:t>)</w:t>
+            </w:r>
+            <w:proofErr w:type="gramStart"/>
+            <w:r>
+              <w:rPr>
+                <w:rFonts w:ascii="Barlow Condensed Medium" w:eastAsia="華康中黑體" w:hAnsi="Barlow Condensed Medium" w:cs="Segoe UI Symbol"/>
+                <w:w w:val="90"/>
+                <w:sz w:val="26"/>
+                <w:szCs w:val="26"/>
+              </w:rPr>
+              <w:t>投代禱</w:t>
+            </w:r>
+            <w:proofErr w:type="gramEnd"/>
+            <w:r>
+              <w:rPr>
+                <w:rFonts w:ascii="Barlow Condensed Medium" w:eastAsia="華康中黑體" w:hAnsi="Barlow Condensed Medium" w:cs="Segoe UI Symbol"/>
+                <w:w w:val="90"/>
+                <w:sz w:val="26"/>
+                <w:szCs w:val="26"/>
+              </w:rPr>
+              <w:t>信箱。</w:t>
             </w:r>
           </w:p>
         </w:tc>
@@ -3300,6 +3681,342 @@
           <w:szCs w:val="26"/>
         </w:rPr>
       </w:pPr>
+      <w:r>
+        <w:rPr>
+          <w:rFonts w:asciiTheme="majorBidi" w:eastAsia="標楷體" w:hAnsiTheme="majorBidi" w:cstheme="majorBidi" w:hint="eastAsia"/>
+          <w:bCs/>
+          <w:w w:val="90"/>
+          <w:sz w:val="26"/>
+          <w:szCs w:val="26"/>
+        </w:rPr>
+        <w:t>我欲仰望耶和華，</w:t>
+      </w:r>
+    </w:p>
+    <w:p>
+      <w:pPr>
+        <w:snapToGrid w:val="0"/>
+        <w:spacing w:line="300" w:lineRule="exact"/>
+        <w:rPr>
+          <w:rFonts w:asciiTheme="majorBidi" w:eastAsia="標楷體" w:hAnsiTheme="majorBidi" w:cstheme="majorBidi" w:hint="eastAsia"/>
+          <w:bCs/>
+          <w:w w:val="90"/>
+          <w:sz w:val="26"/>
+          <w:szCs w:val="26"/>
+        </w:rPr>
+      </w:pPr>
+      <w:r>
+        <w:rPr>
+          <w:rFonts w:asciiTheme="majorBidi" w:eastAsia="標楷體" w:hAnsiTheme="majorBidi" w:cstheme="majorBidi" w:hint="eastAsia"/>
+          <w:bCs/>
+          <w:w w:val="90"/>
+          <w:sz w:val="26"/>
+          <w:szCs w:val="26"/>
+        </w:rPr>
+        <w:t>我欲等候我的上帝。</w:t>
+      </w:r>
+    </w:p>
+    <w:p>
+      <w:pPr>
+        <w:snapToGrid w:val="0"/>
+        <w:spacing w:line="300" w:lineRule="exact"/>
+        <w:rPr>
+          <w:rFonts w:asciiTheme="majorBidi" w:eastAsia="標楷體" w:hAnsiTheme="majorBidi" w:cstheme="majorBidi"/>
+          <w:bCs/>
+          <w:w w:val="90"/>
+          <w:sz w:val="26"/>
+          <w:szCs w:val="26"/>
+        </w:rPr>
+      </w:pPr>
+    </w:p>
+    <w:p>
+      <w:pPr>
+        <w:snapToGrid w:val="0"/>
+        <w:spacing w:line="300" w:lineRule="exact"/>
+        <w:rPr>
+          <w:rFonts w:asciiTheme="majorBidi" w:eastAsia="標楷體" w:hAnsiTheme="majorBidi" w:cstheme="majorBidi"/>
+          <w:bCs/>
+          <w:w w:val="90"/>
+          <w:sz w:val="26"/>
+          <w:szCs w:val="26"/>
+        </w:rPr>
+      </w:pPr>
+      <w:r>
+        <w:rPr>
+          <w:rFonts w:asciiTheme="majorBidi" w:eastAsia="標楷體" w:hAnsiTheme="majorBidi" w:cstheme="majorBidi" w:hint="eastAsia"/>
+          <w:bCs/>
+          <w:w w:val="90"/>
+          <w:sz w:val="26"/>
+          <w:szCs w:val="26"/>
+        </w:rPr>
+        <w:t>我欲仰望耶和華，</w:t>
+      </w:r>
+    </w:p>
+    <w:p>
+      <w:pPr>
+        <w:snapToGrid w:val="0"/>
+        <w:spacing w:line="300" w:lineRule="exact"/>
+        <w:rPr>
+          <w:rFonts w:asciiTheme="majorBidi" w:eastAsia="標楷體" w:hAnsiTheme="majorBidi" w:cstheme="majorBidi"/>
+          <w:bCs/>
+          <w:w w:val="90"/>
+          <w:sz w:val="26"/>
+          <w:szCs w:val="26"/>
+        </w:rPr>
+      </w:pPr>
+      <w:r>
+        <w:rPr>
+          <w:rFonts w:asciiTheme="majorBidi" w:eastAsia="標楷體" w:hAnsiTheme="majorBidi" w:cstheme="majorBidi" w:hint="eastAsia"/>
+          <w:bCs/>
+          <w:w w:val="90"/>
+          <w:sz w:val="26"/>
+          <w:szCs w:val="26"/>
+        </w:rPr>
+        <w:t>我的主欲應允我。</w:t>
+      </w:r>
+    </w:p>
+    <w:p>
+      <w:pPr>
+        <w:snapToGrid w:val="0"/>
+        <w:spacing w:line="300" w:lineRule="exact"/>
+        <w:rPr>
+          <w:rFonts w:asciiTheme="majorBidi" w:eastAsia="標楷體" w:hAnsiTheme="majorBidi" w:cstheme="majorBidi" w:hint="eastAsia"/>
+          <w:bCs/>
+          <w:w w:val="90"/>
+          <w:sz w:val="26"/>
+          <w:szCs w:val="26"/>
+        </w:rPr>
+      </w:pPr>
+    </w:p>
+    <w:p>
+      <w:pPr>
+        <w:snapToGrid w:val="0"/>
+        <w:spacing w:line="300" w:lineRule="exact"/>
+        <w:rPr>
+          <w:rFonts w:asciiTheme="majorBidi" w:eastAsia="標楷體" w:hAnsiTheme="majorBidi" w:cstheme="majorBidi" w:hint="eastAsia"/>
+          <w:bCs/>
+          <w:w w:val="90"/>
+          <w:sz w:val="26"/>
+          <w:szCs w:val="26"/>
+        </w:rPr>
+      </w:pPr>
+      <w:r>
+        <w:rPr>
+          <w:rFonts w:asciiTheme="majorBidi" w:eastAsia="標楷體" w:hAnsiTheme="majorBidi" w:cstheme="majorBidi" w:hint="eastAsia"/>
+          <w:bCs/>
+          <w:w w:val="90"/>
+          <w:sz w:val="26"/>
+          <w:szCs w:val="26"/>
+        </w:rPr>
+        <w:t>我的對敵啊，不通向我誇口！我有跌倒欲再起來。</w:t>
+      </w:r>
+    </w:p>
+    <w:p>
+      <w:pPr>
+        <w:snapToGrid w:val="0"/>
+        <w:spacing w:line="300" w:lineRule="exact"/>
+        <w:rPr>
+          <w:rFonts w:asciiTheme="majorBidi" w:eastAsia="標楷體" w:hAnsiTheme="majorBidi" w:cstheme="majorBidi"/>
+          <w:bCs/>
+          <w:w w:val="90"/>
+          <w:sz w:val="26"/>
+          <w:szCs w:val="26"/>
+        </w:rPr>
+      </w:pPr>
+    </w:p>
+    <w:p>
+      <w:pPr>
+        <w:snapToGrid w:val="0"/>
+        <w:spacing w:line="300" w:lineRule="exact"/>
+        <w:rPr>
+          <w:rFonts w:asciiTheme="majorBidi" w:eastAsia="標楷體" w:hAnsiTheme="majorBidi" w:cstheme="majorBidi" w:hint="eastAsia"/>
+          <w:bCs/>
+          <w:w w:val="90"/>
+          <w:sz w:val="26"/>
+          <w:szCs w:val="26"/>
+        </w:rPr>
+      </w:pPr>
+      <w:r>
+        <w:rPr>
+          <w:rFonts w:asciiTheme="majorBidi" w:eastAsia="標楷體" w:hAnsiTheme="majorBidi" w:cstheme="majorBidi" w:hint="eastAsia"/>
+          <w:bCs/>
+          <w:w w:val="90"/>
+          <w:sz w:val="26"/>
+          <w:szCs w:val="26"/>
+        </w:rPr>
+        <w:t>我的對敵啊，不通向我誇口！我在黑暗中，</w:t>
+      </w:r>
+      <w:proofErr w:type="gramStart"/>
+      <w:r>
+        <w:rPr>
+          <w:rFonts w:asciiTheme="majorBidi" w:eastAsia="標楷體" w:hAnsiTheme="majorBidi" w:cstheme="majorBidi" w:hint="eastAsia"/>
+          <w:bCs/>
+          <w:w w:val="90"/>
+          <w:sz w:val="26"/>
+          <w:szCs w:val="26"/>
+        </w:rPr>
+        <w:t>祂</w:t>
+      </w:r>
+      <w:proofErr w:type="gramEnd"/>
+      <w:r>
+        <w:rPr>
+          <w:rFonts w:asciiTheme="majorBidi" w:eastAsia="標楷體" w:hAnsiTheme="majorBidi" w:cstheme="majorBidi" w:hint="eastAsia"/>
+          <w:bCs/>
+          <w:w w:val="90"/>
+          <w:sz w:val="26"/>
+          <w:szCs w:val="26"/>
+        </w:rPr>
+        <w:t>作我的光。</w:t>
+      </w:r>
+    </w:p>
+    <w:p>
+      <w:pPr>
+        <w:snapToGrid w:val="0"/>
+        <w:spacing w:line="300" w:lineRule="exact"/>
+        <w:rPr>
+          <w:rFonts w:asciiTheme="majorBidi" w:eastAsia="標楷體" w:hAnsiTheme="majorBidi" w:cstheme="majorBidi"/>
+          <w:bCs/>
+          <w:w w:val="90"/>
+          <w:sz w:val="26"/>
+          <w:szCs w:val="26"/>
+        </w:rPr>
+      </w:pPr>
+    </w:p>
+    <w:p>
+      <w:pPr>
+        <w:snapToGrid w:val="0"/>
+        <w:spacing w:line="300" w:lineRule="exact"/>
+        <w:rPr>
+          <w:rFonts w:asciiTheme="majorBidi" w:eastAsia="標楷體" w:hAnsiTheme="majorBidi" w:cstheme="majorBidi" w:hint="eastAsia"/>
+          <w:bCs/>
+          <w:w w:val="90"/>
+          <w:sz w:val="26"/>
+          <w:szCs w:val="26"/>
+        </w:rPr>
+      </w:pPr>
+      <w:proofErr w:type="gramStart"/>
+      <w:r>
+        <w:rPr>
+          <w:rFonts w:asciiTheme="majorBidi" w:eastAsia="標楷體" w:hAnsiTheme="majorBidi" w:cstheme="majorBidi" w:hint="eastAsia"/>
+          <w:bCs/>
+          <w:w w:val="90"/>
+          <w:sz w:val="26"/>
+          <w:szCs w:val="26"/>
+        </w:rPr>
+        <w:t>祂欲導</w:t>
+      </w:r>
+      <w:proofErr w:type="gramEnd"/>
+      <w:r>
+        <w:rPr>
+          <w:rFonts w:asciiTheme="majorBidi" w:eastAsia="標楷體" w:hAnsiTheme="majorBidi" w:cstheme="majorBidi" w:hint="eastAsia"/>
+          <w:bCs/>
+          <w:w w:val="90"/>
+          <w:sz w:val="26"/>
+          <w:szCs w:val="26"/>
+        </w:rPr>
+        <w:t>我到光明中，我欲看見</w:t>
+      </w:r>
+      <w:proofErr w:type="gramStart"/>
+      <w:r>
+        <w:rPr>
+          <w:rFonts w:asciiTheme="majorBidi" w:eastAsia="標楷體" w:hAnsiTheme="majorBidi" w:cstheme="majorBidi" w:hint="eastAsia"/>
+          <w:bCs/>
+          <w:w w:val="90"/>
+          <w:sz w:val="26"/>
+          <w:szCs w:val="26"/>
+        </w:rPr>
+        <w:t>祂</w:t>
+      </w:r>
+      <w:proofErr w:type="gramEnd"/>
+      <w:r>
+        <w:rPr>
+          <w:rFonts w:asciiTheme="majorBidi" w:eastAsia="標楷體" w:hAnsiTheme="majorBidi" w:cstheme="majorBidi" w:hint="eastAsia"/>
+          <w:bCs/>
+          <w:w w:val="90"/>
+          <w:sz w:val="26"/>
+          <w:szCs w:val="26"/>
+        </w:rPr>
+        <w:t>的公義</w:t>
+      </w:r>
+      <w:r>
+        <w:rPr>
+          <w:rFonts w:asciiTheme="majorBidi" w:eastAsia="標楷體" w:hAnsiTheme="majorBidi" w:cstheme="majorBidi" w:hint="eastAsia"/>
+          <w:bCs/>
+          <w:w w:val="90"/>
+          <w:sz w:val="26"/>
+          <w:szCs w:val="26"/>
+        </w:rPr>
+        <w:t>。</w:t>
+      </w:r>
+    </w:p>
+    <w:p>
+      <w:pPr>
+        <w:snapToGrid w:val="0"/>
+        <w:spacing w:line="300" w:lineRule="exact"/>
+        <w:rPr>
+          <w:rFonts w:asciiTheme="majorBidi" w:eastAsia="標楷體" w:hAnsiTheme="majorBidi" w:cstheme="majorBidi"/>
+          <w:bCs/>
+          <w:w w:val="90"/>
+          <w:sz w:val="26"/>
+          <w:szCs w:val="26"/>
+        </w:rPr>
+      </w:pPr>
+    </w:p>
+    <w:p>
+      <w:pPr>
+        <w:snapToGrid w:val="0"/>
+        <w:spacing w:line="300" w:lineRule="exact"/>
+        <w:rPr>
+          <w:rFonts w:asciiTheme="majorBidi" w:eastAsia="標楷體" w:hAnsiTheme="majorBidi" w:cstheme="majorBidi"/>
+          <w:bCs/>
+          <w:w w:val="90"/>
+          <w:sz w:val="26"/>
+          <w:szCs w:val="26"/>
+        </w:rPr>
+      </w:pPr>
+      <w:proofErr w:type="gramStart"/>
+      <w:r>
+        <w:rPr>
+          <w:rFonts w:asciiTheme="majorBidi" w:eastAsia="標楷體" w:hAnsiTheme="majorBidi" w:cstheme="majorBidi" w:hint="eastAsia"/>
+          <w:bCs/>
+          <w:w w:val="90"/>
+          <w:sz w:val="26"/>
+          <w:szCs w:val="26"/>
+        </w:rPr>
+        <w:t>祂</w:t>
+      </w:r>
+      <w:proofErr w:type="gramEnd"/>
+      <w:r>
+        <w:rPr>
+          <w:rFonts w:asciiTheme="majorBidi" w:eastAsia="標楷體" w:hAnsiTheme="majorBidi" w:cstheme="majorBidi" w:hint="eastAsia"/>
+          <w:bCs/>
+          <w:w w:val="90"/>
+          <w:sz w:val="26"/>
+          <w:szCs w:val="26"/>
+        </w:rPr>
+        <w:t>要導我到光明中，我要看見</w:t>
+      </w:r>
+      <w:proofErr w:type="gramStart"/>
+      <w:r>
+        <w:rPr>
+          <w:rFonts w:asciiTheme="majorBidi" w:eastAsia="標楷體" w:hAnsiTheme="majorBidi" w:cstheme="majorBidi" w:hint="eastAsia"/>
+          <w:bCs/>
+          <w:w w:val="90"/>
+          <w:sz w:val="26"/>
+          <w:szCs w:val="26"/>
+        </w:rPr>
+        <w:t>祂</w:t>
+      </w:r>
+      <w:proofErr w:type="gramEnd"/>
+      <w:r>
+        <w:rPr>
+          <w:rFonts w:asciiTheme="majorBidi" w:eastAsia="標楷體" w:hAnsiTheme="majorBidi" w:cstheme="majorBidi" w:hint="eastAsia"/>
+          <w:bCs/>
+          <w:w w:val="90"/>
+          <w:sz w:val="26"/>
+          <w:szCs w:val="26"/>
+        </w:rPr>
+        <w:t>的公義。</w:t>
+      </w:r>
     </w:p>
     <w:p>
       <w:pPr>
@@ -3478,7 +4195,47 @@
                                   <w:w w:val="90"/>
                                   <w:szCs w:val="24"/>
                                 </w:rPr>
-                                <w:t>我們因信主耶穌基督而蒙　神國福音的恩典，成為基督的肢體，並按主的命令彼此相愛。因此我們奉獻自己成為基督的教會的事奉者，用彼此事奉、彼此順服、彼此成全，和彼此學習的心，效法基督成為服事人的僕人。將服事會眾的事看為優先，以服事會眾來服事　神。使我們與我們得救的身分相稱。</w:t>
+                                <w:t>我們因信主耶穌基督而蒙　神國福音的恩典，成為基督的肢體，並按主的命令彼此相愛。因此我們奉獻自己成為基督的教會的</w:t>
+                              </w:r>
+                              <w:proofErr w:type="gramStart"/>
+                              <w:r>
+                                <w:rPr>
+                                  <w:rFonts w:ascii="文鼎粗魏碑" w:eastAsia="文鼎粗魏碑" w:cstheme="minorHAnsi" w:hint="eastAsia"/>
+                                  <w:color w:val="0D0D0D" w:themeColor="text1" w:themeTint="F2"/>
+                                  <w:w w:val="90"/>
+                                  <w:szCs w:val="24"/>
+                                </w:rPr>
+                                <w:t>事奉者</w:t>
+                              </w:r>
+                              <w:proofErr w:type="gramEnd"/>
+                              <w:r>
+                                <w:rPr>
+                                  <w:rFonts w:ascii="文鼎粗魏碑" w:eastAsia="文鼎粗魏碑" w:cstheme="minorHAnsi" w:hint="eastAsia"/>
+                                  <w:color w:val="0D0D0D" w:themeColor="text1" w:themeTint="F2"/>
+                                  <w:w w:val="90"/>
+                                  <w:szCs w:val="24"/>
+                                </w:rPr>
+                                <w:t>，用彼此事奉、彼此順服、彼此成全，和彼此學習的心，效法基督成為服事人的僕人。將服事會眾的事看為優先，以服事</w:t>
+                              </w:r>
+                              <w:proofErr w:type="gramStart"/>
+                              <w:r>
+                                <w:rPr>
+                                  <w:rFonts w:ascii="文鼎粗魏碑" w:eastAsia="文鼎粗魏碑" w:cstheme="minorHAnsi" w:hint="eastAsia"/>
+                                  <w:color w:val="0D0D0D" w:themeColor="text1" w:themeTint="F2"/>
+                                  <w:w w:val="90"/>
+                                  <w:szCs w:val="24"/>
+                                </w:rPr>
+                                <w:t>會眾來服事</w:t>
+                              </w:r>
+                              <w:proofErr w:type="gramEnd"/>
+                              <w:r>
+                                <w:rPr>
+                                  <w:rFonts w:ascii="文鼎粗魏碑" w:eastAsia="文鼎粗魏碑" w:cstheme="minorHAnsi" w:hint="eastAsia"/>
+                                  <w:color w:val="0D0D0D" w:themeColor="text1" w:themeTint="F2"/>
+                                  <w:w w:val="90"/>
+                                  <w:szCs w:val="24"/>
+                                </w:rPr>
+                                <w:t xml:space="preserve">　神。使我們與我們得救的身分相稱。</w:t>
                               </w:r>
                             </w:p>
                           </w:txbxContent>
@@ -3572,7 +4329,47 @@
                             <w:w w:val="90"/>
                             <w:szCs w:val="24"/>
                           </w:rPr>
-                          <w:t>我們因信主耶穌基督而蒙　神國福音的恩典，成為基督的肢體，並按主的命令彼此相愛。因此我們奉獻自己成為基督的教會的事奉者，用彼此事奉、彼此順服、彼此成全，和彼此學習的心，效法基督成為服事人的僕人。將服事會眾的事看為優先，以服事會眾來服事　神。使我們與我們得救的身分相稱。</w:t>
+                          <w:t>我們因信主耶穌基督而蒙　神國福音的恩典，成為基督的肢體，並按主的命令彼此相愛。因此我們奉獻自己成為基督的教會的</w:t>
+                        </w:r>
+                        <w:proofErr w:type="gramStart"/>
+                        <w:r>
+                          <w:rPr>
+                            <w:rFonts w:ascii="文鼎粗魏碑" w:eastAsia="文鼎粗魏碑" w:cstheme="minorHAnsi" w:hint="eastAsia"/>
+                            <w:color w:val="0D0D0D" w:themeColor="text1" w:themeTint="F2"/>
+                            <w:w w:val="90"/>
+                            <w:szCs w:val="24"/>
+                          </w:rPr>
+                          <w:t>事奉者</w:t>
+                        </w:r>
+                        <w:proofErr w:type="gramEnd"/>
+                        <w:r>
+                          <w:rPr>
+                            <w:rFonts w:ascii="文鼎粗魏碑" w:eastAsia="文鼎粗魏碑" w:cstheme="minorHAnsi" w:hint="eastAsia"/>
+                            <w:color w:val="0D0D0D" w:themeColor="text1" w:themeTint="F2"/>
+                            <w:w w:val="90"/>
+                            <w:szCs w:val="24"/>
+                          </w:rPr>
+                          <w:t>，用彼此事奉、彼此順服、彼此成全，和彼此學習的心，效法基督成為服事人的僕人。將服事會眾的事看為優先，以服事</w:t>
+                        </w:r>
+                        <w:proofErr w:type="gramStart"/>
+                        <w:r>
+                          <w:rPr>
+                            <w:rFonts w:ascii="文鼎粗魏碑" w:eastAsia="文鼎粗魏碑" w:cstheme="minorHAnsi" w:hint="eastAsia"/>
+                            <w:color w:val="0D0D0D" w:themeColor="text1" w:themeTint="F2"/>
+                            <w:w w:val="90"/>
+                            <w:szCs w:val="24"/>
+                          </w:rPr>
+                          <w:t>會眾來服事</w:t>
+                        </w:r>
+                        <w:proofErr w:type="gramEnd"/>
+                        <w:r>
+                          <w:rPr>
+                            <w:rFonts w:ascii="文鼎粗魏碑" w:eastAsia="文鼎粗魏碑" w:cstheme="minorHAnsi" w:hint="eastAsia"/>
+                            <w:color w:val="0D0D0D" w:themeColor="text1" w:themeTint="F2"/>
+                            <w:w w:val="90"/>
+                            <w:szCs w:val="24"/>
+                          </w:rPr>
+                          <w:t xml:space="preserve">　神。使我們與我們得救的身分相稱。</w:t>
                         </w:r>
                       </w:p>
                     </w:txbxContent>
@@ -3590,7 +4387,7 @@
           <w:lang w:bidi="he-IL"/>
         </w:rPr>
         <w:drawing>
-          <wp:anchor distT="0" distB="0" distL="114300" distR="114300" simplePos="0" relativeHeight="251659776" behindDoc="0" locked="0" layoutInCell="1" allowOverlap="1" wp14:anchorId="0030E694" wp14:editId="0E722C19">
+          <wp:anchor distT="0" distB="0" distL="114300" distR="114300" simplePos="0" relativeHeight="251659776" behindDoc="0" locked="0" layoutInCell="1" allowOverlap="1" wp14:anchorId="0030E694" wp14:editId="709802A2">
             <wp:simplePos x="0" y="0"/>
             <wp:positionH relativeFrom="column">
               <wp:posOffset>2160905</wp:posOffset>
@@ -3798,6 +4595,7 @@
                                 </w:rPr>
                                 <w:t>聚會時間表</w:t>
                               </w:r>
+                              <w:proofErr w:type="gramStart"/>
                               <w:r>
                                 <w:rPr>
                                   <w:rFonts w:ascii="Barlow Condensed Medium" w:eastAsia="華康正顏楷體W9" w:hAnsi="Barlow Condensed Medium" w:cstheme="minorHAnsi" w:hint="eastAsia"/>
@@ -3807,6 +4605,7 @@
                                 </w:rPr>
                                 <w:t>》</w:t>
                               </w:r>
+                              <w:proofErr w:type="gramEnd"/>
                             </w:p>
                             <w:tbl>
                               <w:tblPr>
@@ -4580,6 +5379,7 @@
                                         <w:szCs w:val="26"/>
                                       </w:rPr>
                                     </w:pPr>
+                                    <w:proofErr w:type="gramStart"/>
                                     <w:r>
                                       <w:rPr>
                                         <w:rFonts w:ascii="Barlow Condensed Medium" w:eastAsia="標楷體" w:hAnsi="Barlow Condensed Medium" w:hint="eastAsia"/>
@@ -4590,6 +5390,7 @@
                                       </w:rPr>
                                       <w:t>拿細耳</w:t>
                                     </w:r>
+                                    <w:proofErr w:type="gramEnd"/>
                                     <w:r>
                                       <w:rPr>
                                         <w:rFonts w:ascii="Barlow Condensed Medium" w:eastAsia="標楷體" w:hAnsi="Barlow Condensed Medium" w:hint="eastAsia"/>
@@ -4743,6 +5544,7 @@
                                         <w:szCs w:val="26"/>
                                       </w:rPr>
                                     </w:pPr>
+                                    <w:proofErr w:type="gramStart"/>
                                     <w:r>
                                       <w:rPr>
                                         <w:rFonts w:ascii="Barlow Condensed Medium" w:eastAsia="標楷體" w:hAnsi="Barlow Condensed Medium" w:hint="eastAsia"/>
@@ -4753,6 +5555,7 @@
                                       </w:rPr>
                                       <w:t>社青小組</w:t>
                                     </w:r>
+                                    <w:proofErr w:type="gramEnd"/>
                                   </w:p>
                                 </w:tc>
                                 <w:tc>
@@ -4946,6 +5749,7 @@
                                         <w:szCs w:val="26"/>
                                       </w:rPr>
                                     </w:pPr>
+                                    <w:proofErr w:type="gramStart"/>
                                     <w:r>
                                       <w:rPr>
                                         <w:rFonts w:ascii="Barlow Condensed Medium" w:eastAsia="標楷體" w:hAnsi="Barlow Condensed Medium"/>
@@ -4956,6 +5760,7 @@
                                       </w:rPr>
                                       <w:t>明憲家</w:t>
                                     </w:r>
+                                    <w:proofErr w:type="gramEnd"/>
                                   </w:p>
                                 </w:tc>
                               </w:tr>
@@ -5556,6 +6361,7 @@
                           </w:rPr>
                           <w:t>聚會時間表</w:t>
                         </w:r>
+                        <w:proofErr w:type="gramStart"/>
                         <w:r>
                           <w:rPr>
                             <w:rFonts w:ascii="Barlow Condensed Medium" w:eastAsia="華康正顏楷體W9" w:hAnsi="Barlow Condensed Medium" w:cstheme="minorHAnsi" w:hint="eastAsia"/>
@@ -5565,6 +6371,7 @@
                           </w:rPr>
                           <w:t>》</w:t>
                         </w:r>
+                        <w:proofErr w:type="gramEnd"/>
                       </w:p>
                       <w:tbl>
                         <w:tblPr>
@@ -6338,6 +7145,7 @@
                                   <w:szCs w:val="26"/>
                                 </w:rPr>
                               </w:pPr>
+                              <w:proofErr w:type="gramStart"/>
                               <w:r>
                                 <w:rPr>
                                   <w:rFonts w:ascii="Barlow Condensed Medium" w:eastAsia="標楷體" w:hAnsi="Barlow Condensed Medium" w:hint="eastAsia"/>
@@ -6348,6 +7156,7 @@
                                 </w:rPr>
                                 <w:t>拿細耳</w:t>
                               </w:r>
+                              <w:proofErr w:type="gramEnd"/>
                               <w:r>
                                 <w:rPr>
                                   <w:rFonts w:ascii="Barlow Condensed Medium" w:eastAsia="標楷體" w:hAnsi="Barlow Condensed Medium" w:hint="eastAsia"/>
@@ -6501,6 +7310,7 @@
                                   <w:szCs w:val="26"/>
                                 </w:rPr>
                               </w:pPr>
+                              <w:proofErr w:type="gramStart"/>
                               <w:r>
                                 <w:rPr>
                                   <w:rFonts w:ascii="Barlow Condensed Medium" w:eastAsia="標楷體" w:hAnsi="Barlow Condensed Medium" w:hint="eastAsia"/>
@@ -6511,6 +7321,7 @@
                                 </w:rPr>
                                 <w:t>社青小組</w:t>
                               </w:r>
+                              <w:proofErr w:type="gramEnd"/>
                             </w:p>
                           </w:tc>
                           <w:tc>
@@ -6704,6 +7515,7 @@
                                   <w:szCs w:val="26"/>
                                 </w:rPr>
                               </w:pPr>
+                              <w:proofErr w:type="gramStart"/>
                               <w:r>
                                 <w:rPr>
                                   <w:rFonts w:ascii="Barlow Condensed Medium" w:eastAsia="標楷體" w:hAnsi="Barlow Condensed Medium"/>
@@ -6714,6 +7526,7 @@
                                 </w:rPr>
                                 <w:t>明憲家</w:t>
                               </w:r>
+                              <w:proofErr w:type="gramEnd"/>
                             </w:p>
                           </w:tc>
                         </w:tr>
@@ -7673,7 +8486,29 @@
                                         <w:sz w:val="26"/>
                                         <w:szCs w:val="26"/>
                                       </w:rPr>
-                                      <w:t>凡投靠祂的</w:t>
+                                      <w:t>凡投靠</w:t>
+                                    </w:r>
+                                    <w:proofErr w:type="gramStart"/>
+                                    <w:r>
+                                      <w:rPr>
+                                        <w:rFonts w:ascii="Barlow Condensed Medium" w:eastAsia="華康儷楷書" w:hAnsi="Barlow Condensed Medium" w:cs="華康儷楷書" w:hint="eastAsia"/>
+                                        <w:color w:val="000000" w:themeColor="text1"/>
+                                        <w:w w:val="75"/>
+                                        <w:sz w:val="26"/>
+                                        <w:szCs w:val="26"/>
+                                      </w:rPr>
+                                      <w:t>祂</w:t>
+                                    </w:r>
+                                    <w:proofErr w:type="gramEnd"/>
+                                    <w:r>
+                                      <w:rPr>
+                                        <w:rFonts w:ascii="Barlow Condensed Medium" w:eastAsia="華康儷楷書" w:hAnsi="Barlow Condensed Medium" w:cs="華康儷楷書" w:hint="eastAsia"/>
+                                        <w:color w:val="000000" w:themeColor="text1"/>
+                                        <w:w w:val="75"/>
+                                        <w:sz w:val="26"/>
+                                        <w:szCs w:val="26"/>
+                                      </w:rPr>
+                                      <w:t>的</w:t>
                                     </w:r>
                                   </w:p>
                                 </w:tc>
@@ -8025,6 +8860,7 @@
                                         <w:szCs w:val="26"/>
                                       </w:rPr>
                                     </w:pPr>
+                                    <w:proofErr w:type="gramStart"/>
                                     <w:r>
                                       <w:rPr>
                                         <w:rFonts w:ascii="Barlow Condensed Medium" w:eastAsia="華康中黑體" w:hAnsi="Barlow Condensed Medium" w:hint="eastAsia"/>
@@ -8034,6 +8870,7 @@
                                       </w:rPr>
                                       <w:t>啟應</w:t>
                                     </w:r>
+                                    <w:proofErr w:type="gramEnd"/>
                                     <w:r>
                                       <w:rPr>
                                         <w:rFonts w:ascii="Barlow Condensed Medium" w:eastAsia="華康中黑體" w:hAnsi="Barlow Condensed Medium" w:hint="eastAsia"/>
@@ -8595,7 +9432,29 @@
                                   <w:sz w:val="26"/>
                                   <w:szCs w:val="26"/>
                                 </w:rPr>
-                                <w:t>凡投靠祂的</w:t>
+                                <w:t>凡投靠</w:t>
+                              </w:r>
+                              <w:proofErr w:type="gramStart"/>
+                              <w:r>
+                                <w:rPr>
+                                  <w:rFonts w:ascii="Barlow Condensed Medium" w:eastAsia="華康儷楷書" w:hAnsi="Barlow Condensed Medium" w:cs="華康儷楷書" w:hint="eastAsia"/>
+                                  <w:color w:val="000000" w:themeColor="text1"/>
+                                  <w:w w:val="75"/>
+                                  <w:sz w:val="26"/>
+                                  <w:szCs w:val="26"/>
+                                </w:rPr>
+                                <w:t>祂</w:t>
+                              </w:r>
+                              <w:proofErr w:type="gramEnd"/>
+                              <w:r>
+                                <w:rPr>
+                                  <w:rFonts w:ascii="Barlow Condensed Medium" w:eastAsia="華康儷楷書" w:hAnsi="Barlow Condensed Medium" w:cs="華康儷楷書" w:hint="eastAsia"/>
+                                  <w:color w:val="000000" w:themeColor="text1"/>
+                                  <w:w w:val="75"/>
+                                  <w:sz w:val="26"/>
+                                  <w:szCs w:val="26"/>
+                                </w:rPr>
+                                <w:t>的</w:t>
                               </w:r>
                             </w:p>
                           </w:tc>
@@ -8947,6 +9806,7 @@
                                   <w:szCs w:val="26"/>
                                 </w:rPr>
                               </w:pPr>
+                              <w:proofErr w:type="gramStart"/>
                               <w:r>
                                 <w:rPr>
                                   <w:rFonts w:ascii="Barlow Condensed Medium" w:eastAsia="華康中黑體" w:hAnsi="Barlow Condensed Medium" w:hint="eastAsia"/>
@@ -8956,6 +9816,7 @@
                                 </w:rPr>
                                 <w:t>啟應</w:t>
                               </w:r>
+                              <w:proofErr w:type="gramEnd"/>
                               <w:r>
                                 <w:rPr>
                                   <w:rFonts w:ascii="Barlow Condensed Medium" w:eastAsia="華康中黑體" w:hAnsi="Barlow Condensed Medium" w:hint="eastAsia"/>
@@ -10128,6 +10989,7 @@
         </w:rPr>
         <w:t xml:space="preserve">       </w:t>
       </w:r>
+      <w:proofErr w:type="gramStart"/>
       <w:r>
         <w:rPr>
           <w:rFonts w:ascii="Barlow Condensed Medium" w:eastAsia="華康中圓體" w:hAnsi="Barlow Condensed Medium"/>
@@ -10135,6 +10997,7 @@
         </w:rPr>
         <w:t>主堂</w:t>
       </w:r>
+      <w:proofErr w:type="gramEnd"/>
       <w:r>
         <w:rPr>
           <w:rFonts w:ascii="Barlow Condensed Medium" w:eastAsia="華康中圓體" w:hAnsi="Barlow Condensed Medium"/>
@@ -10279,6 +11142,7 @@
                                 <w:sz w:val="22"/>
                               </w:rPr>
                             </w:pPr>
+                            <w:proofErr w:type="gramStart"/>
                             <w:r>
                               <w:rPr>
                                 <w:rFonts w:ascii="Barlow Condensed Medium" w:eastAsia="華康儷中黑" w:hAnsi="Barlow Condensed Medium"/>
@@ -10286,6 +11150,7 @@
                               </w:rPr>
                               <w:t>教會臉書</w:t>
                             </w:r>
+                            <w:proofErr w:type="gramEnd"/>
                             <w:r>
                               <w:rPr>
                                 <w:rFonts w:ascii="Barlow Condensed Medium" w:eastAsia="華康儷中黑" w:hAnsi="Barlow Condensed Medium"/>
@@ -10339,6 +11204,7 @@
                           <w:sz w:val="22"/>
                         </w:rPr>
                       </w:pPr>
+                      <w:proofErr w:type="gramStart"/>
                       <w:r>
                         <w:rPr>
                           <w:rFonts w:ascii="Barlow Condensed Medium" w:eastAsia="華康儷中黑" w:hAnsi="Barlow Condensed Medium"/>
@@ -10346,6 +11212,7 @@
                         </w:rPr>
                         <w:t>教會臉書</w:t>
                       </w:r>
+                      <w:proofErr w:type="gramEnd"/>
                       <w:r>
                         <w:rPr>
                           <w:rFonts w:ascii="Barlow Condensed Medium" w:eastAsia="華康儷中黑" w:hAnsi="Barlow Condensed Medium"/>
@@ -11228,7 +12095,15 @@
                                       <w:color w:val="FFFFFF"/>
                                       <w:w w:val="66"/>
                                     </w:rPr>
-                                    <w:t>恭候　神的話</w:t>
+                                    <w:t xml:space="preserve">恭候　</w:t>
+                                  </w:r>
+                                  <w:r>
+                                    <w:rPr>
+                                      <w:rFonts w:ascii="華康儷中黑" w:eastAsia="華康儷中黑" w:hAnsi="Calibri" w:cs="Arial" w:hint="eastAsia"/>
+                                      <w:color w:val="FFFFFF"/>
+                                      <w:w w:val="66"/>
+                                    </w:rPr>
+                                    <w:t>神的話</w:t>
                                   </w:r>
                                 </w:p>
                               </w:txbxContent>
@@ -11273,7 +12148,15 @@
                                 <w:color w:val="FFFFFF"/>
                                 <w:w w:val="66"/>
                               </w:rPr>
-                              <w:t>恭候　神的話</w:t>
+                              <w:t xml:space="preserve">恭候　</w:t>
+                            </w:r>
+                            <w:r>
+                              <w:rPr>
+                                <w:rFonts w:ascii="華康儷中黑" w:eastAsia="華康儷中黑" w:hAnsi="Calibri" w:cs="Arial" w:hint="eastAsia"/>
+                                <w:color w:val="FFFFFF"/>
+                                <w:w w:val="66"/>
+                              </w:rPr>
+                              <w:t>神的話</w:t>
                             </w:r>
                           </w:p>
                         </w:txbxContent>
@@ -11311,6 +12194,7 @@
                 <w:szCs w:val="20"/>
               </w:rPr>
             </w:pPr>
+            <w:proofErr w:type="gramStart"/>
             <w:r>
               <w:rPr>
                 <w:rFonts w:eastAsia="華康儷中黑" w:cstheme="minorHAnsi"/>
@@ -11321,6 +12205,7 @@
               </w:rPr>
               <w:t>序樂</w:t>
             </w:r>
+            <w:proofErr w:type="gramEnd"/>
           </w:p>
         </w:tc>
         <w:tc>
@@ -11456,6 +12341,7 @@
                 <w:szCs w:val="20"/>
               </w:rPr>
             </w:pPr>
+            <w:proofErr w:type="gramStart"/>
             <w:r>
               <w:rPr>
                 <w:rFonts w:eastAsia="華康儷中黑" w:cstheme="minorHAnsi"/>
@@ -11466,6 +12352,7 @@
               </w:rPr>
               <w:t>宣召</w:t>
             </w:r>
+            <w:proofErr w:type="gramEnd"/>
           </w:p>
         </w:tc>
         <w:tc>
@@ -11921,6 +12808,7 @@
                 <w:szCs w:val="20"/>
               </w:rPr>
             </w:pPr>
+            <w:proofErr w:type="gramStart"/>
             <w:r>
               <w:rPr>
                 <w:rFonts w:eastAsia="華康儷中黑" w:cstheme="minorHAnsi"/>
@@ -11931,6 +12819,7 @@
               </w:rPr>
               <w:t>啟應文</w:t>
             </w:r>
+            <w:proofErr w:type="gramEnd"/>
           </w:p>
         </w:tc>
         <w:tc>
@@ -14047,6 +14936,7 @@
                 <w:szCs w:val="20"/>
               </w:rPr>
             </w:pPr>
+            <w:proofErr w:type="gramStart"/>
             <w:r>
               <w:rPr>
                 <w:rFonts w:eastAsia="華康儷中黑" w:cstheme="minorHAnsi" w:hint="eastAsia"/>
@@ -14057,6 +14947,7 @@
               </w:rPr>
               <w:t>公禱</w:t>
             </w:r>
+            <w:proofErr w:type="gramEnd"/>
           </w:p>
         </w:tc>
         <w:tc>
@@ -14192,6 +15083,7 @@
                 <w:szCs w:val="20"/>
               </w:rPr>
             </w:pPr>
+            <w:proofErr w:type="gramStart"/>
             <w:r>
               <w:rPr>
                 <w:rFonts w:eastAsia="華康儷中黑" w:cstheme="minorHAnsi"/>
@@ -14202,6 +15094,7 @@
               </w:rPr>
               <w:t>頌榮</w:t>
             </w:r>
+            <w:proofErr w:type="gramEnd"/>
           </w:p>
         </w:tc>
         <w:tc>
@@ -14424,6 +15317,7 @@
               </w:rPr>
               <w:t xml:space="preserve">: </w:t>
             </w:r>
+            <w:proofErr w:type="gramStart"/>
             <w:r>
               <w:rPr>
                 <w:rFonts w:ascii="Bahnschrift SemiBold Condensed" w:eastAsia="標楷體" w:hAnsi="Bahnschrift SemiBold Condensed" w:cstheme="minorHAnsi" w:hint="eastAsia"/>
@@ -14433,6 +15327,7 @@
               </w:rPr>
               <w:t>阿們頌</w:t>
             </w:r>
+            <w:proofErr w:type="gramEnd"/>
           </w:p>
         </w:tc>
         <w:tc>
@@ -14529,6 +15424,7 @@
                 <w:szCs w:val="20"/>
               </w:rPr>
             </w:pPr>
+            <w:proofErr w:type="gramStart"/>
             <w:r>
               <w:rPr>
                 <w:rFonts w:eastAsia="華康儷中黑" w:cstheme="minorHAnsi" w:hint="eastAsia"/>
@@ -14539,6 +15435,7 @@
               </w:rPr>
               <w:t>殿樂</w:t>
             </w:r>
+            <w:proofErr w:type="gramEnd"/>
           </w:p>
         </w:tc>
         <w:tc>
@@ -15064,7 +15961,7 @@
           </mc:Choice>
           <mc:Fallback>
             <w:pict>
-              <v:line w14:anchorId="1917B61B" id="直線接點 2" o:spid="_x0000_s1026" style="position:absolute;z-index:251653632;visibility:visible;mso-wrap-style:square;mso-height-percent:0;mso-wrap-distance-left:9pt;mso-wrap-distance-top:0;mso-wrap-distance-right:9pt;mso-wrap-distance-bottom:0;mso-position-horizontal:absolute;mso-position-horizontal-relative:page;mso-position-vertical:absolute;mso-position-vertical-relative:page;mso-height-percent:0;mso-height-relative:margin" from="687.75pt,19.85pt" to="687.75pt,709.8pt" o:gfxdata="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" strokecolor="black [3213]" strokeweight=".5pt">
+              <v:line w14:anchorId="135CBF34" id="直線接點 2" o:spid="_x0000_s1026" style="position:absolute;z-index:251653632;visibility:visible;mso-wrap-style:square;mso-height-percent:0;mso-wrap-distance-left:9pt;mso-wrap-distance-top:0;mso-wrap-distance-right:9pt;mso-wrap-distance-bottom:0;mso-position-horizontal:absolute;mso-position-horizontal-relative:page;mso-position-vertical:absolute;mso-position-vertical-relative:page;mso-height-percent:0;mso-height-relative:margin" from="687.75pt,19.85pt" to="687.75pt,709.8pt" o:gfxdata="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" strokecolor="black [3213]" strokeweight=".5pt">
                 <v:stroke dashstyle="3 1" joinstyle="miter"/>
                 <w10:wrap anchorx="page" anchory="page"/>
               </v:line>
@@ -15201,8 +16098,9 @@
           <w:sz w:val="26"/>
           <w:szCs w:val="26"/>
         </w:rPr>
-        <w:t>願歹人的歹到遮息(chia-soah)！義人你互伊徛在！因為公義的上帝鑑察人的心腸</w:t>
-      </w:r>
+        <w:t>願歹人的</w:t>
+      </w:r>
+      <w:proofErr w:type="gramStart"/>
       <w:r>
         <w:rPr>
           <w:rFonts w:ascii="標楷體" w:eastAsia="標楷體" w:hAnsi="標楷體" w:cs="Arial" w:hint="eastAsia"/>
@@ -15210,8 +16108,101 @@
           <w:sz w:val="26"/>
           <w:szCs w:val="26"/>
         </w:rPr>
+        <w:t>歹到遮息</w:t>
+      </w:r>
+      <w:proofErr w:type="gramEnd"/>
+      <w:r>
+        <w:rPr>
+          <w:rFonts w:ascii="標楷體" w:eastAsia="標楷體" w:hAnsi="標楷體" w:cs="Arial" w:hint="eastAsia"/>
+          <w:w w:val="80"/>
+          <w:sz w:val="26"/>
+          <w:szCs w:val="26"/>
+        </w:rPr>
+        <w:t>(chia-</w:t>
+      </w:r>
+      <w:proofErr w:type="spellStart"/>
+      <w:r>
+        <w:rPr>
+          <w:rFonts w:ascii="標楷體" w:eastAsia="標楷體" w:hAnsi="標楷體" w:cs="Arial" w:hint="eastAsia"/>
+          <w:w w:val="80"/>
+          <w:sz w:val="26"/>
+          <w:szCs w:val="26"/>
+        </w:rPr>
+        <w:t>soah</w:t>
+      </w:r>
+      <w:proofErr w:type="spellEnd"/>
+      <w:r>
+        <w:rPr>
+          <w:rFonts w:ascii="標楷體" w:eastAsia="標楷體" w:hAnsi="標楷體" w:cs="Arial" w:hint="eastAsia"/>
+          <w:w w:val="80"/>
+          <w:sz w:val="26"/>
+          <w:szCs w:val="26"/>
+        </w:rPr>
+        <w:t>)！義人你互伊</w:t>
+      </w:r>
+      <w:proofErr w:type="gramStart"/>
+      <w:r>
+        <w:rPr>
+          <w:rFonts w:ascii="標楷體" w:eastAsia="標楷體" w:hAnsi="標楷體" w:cs="Arial" w:hint="eastAsia"/>
+          <w:w w:val="80"/>
+          <w:sz w:val="26"/>
+          <w:szCs w:val="26"/>
+        </w:rPr>
+        <w:t>徛</w:t>
+      </w:r>
+      <w:proofErr w:type="gramEnd"/>
+      <w:r>
+        <w:rPr>
+          <w:rFonts w:ascii="標楷體" w:eastAsia="標楷體" w:hAnsi="標楷體" w:cs="Arial" w:hint="eastAsia"/>
+          <w:w w:val="80"/>
+          <w:sz w:val="26"/>
+          <w:szCs w:val="26"/>
+        </w:rPr>
+        <w:t>在！因為公義的上帝</w:t>
+      </w:r>
+      <w:proofErr w:type="gramStart"/>
+      <w:r>
+        <w:rPr>
+          <w:rFonts w:ascii="標楷體" w:eastAsia="標楷體" w:hAnsi="標楷體" w:cs="Arial" w:hint="eastAsia"/>
+          <w:w w:val="80"/>
+          <w:sz w:val="26"/>
+          <w:szCs w:val="26"/>
+        </w:rPr>
+        <w:t>鑑察人</w:t>
+      </w:r>
+      <w:proofErr w:type="gramEnd"/>
+      <w:r>
+        <w:rPr>
+          <w:rFonts w:ascii="標楷體" w:eastAsia="標楷體" w:hAnsi="標楷體" w:cs="Arial" w:hint="eastAsia"/>
+          <w:w w:val="80"/>
+          <w:sz w:val="26"/>
+          <w:szCs w:val="26"/>
+        </w:rPr>
+        <w:t>的心腸</w:t>
+      </w:r>
+      <w:r>
+        <w:rPr>
+          <w:rFonts w:ascii="標楷體" w:eastAsia="標楷體" w:hAnsi="標楷體" w:cs="Arial" w:hint="eastAsia"/>
+          <w:w w:val="80"/>
+          <w:sz w:val="26"/>
+          <w:szCs w:val="26"/>
+        </w:rPr>
         <w:t>。</w:t>
       </w:r>
+    </w:p>
+    <w:p>
+      <w:pPr>
+        <w:kinsoku w:val="0"/>
+        <w:snapToGrid w:val="0"/>
+        <w:ind w:left="154" w:hangingChars="74" w:hanging="154"/>
+        <w:jc w:val="both"/>
+        <w:rPr>
+          <w:rFonts w:ascii="標楷體" w:eastAsia="標楷體" w:hAnsi="標楷體" w:cs="Arial" w:hint="eastAsia"/>
+          <w:w w:val="80"/>
+          <w:sz w:val="26"/>
+          <w:szCs w:val="26"/>
+        </w:rPr>
+      </w:pPr>
     </w:p>
     <w:p>
       <w:pPr>
@@ -15277,7 +16268,51 @@
           <w:sz w:val="26"/>
           <w:szCs w:val="26"/>
         </w:rPr>
-        <w:t>願惡人的惡斷絕．願你堅立義人．因為公義的　神察驗人的心腸肺腑</w:t>
+        <w:t>願惡人的惡斷絕．願你</w:t>
+      </w:r>
+      <w:proofErr w:type="gramStart"/>
+      <w:r>
+        <w:rPr>
+          <w:rFonts w:ascii="Calibri" w:eastAsia="華康中黑體" w:hAnsi="Calibri" w:cs="Calibri" w:hint="eastAsia"/>
+          <w:color w:val="000000"/>
+          <w:w w:val="80"/>
+          <w:sz w:val="26"/>
+          <w:szCs w:val="26"/>
+        </w:rPr>
+        <w:t>堅</w:t>
+      </w:r>
+      <w:proofErr w:type="gramEnd"/>
+      <w:r>
+        <w:rPr>
+          <w:rFonts w:ascii="Calibri" w:eastAsia="華康中黑體" w:hAnsi="Calibri" w:cs="Calibri" w:hint="eastAsia"/>
+          <w:color w:val="000000"/>
+          <w:w w:val="80"/>
+          <w:sz w:val="26"/>
+          <w:szCs w:val="26"/>
+        </w:rPr>
+        <w:t xml:space="preserve">立義人．因為公義的　</w:t>
+      </w:r>
+      <w:proofErr w:type="gramStart"/>
+      <w:r>
+        <w:rPr>
+          <w:rFonts w:ascii="Calibri" w:eastAsia="華康中黑體" w:hAnsi="Calibri" w:cs="Calibri" w:hint="eastAsia"/>
+          <w:color w:val="000000"/>
+          <w:w w:val="80"/>
+          <w:sz w:val="26"/>
+          <w:szCs w:val="26"/>
+        </w:rPr>
+        <w:t>神察驗人</w:t>
+      </w:r>
+      <w:proofErr w:type="gramEnd"/>
+      <w:r>
+        <w:rPr>
+          <w:rFonts w:ascii="Calibri" w:eastAsia="華康中黑體" w:hAnsi="Calibri" w:cs="Calibri" w:hint="eastAsia"/>
+          <w:color w:val="000000"/>
+          <w:w w:val="80"/>
+          <w:sz w:val="26"/>
+          <w:szCs w:val="26"/>
+        </w:rPr>
+        <w:t>的心腸肺腑</w:t>
       </w:r>
       <w:r>
         <w:rPr>
@@ -15407,6 +16442,7 @@
                 <w:w w:val="80"/>
               </w:rPr>
             </w:pPr>
+            <w:proofErr w:type="gramStart"/>
             <w:r>
               <w:rPr>
                 <w:rFonts w:ascii="Barlow Condensed Medium" w:eastAsia="華康中黑體" w:hAnsi="Barlow Condensed Medium" w:cstheme="minorHAnsi"/>
@@ -15414,6 +16450,7 @@
               </w:rPr>
               <w:t>主日事奉</w:t>
             </w:r>
+            <w:proofErr w:type="gramEnd"/>
           </w:p>
         </w:tc>
         <w:tc>
@@ -15444,8 +16481,17 @@
                 <w:rFonts w:ascii="Barlow Condensed Medium" w:eastAsia="華康中黑體" w:hAnsi="Barlow Condensed Medium" w:cstheme="minorHAnsi"/>
                 <w:w w:val="66"/>
               </w:rPr>
-              <w:t>本週</w:t>
-            </w:r>
+              <w:t>本</w:t>
+            </w:r>
+            <w:proofErr w:type="gramStart"/>
+            <w:r>
+              <w:rPr>
+                <w:rFonts w:ascii="Barlow Condensed Medium" w:eastAsia="華康中黑體" w:hAnsi="Barlow Condensed Medium" w:cstheme="minorHAnsi"/>
+                <w:w w:val="66"/>
+              </w:rPr>
+              <w:t>週</w:t>
+            </w:r>
+            <w:proofErr w:type="gramEnd"/>
             <w:r>
               <w:rPr>
                 <w:rFonts w:ascii="Barlow Condensed Medium" w:eastAsia="華康儷中黑" w:hAnsi="Barlow Condensed Medium" w:cstheme="minorHAnsi"/>
@@ -15555,8 +16601,17 @@
                 <w:rFonts w:ascii="Barlow Condensed Medium" w:eastAsia="華康中黑體" w:hAnsi="Barlow Condensed Medium" w:cstheme="minorHAnsi"/>
                 <w:w w:val="66"/>
               </w:rPr>
-              <w:t>下週</w:t>
-            </w:r>
+              <w:t>下</w:t>
+            </w:r>
+            <w:proofErr w:type="gramStart"/>
+            <w:r>
+              <w:rPr>
+                <w:rFonts w:ascii="Barlow Condensed Medium" w:eastAsia="華康中黑體" w:hAnsi="Barlow Condensed Medium" w:cstheme="minorHAnsi"/>
+                <w:w w:val="66"/>
+              </w:rPr>
+              <w:t>週</w:t>
+            </w:r>
+            <w:proofErr w:type="gramEnd"/>
             <w:r>
               <w:rPr>
                 <w:rFonts w:ascii="Barlow Condensed Medium" w:eastAsia="華康儷中黑" w:hAnsi="Barlow Condensed Medium" w:cstheme="minorHAnsi"/>
@@ -16005,6 +17060,7 @@
                 <w:szCs w:val="28"/>
               </w:rPr>
             </w:pPr>
+            <w:proofErr w:type="gramStart"/>
             <w:r>
               <w:rPr>
                 <w:rFonts w:ascii="Barlow Condensed Medium" w:eastAsia="華康正顏楷體W9" w:hAnsi="Barlow Condensed Medium" w:cstheme="minorHAnsi"/>
@@ -16014,6 +17070,7 @@
               </w:rPr>
               <w:t>月值月長執</w:t>
             </w:r>
+            <w:proofErr w:type="gramEnd"/>
             <w:r>
               <w:rPr>
                 <w:rFonts w:ascii="Barlow Condensed Medium" w:eastAsia="標楷體" w:hAnsi="Barlow Condensed Medium" w:cstheme="minorHAnsi"/>
@@ -17169,6 +18226,7 @@
                 <w:w w:val="80"/>
               </w:rPr>
             </w:pPr>
+            <w:proofErr w:type="gramStart"/>
             <w:r>
               <w:rPr>
                 <w:rFonts w:ascii="Barlow Condensed Medium" w:eastAsia="華康中黑體" w:hAnsi="Barlow Condensed Medium" w:cstheme="minorHAnsi"/>
@@ -17176,6 +18234,7 @@
               </w:rPr>
               <w:t>司獻</w:t>
             </w:r>
+            <w:proofErr w:type="gramEnd"/>
           </w:p>
         </w:tc>
         <w:tc>
@@ -17766,7 +18825,6 @@
               <w:top w:val="single" w:sz="4" w:space="0" w:color="auto"/>
               <w:bottom w:val="single" w:sz="4" w:space="0" w:color="auto"/>
             </w:tcBorders>
-            <w:shd w:val="clear" w:color="auto" w:fill="auto"/>
             <w:tcMar>
               <w:left w:w="57" w:type="dxa"/>
               <w:right w:w="57" w:type="dxa"/>
@@ -17782,6 +18840,13 @@
                 <w:szCs w:val="24"/>
               </w:rPr>
             </w:pPr>
+            <w:r>
+              <w:rPr>
+                <w:rFonts w:ascii="標楷體" w:eastAsia="標楷體" w:hAnsi="標楷體" w:cstheme="majorBidi" w:hint="eastAsia"/>
+                <w:szCs w:val="24"/>
+              </w:rPr>
+              <w:t>卓滿惠</w:t>
+            </w:r>
           </w:p>
         </w:tc>
         <w:tc>
@@ -17940,7 +19005,6 @@
               <w:top w:val="single" w:sz="4" w:space="0" w:color="auto"/>
               <w:bottom w:val="single" w:sz="4" w:space="0" w:color="auto"/>
             </w:tcBorders>
-            <w:shd w:val="clear" w:color="auto" w:fill="auto"/>
             <w:tcMar>
               <w:left w:w="57" w:type="dxa"/>
               <w:right w:w="57" w:type="dxa"/>
@@ -17956,6 +19020,12 @@
                 <w:szCs w:val="24"/>
               </w:rPr>
             </w:pPr>
+            <w:r>
+              <w:rPr>
+                <w:rFonts w:ascii="標楷體" w:eastAsia="標楷體" w:hAnsi="標楷體" w:hint="eastAsia"/>
+              </w:rPr>
+              <w:t>張淑敏</w:t>
+            </w:r>
           </w:p>
         </w:tc>
         <w:tc>
@@ -18233,11 +19303,9 @@
             <w:tcW w:w="1001" w:type="dxa"/>
             <w:tcBorders>
               <w:top w:val="single" w:sz="4" w:space="0" w:color="auto"/>
-              <w:left w:val="single" w:sz="4" w:space="0" w:color="auto"/>
               <w:bottom w:val="single" w:sz="4" w:space="0" w:color="auto"/>
               <w:right w:val="single" w:sz="4" w:space="0" w:color="auto"/>
             </w:tcBorders>
-            <w:shd w:val="clear" w:color="auto" w:fill="auto"/>
             <w:tcMar>
               <w:left w:w="57" w:type="dxa"/>
               <w:right w:w="57" w:type="dxa"/>
@@ -18253,6 +19321,12 @@
                 <w:szCs w:val="24"/>
               </w:rPr>
             </w:pPr>
+            <w:r>
+              <w:rPr>
+                <w:rFonts w:ascii="標楷體" w:eastAsia="標楷體" w:hAnsi="標楷體" w:hint="eastAsia"/>
+              </w:rPr>
+              <w:t>盧輝昌</w:t>
+            </w:r>
           </w:p>
         </w:tc>
         <w:tc>
@@ -18277,12 +19351,21 @@
                 <w:w w:val="80"/>
               </w:rPr>
             </w:pPr>
+            <w:proofErr w:type="gramStart"/>
             <w:r>
               <w:rPr>
                 <w:rFonts w:ascii="標楷體" w:eastAsia="標楷體" w:hAnsi="標楷體" w:cs="華康儷楷書" w:hint="eastAsia"/>
                 <w:w w:val="80"/>
               </w:rPr>
-              <w:t>拿細耳小組</w:t>
+              <w:t>拿細耳</w:t>
+            </w:r>
+            <w:proofErr w:type="gramEnd"/>
+            <w:r>
+              <w:rPr>
+                <w:rFonts w:ascii="標楷體" w:eastAsia="標楷體" w:hAnsi="標楷體" w:cs="華康儷楷書" w:hint="eastAsia"/>
+                <w:w w:val="80"/>
+              </w:rPr>
+              <w:t>小組</w:t>
             </w:r>
           </w:p>
         </w:tc>
@@ -18529,6 +19612,12 @@
                 <w:szCs w:val="24"/>
               </w:rPr>
             </w:pPr>
+            <w:r>
+              <w:rPr>
+                <w:rFonts w:ascii="標楷體" w:eastAsia="標楷體" w:hAnsi="標楷體" w:hint="eastAsia"/>
+              </w:rPr>
+              <w:t>葉文蒂</w:t>
+            </w:r>
           </w:p>
         </w:tc>
         <w:tc>
@@ -18795,6 +19884,22 @@
                 <w:szCs w:val="24"/>
               </w:rPr>
             </w:pPr>
+            <w:r>
+              <w:rPr>
+                <w:rFonts w:ascii="標楷體" w:eastAsia="標楷體" w:hAnsi="標楷體" w:hint="eastAsia"/>
+                <w:szCs w:val="24"/>
+              </w:rPr>
+              <w:t>張思</w:t>
+            </w:r>
+            <w:proofErr w:type="gramStart"/>
+            <w:r>
+              <w:rPr>
+                <w:rFonts w:ascii="標楷體" w:eastAsia="標楷體" w:hAnsi="標楷體" w:hint="eastAsia"/>
+                <w:szCs w:val="24"/>
+              </w:rPr>
+              <w:t>婗</w:t>
+            </w:r>
+            <w:proofErr w:type="gramEnd"/>
           </w:p>
         </w:tc>
         <w:tc>
@@ -19872,6 +20977,7 @@
                 <w:szCs w:val="24"/>
               </w:rPr>
             </w:pPr>
+            <w:proofErr w:type="gramStart"/>
             <w:r>
               <w:rPr>
                 <w:rFonts w:ascii="標楷體" w:eastAsia="標楷體" w:hAnsi="標楷體" w:cstheme="majorBidi" w:hint="eastAsia"/>
@@ -19879,6 +20985,7 @@
               </w:rPr>
               <w:t>蔡侑霖</w:t>
             </w:r>
+            <w:proofErr w:type="gramEnd"/>
           </w:p>
         </w:tc>
         <w:tc>
@@ -20144,6 +21251,7 @@
                 <w:w w:val="80"/>
               </w:rPr>
             </w:pPr>
+            <w:proofErr w:type="gramStart"/>
             <w:r>
               <w:rPr>
                 <w:rFonts w:ascii="Barlow Condensed Medium" w:eastAsia="華康中黑體" w:hAnsi="Barlow Condensed Medium" w:cstheme="minorHAnsi" w:hint="eastAsia"/>
@@ -20151,6 +21259,7 @@
               </w:rPr>
               <w:t>愛宴</w:t>
             </w:r>
+            <w:proofErr w:type="gramEnd"/>
           </w:p>
         </w:tc>
         <w:tc>
@@ -20199,6 +21308,7 @@
                 <w:szCs w:val="24"/>
               </w:rPr>
             </w:pPr>
+            <w:proofErr w:type="gramStart"/>
             <w:r>
               <w:rPr>
                 <w:rFonts w:ascii="標楷體" w:eastAsia="標楷體" w:hAnsi="標楷體" w:cs="華康儷楷書" w:hint="eastAsia"/>
@@ -20206,6 +21316,7 @@
               </w:rPr>
               <w:t>游陵珠</w:t>
             </w:r>
+            <w:proofErr w:type="gramEnd"/>
           </w:p>
         </w:tc>
         <w:tc>
@@ -20305,6 +21416,7 @@
                 <w:w w:val="80"/>
               </w:rPr>
             </w:pPr>
+            <w:proofErr w:type="gramStart"/>
             <w:r>
               <w:rPr>
                 <w:rFonts w:ascii="Barlow Condensed Medium" w:eastAsia="華康中黑體" w:hAnsi="Barlow Condensed Medium" w:cstheme="minorHAnsi" w:hint="eastAsia"/>
@@ -20312,6 +21424,7 @@
               </w:rPr>
               <w:t>愛宴清洗</w:t>
             </w:r>
+            <w:proofErr w:type="gramEnd"/>
           </w:p>
         </w:tc>
         <w:tc>
@@ -20964,7 +22077,7 @@
               <w:snapToGrid w:val="0"/>
               <w:ind w:rightChars="-6" w:right="-14"/>
               <w:rPr>
-                <w:rFonts w:ascii="Barlow Condensed Medium" w:eastAsia="華康中黑體" w:hAnsi="Barlow Condensed Medium" w:cs="Times New Roman" w:hint="eastAsia"/>
+                <w:rFonts w:ascii="Barlow Condensed Medium" w:eastAsia="華康中黑體" w:hAnsi="Barlow Condensed Medium" w:cs="Times New Roman"/>
                 <w:w w:val="80"/>
                 <w:szCs w:val="24"/>
               </w:rPr>
@@ -21397,15 +22510,7 @@
                 <w:w w:val="80"/>
                 <w:szCs w:val="24"/>
               </w:rPr>
-              <w:t>5</w:t>
-            </w:r>
-            <w:r>
-              <w:rPr>
-                <w:rFonts w:ascii="Barlow Condensed Medium" w:eastAsia="標楷體" w:hAnsi="Barlow Condensed Medium" w:cstheme="minorHAnsi" w:hint="eastAsia"/>
-                <w:w w:val="80"/>
-                <w:szCs w:val="24"/>
-              </w:rPr>
-              <w:t>,0</w:t>
+              <w:t>5,0</w:t>
             </w:r>
             <w:r>
               <w:rPr>
@@ -21542,7 +22647,7 @@
               <w:snapToGrid w:val="0"/>
               <w:jc w:val="right"/>
               <w:rPr>
-                <w:rFonts w:ascii="Barlow Condensed Medium" w:eastAsia="標楷體" w:hAnsi="Barlow Condensed Medium" w:cstheme="minorHAnsi" w:hint="eastAsia"/>
+                <w:rFonts w:ascii="Barlow Condensed Medium" w:eastAsia="標楷體" w:hAnsi="Barlow Condensed Medium" w:cstheme="minorHAnsi"/>
                 <w:w w:val="80"/>
                 <w:szCs w:val="24"/>
               </w:rPr>
@@ -21563,7 +22668,7 @@
               <w:snapToGrid w:val="0"/>
               <w:ind w:leftChars="-2" w:left="-5" w:rightChars="-3" w:right="-7"/>
               <w:rPr>
-                <w:rFonts w:ascii="Barlow Condensed Medium" w:eastAsia="標楷體" w:hAnsi="Barlow Condensed Medium" w:cstheme="minorHAnsi" w:hint="eastAsia"/>
+                <w:rFonts w:ascii="Barlow Condensed Medium" w:eastAsia="標楷體" w:hAnsi="Barlow Condensed Medium" w:cstheme="minorHAnsi"/>
                 <w:w w:val="80"/>
                 <w:szCs w:val="24"/>
               </w:rPr>
@@ -21777,15 +22882,7 @@
                 <w:w w:val="80"/>
                 <w:szCs w:val="24"/>
               </w:rPr>
-              <w:t>3</w:t>
-            </w:r>
-            <w:r>
-              <w:rPr>
-                <w:rFonts w:ascii="Barlow Condensed Medium" w:eastAsia="標楷體" w:hAnsi="Barlow Condensed Medium" w:cstheme="minorHAnsi" w:hint="eastAsia"/>
-                <w:w w:val="80"/>
-                <w:szCs w:val="24"/>
-              </w:rPr>
-              <w:t>,0</w:t>
+              <w:t>3,0</w:t>
             </w:r>
             <w:r>
               <w:rPr>
@@ -21822,15 +22919,7 @@
                 <w:w w:val="80"/>
                 <w:szCs w:val="24"/>
               </w:rPr>
-              <w:t>3</w:t>
-            </w:r>
-            <w:r>
-              <w:rPr>
-                <w:rFonts w:ascii="Barlow Condensed Medium" w:eastAsia="標楷體" w:hAnsi="Barlow Condensed Medium" w:cstheme="minorHAnsi" w:hint="eastAsia"/>
-                <w:w w:val="80"/>
-                <w:szCs w:val="24"/>
-              </w:rPr>
-              <w:t>3</w:t>
+              <w:t>33</w:t>
             </w:r>
             <w:r>
               <w:rPr>
@@ -21906,23 +22995,7 @@
                 <w:w w:val="80"/>
                 <w:szCs w:val="24"/>
               </w:rPr>
-              <w:t>54</w:t>
-            </w:r>
-            <w:r>
-              <w:rPr>
-                <w:rFonts w:ascii="Barlow Condensed Medium" w:eastAsia="標楷體" w:hAnsi="Barlow Condensed Medium" w:cstheme="minorHAnsi" w:hint="eastAsia"/>
-                <w:w w:val="80"/>
-                <w:szCs w:val="24"/>
-              </w:rPr>
-              <w:t>-</w:t>
-            </w:r>
-            <w:r>
-              <w:rPr>
-                <w:rFonts w:ascii="Barlow Condensed Medium" w:eastAsia="標楷體" w:hAnsi="Barlow Condensed Medium" w:cstheme="minorHAnsi" w:hint="eastAsia"/>
-                <w:w w:val="80"/>
-                <w:szCs w:val="24"/>
-              </w:rPr>
-              <w:t>3</w:t>
+              <w:t>54-3</w:t>
             </w:r>
             <w:r>
               <w:rPr>
@@ -21959,15 +23032,7 @@
                 <w:w w:val="80"/>
                 <w:szCs w:val="24"/>
               </w:rPr>
-              <w:t>1,</w:t>
-            </w:r>
-            <w:r>
-              <w:rPr>
-                <w:rFonts w:ascii="Barlow Condensed Medium" w:eastAsia="標楷體" w:hAnsi="Barlow Condensed Medium" w:cstheme="minorHAnsi" w:hint="eastAsia"/>
-                <w:w w:val="80"/>
-                <w:szCs w:val="24"/>
-              </w:rPr>
-              <w:t>5</w:t>
+              <w:t>1,5</w:t>
             </w:r>
             <w:r>
               <w:rPr>
@@ -22069,23 +23134,7 @@
                 <w:w w:val="80"/>
                 <w:szCs w:val="24"/>
               </w:rPr>
-              <w:t>1</w:t>
-            </w:r>
-            <w:r>
-              <w:rPr>
-                <w:rFonts w:ascii="Barlow Condensed Medium" w:eastAsia="標楷體" w:hAnsi="Barlow Condensed Medium" w:cstheme="minorHAnsi" w:hint="eastAsia"/>
-                <w:w w:val="80"/>
-                <w:szCs w:val="24"/>
-              </w:rPr>
-              <w:t>,</w:t>
-            </w:r>
-            <w:r>
-              <w:rPr>
-                <w:rFonts w:ascii="Barlow Condensed Medium" w:eastAsia="標楷體" w:hAnsi="Barlow Condensed Medium" w:cstheme="minorHAnsi" w:hint="eastAsia"/>
-                <w:w w:val="80"/>
-                <w:szCs w:val="24"/>
-              </w:rPr>
-              <w:t>5</w:t>
+              <w:t>1,5</w:t>
             </w:r>
             <w:r>
               <w:rPr>
@@ -22222,7 +23271,7 @@
               <w:snapToGrid w:val="0"/>
               <w:jc w:val="right"/>
               <w:rPr>
-                <w:rFonts w:ascii="Barlow Condensed Medium" w:eastAsia="標楷體" w:hAnsi="Barlow Condensed Medium" w:cstheme="minorHAnsi" w:hint="eastAsia"/>
+                <w:rFonts w:ascii="Barlow Condensed Medium" w:eastAsia="標楷體" w:hAnsi="Barlow Condensed Medium" w:cstheme="minorHAnsi"/>
                 <w:w w:val="80"/>
                 <w:szCs w:val="24"/>
               </w:rPr>
@@ -22243,7 +23292,7 @@
               <w:snapToGrid w:val="0"/>
               <w:ind w:leftChars="-2" w:left="-5" w:rightChars="-3" w:right="-7"/>
               <w:rPr>
-                <w:rFonts w:ascii="Barlow Condensed Medium" w:eastAsia="標楷體" w:hAnsi="Barlow Condensed Medium" w:cstheme="minorHAnsi" w:hint="eastAsia"/>
+                <w:rFonts w:ascii="Barlow Condensed Medium" w:eastAsia="標楷體" w:hAnsi="Barlow Condensed Medium" w:cstheme="minorHAnsi"/>
                 <w:w w:val="80"/>
                 <w:szCs w:val="24"/>
               </w:rPr>
@@ -23110,7 +24159,7 @@
               <w:snapToGrid w:val="0"/>
               <w:jc w:val="right"/>
               <w:rPr>
-                <w:rFonts w:ascii="Barlow Condensed Medium" w:eastAsia="標楷體" w:hAnsi="Barlow Condensed Medium" w:cstheme="minorHAnsi" w:hint="eastAsia"/>
+                <w:rFonts w:ascii="Barlow Condensed Medium" w:eastAsia="標楷體" w:hAnsi="Barlow Condensed Medium" w:cstheme="minorHAnsi"/>
                 <w:w w:val="80"/>
                 <w:szCs w:val="24"/>
               </w:rPr>
@@ -23131,7 +24180,7 @@
               <w:snapToGrid w:val="0"/>
               <w:ind w:leftChars="-2" w:left="-5" w:rightChars="-3" w:right="-7"/>
               <w:rPr>
-                <w:rFonts w:ascii="Barlow Condensed Medium" w:eastAsia="標楷體" w:hAnsi="Barlow Condensed Medium" w:cstheme="minorHAnsi" w:hint="eastAsia"/>
+                <w:rFonts w:ascii="Barlow Condensed Medium" w:eastAsia="標楷體" w:hAnsi="Barlow Condensed Medium" w:cstheme="minorHAnsi"/>
                 <w:w w:val="80"/>
                 <w:szCs w:val="24"/>
               </w:rPr>
@@ -23272,15 +24321,7 @@
                 <w:w w:val="80"/>
                 <w:szCs w:val="24"/>
               </w:rPr>
-              <w:t>聖</w:t>
-            </w:r>
-            <w:r>
-              <w:rPr>
-                <w:rFonts w:ascii="Barlow Condensed Medium" w:eastAsia="華康中黑體" w:hAnsi="Barlow Condensed Medium" w:cstheme="minorHAnsi" w:hint="eastAsia"/>
-                <w:w w:val="80"/>
-                <w:szCs w:val="24"/>
-              </w:rPr>
-              <w:t>經書院</w:t>
+              <w:t>聖經書院</w:t>
             </w:r>
             <w:r>
               <w:rPr>
@@ -23314,7 +24355,7 @@
               <w:snapToGrid w:val="0"/>
               <w:jc w:val="right"/>
               <w:rPr>
-                <w:rFonts w:ascii="Barlow Condensed Medium" w:eastAsia="標楷體" w:hAnsi="Barlow Condensed Medium" w:cstheme="minorHAnsi" w:hint="eastAsia"/>
+                <w:rFonts w:ascii="Barlow Condensed Medium" w:eastAsia="標楷體" w:hAnsi="Barlow Condensed Medium" w:cstheme="minorHAnsi"/>
                 <w:w w:val="80"/>
                 <w:szCs w:val="24"/>
               </w:rPr>
@@ -23352,7 +24393,7 @@
               <w:snapToGrid w:val="0"/>
               <w:ind w:leftChars="-2" w:left="-5" w:rightChars="-3" w:right="-7"/>
               <w:rPr>
-                <w:rFonts w:ascii="Barlow Condensed Medium" w:eastAsia="標楷體" w:hAnsi="Barlow Condensed Medium" w:cstheme="minorHAnsi" w:hint="eastAsia"/>
+                <w:rFonts w:ascii="Barlow Condensed Medium" w:eastAsia="標楷體" w:hAnsi="Barlow Condensed Medium" w:cstheme="minorHAnsi"/>
                 <w:w w:val="80"/>
                 <w:szCs w:val="24"/>
               </w:rPr>
@@ -23400,15 +24441,7 @@
                 <w:w w:val="80"/>
                 <w:szCs w:val="24"/>
               </w:rPr>
-              <w:t>9</w:t>
-            </w:r>
-            <w:r>
-              <w:rPr>
-                <w:rFonts w:ascii="Barlow Condensed Medium" w:eastAsia="標楷體" w:hAnsi="Barlow Condensed Medium" w:cstheme="minorHAnsi" w:hint="eastAsia"/>
-                <w:w w:val="80"/>
-                <w:szCs w:val="24"/>
-              </w:rPr>
-              <w:t>-1</w:t>
+              <w:t>9-1</w:t>
             </w:r>
             <w:r>
               <w:rPr>
@@ -23576,26 +24609,18 @@
               <w:snapToGrid w:val="0"/>
               <w:jc w:val="right"/>
               <w:rPr>
+                <w:rFonts w:ascii="Barlow Condensed Medium" w:eastAsia="標楷體" w:hAnsi="Barlow Condensed Medium" w:cstheme="minorHAnsi"/>
+                <w:w w:val="80"/>
+                <w:szCs w:val="24"/>
+              </w:rPr>
+            </w:pPr>
+            <w:r>
+              <w:rPr>
                 <w:rFonts w:ascii="Barlow Condensed Medium" w:eastAsia="標楷體" w:hAnsi="Barlow Condensed Medium" w:cstheme="minorHAnsi" w:hint="eastAsia"/>
                 <w:w w:val="80"/>
                 <w:szCs w:val="24"/>
               </w:rPr>
-            </w:pPr>
-            <w:r>
-              <w:rPr>
-                <w:rFonts w:ascii="Barlow Condensed Medium" w:eastAsia="標楷體" w:hAnsi="Barlow Condensed Medium" w:cstheme="minorHAnsi" w:hint="eastAsia"/>
-                <w:w w:val="80"/>
-                <w:szCs w:val="24"/>
-              </w:rPr>
-              <w:t>2</w:t>
-            </w:r>
-            <w:r>
-              <w:rPr>
-                <w:rFonts w:ascii="Barlow Condensed Medium" w:eastAsia="標楷體" w:hAnsi="Barlow Condensed Medium" w:cstheme="minorHAnsi" w:hint="eastAsia"/>
-                <w:w w:val="80"/>
-                <w:szCs w:val="24"/>
-              </w:rPr>
-              <w:t>0</w:t>
+              <w:t>20</w:t>
             </w:r>
             <w:r>
               <w:rPr>
@@ -23622,7 +24647,7 @@
               <w:snapToGrid w:val="0"/>
               <w:ind w:leftChars="-2" w:left="-5" w:rightChars="-3" w:right="-7"/>
               <w:rPr>
-                <w:rFonts w:ascii="Barlow Condensed Medium" w:eastAsia="標楷體" w:hAnsi="Barlow Condensed Medium" w:cstheme="minorHAnsi" w:hint="eastAsia"/>
+                <w:rFonts w:ascii="Barlow Condensed Medium" w:eastAsia="標楷體" w:hAnsi="Barlow Condensed Medium" w:cstheme="minorHAnsi"/>
                 <w:w w:val="80"/>
                 <w:szCs w:val="24"/>
               </w:rPr>
@@ -23838,7 +24863,7 @@
               <w:snapToGrid w:val="0"/>
               <w:jc w:val="right"/>
               <w:rPr>
-                <w:rFonts w:ascii="Barlow Condensed Medium" w:eastAsia="標楷體" w:hAnsi="Barlow Condensed Medium" w:cstheme="minorHAnsi" w:hint="eastAsia"/>
+                <w:rFonts w:ascii="Barlow Condensed Medium" w:eastAsia="標楷體" w:hAnsi="Barlow Condensed Medium" w:cstheme="minorHAnsi"/>
                 <w:w w:val="80"/>
                 <w:szCs w:val="24"/>
               </w:rPr>
@@ -23876,7 +24901,7 @@
               <w:snapToGrid w:val="0"/>
               <w:ind w:leftChars="-2" w:left="-5" w:rightChars="-3" w:right="-7"/>
               <w:rPr>
-                <w:rFonts w:ascii="Barlow Condensed Medium" w:eastAsia="標楷體" w:hAnsi="Barlow Condensed Medium" w:cstheme="minorHAnsi" w:hint="eastAsia"/>
+                <w:rFonts w:ascii="Barlow Condensed Medium" w:eastAsia="標楷體" w:hAnsi="Barlow Condensed Medium" w:cstheme="minorHAnsi"/>
                 <w:w w:val="80"/>
                 <w:szCs w:val="24"/>
               </w:rPr>
@@ -23913,7 +24938,7 @@
               <w:snapToGrid w:val="0"/>
               <w:jc w:val="right"/>
               <w:rPr>
-                <w:rFonts w:ascii="Barlow Condensed Medium" w:eastAsia="標楷體" w:hAnsi="Barlow Condensed Medium" w:cstheme="minorHAnsi" w:hint="eastAsia"/>
+                <w:rFonts w:ascii="Barlow Condensed Medium" w:eastAsia="標楷體" w:hAnsi="Barlow Condensed Medium" w:cstheme="minorHAnsi"/>
                 <w:w w:val="80"/>
                 <w:szCs w:val="24"/>
               </w:rPr>
@@ -23951,7 +24976,7 @@
             <w:pPr>
               <w:snapToGrid w:val="0"/>
               <w:rPr>
-                <w:rFonts w:ascii="Barlow Condensed Medium" w:eastAsia="標楷體" w:hAnsi="Barlow Condensed Medium" w:cstheme="minorHAnsi" w:hint="eastAsia"/>
+                <w:rFonts w:ascii="Barlow Condensed Medium" w:eastAsia="標楷體" w:hAnsi="Barlow Condensed Medium" w:cstheme="minorHAnsi"/>
                 <w:w w:val="80"/>
                 <w:szCs w:val="24"/>
               </w:rPr>
@@ -23989,7 +25014,7 @@
               <w:snapToGrid w:val="0"/>
               <w:jc w:val="right"/>
               <w:rPr>
-                <w:rFonts w:ascii="Barlow Condensed Medium" w:eastAsia="標楷體" w:hAnsi="Barlow Condensed Medium" w:cstheme="minorHAnsi" w:hint="eastAsia"/>
+                <w:rFonts w:ascii="Barlow Condensed Medium" w:eastAsia="標楷體" w:hAnsi="Barlow Condensed Medium" w:cstheme="minorHAnsi"/>
                 <w:w w:val="80"/>
                 <w:szCs w:val="24"/>
               </w:rPr>
@@ -24026,7 +25051,7 @@
             <w:pPr>
               <w:snapToGrid w:val="0"/>
               <w:rPr>
-                <w:rFonts w:ascii="Barlow Condensed Medium" w:eastAsia="標楷體" w:hAnsi="Barlow Condensed Medium" w:cstheme="minorHAnsi" w:hint="eastAsia"/>
+                <w:rFonts w:ascii="Barlow Condensed Medium" w:eastAsia="標楷體" w:hAnsi="Barlow Condensed Medium" w:cstheme="minorHAnsi"/>
                 <w:w w:val="80"/>
                 <w:szCs w:val="24"/>
               </w:rPr>
@@ -24092,7 +25117,7 @@
               <w:snapToGrid w:val="0"/>
               <w:jc w:val="right"/>
               <w:rPr>
-                <w:rFonts w:ascii="Barlow Condensed Medium" w:eastAsia="標楷體" w:hAnsi="Barlow Condensed Medium" w:cstheme="minorHAnsi" w:hint="eastAsia"/>
+                <w:rFonts w:ascii="Barlow Condensed Medium" w:eastAsia="標楷體" w:hAnsi="Barlow Condensed Medium" w:cstheme="minorHAnsi"/>
                 <w:w w:val="80"/>
                 <w:szCs w:val="24"/>
               </w:rPr>
@@ -24130,7 +25155,7 @@
               <w:snapToGrid w:val="0"/>
               <w:ind w:leftChars="-2" w:left="-5" w:rightChars="-3" w:right="-7"/>
               <w:rPr>
-                <w:rFonts w:ascii="Barlow Condensed Medium" w:eastAsia="標楷體" w:hAnsi="Barlow Condensed Medium" w:cstheme="minorHAnsi" w:hint="eastAsia"/>
+                <w:rFonts w:ascii="Barlow Condensed Medium" w:eastAsia="標楷體" w:hAnsi="Barlow Condensed Medium" w:cstheme="minorHAnsi"/>
                 <w:w w:val="80"/>
                 <w:szCs w:val="24"/>
               </w:rPr>
@@ -24167,7 +25192,7 @@
               <w:snapToGrid w:val="0"/>
               <w:jc w:val="right"/>
               <w:rPr>
-                <w:rFonts w:ascii="Barlow Condensed Medium" w:eastAsia="標楷體" w:hAnsi="Barlow Condensed Medium" w:cstheme="minorHAnsi" w:hint="eastAsia"/>
+                <w:rFonts w:ascii="Barlow Condensed Medium" w:eastAsia="標楷體" w:hAnsi="Barlow Condensed Medium" w:cstheme="minorHAnsi"/>
                 <w:w w:val="80"/>
                 <w:szCs w:val="24"/>
               </w:rPr>
@@ -24213,7 +25238,7 @@
             <w:pPr>
               <w:snapToGrid w:val="0"/>
               <w:rPr>
-                <w:rFonts w:ascii="Barlow Condensed Medium" w:eastAsia="標楷體" w:hAnsi="Barlow Condensed Medium" w:cstheme="minorHAnsi" w:hint="eastAsia"/>
+                <w:rFonts w:ascii="Barlow Condensed Medium" w:eastAsia="標楷體" w:hAnsi="Barlow Condensed Medium" w:cstheme="minorHAnsi"/>
                 <w:w w:val="80"/>
                 <w:szCs w:val="24"/>
               </w:rPr>
@@ -24251,7 +25276,7 @@
               <w:snapToGrid w:val="0"/>
               <w:jc w:val="right"/>
               <w:rPr>
-                <w:rFonts w:ascii="Barlow Condensed Medium" w:eastAsia="標楷體" w:hAnsi="Barlow Condensed Medium" w:cstheme="minorHAnsi" w:hint="eastAsia"/>
+                <w:rFonts w:ascii="Barlow Condensed Medium" w:eastAsia="標楷體" w:hAnsi="Barlow Condensed Medium" w:cstheme="minorHAnsi"/>
                 <w:w w:val="80"/>
                 <w:szCs w:val="24"/>
               </w:rPr>
@@ -24288,7 +25313,7 @@
             <w:pPr>
               <w:snapToGrid w:val="0"/>
               <w:rPr>
-                <w:rFonts w:ascii="Barlow Condensed Medium" w:eastAsia="標楷體" w:hAnsi="Barlow Condensed Medium" w:cstheme="minorHAnsi" w:hint="eastAsia"/>
+                <w:rFonts w:ascii="Barlow Condensed Medium" w:eastAsia="標楷體" w:hAnsi="Barlow Condensed Medium" w:cstheme="minorHAnsi"/>
                 <w:w w:val="80"/>
                 <w:szCs w:val="24"/>
               </w:rPr>
@@ -24354,7 +25379,7 @@
               <w:snapToGrid w:val="0"/>
               <w:jc w:val="right"/>
               <w:rPr>
-                <w:rFonts w:ascii="Barlow Condensed Medium" w:eastAsia="標楷體" w:hAnsi="Barlow Condensed Medium" w:cstheme="minorHAnsi" w:hint="eastAsia"/>
+                <w:rFonts w:ascii="Barlow Condensed Medium" w:eastAsia="標楷體" w:hAnsi="Barlow Condensed Medium" w:cstheme="minorHAnsi"/>
                 <w:w w:val="80"/>
                 <w:szCs w:val="24"/>
               </w:rPr>
@@ -24391,7 +25416,7 @@
               <w:snapToGrid w:val="0"/>
               <w:ind w:leftChars="-2" w:left="-5" w:rightChars="-3" w:right="-7"/>
               <w:rPr>
-                <w:rFonts w:ascii="Barlow Condensed Medium" w:eastAsia="標楷體" w:hAnsi="Barlow Condensed Medium" w:cstheme="minorHAnsi" w:hint="eastAsia"/>
+                <w:rFonts w:ascii="Barlow Condensed Medium" w:eastAsia="標楷體" w:hAnsi="Barlow Condensed Medium" w:cstheme="minorHAnsi"/>
                 <w:w w:val="80"/>
                 <w:szCs w:val="24"/>
               </w:rPr>
@@ -24420,7 +25445,7 @@
               <w:snapToGrid w:val="0"/>
               <w:jc w:val="right"/>
               <w:rPr>
-                <w:rFonts w:ascii="Barlow Condensed Medium" w:eastAsia="標楷體" w:hAnsi="Barlow Condensed Medium" w:cstheme="minorHAnsi" w:hint="eastAsia"/>
+                <w:rFonts w:ascii="Barlow Condensed Medium" w:eastAsia="標楷體" w:hAnsi="Barlow Condensed Medium" w:cstheme="minorHAnsi"/>
                 <w:w w:val="80"/>
                 <w:szCs w:val="24"/>
               </w:rPr>
@@ -24441,7 +25466,7 @@
             <w:pPr>
               <w:snapToGrid w:val="0"/>
               <w:rPr>
-                <w:rFonts w:ascii="Barlow Condensed Medium" w:eastAsia="標楷體" w:hAnsi="Barlow Condensed Medium" w:cstheme="minorHAnsi" w:hint="eastAsia"/>
+                <w:rFonts w:ascii="Barlow Condensed Medium" w:eastAsia="標楷體" w:hAnsi="Barlow Condensed Medium" w:cstheme="minorHAnsi"/>
                 <w:w w:val="80"/>
                 <w:szCs w:val="24"/>
               </w:rPr>
@@ -24463,7 +25488,7 @@
               <w:snapToGrid w:val="0"/>
               <w:jc w:val="right"/>
               <w:rPr>
-                <w:rFonts w:ascii="Barlow Condensed Medium" w:eastAsia="標楷體" w:hAnsi="Barlow Condensed Medium" w:cstheme="minorHAnsi" w:hint="eastAsia"/>
+                <w:rFonts w:ascii="Barlow Condensed Medium" w:eastAsia="標楷體" w:hAnsi="Barlow Condensed Medium" w:cstheme="minorHAnsi"/>
                 <w:w w:val="80"/>
                 <w:szCs w:val="24"/>
               </w:rPr>
@@ -24483,7 +25508,7 @@
             <w:pPr>
               <w:snapToGrid w:val="0"/>
               <w:rPr>
-                <w:rFonts w:ascii="Barlow Condensed Medium" w:eastAsia="標楷體" w:hAnsi="Barlow Condensed Medium" w:cstheme="minorHAnsi" w:hint="eastAsia"/>
+                <w:rFonts w:ascii="Barlow Condensed Medium" w:eastAsia="標楷體" w:hAnsi="Barlow Condensed Medium" w:cstheme="minorHAnsi"/>
                 <w:w w:val="80"/>
                 <w:szCs w:val="24"/>
               </w:rPr>
@@ -24766,6 +25791,7 @@
                 <w:szCs w:val="20"/>
               </w:rPr>
             </w:pPr>
+            <w:proofErr w:type="gramStart"/>
             <w:r>
               <w:rPr>
                 <w:rFonts w:ascii="Yanone Kaffeesatz Regular" w:eastAsia="華康儷中黑" w:hAnsi="Yanone Kaffeesatz Regular" w:cs="DaunPenh" w:hint="eastAsia"/>
@@ -24777,6 +25803,7 @@
               </w:rPr>
               <w:t>弗</w:t>
             </w:r>
+            <w:proofErr w:type="gramEnd"/>
             <w:r>
               <w:rPr>
                 <w:rFonts w:ascii="Yanone Kaffeesatz Regular" w:eastAsia="華康儷中黑" w:hAnsi="Yanone Kaffeesatz Regular" w:cs="DaunPenh"/>
@@ -24826,6 +25853,7 @@
                 <w:szCs w:val="20"/>
               </w:rPr>
             </w:pPr>
+            <w:proofErr w:type="gramStart"/>
             <w:r>
               <w:rPr>
                 <w:rFonts w:ascii="Barlow Condensed Medium" w:eastAsia="華康儷中黑" w:hAnsi="Barlow Condensed Medium" w:cstheme="minorHAnsi"/>
@@ -24835,6 +25863,7 @@
               </w:rPr>
               <w:t>一</w:t>
             </w:r>
+            <w:proofErr w:type="gramEnd"/>
             <w:r>
               <w:rPr>
                 <w:rFonts w:ascii="Barlow Condensed Medium" w:eastAsia="華康儷中黑" w:hAnsi="Barlow Condensed Medium" w:cstheme="minorHAnsi"/>
@@ -25209,6 +26238,7 @@
                 <w:szCs w:val="20"/>
               </w:rPr>
             </w:pPr>
+            <w:proofErr w:type="gramStart"/>
             <w:r>
               <w:rPr>
                 <w:rFonts w:ascii="Barlow Condensed Medium" w:eastAsia="華康儷中黑" w:hAnsi="Barlow Condensed Medium" w:cstheme="minorHAnsi"/>
@@ -25218,6 +26248,7 @@
               </w:rPr>
               <w:t>三</w:t>
             </w:r>
+            <w:proofErr w:type="gramEnd"/>
             <w:r>
               <w:rPr>
                 <w:rFonts w:ascii="Barlow Condensed Medium" w:eastAsia="華康儷中黑" w:hAnsi="Barlow Condensed Medium" w:cstheme="minorHAnsi"/>
@@ -26022,6 +27053,7 @@
           </wp:anchor>
         </w:drawing>
       </w:r>
+      <w:proofErr w:type="gramStart"/>
       <w:r>
         <w:rPr>
           <w:rFonts w:ascii="Yanone Kaffeesatz Regular" w:eastAsia="華康儷中黑" w:hAnsi="Yanone Kaffeesatz Regular" w:cs="Arial"/>
@@ -26031,6 +27063,7 @@
         </w:rPr>
         <w:t>註</w:t>
       </w:r>
+      <w:proofErr w:type="gramEnd"/>
       <w:r>
         <w:rPr>
           <w:rFonts w:ascii="Yanone Kaffeesatz Regular" w:eastAsia="華康儷中黑" w:hAnsi="Yanone Kaffeesatz Regular" w:cs="Arial" w:hint="eastAsia"/>
@@ -26197,6 +27230,7 @@
         </w:rPr>
         <w:t>，</w:t>
       </w:r>
+      <w:proofErr w:type="gramStart"/>
       <w:r>
         <w:rPr>
           <w:rFonts w:ascii="Yanone Kaffeesatz Regular" w:eastAsia="華康儷中黑" w:hAnsi="Yanone Kaffeesatz Regular" w:cs="Arial" w:hint="eastAsia"/>
@@ -26222,7 +27256,17 @@
           <w:sz w:val="26"/>
           <w:szCs w:val="26"/>
         </w:rPr>
-        <w:t>省略章</w:t>
+        <w:t>省略</w:t>
+      </w:r>
+      <w:proofErr w:type="gramEnd"/>
+      <w:r>
+        <w:rPr>
+          <w:rFonts w:ascii="Yanone Kaffeesatz Regular" w:eastAsia="華康儷中黑" w:hAnsi="Yanone Kaffeesatz Regular" w:cs="Arial" w:hint="eastAsia"/>
+          <w:w w:val="60"/>
+          <w:sz w:val="26"/>
+          <w:szCs w:val="26"/>
+        </w:rPr>
+        <w:t>章</w:t>
       </w:r>
       <w:r>
         <w:rPr>
@@ -26372,6 +27416,7 @@
           <w:szCs w:val="26"/>
         </w:rPr>
       </w:pPr>
+      <w:proofErr w:type="gramStart"/>
       <w:r>
         <w:rPr>
           <w:rFonts w:ascii="Barlow Condensed Medium" w:eastAsia="華康儷中黑" w:hAnsi="Barlow Condensed Medium" w:cs="Arial" w:hint="eastAsia"/>
@@ -26379,7 +27424,17 @@
           <w:sz w:val="26"/>
           <w:szCs w:val="26"/>
         </w:rPr>
-        <w:t>鑰節</w:t>
+        <w:t>鑰</w:t>
+      </w:r>
+      <w:proofErr w:type="gramEnd"/>
+      <w:r>
+        <w:rPr>
+          <w:rFonts w:ascii="Barlow Condensed Medium" w:eastAsia="華康儷中黑" w:hAnsi="Barlow Condensed Medium" w:cs="Arial" w:hint="eastAsia"/>
+          <w:w w:val="80"/>
+          <w:sz w:val="26"/>
+          <w:szCs w:val="26"/>
+        </w:rPr>
+        <w:t>節</w:t>
       </w:r>
       <w:r>
         <w:rPr>
@@ -26441,6 +27496,7 @@
         </w:rPr>
         <w:t>(</w:t>
       </w:r>
+      <w:proofErr w:type="gramStart"/>
       <w:r>
         <w:rPr>
           <w:rFonts w:ascii="Barlow Condensed Medium" w:eastAsia="華康儷中黑" w:hAnsi="Barlow Condensed Medium" w:cs="Calibri" w:hint="eastAsia"/>
@@ -26451,6 +27507,7 @@
         </w:rPr>
         <w:t>弗</w:t>
       </w:r>
+      <w:proofErr w:type="gramEnd"/>
       <w:r>
         <w:rPr>
           <w:rFonts w:ascii="Barlow Condensed Medium" w:eastAsia="華康儷中黑" w:hAnsi="Barlow Condensed Medium" w:cs="Calibri" w:hint="eastAsia"/>
@@ -26918,7 +27975,7 @@
           </mc:Choice>
           <mc:Fallback>
             <w:pict>
-              <v:line w14:anchorId="19C11E17" id="直線接點 6" o:spid="_x0000_s1026" style="position:absolute;z-index:251664896;visibility:visible;mso-wrap-style:square;mso-width-percent:0;mso-height-percent:0;mso-wrap-distance-left:9pt;mso-wrap-distance-top:0;mso-wrap-distance-right:9pt;mso-wrap-distance-bottom:0;mso-position-horizontal:absolute;mso-position-horizontal-relative:page;mso-position-vertical:absolute;mso-position-vertical-relative:page;mso-width-percent:0;mso-height-percent:0;mso-width-relative:margin;mso-height-relative:margin" from="343.9pt,19.85pt" to="345.05pt,710.95pt" o:gfxdata="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" strokecolor="black [3213]" strokeweight=".5pt">
+              <v:line w14:anchorId="78D5DBFB" id="直線接點 6" o:spid="_x0000_s1026" style="position:absolute;z-index:251664896;visibility:visible;mso-wrap-style:square;mso-width-percent:0;mso-height-percent:0;mso-wrap-distance-left:9pt;mso-wrap-distance-top:0;mso-wrap-distance-right:9pt;mso-wrap-distance-bottom:0;mso-position-horizontal:absolute;mso-position-horizontal-relative:page;mso-position-vertical:absolute;mso-position-vertical-relative:page;mso-width-percent:0;mso-height-percent:0;mso-width-relative:margin;mso-height-relative:margin" from="343.9pt,19.85pt" to="345.05pt,710.95pt" o:gfxdata="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" strokecolor="black [3213]" strokeweight=".5pt">
                 <v:stroke dashstyle="3 1" joinstyle="miter"/>
                 <w10:wrap anchorx="page" anchory="page"/>
               </v:line>
@@ -26996,7 +28053,7 @@
           </mc:Choice>
           <mc:Fallback>
             <w:pict>
-              <v:line w14:anchorId="7764F2FB" id="直線接點 4" o:spid="_x0000_s1026" style="position:absolute;z-index:251660800;visibility:visible;mso-wrap-style:square;mso-width-percent:0;mso-height-percent:0;mso-wrap-distance-left:9pt;mso-wrap-distance-top:0;mso-wrap-distance-right:9pt;mso-wrap-distance-bottom:0;mso-position-horizontal:absolute;mso-position-horizontal-relative:page;mso-position-vertical:absolute;mso-position-vertical-relative:page;mso-width-percent:0;mso-height-percent:0;mso-width-relative:margin;mso-height-relative:margin" from="343.9pt,19.85pt" to="345.05pt,710.95pt" o:gfxdata="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" strokecolor="black [3213]" strokeweight=".5pt">
+              <v:line w14:anchorId="2F3EE85C" id="直線接點 4" o:spid="_x0000_s1026" style="position:absolute;z-index:251660800;visibility:visible;mso-wrap-style:square;mso-width-percent:0;mso-height-percent:0;mso-wrap-distance-left:9pt;mso-wrap-distance-top:0;mso-wrap-distance-right:9pt;mso-wrap-distance-bottom:0;mso-position-horizontal:absolute;mso-position-horizontal-relative:page;mso-position-vertical:absolute;mso-position-vertical-relative:page;mso-width-percent:0;mso-height-percent:0;mso-width-relative:margin;mso-height-relative:margin" from="343.9pt,19.85pt" to="345.05pt,710.95pt" o:gfxdata="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" strokecolor="black [3213]" strokeweight=".5pt">
                 <v:stroke dashstyle="3 1" joinstyle="miter"/>
                 <w10:wrap anchorx="page" anchory="page"/>
               </v:line>
@@ -27018,6 +28075,7 @@
         </w:rPr>
         <w:t>本</w:t>
       </w:r>
+      <w:proofErr w:type="gramStart"/>
       <w:r>
         <w:rPr>
           <w:rFonts w:ascii="Barlow Condensed Medium" w:eastAsia="華康正顏楷體W9" w:hAnsi="Barlow Condensed Medium" w:cstheme="minorHAnsi"/>
@@ -27025,6 +28083,7 @@
         </w:rPr>
         <w:t>週講章</w:t>
       </w:r>
+      <w:proofErr w:type="gramEnd"/>
       <w:r>
         <w:rPr>
           <w:rFonts w:ascii="Barlow Condensed Medium" w:eastAsia="華康正顏楷體W9" w:hAnsi="Barlow Condensed Medium" w:cstheme="minorHAnsi"/>
@@ -27272,7 +28331,27 @@
                 <w:sz w:val="26"/>
                 <w:szCs w:val="26"/>
               </w:rPr>
-              <w:t>以弗所書</w:t>
+              <w:t>以</w:t>
+            </w:r>
+            <w:proofErr w:type="gramStart"/>
+            <w:r>
+              <w:rPr>
+                <w:rFonts w:ascii="Barlow Condensed Medium" w:eastAsia="華康儷中黑" w:hAnsi="Barlow Condensed Medium" w:cs="Calibri" w:hint="eastAsia"/>
+                <w:w w:val="72"/>
+                <w:sz w:val="26"/>
+                <w:szCs w:val="26"/>
+              </w:rPr>
+              <w:t>弗</w:t>
+            </w:r>
+            <w:proofErr w:type="gramEnd"/>
+            <w:r>
+              <w:rPr>
+                <w:rFonts w:ascii="Barlow Condensed Medium" w:eastAsia="華康儷中黑" w:hAnsi="Barlow Condensed Medium" w:cs="Calibri" w:hint="eastAsia"/>
+                <w:w w:val="72"/>
+                <w:sz w:val="26"/>
+                <w:szCs w:val="26"/>
+              </w:rPr>
+              <w:t>所書</w:t>
             </w:r>
             <w:r>
               <w:rPr>
@@ -27343,7 +28422,47 @@
           <w:sz w:val="26"/>
           <w:szCs w:val="26"/>
         </w:rPr>
-        <w:t>保羅說基督拆毀高牆，用自己的身體終止了仇恨，使雙方和平。這雙方就是初代教會中的猶太人和外邦人。雙方都成為新造的人，在基督裡被建造成　神的殿。</w:t>
+        <w:t>保羅說基督拆毀高牆，用自己的身體終止了仇恨，使雙方和平。這雙方就是初代教會中的猶太人和外</w:t>
+      </w:r>
+      <w:proofErr w:type="gramStart"/>
+      <w:r>
+        <w:rPr>
+          <w:rFonts w:ascii="Barlow Condensed Medium" w:eastAsia="華康儷中黑" w:hAnsi="Barlow Condensed Medium" w:hint="eastAsia"/>
+          <w:w w:val="75"/>
+          <w:sz w:val="26"/>
+          <w:szCs w:val="26"/>
+        </w:rPr>
+        <w:t>邦</w:t>
+      </w:r>
+      <w:proofErr w:type="gramEnd"/>
+      <w:r>
+        <w:rPr>
+          <w:rFonts w:ascii="Barlow Condensed Medium" w:eastAsia="華康儷中黑" w:hAnsi="Barlow Condensed Medium" w:hint="eastAsia"/>
+          <w:w w:val="75"/>
+          <w:sz w:val="26"/>
+          <w:szCs w:val="26"/>
+        </w:rPr>
+        <w:t xml:space="preserve">人。雙方都成為新造的人，在基督裡被建造成　</w:t>
+      </w:r>
+      <w:proofErr w:type="gramStart"/>
+      <w:r>
+        <w:rPr>
+          <w:rFonts w:ascii="Barlow Condensed Medium" w:eastAsia="華康儷中黑" w:hAnsi="Barlow Condensed Medium" w:hint="eastAsia"/>
+          <w:w w:val="75"/>
+          <w:sz w:val="26"/>
+          <w:szCs w:val="26"/>
+        </w:rPr>
+        <w:t>神的殿</w:t>
+      </w:r>
+      <w:proofErr w:type="gramEnd"/>
+      <w:r>
+        <w:rPr>
+          <w:rFonts w:ascii="Barlow Condensed Medium" w:eastAsia="華康儷中黑" w:hAnsi="Barlow Condensed Medium" w:hint="eastAsia"/>
+          <w:w w:val="75"/>
+          <w:sz w:val="26"/>
+          <w:szCs w:val="26"/>
+        </w:rPr>
+        <w:t>。</w:t>
       </w:r>
       <w:r>
         <w:rPr>
@@ -27352,7 +28471,167 @@
           <w:sz w:val="26"/>
           <w:szCs w:val="26"/>
         </w:rPr>
-        <w:t>在猶太人的聖殿中，最外層是外邦人院，與內層的猶太人院隔著一堵高牆。牆上入口處有警語寫著：「凡闖過此牆的外邦人必被處死。」這些與外邦人隔離的規定就來自猶太律法。因此，保羅用高牆比喻律法，就是在初代教會中，造成猶太人與外邦人有嫌隙的主因。如同今日仍持續存在的族群歧視，是一種存在意識型態中的既成仇恨。在台灣歷史中有閩客的仇視，有台灣人和外省人的，有政黨藍和綠的。這些仇恨背後都存在一個極陰險的目的，就是不讓新一代的台灣人認同自己是台灣的公民。因為一個共同的身分才是能合一的要件。所以，追隨耶穌基督，就是持續留在基督裡，成為在新約下的新人，這就是初代基督徒合一的唯一基礎。在這基礎的認同下，基督的教會才有意義，才能完成　神更新、更大的救恩。</w:t>
+        <w:t>在猶太人的聖殿中，最外層是外</w:t>
+      </w:r>
+      <w:proofErr w:type="gramStart"/>
+      <w:r>
+        <w:rPr>
+          <w:rFonts w:ascii="Barlow Condensed Medium" w:eastAsia="華康細黑體" w:hAnsi="Barlow Condensed Medium" w:cs="微軟正黑體" w:hint="eastAsia"/>
+          <w:w w:val="75"/>
+          <w:sz w:val="26"/>
+          <w:szCs w:val="26"/>
+        </w:rPr>
+        <w:t>邦人院</w:t>
+      </w:r>
+      <w:proofErr w:type="gramEnd"/>
+      <w:r>
+        <w:rPr>
+          <w:rFonts w:ascii="Barlow Condensed Medium" w:eastAsia="華康細黑體" w:hAnsi="Barlow Condensed Medium" w:cs="微軟正黑體" w:hint="eastAsia"/>
+          <w:w w:val="75"/>
+          <w:sz w:val="26"/>
+          <w:szCs w:val="26"/>
+        </w:rPr>
+        <w:t>，與內層的</w:t>
+      </w:r>
+      <w:proofErr w:type="gramStart"/>
+      <w:r>
+        <w:rPr>
+          <w:rFonts w:ascii="Barlow Condensed Medium" w:eastAsia="華康細黑體" w:hAnsi="Barlow Condensed Medium" w:cs="微軟正黑體" w:hint="eastAsia"/>
+          <w:w w:val="75"/>
+          <w:sz w:val="26"/>
+          <w:szCs w:val="26"/>
+        </w:rPr>
+        <w:t>猶太人院隔著</w:t>
+      </w:r>
+      <w:proofErr w:type="gramEnd"/>
+      <w:r>
+        <w:rPr>
+          <w:rFonts w:ascii="Barlow Condensed Medium" w:eastAsia="華康細黑體" w:hAnsi="Barlow Condensed Medium" w:cs="微軟正黑體" w:hint="eastAsia"/>
+          <w:w w:val="75"/>
+          <w:sz w:val="26"/>
+          <w:szCs w:val="26"/>
+        </w:rPr>
+        <w:t>一堵高牆。牆上入口處有警語寫著：「</w:t>
+      </w:r>
+      <w:proofErr w:type="gramStart"/>
+      <w:r>
+        <w:rPr>
+          <w:rFonts w:ascii="Barlow Condensed Medium" w:eastAsia="華康細黑體" w:hAnsi="Barlow Condensed Medium" w:cs="微軟正黑體" w:hint="eastAsia"/>
+          <w:w w:val="75"/>
+          <w:sz w:val="26"/>
+          <w:szCs w:val="26"/>
+        </w:rPr>
+        <w:t>凡闖過此牆</w:t>
+      </w:r>
+      <w:proofErr w:type="gramEnd"/>
+      <w:r>
+        <w:rPr>
+          <w:rFonts w:ascii="Barlow Condensed Medium" w:eastAsia="華康細黑體" w:hAnsi="Barlow Condensed Medium" w:cs="微軟正黑體" w:hint="eastAsia"/>
+          <w:w w:val="75"/>
+          <w:sz w:val="26"/>
+          <w:szCs w:val="26"/>
+        </w:rPr>
+        <w:t>的外</w:t>
+      </w:r>
+      <w:proofErr w:type="gramStart"/>
+      <w:r>
+        <w:rPr>
+          <w:rFonts w:ascii="Barlow Condensed Medium" w:eastAsia="華康細黑體" w:hAnsi="Barlow Condensed Medium" w:cs="微軟正黑體" w:hint="eastAsia"/>
+          <w:w w:val="75"/>
+          <w:sz w:val="26"/>
+          <w:szCs w:val="26"/>
+        </w:rPr>
+        <w:t>邦</w:t>
+      </w:r>
+      <w:proofErr w:type="gramEnd"/>
+      <w:r>
+        <w:rPr>
+          <w:rFonts w:ascii="Barlow Condensed Medium" w:eastAsia="華康細黑體" w:hAnsi="Barlow Condensed Medium" w:cs="微軟正黑體" w:hint="eastAsia"/>
+          <w:w w:val="75"/>
+          <w:sz w:val="26"/>
+          <w:szCs w:val="26"/>
+        </w:rPr>
+        <w:t>人必被處死。」這些與外</w:t>
+      </w:r>
+      <w:proofErr w:type="gramStart"/>
+      <w:r>
+        <w:rPr>
+          <w:rFonts w:ascii="Barlow Condensed Medium" w:eastAsia="華康細黑體" w:hAnsi="Barlow Condensed Medium" w:cs="微軟正黑體" w:hint="eastAsia"/>
+          <w:w w:val="75"/>
+          <w:sz w:val="26"/>
+          <w:szCs w:val="26"/>
+        </w:rPr>
+        <w:t>邦</w:t>
+      </w:r>
+      <w:proofErr w:type="gramEnd"/>
+      <w:r>
+        <w:rPr>
+          <w:rFonts w:ascii="Barlow Condensed Medium" w:eastAsia="華康細黑體" w:hAnsi="Barlow Condensed Medium" w:cs="微軟正黑體" w:hint="eastAsia"/>
+          <w:w w:val="75"/>
+          <w:sz w:val="26"/>
+          <w:szCs w:val="26"/>
+        </w:rPr>
+        <w:t>人隔離的規定就來自猶太律法。因此，保羅用高牆比喻律法，就是在初代教會中，造成猶太人與外</w:t>
+      </w:r>
+      <w:proofErr w:type="gramStart"/>
+      <w:r>
+        <w:rPr>
+          <w:rFonts w:ascii="Barlow Condensed Medium" w:eastAsia="華康細黑體" w:hAnsi="Barlow Condensed Medium" w:cs="微軟正黑體" w:hint="eastAsia"/>
+          <w:w w:val="75"/>
+          <w:sz w:val="26"/>
+          <w:szCs w:val="26"/>
+        </w:rPr>
+        <w:t>邦</w:t>
+      </w:r>
+      <w:proofErr w:type="gramEnd"/>
+      <w:r>
+        <w:rPr>
+          <w:rFonts w:ascii="Barlow Condensed Medium" w:eastAsia="華康細黑體" w:hAnsi="Barlow Condensed Medium" w:cs="微軟正黑體" w:hint="eastAsia"/>
+          <w:w w:val="75"/>
+          <w:sz w:val="26"/>
+          <w:szCs w:val="26"/>
+        </w:rPr>
+        <w:t>人有嫌隙的主因。如同今日仍持續存在的族群歧視，是一種存在意識型態中的既成仇恨。在台灣歷史</w:t>
+      </w:r>
+      <w:proofErr w:type="gramStart"/>
+      <w:r>
+        <w:rPr>
+          <w:rFonts w:ascii="Barlow Condensed Medium" w:eastAsia="華康細黑體" w:hAnsi="Barlow Condensed Medium" w:cs="微軟正黑體" w:hint="eastAsia"/>
+          <w:w w:val="75"/>
+          <w:sz w:val="26"/>
+          <w:szCs w:val="26"/>
+        </w:rPr>
+        <w:t>中有閩客</w:t>
+      </w:r>
+      <w:proofErr w:type="gramEnd"/>
+      <w:r>
+        <w:rPr>
+          <w:rFonts w:ascii="Barlow Condensed Medium" w:eastAsia="華康細黑體" w:hAnsi="Barlow Condensed Medium" w:cs="微軟正黑體" w:hint="eastAsia"/>
+          <w:w w:val="75"/>
+          <w:sz w:val="26"/>
+          <w:szCs w:val="26"/>
+        </w:rPr>
+        <w:t>的仇視，有台灣人和外省人的，有政黨藍和綠的。這些仇恨背後都存在一個極陰險的目的，就是不讓新一代的台灣人認同自己是台灣的公民。因為一個共同的身分才是能合一的要件。所以，追隨耶穌基督，就是持續留在基督裡，成為在新約下的新人，這就是初代基督徒合一的唯一基礎。在這基礎的認同下，基督的教會才有意義，才能完成　神更新、更大</w:t>
+      </w:r>
+      <w:proofErr w:type="gramStart"/>
+      <w:r>
+        <w:rPr>
+          <w:rFonts w:ascii="Barlow Condensed Medium" w:eastAsia="華康細黑體" w:hAnsi="Barlow Condensed Medium" w:cs="微軟正黑體" w:hint="eastAsia"/>
+          <w:w w:val="75"/>
+          <w:sz w:val="26"/>
+          <w:szCs w:val="26"/>
+        </w:rPr>
+        <w:t>的救恩</w:t>
+      </w:r>
+      <w:proofErr w:type="gramEnd"/>
+      <w:r>
+        <w:rPr>
+          <w:rFonts w:ascii="Barlow Condensed Medium" w:eastAsia="華康細黑體" w:hAnsi="Barlow Condensed Medium" w:cs="微軟正黑體" w:hint="eastAsia"/>
+          <w:w w:val="75"/>
+          <w:sz w:val="26"/>
+          <w:szCs w:val="26"/>
+        </w:rPr>
+        <w:t>。</w:t>
       </w:r>
     </w:p>
     <w:p>
@@ -27393,7 +28672,87 @@
           <w:sz w:val="26"/>
           <w:szCs w:val="26"/>
         </w:rPr>
-        <w:t>而靈性上的復活，就是在基督裡過去的罪得著赦免，又領受基督的教導，行義且不再犯罪。而所有的基督徒，包括猶太人的與外邦人的，都必須經歷這的十字架的改變，而成為新造的人。又不可自誇，因為一切都是　神的恩典和祂的聖靈的工作。但是，這不表示以大祭司為首的猶太人將耶穌送上十字架上是無罪的。這也不表示，出於舊約獻祭的規定，流無辜人或羔羊的血能替人贖罪。而是　神的大能，用流無辜的血的不公義，立下了新約，且讓無辜的義人復活，恢復了公義。而人被赦免應該是出於悔改，而不是流無辜的血。</w:t>
+        <w:t>而靈性上的復活，就是在基督裡過去</w:t>
+      </w:r>
+      <w:proofErr w:type="gramStart"/>
+      <w:r>
+        <w:rPr>
+          <w:rFonts w:ascii="Barlow Condensed Medium" w:eastAsia="華康細黑體" w:hAnsi="Barlow Condensed Medium" w:cs="微軟正黑體" w:hint="eastAsia"/>
+          <w:w w:val="75"/>
+          <w:sz w:val="26"/>
+          <w:szCs w:val="26"/>
+        </w:rPr>
+        <w:t>的罪得著</w:t>
+      </w:r>
+      <w:proofErr w:type="gramEnd"/>
+      <w:r>
+        <w:rPr>
+          <w:rFonts w:ascii="Barlow Condensed Medium" w:eastAsia="華康細黑體" w:hAnsi="Barlow Condensed Medium" w:cs="微軟正黑體" w:hint="eastAsia"/>
+          <w:w w:val="75"/>
+          <w:sz w:val="26"/>
+          <w:szCs w:val="26"/>
+        </w:rPr>
+        <w:t>赦免，又領受基督的教導，行義且不再犯罪。而所有的基督徒，包括猶太人的與外</w:t>
+      </w:r>
+      <w:proofErr w:type="gramStart"/>
+      <w:r>
+        <w:rPr>
+          <w:rFonts w:ascii="Barlow Condensed Medium" w:eastAsia="華康細黑體" w:hAnsi="Barlow Condensed Medium" w:cs="微軟正黑體" w:hint="eastAsia"/>
+          <w:w w:val="75"/>
+          <w:sz w:val="26"/>
+          <w:szCs w:val="26"/>
+        </w:rPr>
+        <w:t>邦</w:t>
+      </w:r>
+      <w:proofErr w:type="gramEnd"/>
+      <w:r>
+        <w:rPr>
+          <w:rFonts w:ascii="Barlow Condensed Medium" w:eastAsia="華康細黑體" w:hAnsi="Barlow Condensed Medium" w:cs="微軟正黑體" w:hint="eastAsia"/>
+          <w:w w:val="75"/>
+          <w:sz w:val="26"/>
+          <w:szCs w:val="26"/>
+        </w:rPr>
+        <w:t>人的，都必須經歷這的十字架的改變，而成為新造的人。又不可自誇，因為一切都是　神的恩典和</w:t>
+      </w:r>
+      <w:proofErr w:type="gramStart"/>
+      <w:r>
+        <w:rPr>
+          <w:rFonts w:ascii="Barlow Condensed Medium" w:eastAsia="華康細黑體" w:hAnsi="Barlow Condensed Medium" w:cs="微軟正黑體" w:hint="eastAsia"/>
+          <w:w w:val="75"/>
+          <w:sz w:val="26"/>
+          <w:szCs w:val="26"/>
+        </w:rPr>
+        <w:t>祂</w:t>
+      </w:r>
+      <w:proofErr w:type="gramEnd"/>
+      <w:r>
+        <w:rPr>
+          <w:rFonts w:ascii="Barlow Condensed Medium" w:eastAsia="華康細黑體" w:hAnsi="Barlow Condensed Medium" w:cs="微軟正黑體" w:hint="eastAsia"/>
+          <w:w w:val="75"/>
+          <w:sz w:val="26"/>
+          <w:szCs w:val="26"/>
+        </w:rPr>
+        <w:t>的聖靈的工作。但是，這不表示以大祭司為首的猶太人將耶穌送上十字架上是無罪的。這也不表示，出於舊約獻祭的規定，流無辜人或羔羊</w:t>
+      </w:r>
+      <w:proofErr w:type="gramStart"/>
+      <w:r>
+        <w:rPr>
+          <w:rFonts w:ascii="Barlow Condensed Medium" w:eastAsia="華康細黑體" w:hAnsi="Barlow Condensed Medium" w:cs="微軟正黑體" w:hint="eastAsia"/>
+          <w:w w:val="75"/>
+          <w:sz w:val="26"/>
+          <w:szCs w:val="26"/>
+        </w:rPr>
+        <w:t>的血能替</w:t>
+      </w:r>
+      <w:proofErr w:type="gramEnd"/>
+      <w:r>
+        <w:rPr>
+          <w:rFonts w:ascii="Barlow Condensed Medium" w:eastAsia="華康細黑體" w:hAnsi="Barlow Condensed Medium" w:cs="微軟正黑體" w:hint="eastAsia"/>
+          <w:w w:val="75"/>
+          <w:sz w:val="26"/>
+          <w:szCs w:val="26"/>
+        </w:rPr>
+        <w:t>人贖罪。而是　神的大能，用流無辜的血的不公義，立下了新約，且讓無辜的義人復活，恢復了公義。而人被赦免應該是出於悔改，而不是流無辜的血。</w:t>
       </w:r>
       <w:r>
         <w:rPr>
@@ -27443,7 +28802,47 @@
           <w:sz w:val="26"/>
           <w:szCs w:val="26"/>
         </w:rPr>
-        <w:t>「保羅新觀」的問題只是放大了保羅認為舊約依然有效，卻忽略了新約更大的救贖。不論猶太人或外邦人，都必須在耶穌基督裡，成為合一的新人，才能得救。</w:t>
+        <w:t>「</w:t>
+      </w:r>
+      <w:proofErr w:type="gramStart"/>
+      <w:r>
+        <w:rPr>
+          <w:rFonts w:ascii="Barlow Condensed Medium" w:eastAsia="華康儷中黑" w:hAnsi="Barlow Condensed Medium" w:hint="eastAsia"/>
+          <w:w w:val="75"/>
+          <w:sz w:val="26"/>
+          <w:szCs w:val="26"/>
+        </w:rPr>
+        <w:t>保羅新觀</w:t>
+      </w:r>
+      <w:proofErr w:type="gramEnd"/>
+      <w:r>
+        <w:rPr>
+          <w:rFonts w:ascii="Barlow Condensed Medium" w:eastAsia="華康儷中黑" w:hAnsi="Barlow Condensed Medium" w:hint="eastAsia"/>
+          <w:w w:val="75"/>
+          <w:sz w:val="26"/>
+          <w:szCs w:val="26"/>
+        </w:rPr>
+        <w:t>」的問題只是放大了保羅認為舊約依然有效，卻忽略了新約更大的救贖。不論猶太人或外</w:t>
+      </w:r>
+      <w:proofErr w:type="gramStart"/>
+      <w:r>
+        <w:rPr>
+          <w:rFonts w:ascii="Barlow Condensed Medium" w:eastAsia="華康儷中黑" w:hAnsi="Barlow Condensed Medium" w:hint="eastAsia"/>
+          <w:w w:val="75"/>
+          <w:sz w:val="26"/>
+          <w:szCs w:val="26"/>
+        </w:rPr>
+        <w:t>邦</w:t>
+      </w:r>
+      <w:proofErr w:type="gramEnd"/>
+      <w:r>
+        <w:rPr>
+          <w:rFonts w:ascii="Barlow Condensed Medium" w:eastAsia="華康儷中黑" w:hAnsi="Barlow Condensed Medium" w:hint="eastAsia"/>
+          <w:w w:val="75"/>
+          <w:sz w:val="26"/>
+          <w:szCs w:val="26"/>
+        </w:rPr>
+        <w:t>人，都必須在耶穌基督裡，成為合一的新人，才能得救。</w:t>
       </w:r>
       <w:r>
         <w:rPr>
@@ -27452,8 +28851,9 @@
           <w:sz w:val="26"/>
           <w:szCs w:val="26"/>
         </w:rPr>
-        <w:t>二戰期間，德國人以猶太人殺害耶穌為名來屠殺猶太人，實在大大羞辱了耶穌之名。提出保羅新觀的德國學者，認為馬丁路德的解釋，讓自宗教改革以來，基督徒一直誤解保羅仇視猶太人。然而保羅遇到的猶太人至少可分四種不同的群體。一是仇視耶穌的，二是不仇視也不追隨耶穌的，三是追隨耶穌卻傳舊約律法的，四是追隨耶穌且接受新約的。所以，我們不能說保羅認同所有的猶太人，只能說，保羅認為猶太人認同舊約的救恩並沒有錯。重點是保羅強調新約是舊約的延續，在末日都要成全。錯的只有藉著律法佔權和濫權的人。所以，不論世人用什麼觀點看保羅，我們都必須回到保羅自己的見證：「你們應該效法我，好像我效法基督一樣。」</w:t>
-      </w:r>
+        <w:t>二戰</w:t>
+      </w:r>
+      <w:proofErr w:type="gramStart"/>
       <w:r>
         <w:rPr>
           <w:rFonts w:ascii="Barlow Condensed Medium" w:eastAsia="華康細黑體" w:hAnsi="Barlow Condensed Medium" w:cs="微軟正黑體" w:hint="eastAsia"/>
@@ -27461,8 +28861,9 @@
           <w:sz w:val="26"/>
           <w:szCs w:val="26"/>
         </w:rPr>
-        <w:t>(</w:t>
-      </w:r>
+        <w:t>期間，</w:t>
+      </w:r>
+      <w:proofErr w:type="gramEnd"/>
       <w:r>
         <w:rPr>
           <w:rFonts w:ascii="Barlow Condensed Medium" w:eastAsia="華康細黑體" w:hAnsi="Barlow Condensed Medium" w:cs="微軟正黑體" w:hint="eastAsia"/>
@@ -27470,8 +28871,9 @@
           <w:sz w:val="26"/>
           <w:szCs w:val="26"/>
         </w:rPr>
-        <w:t>林前</w:t>
-      </w:r>
+        <w:t>德國人以猶太人殺害耶穌為名來屠殺猶太人，實在大大羞辱了耶穌之名。提出</w:t>
+      </w:r>
+      <w:proofErr w:type="gramStart"/>
       <w:r>
         <w:rPr>
           <w:rFonts w:ascii="Barlow Condensed Medium" w:eastAsia="華康細黑體" w:hAnsi="Barlow Condensed Medium" w:cs="微軟正黑體" w:hint="eastAsia"/>
@@ -27479,8 +28881,9 @@
           <w:sz w:val="26"/>
           <w:szCs w:val="26"/>
         </w:rPr>
-        <w:t>11:1)</w:t>
-      </w:r>
+        <w:t>保羅新觀的</w:t>
+      </w:r>
+      <w:proofErr w:type="gramEnd"/>
       <w:r>
         <w:rPr>
           <w:rFonts w:ascii="Barlow Condensed Medium" w:eastAsia="華康細黑體" w:hAnsi="Barlow Condensed Medium" w:cs="微軟正黑體" w:hint="eastAsia"/>
@@ -27488,8 +28891,9 @@
           <w:sz w:val="26"/>
           <w:szCs w:val="26"/>
         </w:rPr>
-        <w:t>耶穌基督才是福</w:t>
-      </w:r>
+        <w:t>德國學者，認為馬丁路德的解釋，讓自宗教改革以來，基督徒一直誤解保羅仇視猶太人。然而保羅遇到的猶太人至少可分四種不同的群體。一是仇視耶穌的，二是不仇視也不追隨耶穌的，三是追隨耶穌卻傳舊約律法的，四是追隨耶穌且接受新約的。所以，我們不能說保羅認同所有的猶太人，只能說，保羅認為猶太人認同舊約</w:t>
+      </w:r>
+      <w:proofErr w:type="gramStart"/>
       <w:r>
         <w:rPr>
           <w:rFonts w:ascii="Barlow Condensed Medium" w:eastAsia="華康細黑體" w:hAnsi="Barlow Condensed Medium" w:cs="微軟正黑體" w:hint="eastAsia"/>
@@ -27497,7 +28901,102 @@
           <w:sz w:val="26"/>
           <w:szCs w:val="26"/>
         </w:rPr>
-        <w:t>音的焦點。唯有在基督裡成為新造的人，人與人與恨仇才能真正消滅，世界才能有真正的和平。</w:t>
+        <w:t>的救恩並沒有</w:t>
+      </w:r>
+      <w:proofErr w:type="gramEnd"/>
+      <w:r>
+        <w:rPr>
+          <w:rFonts w:ascii="Barlow Condensed Medium" w:eastAsia="華康細黑體" w:hAnsi="Barlow Condensed Medium" w:cs="微軟正黑體" w:hint="eastAsia"/>
+          <w:w w:val="75"/>
+          <w:sz w:val="26"/>
+          <w:szCs w:val="26"/>
+        </w:rPr>
+        <w:t>錯。重點是保羅強調新約是舊約的延續，在末日都要成全。錯的只有藉著律法</w:t>
+      </w:r>
+      <w:proofErr w:type="gramStart"/>
+      <w:r>
+        <w:rPr>
+          <w:rFonts w:ascii="Barlow Condensed Medium" w:eastAsia="華康細黑體" w:hAnsi="Barlow Condensed Medium" w:cs="微軟正黑體" w:hint="eastAsia"/>
+          <w:w w:val="75"/>
+          <w:sz w:val="26"/>
+          <w:szCs w:val="26"/>
+        </w:rPr>
+        <w:t>佔</w:t>
+      </w:r>
+      <w:proofErr w:type="gramEnd"/>
+      <w:r>
+        <w:rPr>
+          <w:rFonts w:ascii="Barlow Condensed Medium" w:eastAsia="華康細黑體" w:hAnsi="Barlow Condensed Medium" w:cs="微軟正黑體" w:hint="eastAsia"/>
+          <w:w w:val="75"/>
+          <w:sz w:val="26"/>
+          <w:szCs w:val="26"/>
+        </w:rPr>
+        <w:t>權和濫權的人。所以，不論世人用什麼觀點看保羅，我們都必須回到保羅自己的見證：「你們應該效法我，好像我效法基督一樣。」</w:t>
+      </w:r>
+      <w:r>
+        <w:rPr>
+          <w:rFonts w:ascii="Barlow Condensed Medium" w:eastAsia="華康細黑體" w:hAnsi="Barlow Condensed Medium" w:cs="微軟正黑體" w:hint="eastAsia"/>
+          <w:w w:val="75"/>
+          <w:sz w:val="26"/>
+          <w:szCs w:val="26"/>
+        </w:rPr>
+        <w:t>(</w:t>
+      </w:r>
+      <w:r>
+        <w:rPr>
+          <w:rFonts w:ascii="Barlow Condensed Medium" w:eastAsia="華康細黑體" w:hAnsi="Barlow Condensed Medium" w:cs="微軟正黑體" w:hint="eastAsia"/>
+          <w:w w:val="75"/>
+          <w:sz w:val="26"/>
+          <w:szCs w:val="26"/>
+        </w:rPr>
+        <w:t>林前</w:t>
+      </w:r>
+      <w:r>
+        <w:rPr>
+          <w:rFonts w:ascii="Barlow Condensed Medium" w:eastAsia="華康細黑體" w:hAnsi="Barlow Condensed Medium" w:cs="微軟正黑體" w:hint="eastAsia"/>
+          <w:w w:val="75"/>
+          <w:sz w:val="26"/>
+          <w:szCs w:val="26"/>
+        </w:rPr>
+        <w:t>11:1)</w:t>
+      </w:r>
+      <w:r>
+        <w:rPr>
+          <w:rFonts w:ascii="Barlow Condensed Medium" w:eastAsia="華康細黑體" w:hAnsi="Barlow Condensed Medium" w:cs="微軟正黑體" w:hint="eastAsia"/>
+          <w:w w:val="75"/>
+          <w:sz w:val="26"/>
+          <w:szCs w:val="26"/>
+        </w:rPr>
+        <w:t>耶穌基督才是福</w:t>
+      </w:r>
+      <w:r>
+        <w:rPr>
+          <w:rFonts w:ascii="Barlow Condensed Medium" w:eastAsia="華康細黑體" w:hAnsi="Barlow Condensed Medium" w:cs="微軟正黑體" w:hint="eastAsia"/>
+          <w:w w:val="75"/>
+          <w:sz w:val="26"/>
+          <w:szCs w:val="26"/>
+        </w:rPr>
+        <w:t>音的焦點。唯有在基督裡成為新造的人，人與人</w:t>
+      </w:r>
+      <w:proofErr w:type="gramStart"/>
+      <w:r>
+        <w:rPr>
+          <w:rFonts w:ascii="Barlow Condensed Medium" w:eastAsia="華康細黑體" w:hAnsi="Barlow Condensed Medium" w:cs="微軟正黑體" w:hint="eastAsia"/>
+          <w:w w:val="75"/>
+          <w:sz w:val="26"/>
+          <w:szCs w:val="26"/>
+        </w:rPr>
+        <w:t>與恨仇才能</w:t>
+      </w:r>
+      <w:proofErr w:type="gramEnd"/>
+      <w:r>
+        <w:rPr>
+          <w:rFonts w:ascii="Barlow Condensed Medium" w:eastAsia="華康細黑體" w:hAnsi="Barlow Condensed Medium" w:cs="微軟正黑體" w:hint="eastAsia"/>
+          <w:w w:val="75"/>
+          <w:sz w:val="26"/>
+          <w:szCs w:val="26"/>
+        </w:rPr>
+        <w:t>真正消滅，世界才能有真正的和平。</w:t>
       </w:r>
     </w:p>
     <w:p>
@@ -27546,7 +29045,67 @@
           <w:sz w:val="26"/>
           <w:szCs w:val="26"/>
         </w:rPr>
-        <w:t>觀察世人的仇恨，除了有實際相互虧欠公義的行為，就屬世代傳承在族群中的意識型態了。主要有兩種，一是種族或民族主義，二是宗教對立的歷史觀。這也是國與國之間最主要的戰爭起因，而內戰通常只是爭權奪利。像俄烏戰爭，以及台海和南北韓的問題，就是為了爭誰才是民族真正的代言人，就算對方不想爭也不行。此外，以哈、以黎和美伊戰爭，就是極權政府一直在製造宗教仇恨和恐怖攻擊而引發的。當然，戰爭使無辜百姓受害受苦是不公義，但是參與在製造仇恨的百姓就不能視為無辜。悲哀的是，這種仇恨是藉由極權政府長久對人民洗腦而種下的。因此，基督徒有一個特徵在這個時代就顯得極為重要，就是在基督裡能放下仇恨。和平才是公義真正的目的，而唯有　神能用復活來恢復所有被殺的義人的公義，即只有在　神的國度下，人與人才能有真正的和平。</w:t>
+        <w:t>觀察世人的仇恨，除了有實際相互虧欠公義的行為，就屬世代傳承在族群中的意識型態了。主要有兩種，一是種族或民族主義，二是宗教對立的歷史觀。這也是國與國之間最主要的戰爭起因，而內戰通常只是爭權奪利。</w:t>
+      </w:r>
+      <w:proofErr w:type="gramStart"/>
+      <w:r>
+        <w:rPr>
+          <w:rFonts w:ascii="Cambria" w:eastAsia="華康細黑體" w:hAnsi="Cambria" w:cs="Cambria" w:hint="eastAsia"/>
+          <w:w w:val="75"/>
+          <w:sz w:val="26"/>
+          <w:szCs w:val="26"/>
+        </w:rPr>
+        <w:t>像俄烏</w:t>
+      </w:r>
+      <w:proofErr w:type="gramEnd"/>
+      <w:r>
+        <w:rPr>
+          <w:rFonts w:ascii="Cambria" w:eastAsia="華康細黑體" w:hAnsi="Cambria" w:cs="Cambria" w:hint="eastAsia"/>
+          <w:w w:val="75"/>
+          <w:sz w:val="26"/>
+          <w:szCs w:val="26"/>
+        </w:rPr>
+        <w:t>戰爭，以及台海和南北韓的問題，就是為了爭誰才是民族真正的代言人，就算對方不想爭也不行。</w:t>
+      </w:r>
+      <w:proofErr w:type="gramStart"/>
+      <w:r>
+        <w:rPr>
+          <w:rFonts w:ascii="Cambria" w:eastAsia="華康細黑體" w:hAnsi="Cambria" w:cs="Cambria" w:hint="eastAsia"/>
+          <w:w w:val="75"/>
+          <w:sz w:val="26"/>
+          <w:szCs w:val="26"/>
+        </w:rPr>
+        <w:t>此外，以哈</w:t>
+      </w:r>
+      <w:proofErr w:type="gramEnd"/>
+      <w:r>
+        <w:rPr>
+          <w:rFonts w:ascii="Cambria" w:eastAsia="華康細黑體" w:hAnsi="Cambria" w:cs="Cambria" w:hint="eastAsia"/>
+          <w:w w:val="75"/>
+          <w:sz w:val="26"/>
+          <w:szCs w:val="26"/>
+        </w:rPr>
+        <w:t>、以黎和美伊戰爭，就是極權政府一直在製造宗教仇恨和恐怖攻擊而引發的。當然，戰爭使無辜百姓受害受</w:t>
+      </w:r>
+      <w:proofErr w:type="gramStart"/>
+      <w:r>
+        <w:rPr>
+          <w:rFonts w:ascii="Cambria" w:eastAsia="華康細黑體" w:hAnsi="Cambria" w:cs="Cambria" w:hint="eastAsia"/>
+          <w:w w:val="75"/>
+          <w:sz w:val="26"/>
+          <w:szCs w:val="26"/>
+        </w:rPr>
+        <w:t>苦是</w:t>
+      </w:r>
+      <w:proofErr w:type="gramEnd"/>
+      <w:r>
+        <w:rPr>
+          <w:rFonts w:ascii="Cambria" w:eastAsia="華康細黑體" w:hAnsi="Cambria" w:cs="Cambria" w:hint="eastAsia"/>
+          <w:w w:val="75"/>
+          <w:sz w:val="26"/>
+          <w:szCs w:val="26"/>
+        </w:rPr>
+        <w:t>不公義，但是參與在製造仇恨的百姓就不能視為無辜。悲哀的是，這種仇恨是藉由極權政府長久對人民洗腦而種下的。因此，基督徒有一個特徵在這個時代就顯得極為重要，就是在基督裡能放下仇恨。和平才是公義真正的目的，而唯有　神能用復活來恢復所有被殺的義人的公義，即只有在　神的國度下，人與人才能有真正的和平。</w:t>
       </w:r>
     </w:p>
     <w:p>
@@ -27569,7 +29128,27 @@
           <w:sz w:val="26"/>
           <w:szCs w:val="26"/>
         </w:rPr>
-        <w:t>所謂合而為一，是指追隨耶穌基督，在基督裡，又藉恩典和聖靈的大能，成為新造的義人、　神國公民，和　神的兒女，同做　神的家人，的身分上的同一性。</w:t>
+        <w:t>所謂合而為一，是指追隨耶穌基督，在基督裡，又藉恩典和聖靈的大能，成為新造的義人、　神國公民，和　神的兒女，</w:t>
+      </w:r>
+      <w:proofErr w:type="gramStart"/>
+      <w:r>
+        <w:rPr>
+          <w:rFonts w:ascii="Barlow Condensed Medium" w:eastAsia="華康儷中黑" w:hAnsi="Barlow Condensed Medium" w:hint="eastAsia"/>
+          <w:w w:val="75"/>
+          <w:sz w:val="26"/>
+          <w:szCs w:val="26"/>
+        </w:rPr>
+        <w:t>同做</w:t>
+      </w:r>
+      <w:proofErr w:type="gramEnd"/>
+      <w:r>
+        <w:rPr>
+          <w:rFonts w:ascii="Barlow Condensed Medium" w:eastAsia="華康儷中黑" w:hAnsi="Barlow Condensed Medium" w:hint="eastAsia"/>
+          <w:w w:val="75"/>
+          <w:sz w:val="26"/>
+          <w:szCs w:val="26"/>
+        </w:rPr>
+        <w:t xml:space="preserve">　神的家人，的身分上的同一性。</w:t>
       </w:r>
       <w:r>
         <w:rPr>
@@ -27578,7 +29157,27 @@
           <w:sz w:val="26"/>
           <w:szCs w:val="26"/>
         </w:rPr>
-        <w:t>保羅的教會觀才是保羅書信的重點。那些還在討論保羅喜歡猶太人多或外邦人多的人，只是在找一座已經拆掉的牆。而保羅卻已經進入了合而為一的新聖殿觀，就是以基督為首的教會觀。同為　神的兒女和家人成為人類和平唯一的可能，也成了今日人權平等的根基。追隨耶穌就是找到這個身分認同的唯一途徑。</w:t>
+        <w:t>保羅的教會觀才是保羅書信的重點。那些還在討論保羅喜歡猶太人多或外</w:t>
+      </w:r>
+      <w:proofErr w:type="gramStart"/>
+      <w:r>
+        <w:rPr>
+          <w:rFonts w:ascii="Barlow Condensed Medium" w:eastAsia="華康細黑體" w:hAnsi="Barlow Condensed Medium" w:cs="微軟正黑體" w:hint="eastAsia"/>
+          <w:w w:val="75"/>
+          <w:sz w:val="26"/>
+          <w:szCs w:val="26"/>
+        </w:rPr>
+        <w:t>邦</w:t>
+      </w:r>
+      <w:proofErr w:type="gramEnd"/>
+      <w:r>
+        <w:rPr>
+          <w:rFonts w:ascii="Barlow Condensed Medium" w:eastAsia="華康細黑體" w:hAnsi="Barlow Condensed Medium" w:cs="微軟正黑體" w:hint="eastAsia"/>
+          <w:w w:val="75"/>
+          <w:sz w:val="26"/>
+          <w:szCs w:val="26"/>
+        </w:rPr>
+        <w:t>人多的人，只是在找一座已經拆掉的牆。而保羅卻已經進入了合而為一的新聖殿觀，就是以基督為首的教會觀。同為　神的兒女和家人成為人類和平唯一的可能，也成了今日人權平等的根基。追隨耶穌就是找到這個身分認同的唯一途徑。</w:t>
       </w:r>
       <w:r>
         <w:rPr>

--- a/新泰週報20261004[2640]B4F.docx
+++ b/新泰週報20261004[2640]B4F.docx
@@ -1,6 +1,6 @@
 
 <file path=word/document.xml><?xml version="1.0" encoding="utf-8"?>
-<w:document xmlns:wpc="http://schemas.microsoft.com/office/word/2010/wordprocessingCanvas" xmlns:cx="http://schemas.microsoft.com/office/drawing/2014/chartex" xmlns:cx1="http://schemas.microsoft.com/office/drawing/2015/9/8/chartex" xmlns:cx2="http://schemas.microsoft.com/office/drawing/2015/10/21/chartex" xmlns:cx3="http://schemas.microsoft.com/office/drawing/2016/5/9/chartex" xmlns:cx4="http://schemas.microsoft.com/office/drawing/2016/5/10/chartex" xmlns:cx5="http://schemas.microsoft.com/office/drawing/2016/5/11/chartex" xmlns:cx6="http://schemas.microsoft.com/office/drawing/2016/5/12/chartex" xmlns:cx7="http://schemas.microsoft.com/office/drawing/2016/5/13/chartex" xmlns:cx8="http://schemas.microsoft.com/office/drawing/2016/5/14/chartex" xmlns:mc="http://schemas.openxmlformats.org/markup-compatibility/2006" xmlns:aink="http://schemas.microsoft.com/office/drawing/2016/ink" xmlns:am3d="http://schemas.microsoft.com/office/drawing/2017/model3d" xmlns:o="urn:schemas-microsoft-com:office:office" xmlns:oel="http://schemas.microsoft.com/office/2019/extlst" xmlns:r="http://schemas.openxmlformats.org/officeDocument/2006/relationships" xmlns:m="http://schemas.openxmlformats.org/officeDocument/2006/math" xmlns:v="urn:schemas-microsoft-com:vml" xmlns:wp14="http://schemas.microsoft.com/office/word/2010/wordprocessingDrawing" xmlns:wp="http://schemas.openxmlformats.org/drawingml/2006/wordprocessingDrawing" xmlns:w10="urn:schemas-microsoft-com:office:word" xmlns:w="http://schemas.openxmlformats.org/wordprocessingml/2006/main" xmlns:w14="http://schemas.microsoft.com/office/word/2010/wordml" xmlns:w15="http://schemas.microsoft.com/office/word/2012/wordml" xmlns:w16cex="http://schemas.microsoft.com/office/word/2018/wordml/cex" xmlns:w16cid="http://schemas.microsoft.com/office/word/2016/wordml/cid" xmlns:w16="http://schemas.microsoft.com/office/word/2018/wordml" xmlns:w16sdtdh="http://schemas.microsoft.com/office/word/2020/wordml/sdtdatahash" xmlns:w16se="http://schemas.microsoft.com/office/word/2015/wordml/symex" xmlns:wpg="http://schemas.microsoft.com/office/word/2010/wordprocessingGroup" xmlns:wpi="http://schemas.microsoft.com/office/word/2010/wordprocessingInk" xmlns:wne="http://schemas.microsoft.com/office/word/2006/wordml" xmlns:wps="http://schemas.microsoft.com/office/word/2010/wordprocessingShape" mc:Ignorable="w14 w15 w16se w16cid w16 w16cex w16sdtdh wp14">
+<w:document xmlns:wpc="http://schemas.microsoft.com/office/word/2010/wordprocessingCanvas" xmlns:mc="http://schemas.openxmlformats.org/markup-compatibility/2006" xmlns:o="urn:schemas-microsoft-com:office:office" xmlns:r="http://schemas.openxmlformats.org/officeDocument/2006/relationships" xmlns:m="http://schemas.openxmlformats.org/officeDocument/2006/math" xmlns:v="urn:schemas-microsoft-com:vml" xmlns:wp14="http://schemas.microsoft.com/office/word/2010/wordprocessingDrawing" xmlns:wp="http://schemas.openxmlformats.org/drawingml/2006/wordprocessingDrawing" xmlns:w10="urn:schemas-microsoft-com:office:word" xmlns:w="http://schemas.openxmlformats.org/wordprocessingml/2006/main" xmlns:w14="http://schemas.microsoft.com/office/word/2010/wordml" xmlns:w15="http://schemas.microsoft.com/office/word/2012/wordml" xmlns:wpg="http://schemas.microsoft.com/office/word/2010/wordprocessingGroup" xmlns:wpi="http://schemas.microsoft.com/office/word/2010/wordprocessingInk" xmlns:wne="http://schemas.microsoft.com/office/word/2006/wordml" xmlns:wps="http://schemas.microsoft.com/office/word/2010/wordprocessingShape" mc:Ignorable="w14 w15 wp14">
   <w:body>
     <w:p>
       <w:pPr>
@@ -619,7 +619,7 @@
                 <w:sz w:val="26"/>
                 <w:szCs w:val="26"/>
               </w:rPr>
-              <w:t>台北中會校園事工部</w:t>
+              <w:t>明志教會</w:t>
             </w:r>
             <w:r>
               <w:rPr>
@@ -655,7 +655,7 @@
                 <w:sz w:val="26"/>
                 <w:szCs w:val="26"/>
               </w:rPr>
-              <w:t>3(</w:t>
+              <w:t>11</w:t>
             </w:r>
             <w:r>
               <w:rPr>
@@ -664,7 +664,16 @@
                 <w:sz w:val="26"/>
                 <w:szCs w:val="26"/>
               </w:rPr>
-              <w:t>六</w:t>
+              <w:t>主日</w:t>
+            </w:r>
+            <w:r>
+              <w:rPr>
+                <w:rFonts w:ascii="Barlow Condensed Medium" w:eastAsia="標楷體" w:hAnsi="Barlow Condensed Medium" w:cs="Segoe UI Symbol"/>
+                <w:w w:val="90"/>
+                <w:sz w:val="26"/>
+                <w:szCs w:val="26"/>
+              </w:rPr>
+              <w:t>下午</w:t>
             </w:r>
             <w:r>
               <w:rPr>
@@ -673,7 +682,16 @@
                 <w:sz w:val="26"/>
                 <w:szCs w:val="26"/>
               </w:rPr>
-              <w:t>)</w:t>
+              <w:t>3</w:t>
+            </w:r>
+            <w:r>
+              <w:rPr>
+                <w:rFonts w:ascii="Barlow Condensed Medium" w:eastAsia="標楷體" w:hAnsi="Barlow Condensed Medium" w:cs="Segoe UI Symbol"/>
+                <w:w w:val="90"/>
+                <w:sz w:val="26"/>
+                <w:szCs w:val="26"/>
+              </w:rPr>
+              <w:t>:</w:t>
             </w:r>
             <w:r>
               <w:rPr>
@@ -682,7 +700,7 @@
                 <w:sz w:val="26"/>
                 <w:szCs w:val="26"/>
               </w:rPr>
-              <w:t>上</w:t>
+              <w:t>3</w:t>
             </w:r>
             <w:r>
               <w:rPr>
@@ -691,7 +709,7 @@
                 <w:sz w:val="26"/>
                 <w:szCs w:val="26"/>
               </w:rPr>
-              <w:t>午</w:t>
+              <w:t>0</w:t>
             </w:r>
             <w:r>
               <w:rPr>
@@ -700,123 +718,7 @@
                 <w:sz w:val="26"/>
                 <w:szCs w:val="26"/>
               </w:rPr>
-              <w:t>10</w:t>
-            </w:r>
-            <w:r>
-              <w:rPr>
-                <w:rFonts w:ascii="Barlow Condensed Medium" w:eastAsia="標楷體" w:hAnsi="Barlow Condensed Medium" w:cs="Segoe UI Symbol"/>
-                <w:w w:val="90"/>
-                <w:sz w:val="26"/>
-                <w:szCs w:val="26"/>
-              </w:rPr>
-              <w:t>:</w:t>
-            </w:r>
-            <w:r>
-              <w:rPr>
-                <w:rFonts w:ascii="Barlow Condensed Medium" w:eastAsia="標楷體" w:hAnsi="Barlow Condensed Medium" w:cs="Segoe UI Symbol" w:hint="eastAsia"/>
-                <w:w w:val="90"/>
-                <w:sz w:val="26"/>
-                <w:szCs w:val="26"/>
-              </w:rPr>
-              <w:t>0</w:t>
-            </w:r>
-            <w:r>
-              <w:rPr>
-                <w:rFonts w:ascii="Barlow Condensed Medium" w:eastAsia="標楷體" w:hAnsi="Barlow Condensed Medium" w:cs="Segoe UI Symbol"/>
-                <w:w w:val="90"/>
-                <w:sz w:val="26"/>
-                <w:szCs w:val="26"/>
-              </w:rPr>
-              <w:t>0</w:t>
-            </w:r>
-            <w:r>
-              <w:rPr>
-                <w:rFonts w:ascii="Barlow Condensed Medium" w:eastAsia="標楷體" w:hAnsi="Barlow Condensed Medium" w:cs="Segoe UI Symbol" w:hint="eastAsia"/>
-                <w:w w:val="90"/>
-                <w:sz w:val="26"/>
-                <w:szCs w:val="26"/>
-              </w:rPr>
-              <w:t>假大稻</w:t>
-            </w:r>
-            <w:proofErr w:type="gramStart"/>
-            <w:r>
-              <w:rPr>
-                <w:rFonts w:ascii="Barlow Condensed Medium" w:eastAsia="標楷體" w:hAnsi="Barlow Condensed Medium" w:cs="Segoe UI Symbol" w:hint="eastAsia"/>
-                <w:w w:val="90"/>
-                <w:sz w:val="26"/>
-                <w:szCs w:val="26"/>
-              </w:rPr>
-              <w:t>埕</w:t>
-            </w:r>
-            <w:proofErr w:type="gramEnd"/>
-            <w:r>
-              <w:rPr>
-                <w:rFonts w:ascii="Barlow Condensed Medium" w:eastAsia="標楷體" w:hAnsi="Barlow Condensed Medium" w:cs="Segoe UI Symbol" w:hint="eastAsia"/>
-                <w:w w:val="90"/>
-                <w:sz w:val="26"/>
-                <w:szCs w:val="26"/>
-              </w:rPr>
-              <w:t>教會舉行吳</w:t>
-            </w:r>
-            <w:proofErr w:type="gramStart"/>
-            <w:r>
-              <w:rPr>
-                <w:rFonts w:ascii="Barlow Condensed Medium" w:eastAsia="標楷體" w:hAnsi="Barlow Condensed Medium" w:cs="Segoe UI Symbol" w:hint="eastAsia"/>
-                <w:w w:val="90"/>
-                <w:sz w:val="26"/>
-                <w:szCs w:val="26"/>
-              </w:rPr>
-              <w:t>祈</w:t>
-            </w:r>
-            <w:proofErr w:type="gramEnd"/>
-            <w:r>
-              <w:rPr>
-                <w:rFonts w:ascii="Barlow Condensed Medium" w:eastAsia="標楷體" w:hAnsi="Barlow Condensed Medium" w:cs="Segoe UI Symbol" w:hint="eastAsia"/>
-                <w:w w:val="90"/>
-                <w:sz w:val="26"/>
-                <w:szCs w:val="26"/>
-              </w:rPr>
-              <w:t>得傳道</w:t>
-            </w:r>
-            <w:proofErr w:type="gramStart"/>
-            <w:r>
-              <w:rPr>
-                <w:rFonts w:ascii="Barlow Condensed Medium" w:eastAsia="標楷體" w:hAnsi="Barlow Condensed Medium" w:cs="Segoe UI Symbol" w:hint="eastAsia"/>
-                <w:w w:val="90"/>
-                <w:sz w:val="26"/>
-                <w:szCs w:val="26"/>
-              </w:rPr>
-              <w:t>師封立</w:t>
-            </w:r>
-            <w:proofErr w:type="gramEnd"/>
-            <w:r>
-              <w:rPr>
-                <w:rFonts w:ascii="Barlow Condensed Medium" w:eastAsia="標楷體" w:hAnsi="Barlow Condensed Medium" w:cs="Segoe UI Symbol" w:hint="eastAsia"/>
-                <w:w w:val="90"/>
-                <w:sz w:val="26"/>
-                <w:szCs w:val="26"/>
-              </w:rPr>
-              <w:t>牧師暨就任台北中會校園事工中心</w:t>
-            </w:r>
-            <w:proofErr w:type="gramStart"/>
-            <w:r>
-              <w:rPr>
-                <w:rFonts w:ascii="Barlow Condensed Medium" w:eastAsia="標楷體" w:hAnsi="Barlow Condensed Medium" w:cs="Segoe UI Symbol" w:hint="eastAsia"/>
-                <w:w w:val="90"/>
-                <w:sz w:val="26"/>
-                <w:szCs w:val="26"/>
-              </w:rPr>
-              <w:t>牧師授職感恩</w:t>
-            </w:r>
-            <w:proofErr w:type="gramEnd"/>
-            <w:r>
-              <w:rPr>
-                <w:rFonts w:ascii="Barlow Condensed Medium" w:eastAsia="標楷體" w:hAnsi="Barlow Condensed Medium" w:cs="Segoe UI Symbol" w:hint="eastAsia"/>
-                <w:w w:val="90"/>
-                <w:sz w:val="26"/>
-                <w:szCs w:val="26"/>
-              </w:rPr>
-              <w:t>禮拜</w:t>
+              <w:t>舉行林青岳傳道師封立牧師暨就任該會第五任牧師授職感恩禮拜</w:t>
             </w:r>
             <w:r>
               <w:rPr>
@@ -905,7 +807,7 @@
                 <w:sz w:val="26"/>
                 <w:szCs w:val="26"/>
               </w:rPr>
-              <w:t>明志教會</w:t>
+              <w:t>救恩教會</w:t>
             </w:r>
             <w:r>
               <w:rPr>
@@ -941,7 +843,7 @@
                 <w:sz w:val="26"/>
                 <w:szCs w:val="26"/>
               </w:rPr>
-              <w:t>11</w:t>
+              <w:t>25</w:t>
             </w:r>
             <w:r>
               <w:rPr>
@@ -1004,47 +906,7 @@
                 <w:sz w:val="26"/>
                 <w:szCs w:val="26"/>
               </w:rPr>
-              <w:t>舉行林青岳傳道</w:t>
-            </w:r>
-            <w:proofErr w:type="gramStart"/>
-            <w:r>
-              <w:rPr>
-                <w:rFonts w:ascii="Barlow Condensed Medium" w:eastAsia="標楷體" w:hAnsi="Barlow Condensed Medium" w:cs="Segoe UI Symbol" w:hint="eastAsia"/>
-                <w:w w:val="90"/>
-                <w:sz w:val="26"/>
-                <w:szCs w:val="26"/>
-              </w:rPr>
-              <w:t>師封立</w:t>
-            </w:r>
-            <w:proofErr w:type="gramEnd"/>
-            <w:r>
-              <w:rPr>
-                <w:rFonts w:ascii="Barlow Condensed Medium" w:eastAsia="標楷體" w:hAnsi="Barlow Condensed Medium" w:cs="Segoe UI Symbol" w:hint="eastAsia"/>
-                <w:w w:val="90"/>
-                <w:sz w:val="26"/>
-                <w:szCs w:val="26"/>
-              </w:rPr>
-              <w:t>牧師暨就任該會第五任</w:t>
-            </w:r>
-            <w:proofErr w:type="gramStart"/>
-            <w:r>
-              <w:rPr>
-                <w:rFonts w:ascii="Barlow Condensed Medium" w:eastAsia="標楷體" w:hAnsi="Barlow Condensed Medium" w:cs="Segoe UI Symbol" w:hint="eastAsia"/>
-                <w:w w:val="90"/>
-                <w:sz w:val="26"/>
-                <w:szCs w:val="26"/>
-              </w:rPr>
-              <w:t>牧師授職感恩</w:t>
-            </w:r>
-            <w:proofErr w:type="gramEnd"/>
-            <w:r>
-              <w:rPr>
-                <w:rFonts w:ascii="Barlow Condensed Medium" w:eastAsia="標楷體" w:hAnsi="Barlow Condensed Medium" w:cs="Segoe UI Symbol" w:hint="eastAsia"/>
-                <w:w w:val="90"/>
-                <w:sz w:val="26"/>
-                <w:szCs w:val="26"/>
-              </w:rPr>
-              <w:t>禮拜</w:t>
+              <w:t>假三重埔教會舉行李恩忻傳道師封立牧師暨就任救恩教會教育牧師授職感恩禮拜</w:t>
             </w:r>
             <w:r>
               <w:rPr>
@@ -1126,7 +988,6 @@
                 <w:lang w:bidi="he-IL"/>
               </w:rPr>
             </w:pPr>
-            <w:proofErr w:type="gramStart"/>
             <w:r>
               <w:rPr>
                 <w:rFonts w:ascii="Barlow Condensed Medium" w:eastAsia="標楷體" w:hAnsi="Barlow Condensed Medium" w:cs="Segoe UI Symbol" w:hint="eastAsia"/>
@@ -1134,9 +995,17 @@
                 <w:sz w:val="26"/>
                 <w:szCs w:val="26"/>
               </w:rPr>
-              <w:t>救恩教會</w:t>
-            </w:r>
-            <w:proofErr w:type="gramEnd"/>
+              <w:t>「</w:t>
+            </w:r>
+            <w:r>
+              <w:rPr>
+                <w:rFonts w:ascii="Barlow Condensed Medium" w:eastAsia="標楷體" w:hAnsi="Barlow Condensed Medium" w:cs="Segoe UI Symbol" w:hint="eastAsia"/>
+                <w:w w:val="90"/>
+                <w:sz w:val="26"/>
+                <w:szCs w:val="26"/>
+              </w:rPr>
+              <w:t>2</w:t>
+            </w:r>
             <w:r>
               <w:rPr>
                 <w:rFonts w:ascii="Barlow Condensed Medium" w:eastAsia="標楷體" w:hAnsi="Barlow Condensed Medium" w:cs="Segoe UI Symbol"/>
@@ -1144,7 +1013,7 @@
                 <w:sz w:val="26"/>
                 <w:szCs w:val="26"/>
               </w:rPr>
-              <w:t>將於</w:t>
+              <w:t>026</w:t>
             </w:r>
             <w:r>
               <w:rPr>
@@ -1153,7 +1022,7 @@
                 <w:sz w:val="26"/>
                 <w:szCs w:val="26"/>
               </w:rPr>
-              <w:t>10</w:t>
+              <w:t>年北中青年日聯合禱告會」</w:t>
             </w:r>
             <w:r>
               <w:rPr>
@@ -1162,7 +1031,7 @@
                 <w:sz w:val="26"/>
                 <w:szCs w:val="26"/>
               </w:rPr>
-              <w:t>/</w:t>
+              <w:t>將</w:t>
             </w:r>
             <w:r>
               <w:rPr>
@@ -1171,7 +1040,7 @@
                 <w:sz w:val="26"/>
                 <w:szCs w:val="26"/>
               </w:rPr>
-              <w:t>25</w:t>
+              <w:t>延期至</w:t>
             </w:r>
             <w:r>
               <w:rPr>
@@ -1180,7 +1049,7 @@
                 <w:sz w:val="26"/>
                 <w:szCs w:val="26"/>
               </w:rPr>
-              <w:t>主日</w:t>
+              <w:t>10</w:t>
             </w:r>
             <w:r>
               <w:rPr>
@@ -1189,7 +1058,7 @@
                 <w:sz w:val="26"/>
                 <w:szCs w:val="26"/>
               </w:rPr>
-              <w:t>下午</w:t>
+              <w:t>/</w:t>
             </w:r>
             <w:r>
               <w:rPr>
@@ -1198,7 +1067,25 @@
                 <w:sz w:val="26"/>
                 <w:szCs w:val="26"/>
               </w:rPr>
-              <w:t>3</w:t>
+              <w:t>31(</w:t>
+            </w:r>
+            <w:r>
+              <w:rPr>
+                <w:rFonts w:ascii="Barlow Condensed Medium" w:eastAsia="標楷體" w:hAnsi="Barlow Condensed Medium" w:cs="Segoe UI Symbol" w:hint="eastAsia"/>
+                <w:w w:val="90"/>
+                <w:sz w:val="26"/>
+                <w:szCs w:val="26"/>
+              </w:rPr>
+              <w:t>六</w:t>
+            </w:r>
+            <w:r>
+              <w:rPr>
+                <w:rFonts w:ascii="Barlow Condensed Medium" w:eastAsia="標楷體" w:hAnsi="Barlow Condensed Medium" w:cs="Segoe UI Symbol" w:hint="eastAsia"/>
+                <w:w w:val="90"/>
+                <w:sz w:val="26"/>
+                <w:szCs w:val="26"/>
+              </w:rPr>
+              <w:t>)</w:t>
             </w:r>
             <w:r>
               <w:rPr>
@@ -1207,7 +1094,7 @@
                 <w:sz w:val="26"/>
                 <w:szCs w:val="26"/>
               </w:rPr>
-              <w:t>:</w:t>
+              <w:t>下午</w:t>
             </w:r>
             <w:r>
               <w:rPr>
@@ -1216,7 +1103,7 @@
                 <w:sz w:val="26"/>
                 <w:szCs w:val="26"/>
               </w:rPr>
-              <w:t>3</w:t>
+              <w:t>15</w:t>
             </w:r>
             <w:r>
               <w:rPr>
@@ -1225,6 +1112,15 @@
                 <w:sz w:val="26"/>
                 <w:szCs w:val="26"/>
               </w:rPr>
+              <w:t>:</w:t>
+            </w:r>
+            <w:r>
+              <w:rPr>
+                <w:rFonts w:ascii="Barlow Condensed Medium" w:eastAsia="標楷體" w:hAnsi="Barlow Condensed Medium" w:cs="Segoe UI Symbol"/>
+                <w:w w:val="90"/>
+                <w:sz w:val="26"/>
+                <w:szCs w:val="26"/>
+              </w:rPr>
               <w:t>0</w:t>
             </w:r>
             <w:r>
@@ -1234,9 +1130,8 @@
                 <w:sz w:val="26"/>
                 <w:szCs w:val="26"/>
               </w:rPr>
-              <w:t>假三重埔教會舉行李恩忻傳道</w:t>
-            </w:r>
-            <w:proofErr w:type="gramStart"/>
+              <w:t>0-16:30</w:t>
+            </w:r>
             <w:r>
               <w:rPr>
                 <w:rFonts w:ascii="Barlow Condensed Medium" w:eastAsia="標楷體" w:hAnsi="Barlow Condensed Medium" w:cs="Segoe UI Symbol" w:hint="eastAsia"/>
@@ -1244,57 +1139,7 @@
                 <w:sz w:val="26"/>
                 <w:szCs w:val="26"/>
               </w:rPr>
-              <w:t>師封立</w:t>
-            </w:r>
-            <w:proofErr w:type="gramEnd"/>
-            <w:r>
-              <w:rPr>
-                <w:rFonts w:ascii="Barlow Condensed Medium" w:eastAsia="標楷體" w:hAnsi="Barlow Condensed Medium" w:cs="Segoe UI Symbol" w:hint="eastAsia"/>
-                <w:w w:val="90"/>
-                <w:sz w:val="26"/>
-                <w:szCs w:val="26"/>
-              </w:rPr>
-              <w:t>牧師暨</w:t>
-            </w:r>
-            <w:proofErr w:type="gramStart"/>
-            <w:r>
-              <w:rPr>
-                <w:rFonts w:ascii="Barlow Condensed Medium" w:eastAsia="標楷體" w:hAnsi="Barlow Condensed Medium" w:cs="Segoe UI Symbol" w:hint="eastAsia"/>
-                <w:w w:val="90"/>
-                <w:sz w:val="26"/>
-                <w:szCs w:val="26"/>
-              </w:rPr>
-              <w:t>就任救恩教會</w:t>
-            </w:r>
-            <w:proofErr w:type="gramEnd"/>
-            <w:r>
-              <w:rPr>
-                <w:rFonts w:ascii="Barlow Condensed Medium" w:eastAsia="標楷體" w:hAnsi="Barlow Condensed Medium" w:cs="Segoe UI Symbol" w:hint="eastAsia"/>
-                <w:w w:val="90"/>
-                <w:sz w:val="26"/>
-                <w:szCs w:val="26"/>
-              </w:rPr>
-              <w:t>教育</w:t>
-            </w:r>
-            <w:proofErr w:type="gramStart"/>
-            <w:r>
-              <w:rPr>
-                <w:rFonts w:ascii="Barlow Condensed Medium" w:eastAsia="標楷體" w:hAnsi="Barlow Condensed Medium" w:cs="Segoe UI Symbol" w:hint="eastAsia"/>
-                <w:w w:val="90"/>
-                <w:sz w:val="26"/>
-                <w:szCs w:val="26"/>
-              </w:rPr>
-              <w:t>牧師授職感恩</w:t>
-            </w:r>
-            <w:proofErr w:type="gramEnd"/>
-            <w:r>
-              <w:rPr>
-                <w:rFonts w:ascii="Barlow Condensed Medium" w:eastAsia="標楷體" w:hAnsi="Barlow Condensed Medium" w:cs="Segoe UI Symbol" w:hint="eastAsia"/>
-                <w:w w:val="90"/>
-                <w:sz w:val="26"/>
-                <w:szCs w:val="26"/>
-              </w:rPr>
-              <w:t>禮拜</w:t>
+              <w:t>假大稻埕教會舉行</w:t>
             </w:r>
             <w:r>
               <w:rPr>
@@ -1378,258 +1223,6 @@
             </w:pPr>
             <w:r>
               <w:rPr>
-                <w:rFonts w:ascii="Barlow Condensed Medium" w:eastAsia="標楷體" w:hAnsi="Barlow Condensed Medium" w:cs="Segoe UI Symbol" w:hint="eastAsia"/>
-                <w:w w:val="90"/>
-                <w:sz w:val="26"/>
-                <w:szCs w:val="26"/>
-              </w:rPr>
-              <w:t>「</w:t>
-            </w:r>
-            <w:r>
-              <w:rPr>
-                <w:rFonts w:ascii="Barlow Condensed Medium" w:eastAsia="標楷體" w:hAnsi="Barlow Condensed Medium" w:cs="Segoe UI Symbol" w:hint="eastAsia"/>
-                <w:w w:val="90"/>
-                <w:sz w:val="26"/>
-                <w:szCs w:val="26"/>
-              </w:rPr>
-              <w:t>2</w:t>
-            </w:r>
-            <w:r>
-              <w:rPr>
-                <w:rFonts w:ascii="Barlow Condensed Medium" w:eastAsia="標楷體" w:hAnsi="Barlow Condensed Medium" w:cs="Segoe UI Symbol"/>
-                <w:w w:val="90"/>
-                <w:sz w:val="26"/>
-                <w:szCs w:val="26"/>
-              </w:rPr>
-              <w:t>026</w:t>
-            </w:r>
-            <w:r>
-              <w:rPr>
-                <w:rFonts w:ascii="Barlow Condensed Medium" w:eastAsia="標楷體" w:hAnsi="Barlow Condensed Medium" w:cs="Segoe UI Symbol" w:hint="eastAsia"/>
-                <w:w w:val="90"/>
-                <w:sz w:val="26"/>
-                <w:szCs w:val="26"/>
-              </w:rPr>
-              <w:t>年北中青年日聯合禱告會」</w:t>
-            </w:r>
-            <w:r>
-              <w:rPr>
-                <w:rFonts w:ascii="Barlow Condensed Medium" w:eastAsia="標楷體" w:hAnsi="Barlow Condensed Medium" w:cs="Segoe UI Symbol"/>
-                <w:w w:val="90"/>
-                <w:sz w:val="26"/>
-                <w:szCs w:val="26"/>
-              </w:rPr>
-              <w:t>將</w:t>
-            </w:r>
-            <w:r>
-              <w:rPr>
-                <w:rFonts w:ascii="Barlow Condensed Medium" w:eastAsia="標楷體" w:hAnsi="Barlow Condensed Medium" w:cs="Segoe UI Symbol" w:hint="eastAsia"/>
-                <w:w w:val="90"/>
-                <w:sz w:val="26"/>
-                <w:szCs w:val="26"/>
-              </w:rPr>
-              <w:t>延期至</w:t>
-            </w:r>
-            <w:r>
-              <w:rPr>
-                <w:rFonts w:ascii="Barlow Condensed Medium" w:eastAsia="標楷體" w:hAnsi="Barlow Condensed Medium" w:cs="Segoe UI Symbol" w:hint="eastAsia"/>
-                <w:w w:val="90"/>
-                <w:sz w:val="26"/>
-                <w:szCs w:val="26"/>
-              </w:rPr>
-              <w:t>10</w:t>
-            </w:r>
-            <w:r>
-              <w:rPr>
-                <w:rFonts w:ascii="Barlow Condensed Medium" w:eastAsia="標楷體" w:hAnsi="Barlow Condensed Medium" w:cs="Segoe UI Symbol"/>
-                <w:w w:val="90"/>
-                <w:sz w:val="26"/>
-                <w:szCs w:val="26"/>
-              </w:rPr>
-              <w:t>/</w:t>
-            </w:r>
-            <w:r>
-              <w:rPr>
-                <w:rFonts w:ascii="Barlow Condensed Medium" w:eastAsia="標楷體" w:hAnsi="Barlow Condensed Medium" w:cs="Segoe UI Symbol" w:hint="eastAsia"/>
-                <w:w w:val="90"/>
-                <w:sz w:val="26"/>
-                <w:szCs w:val="26"/>
-              </w:rPr>
-              <w:t>31(</w:t>
-            </w:r>
-            <w:r>
-              <w:rPr>
-                <w:rFonts w:ascii="Barlow Condensed Medium" w:eastAsia="標楷體" w:hAnsi="Barlow Condensed Medium" w:cs="Segoe UI Symbol" w:hint="eastAsia"/>
-                <w:w w:val="90"/>
-                <w:sz w:val="26"/>
-                <w:szCs w:val="26"/>
-              </w:rPr>
-              <w:t>六</w:t>
-            </w:r>
-            <w:r>
-              <w:rPr>
-                <w:rFonts w:ascii="Barlow Condensed Medium" w:eastAsia="標楷體" w:hAnsi="Barlow Condensed Medium" w:cs="Segoe UI Symbol" w:hint="eastAsia"/>
-                <w:w w:val="90"/>
-                <w:sz w:val="26"/>
-                <w:szCs w:val="26"/>
-              </w:rPr>
-              <w:t>)</w:t>
-            </w:r>
-            <w:r>
-              <w:rPr>
-                <w:rFonts w:ascii="Barlow Condensed Medium" w:eastAsia="標楷體" w:hAnsi="Barlow Condensed Medium" w:cs="Segoe UI Symbol"/>
-                <w:w w:val="90"/>
-                <w:sz w:val="26"/>
-                <w:szCs w:val="26"/>
-              </w:rPr>
-              <w:t>下午</w:t>
-            </w:r>
-            <w:r>
-              <w:rPr>
-                <w:rFonts w:ascii="Barlow Condensed Medium" w:eastAsia="標楷體" w:hAnsi="Barlow Condensed Medium" w:cs="Segoe UI Symbol" w:hint="eastAsia"/>
-                <w:w w:val="90"/>
-                <w:sz w:val="26"/>
-                <w:szCs w:val="26"/>
-              </w:rPr>
-              <w:t>15</w:t>
-            </w:r>
-            <w:r>
-              <w:rPr>
-                <w:rFonts w:ascii="Barlow Condensed Medium" w:eastAsia="標楷體" w:hAnsi="Barlow Condensed Medium" w:cs="Segoe UI Symbol"/>
-                <w:w w:val="90"/>
-                <w:sz w:val="26"/>
-                <w:szCs w:val="26"/>
-              </w:rPr>
-              <w:t>:</w:t>
-            </w:r>
-            <w:r>
-              <w:rPr>
-                <w:rFonts w:ascii="Barlow Condensed Medium" w:eastAsia="標楷體" w:hAnsi="Barlow Condensed Medium" w:cs="Segoe UI Symbol"/>
-                <w:w w:val="90"/>
-                <w:sz w:val="26"/>
-                <w:szCs w:val="26"/>
-              </w:rPr>
-              <w:t>0</w:t>
-            </w:r>
-            <w:r>
-              <w:rPr>
-                <w:rFonts w:ascii="Barlow Condensed Medium" w:eastAsia="標楷體" w:hAnsi="Barlow Condensed Medium" w:cs="Segoe UI Symbol" w:hint="eastAsia"/>
-                <w:w w:val="90"/>
-                <w:sz w:val="26"/>
-                <w:szCs w:val="26"/>
-              </w:rPr>
-              <w:t>0-16:30</w:t>
-            </w:r>
-            <w:r>
-              <w:rPr>
-                <w:rFonts w:ascii="Barlow Condensed Medium" w:eastAsia="標楷體" w:hAnsi="Barlow Condensed Medium" w:cs="Segoe UI Symbol" w:hint="eastAsia"/>
-                <w:w w:val="90"/>
-                <w:sz w:val="26"/>
-                <w:szCs w:val="26"/>
-              </w:rPr>
-              <w:t>假大稻</w:t>
-            </w:r>
-            <w:proofErr w:type="gramStart"/>
-            <w:r>
-              <w:rPr>
-                <w:rFonts w:ascii="Barlow Condensed Medium" w:eastAsia="標楷體" w:hAnsi="Barlow Condensed Medium" w:cs="Segoe UI Symbol" w:hint="eastAsia"/>
-                <w:w w:val="90"/>
-                <w:sz w:val="26"/>
-                <w:szCs w:val="26"/>
-              </w:rPr>
-              <w:t>埕</w:t>
-            </w:r>
-            <w:proofErr w:type="gramEnd"/>
-            <w:r>
-              <w:rPr>
-                <w:rFonts w:ascii="Barlow Condensed Medium" w:eastAsia="標楷體" w:hAnsi="Barlow Condensed Medium" w:cs="Segoe UI Symbol" w:hint="eastAsia"/>
-                <w:w w:val="90"/>
-                <w:sz w:val="26"/>
-                <w:szCs w:val="26"/>
-              </w:rPr>
-              <w:t>教會舉行</w:t>
-            </w:r>
-            <w:r>
-              <w:rPr>
-                <w:rFonts w:ascii="Barlow Condensed Medium" w:eastAsia="標楷體" w:hAnsi="Barlow Condensed Medium" w:cs="Segoe UI Symbol"/>
-                <w:w w:val="90"/>
-                <w:sz w:val="26"/>
-                <w:szCs w:val="26"/>
-              </w:rPr>
-              <w:t>。</w:t>
-            </w:r>
-          </w:p>
-        </w:tc>
-      </w:tr>
-      <w:tr>
-        <w:tc>
-          <w:tcPr>
-            <w:tcW w:w="299" w:type="dxa"/>
-            <w:tcBorders>
-              <w:top w:val="nil"/>
-              <w:left w:val="nil"/>
-              <w:bottom w:val="nil"/>
-              <w:right w:val="nil"/>
-            </w:tcBorders>
-            <w:tcMar>
-              <w:left w:w="28" w:type="dxa"/>
-              <w:right w:w="28" w:type="dxa"/>
-            </w:tcMar>
-          </w:tcPr>
-          <w:p>
-            <w:pPr>
-              <w:snapToGrid w:val="0"/>
-              <w:spacing w:line="300" w:lineRule="exact"/>
-              <w:ind w:rightChars="11" w:right="26"/>
-              <w:jc w:val="right"/>
-              <w:rPr>
-                <w:rFonts w:ascii="Barlow Condensed Medium" w:eastAsia="華康細黑體" w:hAnsi="Barlow Condensed Medium"/>
-                <w:w w:val="90"/>
-                <w:sz w:val="26"/>
-                <w:szCs w:val="26"/>
-              </w:rPr>
-            </w:pPr>
-            <w:r>
-              <w:rPr>
-                <w:rFonts w:ascii="Barlow Condensed Medium" w:eastAsia="華康細黑體" w:hAnsi="Barlow Condensed Medium" w:hint="eastAsia"/>
-                <w:w w:val="90"/>
-                <w:sz w:val="26"/>
-                <w:szCs w:val="26"/>
-              </w:rPr>
-              <w:t>5</w:t>
-            </w:r>
-            <w:r>
-              <w:rPr>
-                <w:rFonts w:ascii="Barlow Condensed Medium" w:eastAsia="華康細黑體" w:hAnsi="Barlow Condensed Medium" w:hint="eastAsia"/>
-                <w:w w:val="90"/>
-                <w:sz w:val="26"/>
-                <w:szCs w:val="26"/>
-              </w:rPr>
-              <w:t>.</w:t>
-            </w:r>
-          </w:p>
-        </w:tc>
-        <w:tc>
-          <w:tcPr>
-            <w:tcW w:w="5622" w:type="dxa"/>
-            <w:tcBorders>
-              <w:top w:val="nil"/>
-              <w:left w:val="nil"/>
-              <w:bottom w:val="nil"/>
-              <w:right w:val="nil"/>
-            </w:tcBorders>
-            <w:tcMar>
-              <w:left w:w="28" w:type="dxa"/>
-              <w:right w:w="28" w:type="dxa"/>
-            </w:tcMar>
-          </w:tcPr>
-          <w:p>
-            <w:pPr>
-              <w:kinsoku w:val="0"/>
-              <w:snapToGrid w:val="0"/>
-              <w:spacing w:line="300" w:lineRule="exact"/>
-              <w:jc w:val="both"/>
-              <w:rPr>
                 <w:rFonts w:ascii="Barlow Condensed Medium" w:eastAsia="標楷體" w:hAnsi="Barlow Condensed Medium" w:cs="Segoe UI Symbol"/>
                 <w:noProof/>
                 <w:w w:val="90"/>
@@ -1637,24 +1230,14 @@
                 <w:szCs w:val="26"/>
                 <w:lang w:bidi="he-IL"/>
               </w:rPr>
-            </w:pPr>
-            <w:r>
-              <w:rPr>
-                <w:rFonts w:ascii="Barlow Condensed Medium" w:eastAsia="標楷體" w:hAnsi="Barlow Condensed Medium" w:cs="Segoe UI Symbol"/>
-                <w:noProof/>
-                <w:w w:val="90"/>
-                <w:sz w:val="26"/>
-                <w:szCs w:val="26"/>
-                <w:lang w:bidi="he-IL"/>
-              </w:rPr>
               <w:drawing>
-                <wp:anchor distT="0" distB="0" distL="114300" distR="114300" simplePos="0" relativeHeight="251667968" behindDoc="0" locked="0" layoutInCell="1" allowOverlap="1" wp14:anchorId="152DAB53" wp14:editId="63B6357F">
+                <wp:anchor distT="0" distB="0" distL="114300" distR="114300" simplePos="0" relativeHeight="251657216" behindDoc="0" locked="0" layoutInCell="1" allowOverlap="1" wp14:anchorId="152DAB53" wp14:editId="38E957F4">
                   <wp:simplePos x="0" y="0"/>
                   <wp:positionH relativeFrom="column">
-                    <wp:posOffset>2816860</wp:posOffset>
+                    <wp:posOffset>3127103</wp:posOffset>
                   </wp:positionH>
                   <wp:positionV relativeFrom="paragraph">
-                    <wp:posOffset>-103414</wp:posOffset>
+                    <wp:posOffset>-65314</wp:posOffset>
                   </wp:positionV>
                   <wp:extent cx="697865" cy="679450"/>
                   <wp:effectExtent l="0" t="0" r="6985" b="6350"/>
@@ -1705,6 +1288,203 @@
             </w:r>
             <w:r>
               <w:rPr>
+                <w:rFonts w:ascii="Barlow Condensed Medium" w:eastAsia="標楷體" w:hAnsi="Barlow Condensed Medium" w:cs="Segoe UI Symbol" w:hint="eastAsia"/>
+                <w:w w:val="90"/>
+                <w:sz w:val="26"/>
+                <w:szCs w:val="26"/>
+              </w:rPr>
+              <w:t>台北中會</w:t>
+            </w:r>
+            <w:r>
+              <w:rPr>
+                <w:rFonts w:ascii="Barlow Condensed Medium" w:eastAsia="標楷體" w:hAnsi="Barlow Condensed Medium" w:cs="Segoe UI Symbol" w:hint="eastAsia"/>
+                <w:w w:val="90"/>
+                <w:sz w:val="26"/>
+                <w:szCs w:val="26"/>
+              </w:rPr>
+              <w:t>2026</w:t>
+            </w:r>
+            <w:r>
+              <w:rPr>
+                <w:rFonts w:ascii="Barlow Condensed Medium" w:eastAsia="標楷體" w:hAnsi="Barlow Condensed Medium" w:cs="Segoe UI Symbol" w:hint="eastAsia"/>
+                <w:w w:val="90"/>
+                <w:sz w:val="26"/>
+                <w:szCs w:val="26"/>
+              </w:rPr>
+              <w:t>年下半年度進階長執訓練會將於</w:t>
+            </w:r>
+            <w:r>
+              <w:rPr>
+                <w:rFonts w:ascii="Barlow Condensed Medium" w:eastAsia="標楷體" w:hAnsi="Barlow Condensed Medium" w:cs="Segoe UI Symbol" w:hint="eastAsia"/>
+                <w:w w:val="90"/>
+                <w:sz w:val="26"/>
+                <w:szCs w:val="26"/>
+              </w:rPr>
+              <w:t>10/31(</w:t>
+            </w:r>
+            <w:r>
+              <w:rPr>
+                <w:rFonts w:ascii="Barlow Condensed Medium" w:eastAsia="標楷體" w:hAnsi="Barlow Condensed Medium" w:cs="Segoe UI Symbol" w:hint="eastAsia"/>
+                <w:w w:val="90"/>
+                <w:sz w:val="26"/>
+                <w:szCs w:val="26"/>
+              </w:rPr>
+              <w:t>六</w:t>
+            </w:r>
+            <w:r>
+              <w:rPr>
+                <w:rFonts w:ascii="Barlow Condensed Medium" w:eastAsia="標楷體" w:hAnsi="Barlow Condensed Medium" w:cs="Segoe UI Symbol" w:hint="eastAsia"/>
+                <w:w w:val="90"/>
+                <w:sz w:val="26"/>
+                <w:szCs w:val="26"/>
+              </w:rPr>
+              <w:t>)</w:t>
+            </w:r>
+            <w:r>
+              <w:rPr>
+                <w:rFonts w:ascii="Barlow Condensed Medium" w:eastAsia="標楷體" w:hAnsi="Barlow Condensed Medium" w:cs="Segoe UI Symbol" w:hint="eastAsia"/>
+                <w:w w:val="90"/>
+                <w:sz w:val="26"/>
+                <w:szCs w:val="26"/>
+              </w:rPr>
+              <w:t>上午</w:t>
+            </w:r>
+            <w:r>
+              <w:rPr>
+                <w:rFonts w:ascii="Barlow Condensed Medium" w:eastAsia="標楷體" w:hAnsi="Barlow Condensed Medium" w:cs="Segoe UI Symbol" w:hint="eastAsia"/>
+                <w:w w:val="90"/>
+                <w:sz w:val="26"/>
+                <w:szCs w:val="26"/>
+              </w:rPr>
+              <w:t>8:45-12:00</w:t>
+            </w:r>
+            <w:r>
+              <w:rPr>
+                <w:rFonts w:ascii="Barlow Condensed Medium" w:eastAsia="標楷體" w:hAnsi="Barlow Condensed Medium" w:cs="Segoe UI Symbol" w:hint="eastAsia"/>
+                <w:w w:val="90"/>
+                <w:sz w:val="26"/>
+                <w:szCs w:val="26"/>
+              </w:rPr>
+              <w:t>在大稻埕教會舉行。報名至</w:t>
+            </w:r>
+            <w:r>
+              <w:rPr>
+                <w:rFonts w:ascii="Barlow Condensed Medium" w:eastAsia="標楷體" w:hAnsi="Barlow Condensed Medium" w:cs="Segoe UI Symbol" w:hint="eastAsia"/>
+                <w:w w:val="90"/>
+                <w:sz w:val="26"/>
+                <w:szCs w:val="26"/>
+              </w:rPr>
+              <w:t>10/28(</w:t>
+            </w:r>
+            <w:r>
+              <w:rPr>
+                <w:rFonts w:ascii="Barlow Condensed Medium" w:eastAsia="標楷體" w:hAnsi="Barlow Condensed Medium" w:cs="Segoe UI Symbol" w:hint="eastAsia"/>
+                <w:w w:val="90"/>
+                <w:sz w:val="26"/>
+                <w:szCs w:val="26"/>
+              </w:rPr>
+              <w:t>三</w:t>
+            </w:r>
+            <w:r>
+              <w:rPr>
+                <w:rFonts w:ascii="Barlow Condensed Medium" w:eastAsia="標楷體" w:hAnsi="Barlow Condensed Medium" w:cs="Segoe UI Symbol" w:hint="eastAsia"/>
+                <w:w w:val="90"/>
+                <w:sz w:val="26"/>
+                <w:szCs w:val="26"/>
+              </w:rPr>
+              <w:t>)</w:t>
+            </w:r>
+            <w:r>
+              <w:rPr>
+                <w:rFonts w:ascii="Barlow Condensed Medium" w:eastAsia="標楷體" w:hAnsi="Barlow Condensed Medium" w:cs="Segoe UI Symbol" w:hint="eastAsia"/>
+                <w:w w:val="90"/>
+                <w:sz w:val="26"/>
+                <w:szCs w:val="26"/>
+              </w:rPr>
+              <w:t>。</w:t>
+            </w:r>
+          </w:p>
+        </w:tc>
+      </w:tr>
+      <w:tr>
+        <w:tc>
+          <w:tcPr>
+            <w:tcW w:w="299" w:type="dxa"/>
+            <w:tcBorders>
+              <w:top w:val="nil"/>
+              <w:left w:val="nil"/>
+              <w:bottom w:val="nil"/>
+              <w:right w:val="nil"/>
+            </w:tcBorders>
+            <w:tcMar>
+              <w:left w:w="28" w:type="dxa"/>
+              <w:right w:w="28" w:type="dxa"/>
+            </w:tcMar>
+          </w:tcPr>
+          <w:p>
+            <w:pPr>
+              <w:snapToGrid w:val="0"/>
+              <w:spacing w:line="300" w:lineRule="exact"/>
+              <w:ind w:rightChars="11" w:right="26"/>
+              <w:jc w:val="right"/>
+              <w:rPr>
+                <w:rFonts w:ascii="Barlow Condensed Medium" w:eastAsia="華康細黑體" w:hAnsi="Barlow Condensed Medium"/>
+                <w:w w:val="90"/>
+                <w:sz w:val="26"/>
+                <w:szCs w:val="26"/>
+              </w:rPr>
+            </w:pPr>
+            <w:r>
+              <w:rPr>
+                <w:rFonts w:ascii="Barlow Condensed Medium" w:eastAsia="華康細黑體" w:hAnsi="Barlow Condensed Medium" w:hint="eastAsia"/>
+                <w:w w:val="90"/>
+                <w:sz w:val="26"/>
+                <w:szCs w:val="26"/>
+              </w:rPr>
+              <w:t>5</w:t>
+            </w:r>
+            <w:r>
+              <w:rPr>
+                <w:rFonts w:ascii="Barlow Condensed Medium" w:eastAsia="華康細黑體" w:hAnsi="Barlow Condensed Medium" w:hint="eastAsia"/>
+                <w:w w:val="90"/>
+                <w:sz w:val="26"/>
+                <w:szCs w:val="26"/>
+              </w:rPr>
+              <w:t>.</w:t>
+            </w:r>
+          </w:p>
+        </w:tc>
+        <w:tc>
+          <w:tcPr>
+            <w:tcW w:w="5622" w:type="dxa"/>
+            <w:tcBorders>
+              <w:top w:val="nil"/>
+              <w:left w:val="nil"/>
+              <w:bottom w:val="nil"/>
+              <w:right w:val="nil"/>
+            </w:tcBorders>
+            <w:tcMar>
+              <w:left w:w="28" w:type="dxa"/>
+              <w:right w:w="28" w:type="dxa"/>
+            </w:tcMar>
+          </w:tcPr>
+          <w:p>
+            <w:pPr>
+              <w:kinsoku w:val="0"/>
+              <w:snapToGrid w:val="0"/>
+              <w:spacing w:line="300" w:lineRule="exact"/>
+              <w:jc w:val="both"/>
+              <w:rPr>
+                <w:rFonts w:ascii="Barlow Condensed Medium" w:eastAsia="標楷體" w:hAnsi="Barlow Condensed Medium" w:cs="Segoe UI Symbol"/>
+                <w:noProof/>
+                <w:w w:val="90"/>
+                <w:sz w:val="26"/>
+                <w:szCs w:val="26"/>
+                <w:lang w:bidi="he-IL"/>
+              </w:rPr>
+            </w:pPr>
+            <w:r>
+              <w:rPr>
                 <w:rFonts w:ascii="Segoe UI Symbol" w:eastAsia="標楷體" w:hAnsi="Segoe UI Symbol" w:cs="Segoe UI Symbol"/>
                 <w:w w:val="90"/>
                 <w:sz w:val="26"/>
@@ -1719,7 +1499,7 @@
                 <w:sz w:val="26"/>
                 <w:szCs w:val="26"/>
               </w:rPr>
-              <w:t>台北中會</w:t>
+              <w:t>台北</w:t>
             </w:r>
             <w:r>
               <w:rPr>
@@ -1728,7 +1508,7 @@
                 <w:sz w:val="26"/>
                 <w:szCs w:val="26"/>
               </w:rPr>
-              <w:t>2026</w:t>
+              <w:t>中會松年部舉辦</w:t>
             </w:r>
             <w:r>
               <w:rPr>
@@ -1737,9 +1517,8 @@
                 <w:sz w:val="26"/>
                 <w:szCs w:val="26"/>
               </w:rPr>
-              <w:t>年下半年度</w:t>
-            </w:r>
-            <w:proofErr w:type="gramStart"/>
+              <w:t>2026</w:t>
+            </w:r>
             <w:r>
               <w:rPr>
                 <w:rFonts w:ascii="Barlow Condensed Medium" w:eastAsia="標楷體" w:hAnsi="Barlow Condensed Medium" w:cs="Segoe UI Symbol" w:hint="eastAsia"/>
@@ -1747,9 +1526,8 @@
                 <w:sz w:val="26"/>
                 <w:szCs w:val="26"/>
               </w:rPr>
-              <w:t>進階長執訓練</w:t>
-            </w:r>
-            <w:proofErr w:type="gramEnd"/>
+              <w:t>年重陽節感恩禮拜暨表掦活動，</w:t>
+            </w:r>
             <w:r>
               <w:rPr>
                 <w:rFonts w:ascii="Barlow Condensed Medium" w:eastAsia="標楷體" w:hAnsi="Barlow Condensed Medium" w:cs="Segoe UI Symbol" w:hint="eastAsia"/>
@@ -1757,7 +1535,7 @@
                 <w:sz w:val="26"/>
                 <w:szCs w:val="26"/>
               </w:rPr>
-              <w:t>會將於</w:t>
+              <w:t>10/16(</w:t>
             </w:r>
             <w:r>
               <w:rPr>
@@ -1766,7 +1544,7 @@
                 <w:sz w:val="26"/>
                 <w:szCs w:val="26"/>
               </w:rPr>
-              <w:t>10/31(</w:t>
+              <w:t>五</w:t>
             </w:r>
             <w:r>
               <w:rPr>
@@ -1775,7 +1553,7 @@
                 <w:sz w:val="26"/>
                 <w:szCs w:val="26"/>
               </w:rPr>
-              <w:t>六</w:t>
+              <w:t>)</w:t>
             </w:r>
             <w:r>
               <w:rPr>
@@ -1784,7 +1562,7 @@
                 <w:sz w:val="26"/>
                 <w:szCs w:val="26"/>
               </w:rPr>
-              <w:t>)</w:t>
+              <w:t>上午</w:t>
             </w:r>
             <w:r>
               <w:rPr>
@@ -1793,7 +1571,7 @@
                 <w:sz w:val="26"/>
                 <w:szCs w:val="26"/>
               </w:rPr>
-              <w:t>上午</w:t>
+              <w:t>9:30</w:t>
             </w:r>
             <w:r>
               <w:rPr>
@@ -1802,72 +1580,7 @@
                 <w:sz w:val="26"/>
                 <w:szCs w:val="26"/>
               </w:rPr>
-              <w:t>8:45-12:00</w:t>
-            </w:r>
-            <w:r>
-              <w:rPr>
-                <w:rFonts w:ascii="Barlow Condensed Medium" w:eastAsia="標楷體" w:hAnsi="Barlow Condensed Medium" w:cs="Segoe UI Symbol" w:hint="eastAsia"/>
-                <w:w w:val="90"/>
-                <w:sz w:val="26"/>
-                <w:szCs w:val="26"/>
-              </w:rPr>
-              <w:t>在大稻</w:t>
-            </w:r>
-            <w:proofErr w:type="gramStart"/>
-            <w:r>
-              <w:rPr>
-                <w:rFonts w:ascii="Barlow Condensed Medium" w:eastAsia="標楷體" w:hAnsi="Barlow Condensed Medium" w:cs="Segoe UI Symbol" w:hint="eastAsia"/>
-                <w:w w:val="90"/>
-                <w:sz w:val="26"/>
-                <w:szCs w:val="26"/>
-              </w:rPr>
-              <w:t>埕</w:t>
-            </w:r>
-            <w:proofErr w:type="gramEnd"/>
-            <w:r>
-              <w:rPr>
-                <w:rFonts w:ascii="Barlow Condensed Medium" w:eastAsia="標楷體" w:hAnsi="Barlow Condensed Medium" w:cs="Segoe UI Symbol" w:hint="eastAsia"/>
-                <w:w w:val="90"/>
-                <w:sz w:val="26"/>
-                <w:szCs w:val="26"/>
-              </w:rPr>
-              <w:t>教會舉行。報名至</w:t>
-            </w:r>
-            <w:r>
-              <w:rPr>
-                <w:rFonts w:ascii="Barlow Condensed Medium" w:eastAsia="標楷體" w:hAnsi="Barlow Condensed Medium" w:cs="Segoe UI Symbol" w:hint="eastAsia"/>
-                <w:w w:val="90"/>
-                <w:sz w:val="26"/>
-                <w:szCs w:val="26"/>
-              </w:rPr>
-              <w:t>10/28(</w:t>
-            </w:r>
-            <w:r>
-              <w:rPr>
-                <w:rFonts w:ascii="Barlow Condensed Medium" w:eastAsia="標楷體" w:hAnsi="Barlow Condensed Medium" w:cs="Segoe UI Symbol" w:hint="eastAsia"/>
-                <w:w w:val="90"/>
-                <w:sz w:val="26"/>
-                <w:szCs w:val="26"/>
-              </w:rPr>
-              <w:t>三</w:t>
-            </w:r>
-            <w:r>
-              <w:rPr>
-                <w:rFonts w:ascii="Barlow Condensed Medium" w:eastAsia="標楷體" w:hAnsi="Barlow Condensed Medium" w:cs="Segoe UI Symbol" w:hint="eastAsia"/>
-                <w:w w:val="90"/>
-                <w:sz w:val="26"/>
-                <w:szCs w:val="26"/>
-              </w:rPr>
-              <w:t>)</w:t>
-            </w:r>
-            <w:r>
-              <w:rPr>
-                <w:rFonts w:ascii="Barlow Condensed Medium" w:eastAsia="標楷體" w:hAnsi="Barlow Condensed Medium" w:cs="Segoe UI Symbol" w:hint="eastAsia"/>
-                <w:w w:val="90"/>
-                <w:sz w:val="26"/>
-                <w:szCs w:val="26"/>
-              </w:rPr>
-              <w:t>。</w:t>
+              <w:t>在艋舺教會舉行。</w:t>
             </w:r>
           </w:p>
         </w:tc>
@@ -1986,7 +1699,7 @@
                 <w:szCs w:val="26"/>
                 <w:lang w:bidi="he-IL"/>
               </w:rPr>
-              <w:t>本主日</w:t>
+              <w:t>本</w:t>
             </w:r>
             <w:r>
               <w:rPr>
@@ -1997,7 +1710,7 @@
                 <w:szCs w:val="26"/>
                 <w:lang w:bidi="he-IL"/>
               </w:rPr>
-              <w:t>(9/27)</w:t>
+              <w:t>主日</w:t>
             </w:r>
             <w:r>
               <w:rPr>
@@ -2008,65 +1721,7 @@
                 <w:szCs w:val="26"/>
                 <w:lang w:bidi="he-IL"/>
               </w:rPr>
-              <w:t>為聖經學院奉獻主日，本會與與泰山教會交換講台，感謝陳俊宏牧師前來請安和證道。</w:t>
-            </w:r>
-          </w:p>
-        </w:tc>
-      </w:tr>
-      <w:tr>
-        <w:tc>
-          <w:tcPr>
-            <w:tcW w:w="280" w:type="dxa"/>
-          </w:tcPr>
-          <w:p>
-            <w:pPr>
-              <w:snapToGrid w:val="0"/>
-              <w:spacing w:line="300" w:lineRule="exact"/>
-              <w:ind w:rightChars="11" w:right="26"/>
-              <w:jc w:val="right"/>
-              <w:rPr>
-                <w:rFonts w:ascii="Barlow Condensed Medium" w:eastAsia="華康細黑體" w:hAnsi="Barlow Condensed Medium"/>
-                <w:w w:val="90"/>
-                <w:sz w:val="26"/>
-                <w:szCs w:val="26"/>
-              </w:rPr>
-            </w:pPr>
-            <w:r>
-              <w:rPr>
-                <w:rFonts w:ascii="Barlow Condensed Medium" w:eastAsia="華康細黑體" w:hAnsi="Barlow Condensed Medium" w:hint="eastAsia"/>
-                <w:w w:val="90"/>
-                <w:sz w:val="26"/>
-                <w:szCs w:val="26"/>
-              </w:rPr>
-              <w:t>2.</w:t>
-            </w:r>
-          </w:p>
-        </w:tc>
-        <w:tc>
-          <w:tcPr>
-            <w:tcW w:w="5641" w:type="dxa"/>
-          </w:tcPr>
-          <w:p>
-            <w:pPr>
-              <w:kinsoku w:val="0"/>
-              <w:snapToGrid w:val="0"/>
-              <w:spacing w:line="300" w:lineRule="exact"/>
-              <w:jc w:val="both"/>
-              <w:rPr>
-                <w:rFonts w:ascii="Barlow Condensed Medium" w:eastAsia="標楷體" w:hAnsi="Barlow Condensed Medium" w:cs="Segoe UI Symbol"/>
-                <w:w w:val="90"/>
-                <w:sz w:val="26"/>
-                <w:szCs w:val="26"/>
-              </w:rPr>
-            </w:pPr>
-            <w:r>
-              <w:rPr>
-                <w:rFonts w:ascii="Segoe UI Symbol" w:eastAsia="標楷體" w:hAnsi="Segoe UI Symbol" w:cs="Segoe UI Symbol"/>
-                <w:w w:val="90"/>
-                <w:sz w:val="26"/>
-                <w:szCs w:val="26"/>
-              </w:rPr>
-              <w:t>★</w:t>
+              <w:t>(10/4)</w:t>
             </w:r>
             <w:r>
               <w:rPr>
@@ -2077,7 +1732,65 @@
                 <w:szCs w:val="26"/>
                 <w:lang w:bidi="he-IL"/>
               </w:rPr>
-              <w:t>下</w:t>
+              <w:t>為世界聖餐主日，本會舉行聖餐聯合禮拜，華語禮拜暫停乙次。</w:t>
+            </w:r>
+          </w:p>
+        </w:tc>
+      </w:tr>
+      <w:tr>
+        <w:tc>
+          <w:tcPr>
+            <w:tcW w:w="280" w:type="dxa"/>
+          </w:tcPr>
+          <w:p>
+            <w:pPr>
+              <w:snapToGrid w:val="0"/>
+              <w:spacing w:line="300" w:lineRule="exact"/>
+              <w:ind w:rightChars="11" w:right="26"/>
+              <w:jc w:val="right"/>
+              <w:rPr>
+                <w:rFonts w:ascii="Barlow Condensed Medium" w:eastAsia="華康細黑體" w:hAnsi="Barlow Condensed Medium"/>
+                <w:w w:val="90"/>
+                <w:sz w:val="26"/>
+                <w:szCs w:val="26"/>
+              </w:rPr>
+            </w:pPr>
+            <w:r>
+              <w:rPr>
+                <w:rFonts w:ascii="Barlow Condensed Medium" w:eastAsia="華康細黑體" w:hAnsi="Barlow Condensed Medium" w:hint="eastAsia"/>
+                <w:w w:val="90"/>
+                <w:sz w:val="26"/>
+                <w:szCs w:val="26"/>
+              </w:rPr>
+              <w:t>2.</w:t>
+            </w:r>
+          </w:p>
+        </w:tc>
+        <w:tc>
+          <w:tcPr>
+            <w:tcW w:w="5641" w:type="dxa"/>
+          </w:tcPr>
+          <w:p>
+            <w:pPr>
+              <w:kinsoku w:val="0"/>
+              <w:snapToGrid w:val="0"/>
+              <w:spacing w:line="300" w:lineRule="exact"/>
+              <w:jc w:val="both"/>
+              <w:rPr>
+                <w:rFonts w:ascii="Barlow Condensed Medium" w:eastAsia="標楷體" w:hAnsi="Barlow Condensed Medium" w:cs="Segoe UI Symbol"/>
+                <w:w w:val="90"/>
+                <w:sz w:val="26"/>
+                <w:szCs w:val="26"/>
+              </w:rPr>
+            </w:pPr>
+            <w:r>
+              <w:rPr>
+                <w:rFonts w:ascii="Segoe UI Symbol" w:eastAsia="標楷體" w:hAnsi="Segoe UI Symbol" w:cs="Segoe UI Symbol"/>
+                <w:w w:val="90"/>
+                <w:sz w:val="26"/>
+                <w:szCs w:val="26"/>
+              </w:rPr>
+              <w:t>★</w:t>
             </w:r>
             <w:r>
               <w:rPr>
@@ -2088,7 +1801,7 @@
                 <w:szCs w:val="26"/>
                 <w:lang w:bidi="he-IL"/>
               </w:rPr>
-              <w:t>主日</w:t>
+              <w:t>下</w:t>
             </w:r>
             <w:r>
               <w:rPr>
@@ -2099,7 +1812,7 @@
                 <w:szCs w:val="26"/>
                 <w:lang w:bidi="he-IL"/>
               </w:rPr>
-              <w:t>(10/4)</w:t>
+              <w:t>主日</w:t>
             </w:r>
             <w:r>
               <w:rPr>
@@ -2110,7 +1823,7 @@
                 <w:szCs w:val="26"/>
                 <w:lang w:bidi="he-IL"/>
               </w:rPr>
-              <w:t>為世界聖餐主日，舉行聖餐聯合禮拜，華語禮拜暫停乙次</w:t>
+              <w:t>(10/</w:t>
             </w:r>
             <w:r>
               <w:rPr>
@@ -2121,66 +1834,8 @@
                 <w:szCs w:val="26"/>
                 <w:lang w:bidi="he-IL"/>
               </w:rPr>
-              <w:t>。</w:t>
-            </w:r>
-          </w:p>
-        </w:tc>
-      </w:tr>
-      <w:tr>
-        <w:tc>
-          <w:tcPr>
-            <w:tcW w:w="280" w:type="dxa"/>
-          </w:tcPr>
-          <w:p>
-            <w:pPr>
-              <w:snapToGrid w:val="0"/>
-              <w:spacing w:line="300" w:lineRule="exact"/>
-              <w:ind w:rightChars="11" w:right="26"/>
-              <w:jc w:val="right"/>
-              <w:rPr>
-                <w:rFonts w:ascii="Barlow Condensed Medium" w:eastAsia="華康細黑體" w:hAnsi="Barlow Condensed Medium"/>
-                <w:w w:val="90"/>
-                <w:sz w:val="26"/>
-                <w:szCs w:val="26"/>
-              </w:rPr>
-            </w:pPr>
-            <w:r>
-              <w:rPr>
-                <w:rFonts w:ascii="Barlow Condensed Medium" w:eastAsia="華康細黑體" w:hAnsi="Barlow Condensed Medium" w:hint="eastAsia"/>
-                <w:w w:val="90"/>
-                <w:sz w:val="26"/>
-                <w:szCs w:val="26"/>
-              </w:rPr>
-              <w:t>3</w:t>
-            </w:r>
-            <w:r>
-              <w:rPr>
-                <w:rFonts w:ascii="Barlow Condensed Medium" w:eastAsia="華康細黑體" w:hAnsi="Barlow Condensed Medium" w:hint="eastAsia"/>
-                <w:w w:val="90"/>
-                <w:sz w:val="26"/>
-                <w:szCs w:val="26"/>
-              </w:rPr>
-              <w:t>.</w:t>
-            </w:r>
-          </w:p>
-        </w:tc>
-        <w:tc>
-          <w:tcPr>
-            <w:tcW w:w="5641" w:type="dxa"/>
-          </w:tcPr>
-          <w:p>
-            <w:pPr>
-              <w:kinsoku w:val="0"/>
-              <w:snapToGrid w:val="0"/>
-              <w:spacing w:line="300" w:lineRule="exact"/>
-              <w:jc w:val="both"/>
-              <w:rPr>
-                <w:rFonts w:ascii="Barlow Condensed Medium" w:eastAsia="標楷體" w:hAnsi="Barlow Condensed Medium" w:cs="Segoe UI Symbol"/>
-                <w:w w:val="90"/>
-                <w:sz w:val="26"/>
-                <w:szCs w:val="26"/>
-              </w:rPr>
-            </w:pPr>
+              <w:t>11</w:t>
+            </w:r>
             <w:r>
               <w:rPr>
                 <w:rFonts w:ascii="Barlow Condensed Medium" w:eastAsia="標楷體" w:hAnsi="Barlow Condensed Medium" w:cs="Segoe UI Symbol" w:hint="eastAsia"/>
@@ -2190,7 +1845,7 @@
                 <w:szCs w:val="26"/>
                 <w:lang w:bidi="he-IL"/>
               </w:rPr>
-              <w:t>今年下半年度的洗禮，預定在</w:t>
+              <w:t>)</w:t>
             </w:r>
             <w:r>
               <w:rPr>
@@ -2201,7 +1856,7 @@
                 <w:szCs w:val="26"/>
                 <w:lang w:bidi="he-IL"/>
               </w:rPr>
-              <w:t>12/13</w:t>
+              <w:t>下午</w:t>
             </w:r>
             <w:r>
               <w:rPr>
@@ -2212,94 +1867,7 @@
                 <w:szCs w:val="26"/>
                 <w:lang w:bidi="he-IL"/>
               </w:rPr>
-              <w:t>主日。成人或小兒洗禮請向王牧師報名。成人需要上慕道班。</w:t>
-            </w:r>
-          </w:p>
-        </w:tc>
-      </w:tr>
-      <w:tr>
-        <w:tc>
-          <w:tcPr>
-            <w:tcW w:w="280" w:type="dxa"/>
-          </w:tcPr>
-          <w:p>
-            <w:pPr>
-              <w:snapToGrid w:val="0"/>
-              <w:spacing w:line="300" w:lineRule="exact"/>
-              <w:ind w:rightChars="11" w:right="26"/>
-              <w:jc w:val="right"/>
-              <w:rPr>
-                <w:rFonts w:ascii="Barlow Condensed Medium" w:eastAsia="華康細黑體" w:hAnsi="Barlow Condensed Medium"/>
-                <w:w w:val="90"/>
-                <w:sz w:val="26"/>
-                <w:szCs w:val="26"/>
-              </w:rPr>
-            </w:pPr>
-            <w:r>
-              <w:rPr>
-                <w:rFonts w:ascii="Barlow Condensed Medium" w:eastAsia="華康細黑體" w:hAnsi="Barlow Condensed Medium" w:hint="eastAsia"/>
-                <w:w w:val="90"/>
-                <w:sz w:val="26"/>
-                <w:szCs w:val="26"/>
-              </w:rPr>
-              <w:t>4</w:t>
-            </w:r>
-            <w:r>
-              <w:rPr>
-                <w:rFonts w:ascii="Barlow Condensed Medium" w:eastAsia="華康細黑體" w:hAnsi="Barlow Condensed Medium" w:hint="eastAsia"/>
-                <w:w w:val="90"/>
-                <w:sz w:val="26"/>
-                <w:szCs w:val="26"/>
-              </w:rPr>
-              <w:t>.</w:t>
-            </w:r>
-          </w:p>
-        </w:tc>
-        <w:tc>
-          <w:tcPr>
-            <w:tcW w:w="5641" w:type="dxa"/>
-          </w:tcPr>
-          <w:p>
-            <w:pPr>
-              <w:kinsoku w:val="0"/>
-              <w:snapToGrid w:val="0"/>
-              <w:spacing w:line="300" w:lineRule="exact"/>
-              <w:jc w:val="both"/>
-              <w:rPr>
-                <w:rFonts w:ascii="Barlow Condensed Medium" w:eastAsia="標楷體" w:hAnsi="Barlow Condensed Medium" w:cs="Segoe UI Symbol"/>
-                <w:w w:val="90"/>
-                <w:sz w:val="26"/>
-                <w:szCs w:val="26"/>
-              </w:rPr>
-            </w:pPr>
-            <w:r>
-              <w:rPr>
-                <w:rFonts w:ascii="Barlow Condensed Medium" w:eastAsia="標楷體" w:hAnsi="Barlow Condensed Medium" w:cs="Segoe UI Symbol" w:hint="eastAsia"/>
-                <w:w w:val="90"/>
-                <w:sz w:val="26"/>
-                <w:szCs w:val="26"/>
-              </w:rPr>
-              <w:t>邀請兄</w:t>
-            </w:r>
-            <w:proofErr w:type="gramStart"/>
-            <w:r>
-              <w:rPr>
-                <w:rFonts w:ascii="Barlow Condensed Medium" w:eastAsia="標楷體" w:hAnsi="Barlow Condensed Medium" w:cs="Segoe UI Symbol" w:hint="eastAsia"/>
-                <w:w w:val="90"/>
-                <w:sz w:val="26"/>
-                <w:szCs w:val="26"/>
-              </w:rPr>
-              <w:t>姊</w:t>
-            </w:r>
-            <w:proofErr w:type="gramEnd"/>
-            <w:r>
-              <w:rPr>
-                <w:rFonts w:ascii="Barlow Condensed Medium" w:eastAsia="標楷體" w:hAnsi="Barlow Condensed Medium" w:cs="Segoe UI Symbol" w:hint="eastAsia"/>
-                <w:w w:val="90"/>
-                <w:sz w:val="26"/>
-                <w:szCs w:val="26"/>
-              </w:rPr>
-              <w:t>在主日禮拜中作個人見證。</w:t>
+              <w:t>3:00</w:t>
             </w:r>
             <w:r>
               <w:rPr>
@@ -2310,7 +1878,7 @@
                 <w:szCs w:val="26"/>
                 <w:lang w:bidi="he-IL"/>
               </w:rPr>
-              <w:t>有感動的兄姊可以向王牧師報名，並準備約</w:t>
+              <w:t>召開定期長執會和小會，請長執預備心出席</w:t>
             </w:r>
             <w:r>
               <w:rPr>
@@ -2321,8 +1889,66 @@
                 <w:szCs w:val="26"/>
                 <w:lang w:bidi="he-IL"/>
               </w:rPr>
-              <w:t>5-10</w:t>
-            </w:r>
+              <w:t>。</w:t>
+            </w:r>
+          </w:p>
+        </w:tc>
+      </w:tr>
+      <w:tr>
+        <w:tc>
+          <w:tcPr>
+            <w:tcW w:w="280" w:type="dxa"/>
+          </w:tcPr>
+          <w:p>
+            <w:pPr>
+              <w:snapToGrid w:val="0"/>
+              <w:spacing w:line="300" w:lineRule="exact"/>
+              <w:ind w:rightChars="11" w:right="26"/>
+              <w:jc w:val="right"/>
+              <w:rPr>
+                <w:rFonts w:ascii="Barlow Condensed Medium" w:eastAsia="華康細黑體" w:hAnsi="Barlow Condensed Medium"/>
+                <w:w w:val="90"/>
+                <w:sz w:val="26"/>
+                <w:szCs w:val="26"/>
+              </w:rPr>
+            </w:pPr>
+            <w:r>
+              <w:rPr>
+                <w:rFonts w:ascii="Barlow Condensed Medium" w:eastAsia="華康細黑體" w:hAnsi="Barlow Condensed Medium" w:hint="eastAsia"/>
+                <w:w w:val="90"/>
+                <w:sz w:val="26"/>
+                <w:szCs w:val="26"/>
+              </w:rPr>
+              <w:t>3</w:t>
+            </w:r>
+            <w:r>
+              <w:rPr>
+                <w:rFonts w:ascii="Barlow Condensed Medium" w:eastAsia="華康細黑體" w:hAnsi="Barlow Condensed Medium" w:hint="eastAsia"/>
+                <w:w w:val="90"/>
+                <w:sz w:val="26"/>
+                <w:szCs w:val="26"/>
+              </w:rPr>
+              <w:t>.</w:t>
+            </w:r>
+          </w:p>
+        </w:tc>
+        <w:tc>
+          <w:tcPr>
+            <w:tcW w:w="5641" w:type="dxa"/>
+          </w:tcPr>
+          <w:p>
+            <w:pPr>
+              <w:kinsoku w:val="0"/>
+              <w:snapToGrid w:val="0"/>
+              <w:spacing w:line="300" w:lineRule="exact"/>
+              <w:jc w:val="both"/>
+              <w:rPr>
+                <w:rFonts w:ascii="Barlow Condensed Medium" w:eastAsia="標楷體" w:hAnsi="Barlow Condensed Medium" w:cs="Segoe UI Symbol"/>
+                <w:w w:val="90"/>
+                <w:sz w:val="26"/>
+                <w:szCs w:val="26"/>
+              </w:rPr>
+            </w:pPr>
             <w:r>
               <w:rPr>
                 <w:rFonts w:ascii="Barlow Condensed Medium" w:eastAsia="標楷體" w:hAnsi="Barlow Condensed Medium" w:cs="Segoe UI Symbol" w:hint="eastAsia"/>
@@ -2332,66 +1958,8 @@
                 <w:szCs w:val="26"/>
                 <w:lang w:bidi="he-IL"/>
               </w:rPr>
-              <w:t>鐘的見證。</w:t>
-            </w:r>
-          </w:p>
-        </w:tc>
-      </w:tr>
-      <w:tr>
-        <w:tc>
-          <w:tcPr>
-            <w:tcW w:w="280" w:type="dxa"/>
-          </w:tcPr>
-          <w:p>
-            <w:pPr>
-              <w:snapToGrid w:val="0"/>
-              <w:spacing w:line="300" w:lineRule="exact"/>
-              <w:ind w:rightChars="11" w:right="26"/>
-              <w:jc w:val="right"/>
-              <w:rPr>
-                <w:rFonts w:ascii="Barlow Condensed Medium" w:eastAsia="華康細黑體" w:hAnsi="Barlow Condensed Medium"/>
-                <w:w w:val="90"/>
-                <w:sz w:val="26"/>
-                <w:szCs w:val="26"/>
-              </w:rPr>
-            </w:pPr>
-            <w:r>
-              <w:rPr>
-                <w:rFonts w:ascii="Barlow Condensed Medium" w:eastAsia="華康細黑體" w:hAnsi="Barlow Condensed Medium" w:hint="eastAsia"/>
-                <w:w w:val="90"/>
-                <w:sz w:val="26"/>
-                <w:szCs w:val="26"/>
-              </w:rPr>
-              <w:t>5</w:t>
-            </w:r>
-            <w:r>
-              <w:rPr>
-                <w:rFonts w:ascii="Barlow Condensed Medium" w:eastAsia="華康細黑體" w:hAnsi="Barlow Condensed Medium" w:hint="eastAsia"/>
-                <w:w w:val="90"/>
-                <w:sz w:val="26"/>
-                <w:szCs w:val="26"/>
-              </w:rPr>
-              <w:t>.</w:t>
-            </w:r>
-          </w:p>
-        </w:tc>
-        <w:tc>
-          <w:tcPr>
-            <w:tcW w:w="5641" w:type="dxa"/>
-          </w:tcPr>
-          <w:p>
-            <w:pPr>
-              <w:kinsoku w:val="0"/>
-              <w:snapToGrid w:val="0"/>
-              <w:spacing w:line="300" w:lineRule="exact"/>
-              <w:jc w:val="both"/>
-              <w:rPr>
-                <w:rFonts w:ascii="Barlow Condensed Medium" w:eastAsia="標楷體" w:hAnsi="Barlow Condensed Medium" w:cs="Segoe UI Symbol"/>
-                <w:w w:val="90"/>
-                <w:sz w:val="26"/>
-                <w:szCs w:val="26"/>
-              </w:rPr>
-            </w:pPr>
+              <w:t>今年下半年度的洗禮，預定在</w:t>
+            </w:r>
             <w:r>
               <w:rPr>
                 <w:rFonts w:ascii="Barlow Condensed Medium" w:eastAsia="標楷體" w:hAnsi="Barlow Condensed Medium" w:cs="Segoe UI Symbol" w:hint="eastAsia"/>
@@ -2401,7 +1969,7 @@
                 <w:szCs w:val="26"/>
                 <w:lang w:bidi="he-IL"/>
               </w:rPr>
-              <w:t>本會今年野外禮拜訂於</w:t>
+              <w:t>12/13</w:t>
             </w:r>
             <w:r>
               <w:rPr>
@@ -2412,7 +1980,74 @@
                 <w:szCs w:val="26"/>
                 <w:lang w:bidi="he-IL"/>
               </w:rPr>
-              <w:t>11/1</w:t>
+              <w:t>主日。成人或小兒洗禮請向王牧師報名。成人需要上慕道班。</w:t>
+            </w:r>
+          </w:p>
+        </w:tc>
+      </w:tr>
+      <w:tr>
+        <w:tc>
+          <w:tcPr>
+            <w:tcW w:w="280" w:type="dxa"/>
+          </w:tcPr>
+          <w:p>
+            <w:pPr>
+              <w:snapToGrid w:val="0"/>
+              <w:spacing w:line="300" w:lineRule="exact"/>
+              <w:ind w:rightChars="11" w:right="26"/>
+              <w:jc w:val="right"/>
+              <w:rPr>
+                <w:rFonts w:ascii="Barlow Condensed Medium" w:eastAsia="華康細黑體" w:hAnsi="Barlow Condensed Medium"/>
+                <w:w w:val="90"/>
+                <w:sz w:val="26"/>
+                <w:szCs w:val="26"/>
+              </w:rPr>
+            </w:pPr>
+            <w:r>
+              <w:rPr>
+                <w:rFonts w:ascii="Barlow Condensed Medium" w:eastAsia="華康細黑體" w:hAnsi="Barlow Condensed Medium" w:hint="eastAsia"/>
+                <w:w w:val="90"/>
+                <w:sz w:val="26"/>
+                <w:szCs w:val="26"/>
+              </w:rPr>
+              <w:t>4</w:t>
+            </w:r>
+            <w:r>
+              <w:rPr>
+                <w:rFonts w:ascii="Barlow Condensed Medium" w:eastAsia="華康細黑體" w:hAnsi="Barlow Condensed Medium" w:hint="eastAsia"/>
+                <w:w w:val="90"/>
+                <w:sz w:val="26"/>
+                <w:szCs w:val="26"/>
+              </w:rPr>
+              <w:t>.</w:t>
+            </w:r>
+          </w:p>
+        </w:tc>
+        <w:tc>
+          <w:tcPr>
+            <w:tcW w:w="5641" w:type="dxa"/>
+          </w:tcPr>
+          <w:p>
+            <w:pPr>
+              <w:kinsoku w:val="0"/>
+              <w:snapToGrid w:val="0"/>
+              <w:spacing w:line="300" w:lineRule="exact"/>
+              <w:jc w:val="both"/>
+              <w:rPr>
+                <w:rFonts w:ascii="Barlow Condensed Medium" w:eastAsia="標楷體" w:hAnsi="Barlow Condensed Medium" w:cs="Segoe UI Symbol"/>
+                <w:w w:val="90"/>
+                <w:sz w:val="26"/>
+                <w:szCs w:val="26"/>
+              </w:rPr>
+            </w:pPr>
+            <w:r>
+              <w:rPr>
+                <w:rFonts w:ascii="Barlow Condensed Medium" w:eastAsia="標楷體" w:hAnsi="Barlow Condensed Medium" w:cs="Segoe UI Symbol" w:hint="eastAsia"/>
+                <w:w w:val="90"/>
+                <w:sz w:val="26"/>
+                <w:szCs w:val="26"/>
+              </w:rPr>
+              <w:t>邀請兄姊在主日禮拜中作個人見證。</w:t>
             </w:r>
             <w:r>
               <w:rPr>
@@ -2423,6 +2058,119 @@
                 <w:szCs w:val="26"/>
                 <w:lang w:bidi="he-IL"/>
               </w:rPr>
+              <w:t>有感動的兄姊可以向王牧師報名，並準備約</w:t>
+            </w:r>
+            <w:r>
+              <w:rPr>
+                <w:rFonts w:ascii="Barlow Condensed Medium" w:eastAsia="標楷體" w:hAnsi="Barlow Condensed Medium" w:cs="Segoe UI Symbol" w:hint="eastAsia"/>
+                <w:noProof/>
+                <w:w w:val="90"/>
+                <w:sz w:val="26"/>
+                <w:szCs w:val="26"/>
+                <w:lang w:bidi="he-IL"/>
+              </w:rPr>
+              <w:t>5-10</w:t>
+            </w:r>
+            <w:r>
+              <w:rPr>
+                <w:rFonts w:ascii="Barlow Condensed Medium" w:eastAsia="標楷體" w:hAnsi="Barlow Condensed Medium" w:cs="Segoe UI Symbol" w:hint="eastAsia"/>
+                <w:noProof/>
+                <w:w w:val="90"/>
+                <w:sz w:val="26"/>
+                <w:szCs w:val="26"/>
+                <w:lang w:bidi="he-IL"/>
+              </w:rPr>
+              <w:t>鐘的見證。</w:t>
+            </w:r>
+          </w:p>
+        </w:tc>
+      </w:tr>
+      <w:tr>
+        <w:tc>
+          <w:tcPr>
+            <w:tcW w:w="280" w:type="dxa"/>
+          </w:tcPr>
+          <w:p>
+            <w:pPr>
+              <w:snapToGrid w:val="0"/>
+              <w:spacing w:line="300" w:lineRule="exact"/>
+              <w:ind w:rightChars="11" w:right="26"/>
+              <w:jc w:val="right"/>
+              <w:rPr>
+                <w:rFonts w:ascii="Barlow Condensed Medium" w:eastAsia="華康細黑體" w:hAnsi="Barlow Condensed Medium"/>
+                <w:w w:val="90"/>
+                <w:sz w:val="26"/>
+                <w:szCs w:val="26"/>
+              </w:rPr>
+            </w:pPr>
+            <w:r>
+              <w:rPr>
+                <w:rFonts w:ascii="Barlow Condensed Medium" w:eastAsia="華康細黑體" w:hAnsi="Barlow Condensed Medium" w:hint="eastAsia"/>
+                <w:w w:val="90"/>
+                <w:sz w:val="26"/>
+                <w:szCs w:val="26"/>
+              </w:rPr>
+              <w:t>5</w:t>
+            </w:r>
+            <w:r>
+              <w:rPr>
+                <w:rFonts w:ascii="Barlow Condensed Medium" w:eastAsia="華康細黑體" w:hAnsi="Barlow Condensed Medium" w:hint="eastAsia"/>
+                <w:w w:val="90"/>
+                <w:sz w:val="26"/>
+                <w:szCs w:val="26"/>
+              </w:rPr>
+              <w:t>.</w:t>
+            </w:r>
+          </w:p>
+        </w:tc>
+        <w:tc>
+          <w:tcPr>
+            <w:tcW w:w="5641" w:type="dxa"/>
+          </w:tcPr>
+          <w:p>
+            <w:pPr>
+              <w:kinsoku w:val="0"/>
+              <w:snapToGrid w:val="0"/>
+              <w:spacing w:line="300" w:lineRule="exact"/>
+              <w:jc w:val="both"/>
+              <w:rPr>
+                <w:rFonts w:ascii="Barlow Condensed Medium" w:eastAsia="標楷體" w:hAnsi="Barlow Condensed Medium" w:cs="Segoe UI Symbol"/>
+                <w:w w:val="90"/>
+                <w:sz w:val="26"/>
+                <w:szCs w:val="26"/>
+              </w:rPr>
+            </w:pPr>
+            <w:r>
+              <w:rPr>
+                <w:rFonts w:ascii="Barlow Condensed Medium" w:eastAsia="標楷體" w:hAnsi="Barlow Condensed Medium" w:cs="Segoe UI Symbol" w:hint="eastAsia"/>
+                <w:noProof/>
+                <w:w w:val="90"/>
+                <w:sz w:val="26"/>
+                <w:szCs w:val="26"/>
+                <w:lang w:bidi="he-IL"/>
+              </w:rPr>
+              <w:t>本會今年野外禮拜訂於</w:t>
+            </w:r>
+            <w:r>
+              <w:rPr>
+                <w:rFonts w:ascii="Barlow Condensed Medium" w:eastAsia="標楷體" w:hAnsi="Barlow Condensed Medium" w:cs="Segoe UI Symbol" w:hint="eastAsia"/>
+                <w:noProof/>
+                <w:w w:val="90"/>
+                <w:sz w:val="26"/>
+                <w:szCs w:val="26"/>
+                <w:lang w:bidi="he-IL"/>
+              </w:rPr>
+              <w:t>11/1</w:t>
+            </w:r>
+            <w:r>
+              <w:rPr>
+                <w:rFonts w:ascii="Barlow Condensed Medium" w:eastAsia="標楷體" w:hAnsi="Barlow Condensed Medium" w:cs="Segoe UI Symbol" w:hint="eastAsia"/>
+                <w:noProof/>
+                <w:w w:val="90"/>
+                <w:sz w:val="26"/>
+                <w:szCs w:val="26"/>
+                <w:lang w:bidi="he-IL"/>
+              </w:rPr>
               <w:t>主日，前往新竹聖經學院。</w:t>
             </w:r>
           </w:p>
@@ -2447,7 +2195,6 @@
         </w:rPr>
         <w:t>§</w:t>
       </w:r>
-      <w:proofErr w:type="gramStart"/>
       <w:r>
         <w:rPr>
           <w:rFonts w:ascii="Barlow Condensed Medium" w:eastAsia="華康正顏楷體W9" w:hAnsi="Barlow Condensed Medium" w:cstheme="minorHAnsi"/>
@@ -2455,7 +2202,6 @@
         </w:rPr>
         <w:t>公禱事項</w:t>
       </w:r>
-      <w:proofErr w:type="gramEnd"/>
     </w:p>
     <w:tbl>
       <w:tblPr>
@@ -2598,9 +2344,8 @@
                 <w:sz w:val="26"/>
                 <w:szCs w:val="26"/>
               </w:rPr>
-              <w:t xml:space="preserve">、人權和生態永續，願　</w:t>
-            </w:r>
-            <w:proofErr w:type="gramStart"/>
+              <w:t>、人權和生態永續，願　神公義的國度降臨</w:t>
+            </w:r>
             <w:r>
               <w:rPr>
                 <w:rFonts w:ascii="Barlow Condensed Medium" w:eastAsia="標楷體" w:hAnsi="Barlow Condensed Medium" w:cstheme="minorHAnsi" w:hint="eastAsia"/>
@@ -2608,9 +2353,32 @@
                 <w:sz w:val="26"/>
                 <w:szCs w:val="26"/>
               </w:rPr>
-              <w:t>神公義</w:t>
-            </w:r>
-            <w:proofErr w:type="gramEnd"/>
+              <w:t>。</w:t>
+            </w:r>
+          </w:p>
+        </w:tc>
+      </w:tr>
+      <w:tr>
+        <w:tc>
+          <w:tcPr>
+            <w:tcW w:w="266" w:type="dxa"/>
+            <w:tcMar>
+              <w:left w:w="28" w:type="dxa"/>
+              <w:right w:w="28" w:type="dxa"/>
+            </w:tcMar>
+          </w:tcPr>
+          <w:p>
+            <w:pPr>
+              <w:snapToGrid w:val="0"/>
+              <w:spacing w:line="300" w:lineRule="exact"/>
+              <w:jc w:val="right"/>
+              <w:rPr>
+                <w:rFonts w:ascii="Barlow Condensed Medium" w:eastAsia="標楷體" w:hAnsi="Barlow Condensed Medium" w:cstheme="minorHAnsi"/>
+                <w:w w:val="90"/>
+                <w:sz w:val="26"/>
+                <w:szCs w:val="26"/>
+              </w:rPr>
+            </w:pPr>
             <w:r>
               <w:rPr>
                 <w:rFonts w:ascii="Barlow Condensed Medium" w:eastAsia="標楷體" w:hAnsi="Barlow Condensed Medium" w:cstheme="minorHAnsi" w:hint="eastAsia"/>
@@ -2618,8 +2386,39 @@
                 <w:sz w:val="26"/>
                 <w:szCs w:val="26"/>
               </w:rPr>
-              <w:t>的國度降臨</w:t>
-            </w:r>
+              <w:t>2</w:t>
+            </w:r>
+            <w:r>
+              <w:rPr>
+                <w:rFonts w:ascii="Barlow Condensed Medium" w:eastAsia="標楷體" w:hAnsi="Barlow Condensed Medium" w:cstheme="minorHAnsi"/>
+                <w:w w:val="90"/>
+                <w:sz w:val="26"/>
+                <w:szCs w:val="26"/>
+              </w:rPr>
+              <w:t>.</w:t>
+            </w:r>
+          </w:p>
+        </w:tc>
+        <w:tc>
+          <w:tcPr>
+            <w:tcW w:w="5669" w:type="dxa"/>
+            <w:tcMar>
+              <w:left w:w="28" w:type="dxa"/>
+              <w:right w:w="28" w:type="dxa"/>
+            </w:tcMar>
+          </w:tcPr>
+          <w:p>
+            <w:pPr>
+              <w:snapToGrid w:val="0"/>
+              <w:spacing w:line="300" w:lineRule="exact"/>
+              <w:jc w:val="both"/>
+              <w:rPr>
+                <w:rFonts w:ascii="Barlow Condensed Medium" w:eastAsia="標楷體" w:hAnsi="Barlow Condensed Medium" w:cstheme="minorHAnsi"/>
+                <w:w w:val="90"/>
+                <w:sz w:val="26"/>
+                <w:szCs w:val="26"/>
+              </w:rPr>
+            </w:pPr>
             <w:r>
               <w:rPr>
                 <w:rFonts w:ascii="Barlow Condensed Medium" w:eastAsia="標楷體" w:hAnsi="Barlow Condensed Medium" w:cstheme="minorHAnsi" w:hint="eastAsia"/>
@@ -2627,31 +2426,58 @@
                 <w:sz w:val="26"/>
                 <w:szCs w:val="26"/>
               </w:rPr>
-              <w:t>。</w:t>
-            </w:r>
-          </w:p>
-        </w:tc>
-      </w:tr>
-      <w:tr>
-        <w:tc>
-          <w:tcPr>
-            <w:tcW w:w="266" w:type="dxa"/>
-            <w:tcMar>
-              <w:left w:w="28" w:type="dxa"/>
-              <w:right w:w="28" w:type="dxa"/>
-            </w:tcMar>
-          </w:tcPr>
-          <w:p>
-            <w:pPr>
-              <w:snapToGrid w:val="0"/>
-              <w:spacing w:line="300" w:lineRule="exact"/>
-              <w:jc w:val="right"/>
+              <w:t>為台灣祈福，願</w:t>
+            </w:r>
+            <w:r>
+              <w:rPr>
+                <w:rFonts w:ascii="Barlow Condensed Medium" w:eastAsia="標楷體" w:hAnsi="Barlow Condensed Medium" w:cstheme="minorHAnsi" w:hint="eastAsia"/>
+                <w:w w:val="90"/>
+                <w:sz w:val="26"/>
+                <w:szCs w:val="26"/>
+              </w:rPr>
+              <w:t>2026</w:t>
+            </w:r>
+            <w:r>
+              <w:rPr>
+                <w:rFonts w:ascii="Barlow Condensed Medium" w:eastAsia="標楷體" w:hAnsi="Barlow Condensed Medium" w:cstheme="minorHAnsi" w:hint="eastAsia"/>
+                <w:w w:val="90"/>
+                <w:sz w:val="26"/>
+                <w:szCs w:val="26"/>
+              </w:rPr>
+              <w:t>年全民為守護台灣更同心、更團結，求真相除詐騙，以及求真　神棄偶像</w:t>
+            </w:r>
+            <w:r>
               <w:rPr>
                 <w:rFonts w:ascii="Barlow Condensed Medium" w:eastAsia="標楷體" w:hAnsi="Barlow Condensed Medium" w:cstheme="minorHAnsi"/>
                 <w:w w:val="90"/>
                 <w:sz w:val="26"/>
                 <w:szCs w:val="26"/>
               </w:rPr>
+              <w:t>。</w:t>
+            </w:r>
+          </w:p>
+        </w:tc>
+      </w:tr>
+      <w:tr>
+        <w:tc>
+          <w:tcPr>
+            <w:tcW w:w="266" w:type="dxa"/>
+            <w:tcMar>
+              <w:left w:w="28" w:type="dxa"/>
+              <w:right w:w="28" w:type="dxa"/>
+            </w:tcMar>
+          </w:tcPr>
+          <w:p>
+            <w:pPr>
+              <w:snapToGrid w:val="0"/>
+              <w:spacing w:line="300" w:lineRule="exact"/>
+              <w:jc w:val="right"/>
+              <w:rPr>
+                <w:rFonts w:ascii="Barlow Condensed Medium" w:eastAsia="標楷體" w:hAnsi="Barlow Condensed Medium" w:cstheme="minorHAnsi"/>
+                <w:w w:val="90"/>
+                <w:sz w:val="26"/>
+                <w:szCs w:val="26"/>
+              </w:rPr>
             </w:pPr>
             <w:r>
               <w:rPr>
@@ -2660,7 +2486,7 @@
                 <w:sz w:val="26"/>
                 <w:szCs w:val="26"/>
               </w:rPr>
-              <w:t>2</w:t>
+              <w:t>3</w:t>
             </w:r>
             <w:r>
               <w:rPr>
@@ -2695,12 +2521,157 @@
             </w:pPr>
             <w:r>
               <w:rPr>
+                <w:rFonts w:ascii="Barlow Condensed Medium" w:eastAsia="標楷體" w:hAnsi="Barlow Condensed Medium" w:cs="Segoe UI Symbol"/>
+                <w:w w:val="90"/>
+                <w:sz w:val="26"/>
+                <w:szCs w:val="26"/>
+              </w:rPr>
+              <w:t>為</w:t>
+            </w:r>
+            <w:r>
+              <w:rPr>
+                <w:rFonts w:ascii="Barlow Condensed Medium" w:eastAsia="標楷體" w:hAnsi="Barlow Condensed Medium" w:cs="Segoe UI Symbol"/>
+                <w:w w:val="90"/>
+                <w:sz w:val="26"/>
+                <w:szCs w:val="26"/>
+              </w:rPr>
+              <w:t>2026</w:t>
+            </w:r>
+            <w:r>
+              <w:rPr>
+                <w:rFonts w:ascii="Barlow Condensed Medium" w:eastAsia="標楷體" w:hAnsi="Barlow Condensed Medium" w:cs="Segoe UI Symbol"/>
+                <w:w w:val="90"/>
+                <w:sz w:val="26"/>
+                <w:szCs w:val="26"/>
+              </w:rPr>
+              <w:t>年本會</w:t>
+            </w:r>
+            <w:r>
+              <w:rPr>
+                <w:rFonts w:ascii="Barlow Condensed Medium" w:eastAsia="標楷體" w:hAnsi="Barlow Condensed Medium" w:cs="Segoe UI Symbol" w:hint="eastAsia"/>
+                <w:w w:val="90"/>
+                <w:sz w:val="26"/>
+                <w:szCs w:val="26"/>
+              </w:rPr>
+              <w:t>傳福音事工和</w:t>
+            </w:r>
+            <w:r>
+              <w:rPr>
+                <w:rFonts w:ascii="Barlow Condensed Medium" w:eastAsia="標楷體" w:hAnsi="Barlow Condensed Medium" w:cs="Segoe UI Symbol" w:hint="eastAsia"/>
+                <w:w w:val="90"/>
+                <w:sz w:val="26"/>
+                <w:szCs w:val="26"/>
+              </w:rPr>
+              <w:t>下半</w:t>
+            </w:r>
+            <w:r>
+              <w:rPr>
+                <w:rFonts w:ascii="Barlow Condensed Medium" w:eastAsia="標楷體" w:hAnsi="Barlow Condensed Medium" w:cs="Segoe UI Symbol" w:hint="eastAsia"/>
+                <w:w w:val="90"/>
+                <w:sz w:val="26"/>
+                <w:szCs w:val="26"/>
+              </w:rPr>
+              <w:t>年洗禮</w:t>
+            </w:r>
+            <w:r>
+              <w:rPr>
+                <w:rFonts w:ascii="Barlow Condensed Medium" w:eastAsia="標楷體" w:hAnsi="Barlow Condensed Medium" w:cs="Segoe UI Symbol" w:hint="eastAsia"/>
+                <w:w w:val="90"/>
+                <w:sz w:val="26"/>
+                <w:szCs w:val="26"/>
+              </w:rPr>
+              <w:t>者</w:t>
+            </w:r>
+            <w:r>
+              <w:rPr>
+                <w:rFonts w:ascii="Barlow Condensed Medium" w:eastAsia="標楷體" w:hAnsi="Barlow Condensed Medium" w:cs="Segoe UI Symbol"/>
+                <w:w w:val="90"/>
+                <w:sz w:val="26"/>
+                <w:szCs w:val="26"/>
+              </w:rPr>
+              <w:t>代禱</w:t>
+            </w:r>
+            <w:r>
+              <w:rPr>
+                <w:rFonts w:ascii="Barlow Condensed Medium" w:eastAsia="標楷體" w:hAnsi="Barlow Condensed Medium" w:cstheme="minorHAnsi"/>
+                <w:w w:val="90"/>
+                <w:sz w:val="26"/>
+                <w:szCs w:val="26"/>
+              </w:rPr>
+              <w:t>。</w:t>
+            </w:r>
+          </w:p>
+        </w:tc>
+      </w:tr>
+      <w:tr>
+        <w:tc>
+          <w:tcPr>
+            <w:tcW w:w="266" w:type="dxa"/>
+            <w:tcMar>
+              <w:left w:w="28" w:type="dxa"/>
+              <w:right w:w="28" w:type="dxa"/>
+            </w:tcMar>
+          </w:tcPr>
+          <w:p>
+            <w:pPr>
+              <w:snapToGrid w:val="0"/>
+              <w:spacing w:line="300" w:lineRule="exact"/>
+              <w:jc w:val="right"/>
+              <w:rPr>
+                <w:rFonts w:ascii="Barlow Condensed Medium" w:eastAsia="標楷體" w:hAnsi="Barlow Condensed Medium" w:cstheme="minorHAnsi"/>
+                <w:w w:val="90"/>
+                <w:sz w:val="26"/>
+                <w:szCs w:val="26"/>
+              </w:rPr>
+            </w:pPr>
+            <w:r>
+              <w:rPr>
                 <w:rFonts w:ascii="Barlow Condensed Medium" w:eastAsia="標楷體" w:hAnsi="Barlow Condensed Medium" w:cstheme="minorHAnsi" w:hint="eastAsia"/>
                 <w:w w:val="90"/>
                 <w:sz w:val="26"/>
                 <w:szCs w:val="26"/>
               </w:rPr>
-              <w:t>為台灣祈福，願</w:t>
+              <w:t>4</w:t>
+            </w:r>
+            <w:r>
+              <w:rPr>
+                <w:rFonts w:ascii="Barlow Condensed Medium" w:eastAsia="標楷體" w:hAnsi="Barlow Condensed Medium" w:cstheme="minorHAnsi"/>
+                <w:w w:val="90"/>
+                <w:sz w:val="26"/>
+                <w:szCs w:val="26"/>
+              </w:rPr>
+              <w:t>.</w:t>
+            </w:r>
+          </w:p>
+        </w:tc>
+        <w:tc>
+          <w:tcPr>
+            <w:tcW w:w="5669" w:type="dxa"/>
+            <w:tcMar>
+              <w:left w:w="28" w:type="dxa"/>
+              <w:right w:w="28" w:type="dxa"/>
+            </w:tcMar>
+          </w:tcPr>
+          <w:p>
+            <w:pPr>
+              <w:snapToGrid w:val="0"/>
+              <w:spacing w:line="300" w:lineRule="exact"/>
+              <w:jc w:val="both"/>
+              <w:rPr>
+                <w:rFonts w:ascii="Barlow Condensed Medium" w:eastAsia="標楷體" w:hAnsi="Barlow Condensed Medium" w:cstheme="minorHAnsi"/>
+                <w:w w:val="90"/>
+                <w:sz w:val="26"/>
+                <w:szCs w:val="26"/>
+              </w:rPr>
+            </w:pPr>
+            <w:r>
+              <w:rPr>
+                <w:rFonts w:ascii="Barlow Condensed Medium" w:eastAsia="標楷體" w:hAnsi="Barlow Condensed Medium" w:cstheme="minorHAnsi"/>
+                <w:w w:val="90"/>
+                <w:sz w:val="26"/>
+                <w:szCs w:val="26"/>
+              </w:rPr>
+              <w:t>為</w:t>
             </w:r>
             <w:r>
               <w:rPr>
@@ -2709,7 +2680,16 @@
                 <w:sz w:val="26"/>
                 <w:szCs w:val="26"/>
               </w:rPr>
-              <w:t>2026</w:t>
+              <w:t>教會所有</w:t>
+            </w:r>
+            <w:r>
+              <w:rPr>
+                <w:rFonts w:ascii="Barlow Condensed Medium" w:eastAsia="標楷體" w:hAnsi="Barlow Condensed Medium" w:cstheme="minorHAnsi"/>
+                <w:w w:val="90"/>
+                <w:sz w:val="26"/>
+                <w:szCs w:val="26"/>
+              </w:rPr>
+              <w:t>任職同工的事奉</w:t>
             </w:r>
             <w:r>
               <w:rPr>
@@ -2718,19 +2698,8 @@
                 <w:sz w:val="26"/>
                 <w:szCs w:val="26"/>
               </w:rPr>
-              <w:t xml:space="preserve">年全民為守護台灣更同心、更團結，求真相除詐騙，以及求真　</w:t>
-            </w:r>
-            <w:proofErr w:type="gramStart"/>
-            <w:r>
-              <w:rPr>
-                <w:rFonts w:ascii="Barlow Condensed Medium" w:eastAsia="標楷體" w:hAnsi="Barlow Condensed Medium" w:cstheme="minorHAnsi" w:hint="eastAsia"/>
-                <w:w w:val="90"/>
-                <w:sz w:val="26"/>
-                <w:szCs w:val="26"/>
-              </w:rPr>
-              <w:t>神棄偶像</w:t>
-            </w:r>
-            <w:proofErr w:type="gramEnd"/>
+              <w:t>、工作</w:t>
+            </w:r>
             <w:r>
               <w:rPr>
                 <w:rFonts w:ascii="Barlow Condensed Medium" w:eastAsia="標楷體" w:hAnsi="Barlow Condensed Medium" w:cstheme="minorHAnsi"/>
@@ -2738,405 +2707,7 @@
                 <w:sz w:val="26"/>
                 <w:szCs w:val="26"/>
               </w:rPr>
-              <w:t>。</w:t>
-            </w:r>
-          </w:p>
-        </w:tc>
-      </w:tr>
-      <w:tr>
-        <w:tc>
-          <w:tcPr>
-            <w:tcW w:w="266" w:type="dxa"/>
-            <w:tcMar>
-              <w:left w:w="28" w:type="dxa"/>
-              <w:right w:w="28" w:type="dxa"/>
-            </w:tcMar>
-          </w:tcPr>
-          <w:p>
-            <w:pPr>
-              <w:snapToGrid w:val="0"/>
-              <w:spacing w:line="300" w:lineRule="exact"/>
-              <w:jc w:val="right"/>
-              <w:rPr>
-                <w:rFonts w:ascii="Barlow Condensed Medium" w:eastAsia="標楷體" w:hAnsi="Barlow Condensed Medium" w:cstheme="minorHAnsi"/>
-                <w:w w:val="90"/>
-                <w:sz w:val="26"/>
-                <w:szCs w:val="26"/>
-              </w:rPr>
-            </w:pPr>
-            <w:r>
-              <w:rPr>
-                <w:rFonts w:ascii="Barlow Condensed Medium" w:eastAsia="標楷體" w:hAnsi="Barlow Condensed Medium" w:cstheme="minorHAnsi" w:hint="eastAsia"/>
-                <w:w w:val="90"/>
-                <w:sz w:val="26"/>
-                <w:szCs w:val="26"/>
-              </w:rPr>
-              <w:t>3</w:t>
-            </w:r>
-            <w:r>
-              <w:rPr>
-                <w:rFonts w:ascii="Barlow Condensed Medium" w:eastAsia="標楷體" w:hAnsi="Barlow Condensed Medium" w:cstheme="minorHAnsi"/>
-                <w:w w:val="90"/>
-                <w:sz w:val="26"/>
-                <w:szCs w:val="26"/>
-              </w:rPr>
-              <w:t>.</w:t>
-            </w:r>
-          </w:p>
-        </w:tc>
-        <w:tc>
-          <w:tcPr>
-            <w:tcW w:w="5669" w:type="dxa"/>
-            <w:tcMar>
-              <w:left w:w="28" w:type="dxa"/>
-              <w:right w:w="28" w:type="dxa"/>
-            </w:tcMar>
-          </w:tcPr>
-          <w:p>
-            <w:pPr>
-              <w:snapToGrid w:val="0"/>
-              <w:spacing w:line="300" w:lineRule="exact"/>
-              <w:jc w:val="both"/>
-              <w:rPr>
-                <w:rFonts w:ascii="Barlow Condensed Medium" w:eastAsia="標楷體" w:hAnsi="Barlow Condensed Medium" w:cstheme="minorHAnsi"/>
-                <w:w w:val="90"/>
-                <w:sz w:val="26"/>
-                <w:szCs w:val="26"/>
-              </w:rPr>
-            </w:pPr>
-            <w:r>
-              <w:rPr>
-                <w:rFonts w:ascii="Segoe UI Symbol" w:eastAsia="標楷體" w:hAnsi="Segoe UI Symbol" w:cs="Segoe UI Symbol" w:hint="eastAsia"/>
-                <w:w w:val="90"/>
-                <w:sz w:val="26"/>
-                <w:szCs w:val="26"/>
-              </w:rPr>
-              <w:t>為</w:t>
-            </w:r>
-            <w:r>
-              <w:rPr>
-                <w:rFonts w:ascii="Barlow Condensed Medium" w:eastAsia="標楷體" w:hAnsi="Barlow Condensed Medium" w:cstheme="minorHAnsi" w:hint="eastAsia"/>
-                <w:w w:val="90"/>
-                <w:sz w:val="26"/>
-                <w:szCs w:val="26"/>
-              </w:rPr>
-              <w:t>全球暖化引起尼泊爾</w:t>
-            </w:r>
-            <w:proofErr w:type="gramStart"/>
-            <w:r>
-              <w:rPr>
-                <w:rFonts w:ascii="Barlow Condensed Medium" w:eastAsia="標楷體" w:hAnsi="Barlow Condensed Medium" w:cstheme="minorHAnsi" w:hint="eastAsia"/>
-                <w:w w:val="90"/>
-                <w:sz w:val="26"/>
-                <w:szCs w:val="26"/>
-              </w:rPr>
-              <w:t>冰岩崩</w:t>
-            </w:r>
-            <w:proofErr w:type="gramEnd"/>
-            <w:r>
-              <w:rPr>
-                <w:rFonts w:ascii="Barlow Condensed Medium" w:eastAsia="標楷體" w:hAnsi="Barlow Condensed Medium" w:cstheme="minorHAnsi" w:hint="eastAsia"/>
-                <w:w w:val="90"/>
-                <w:sz w:val="26"/>
-                <w:szCs w:val="26"/>
-              </w:rPr>
-              <w:t>落釀成洪災，以及中南美洲大聖嬰現象引發旱災，救災和受苦的</w:t>
-            </w:r>
-            <w:proofErr w:type="gramStart"/>
-            <w:r>
-              <w:rPr>
-                <w:rFonts w:ascii="Barlow Condensed Medium" w:eastAsia="標楷體" w:hAnsi="Barlow Condensed Medium" w:cstheme="minorHAnsi" w:hint="eastAsia"/>
-                <w:w w:val="90"/>
-                <w:sz w:val="26"/>
-                <w:szCs w:val="26"/>
-              </w:rPr>
-              <w:t>百姓代禱</w:t>
-            </w:r>
-            <w:proofErr w:type="gramEnd"/>
-            <w:r>
-              <w:rPr>
-                <w:rFonts w:ascii="Barlow Condensed Medium" w:eastAsia="標楷體" w:hAnsi="Barlow Condensed Medium" w:cstheme="minorHAnsi"/>
-                <w:w w:val="90"/>
-                <w:sz w:val="26"/>
-                <w:szCs w:val="26"/>
-              </w:rPr>
-              <w:t>。</w:t>
-            </w:r>
-          </w:p>
-        </w:tc>
-      </w:tr>
-      <w:tr>
-        <w:tc>
-          <w:tcPr>
-            <w:tcW w:w="266" w:type="dxa"/>
-            <w:tcMar>
-              <w:left w:w="28" w:type="dxa"/>
-              <w:right w:w="28" w:type="dxa"/>
-            </w:tcMar>
-          </w:tcPr>
-          <w:p>
-            <w:pPr>
-              <w:snapToGrid w:val="0"/>
-              <w:spacing w:line="300" w:lineRule="exact"/>
-              <w:jc w:val="right"/>
-              <w:rPr>
-                <w:rFonts w:ascii="Barlow Condensed Medium" w:eastAsia="標楷體" w:hAnsi="Barlow Condensed Medium" w:cstheme="minorHAnsi"/>
-                <w:w w:val="90"/>
-                <w:sz w:val="26"/>
-                <w:szCs w:val="26"/>
-              </w:rPr>
-            </w:pPr>
-            <w:r>
-              <w:rPr>
-                <w:rFonts w:ascii="Barlow Condensed Medium" w:eastAsia="標楷體" w:hAnsi="Barlow Condensed Medium" w:cstheme="minorHAnsi" w:hint="eastAsia"/>
-                <w:w w:val="90"/>
-                <w:sz w:val="26"/>
-                <w:szCs w:val="26"/>
-              </w:rPr>
-              <w:t>4</w:t>
-            </w:r>
-            <w:r>
-              <w:rPr>
-                <w:rFonts w:ascii="Barlow Condensed Medium" w:eastAsia="標楷體" w:hAnsi="Barlow Condensed Medium" w:cstheme="minorHAnsi"/>
-                <w:w w:val="90"/>
-                <w:sz w:val="26"/>
-                <w:szCs w:val="26"/>
-              </w:rPr>
-              <w:t>.</w:t>
-            </w:r>
-          </w:p>
-        </w:tc>
-        <w:tc>
-          <w:tcPr>
-            <w:tcW w:w="5669" w:type="dxa"/>
-            <w:tcMar>
-              <w:left w:w="28" w:type="dxa"/>
-              <w:right w:w="28" w:type="dxa"/>
-            </w:tcMar>
-          </w:tcPr>
-          <w:p>
-            <w:pPr>
-              <w:snapToGrid w:val="0"/>
-              <w:spacing w:line="300" w:lineRule="exact"/>
-              <w:jc w:val="both"/>
-              <w:rPr>
-                <w:rFonts w:ascii="Barlow Condensed Medium" w:eastAsia="標楷體" w:hAnsi="Barlow Condensed Medium" w:cstheme="minorHAnsi"/>
-                <w:w w:val="90"/>
-                <w:sz w:val="26"/>
-                <w:szCs w:val="26"/>
-              </w:rPr>
-            </w:pPr>
-            <w:r>
-              <w:rPr>
-                <w:rFonts w:ascii="Barlow Condensed Medium" w:eastAsia="標楷體" w:hAnsi="Barlow Condensed Medium" w:cs="Segoe UI Symbol"/>
-                <w:w w:val="90"/>
-                <w:sz w:val="26"/>
-                <w:szCs w:val="26"/>
-              </w:rPr>
-              <w:t>為</w:t>
-            </w:r>
-            <w:r>
-              <w:rPr>
-                <w:rFonts w:ascii="Barlow Condensed Medium" w:eastAsia="標楷體" w:hAnsi="Barlow Condensed Medium" w:cs="Segoe UI Symbol"/>
-                <w:w w:val="90"/>
-                <w:sz w:val="26"/>
-                <w:szCs w:val="26"/>
-              </w:rPr>
-              <w:t>2026</w:t>
-            </w:r>
-            <w:r>
-              <w:rPr>
-                <w:rFonts w:ascii="Barlow Condensed Medium" w:eastAsia="標楷體" w:hAnsi="Barlow Condensed Medium" w:cs="Segoe UI Symbol"/>
-                <w:w w:val="90"/>
-                <w:sz w:val="26"/>
-                <w:szCs w:val="26"/>
-              </w:rPr>
-              <w:t>年本會</w:t>
-            </w:r>
-            <w:r>
-              <w:rPr>
-                <w:rFonts w:ascii="Barlow Condensed Medium" w:eastAsia="標楷體" w:hAnsi="Barlow Condensed Medium" w:cs="Segoe UI Symbol" w:hint="eastAsia"/>
-                <w:w w:val="90"/>
-                <w:sz w:val="26"/>
-                <w:szCs w:val="26"/>
-              </w:rPr>
-              <w:t>傳福音事工和</w:t>
-            </w:r>
-            <w:r>
-              <w:rPr>
-                <w:rFonts w:ascii="Barlow Condensed Medium" w:eastAsia="標楷體" w:hAnsi="Barlow Condensed Medium" w:cs="Segoe UI Symbol" w:hint="eastAsia"/>
-                <w:w w:val="90"/>
-                <w:sz w:val="26"/>
-                <w:szCs w:val="26"/>
-              </w:rPr>
-              <w:t>下半</w:t>
-            </w:r>
-            <w:r>
-              <w:rPr>
-                <w:rFonts w:ascii="Barlow Condensed Medium" w:eastAsia="標楷體" w:hAnsi="Barlow Condensed Medium" w:cs="Segoe UI Symbol" w:hint="eastAsia"/>
-                <w:w w:val="90"/>
-                <w:sz w:val="26"/>
-                <w:szCs w:val="26"/>
-              </w:rPr>
-              <w:t>年洗禮</w:t>
-            </w:r>
-            <w:proofErr w:type="gramStart"/>
-            <w:r>
-              <w:rPr>
-                <w:rFonts w:ascii="Barlow Condensed Medium" w:eastAsia="標楷體" w:hAnsi="Barlow Condensed Medium" w:cs="Segoe UI Symbol" w:hint="eastAsia"/>
-                <w:w w:val="90"/>
-                <w:sz w:val="26"/>
-                <w:szCs w:val="26"/>
-              </w:rPr>
-              <w:t>者</w:t>
-            </w:r>
-            <w:r>
-              <w:rPr>
-                <w:rFonts w:ascii="Barlow Condensed Medium" w:eastAsia="標楷體" w:hAnsi="Barlow Condensed Medium" w:cs="Segoe UI Symbol"/>
-                <w:w w:val="90"/>
-                <w:sz w:val="26"/>
-                <w:szCs w:val="26"/>
-              </w:rPr>
-              <w:t>代禱</w:t>
-            </w:r>
-            <w:proofErr w:type="gramEnd"/>
-            <w:r>
-              <w:rPr>
-                <w:rFonts w:ascii="Barlow Condensed Medium" w:eastAsia="標楷體" w:hAnsi="Barlow Condensed Medium" w:cstheme="minorHAnsi"/>
-                <w:w w:val="90"/>
-                <w:sz w:val="26"/>
-                <w:szCs w:val="26"/>
-              </w:rPr>
-              <w:t>。</w:t>
-            </w:r>
-          </w:p>
-        </w:tc>
-      </w:tr>
-      <w:tr>
-        <w:tc>
-          <w:tcPr>
-            <w:tcW w:w="266" w:type="dxa"/>
-            <w:tcMar>
-              <w:left w:w="28" w:type="dxa"/>
-              <w:right w:w="28" w:type="dxa"/>
-            </w:tcMar>
-          </w:tcPr>
-          <w:p>
-            <w:pPr>
-              <w:snapToGrid w:val="0"/>
-              <w:spacing w:line="300" w:lineRule="exact"/>
-              <w:jc w:val="right"/>
-              <w:rPr>
-                <w:rFonts w:ascii="Barlow Condensed Medium" w:eastAsia="標楷體" w:hAnsi="Barlow Condensed Medium" w:cstheme="minorHAnsi"/>
-                <w:w w:val="90"/>
-                <w:sz w:val="26"/>
-                <w:szCs w:val="26"/>
-              </w:rPr>
-            </w:pPr>
-            <w:r>
-              <w:rPr>
-                <w:rFonts w:ascii="Barlow Condensed Medium" w:eastAsia="標楷體" w:hAnsi="Barlow Condensed Medium" w:cstheme="minorHAnsi" w:hint="eastAsia"/>
-                <w:w w:val="90"/>
-                <w:sz w:val="26"/>
-                <w:szCs w:val="26"/>
-              </w:rPr>
-              <w:t>5</w:t>
-            </w:r>
-            <w:r>
-              <w:rPr>
-                <w:rFonts w:ascii="Barlow Condensed Medium" w:eastAsia="標楷體" w:hAnsi="Barlow Condensed Medium" w:cstheme="minorHAnsi"/>
-                <w:w w:val="90"/>
-                <w:sz w:val="26"/>
-                <w:szCs w:val="26"/>
-              </w:rPr>
-              <w:t>.</w:t>
-            </w:r>
-          </w:p>
-        </w:tc>
-        <w:tc>
-          <w:tcPr>
-            <w:tcW w:w="5669" w:type="dxa"/>
-            <w:tcMar>
-              <w:left w:w="28" w:type="dxa"/>
-              <w:right w:w="28" w:type="dxa"/>
-            </w:tcMar>
-          </w:tcPr>
-          <w:p>
-            <w:pPr>
-              <w:snapToGrid w:val="0"/>
-              <w:spacing w:line="300" w:lineRule="exact"/>
-              <w:jc w:val="both"/>
-              <w:rPr>
-                <w:rFonts w:ascii="Barlow Condensed Medium" w:eastAsia="標楷體" w:hAnsi="Barlow Condensed Medium" w:cstheme="minorHAnsi"/>
-                <w:w w:val="90"/>
-                <w:sz w:val="26"/>
-                <w:szCs w:val="26"/>
-              </w:rPr>
-            </w:pPr>
-            <w:r>
-              <w:rPr>
-                <w:rFonts w:ascii="Barlow Condensed Medium" w:eastAsia="標楷體" w:hAnsi="Barlow Condensed Medium" w:cstheme="minorHAnsi"/>
-                <w:w w:val="90"/>
-                <w:sz w:val="26"/>
-                <w:szCs w:val="26"/>
-              </w:rPr>
-              <w:t>為</w:t>
-            </w:r>
-            <w:r>
-              <w:rPr>
-                <w:rFonts w:ascii="Barlow Condensed Medium" w:eastAsia="標楷體" w:hAnsi="Barlow Condensed Medium" w:cstheme="minorHAnsi" w:hint="eastAsia"/>
-                <w:w w:val="90"/>
-                <w:sz w:val="26"/>
-                <w:szCs w:val="26"/>
-              </w:rPr>
-              <w:t>教會所有</w:t>
-            </w:r>
-            <w:r>
-              <w:rPr>
-                <w:rFonts w:ascii="Barlow Condensed Medium" w:eastAsia="標楷體" w:hAnsi="Barlow Condensed Medium" w:cstheme="minorHAnsi"/>
-                <w:w w:val="90"/>
-                <w:sz w:val="26"/>
-                <w:szCs w:val="26"/>
-              </w:rPr>
-              <w:t>任職同工的事奉</w:t>
-            </w:r>
-            <w:r>
-              <w:rPr>
-                <w:rFonts w:ascii="Barlow Condensed Medium" w:eastAsia="標楷體" w:hAnsi="Barlow Condensed Medium" w:cstheme="minorHAnsi" w:hint="eastAsia"/>
-                <w:w w:val="90"/>
-                <w:sz w:val="26"/>
-                <w:szCs w:val="26"/>
-              </w:rPr>
-              <w:t>、工作</w:t>
-            </w:r>
-            <w:r>
-              <w:rPr>
-                <w:rFonts w:ascii="Barlow Condensed Medium" w:eastAsia="標楷體" w:hAnsi="Barlow Condensed Medium" w:cstheme="minorHAnsi"/>
-                <w:w w:val="90"/>
-                <w:sz w:val="26"/>
-                <w:szCs w:val="26"/>
-              </w:rPr>
-              <w:t>和</w:t>
-            </w:r>
-            <w:proofErr w:type="gramStart"/>
-            <w:r>
-              <w:rPr>
-                <w:rFonts w:ascii="Barlow Condensed Medium" w:eastAsia="標楷體" w:hAnsi="Barlow Condensed Medium" w:cstheme="minorHAnsi"/>
-                <w:w w:val="90"/>
-                <w:sz w:val="26"/>
-                <w:szCs w:val="26"/>
-              </w:rPr>
-              <w:t>家庭代禱</w:t>
-            </w:r>
-            <w:proofErr w:type="gramEnd"/>
-            <w:r>
-              <w:rPr>
-                <w:rFonts w:ascii="Barlow Condensed Medium" w:eastAsia="標楷體" w:hAnsi="Barlow Condensed Medium" w:cstheme="minorHAnsi"/>
-                <w:w w:val="90"/>
-                <w:sz w:val="26"/>
-                <w:szCs w:val="26"/>
-              </w:rPr>
-              <w:t>。</w:t>
+              <w:t>和家庭代禱。</w:t>
             </w:r>
           </w:p>
         </w:tc>
@@ -3252,9 +2823,8 @@
                 <w:sz w:val="26"/>
                 <w:szCs w:val="26"/>
               </w:rPr>
-              <w:t>兄</w:t>
-            </w:r>
-            <w:proofErr w:type="gramStart"/>
+              <w:t>兄姊</w:t>
+            </w:r>
             <w:r>
               <w:rPr>
                 <w:rFonts w:ascii="Barlow Condensed Medium" w:eastAsia="華康中黑體" w:hAnsi="Barlow Condensed Medium" w:cs="Segoe UI Symbol"/>
@@ -3262,9 +2832,8 @@
                 <w:sz w:val="26"/>
                 <w:szCs w:val="26"/>
               </w:rPr>
-              <w:t>姊</w:t>
-            </w:r>
-            <w:proofErr w:type="gramEnd"/>
+              <w:t>利用代禱卡</w:t>
+            </w:r>
             <w:r>
               <w:rPr>
                 <w:rFonts w:ascii="Barlow Condensed Medium" w:eastAsia="華康中黑體" w:hAnsi="Barlow Condensed Medium" w:cs="Segoe UI Symbol"/>
@@ -3272,9 +2841,8 @@
                 <w:sz w:val="26"/>
                 <w:szCs w:val="26"/>
               </w:rPr>
-              <w:t>利用</w:t>
-            </w:r>
-            <w:proofErr w:type="gramStart"/>
+              <w:t>(</w:t>
+            </w:r>
             <w:r>
               <w:rPr>
                 <w:rFonts w:ascii="Barlow Condensed Medium" w:eastAsia="華康中黑體" w:hAnsi="Barlow Condensed Medium" w:cs="Segoe UI Symbol"/>
@@ -3282,9 +2850,8 @@
                 <w:sz w:val="26"/>
                 <w:szCs w:val="26"/>
               </w:rPr>
-              <w:t>代禱卡</w:t>
-            </w:r>
-            <w:proofErr w:type="gramEnd"/>
+              <w:t>於招待桌上</w:t>
+            </w:r>
             <w:r>
               <w:rPr>
                 <w:rFonts w:ascii="Barlow Condensed Medium" w:eastAsia="華康中黑體" w:hAnsi="Barlow Condensed Medium" w:cs="Segoe UI Symbol"/>
@@ -3292,7 +2859,7 @@
                 <w:sz w:val="26"/>
                 <w:szCs w:val="26"/>
               </w:rPr>
-              <w:t>(</w:t>
+              <w:t>)</w:t>
             </w:r>
             <w:r>
               <w:rPr>
@@ -3301,36 +2868,7 @@
                 <w:sz w:val="26"/>
                 <w:szCs w:val="26"/>
               </w:rPr>
-              <w:t>於招待桌上</w:t>
-            </w:r>
-            <w:r>
-              <w:rPr>
-                <w:rFonts w:ascii="Barlow Condensed Medium" w:eastAsia="華康中黑體" w:hAnsi="Barlow Condensed Medium" w:cs="Segoe UI Symbol"/>
-                <w:w w:val="90"/>
-                <w:sz w:val="26"/>
-                <w:szCs w:val="26"/>
-              </w:rPr>
-              <w:t>)</w:t>
-            </w:r>
-            <w:proofErr w:type="gramStart"/>
-            <w:r>
-              <w:rPr>
-                <w:rFonts w:ascii="Barlow Condensed Medium" w:eastAsia="華康中黑體" w:hAnsi="Barlow Condensed Medium" w:cs="Segoe UI Symbol"/>
-                <w:w w:val="90"/>
-                <w:sz w:val="26"/>
-                <w:szCs w:val="26"/>
-              </w:rPr>
-              <w:t>投代禱</w:t>
-            </w:r>
-            <w:proofErr w:type="gramEnd"/>
-            <w:r>
-              <w:rPr>
-                <w:rFonts w:ascii="Barlow Condensed Medium" w:eastAsia="華康中黑體" w:hAnsi="Barlow Condensed Medium" w:cs="Segoe UI Symbol"/>
-                <w:w w:val="90"/>
-                <w:sz w:val="26"/>
-                <w:szCs w:val="26"/>
-              </w:rPr>
-              <w:t>信箱。</w:t>
+              <w:t>投代禱信箱。</w:t>
             </w:r>
           </w:p>
         </w:tc>
@@ -3366,7 +2904,7 @@
                 <w:sz w:val="26"/>
                 <w:szCs w:val="26"/>
               </w:rPr>
-              <w:t>7</w:t>
+              <w:t>8</w:t>
             </w:r>
             <w:r>
               <w:rPr>
@@ -3409,7 +2947,7 @@
                 <w:sz w:val="26"/>
                 <w:szCs w:val="26"/>
               </w:rPr>
-              <w:t>楊家華。</w:t>
+              <w:t>。</w:t>
             </w:r>
           </w:p>
         </w:tc>
@@ -3447,7 +2985,7 @@
                 <w:sz w:val="26"/>
                 <w:szCs w:val="26"/>
               </w:rPr>
-              <w:t>8</w:t>
+              <w:t>9</w:t>
             </w:r>
             <w:r>
               <w:rPr>
@@ -3528,7 +3066,7 @@
                 <w:sz w:val="26"/>
                 <w:szCs w:val="26"/>
               </w:rPr>
-              <w:t>9</w:t>
+              <w:t>10</w:t>
             </w:r>
             <w:r>
               <w:rPr>
@@ -3571,7 +3109,16 @@
                 <w:sz w:val="26"/>
                 <w:szCs w:val="26"/>
               </w:rPr>
-              <w:t>邱惠玉。</w:t>
+              <w:t>楊家華</w:t>
+            </w:r>
+            <w:r>
+              <w:rPr>
+                <w:rFonts w:ascii="Barlow Condensed Medium" w:eastAsia="標楷體" w:hAnsi="Barlow Condensed Medium" w:cstheme="minorHAnsi" w:hint="eastAsia"/>
+                <w:w w:val="90"/>
+                <w:sz w:val="26"/>
+                <w:szCs w:val="26"/>
+              </w:rPr>
+              <w:t>。</w:t>
             </w:r>
           </w:p>
         </w:tc>
@@ -3674,7 +3221,7 @@
         <w:snapToGrid w:val="0"/>
         <w:spacing w:line="300" w:lineRule="exact"/>
         <w:rPr>
-          <w:rFonts w:asciiTheme="majorBidi" w:eastAsia="標楷體" w:hAnsiTheme="majorBidi" w:cstheme="majorBidi"/>
+          <w:rFonts w:asciiTheme="majorBidi" w:eastAsia="標楷體" w:hAnsiTheme="majorBidi" w:cstheme="majorBidi" w:hint="eastAsia"/>
           <w:bCs/>
           <w:w w:val="90"/>
           <w:sz w:val="26"/>
@@ -3733,7 +3280,7 @@
         <w:snapToGrid w:val="0"/>
         <w:spacing w:line="300" w:lineRule="exact"/>
         <w:rPr>
-          <w:rFonts w:asciiTheme="majorBidi" w:eastAsia="標楷體" w:hAnsiTheme="majorBidi" w:cstheme="majorBidi"/>
+          <w:rFonts w:asciiTheme="majorBidi" w:eastAsia="標楷體" w:hAnsiTheme="majorBidi" w:cstheme="majorBidi" w:hint="eastAsia"/>
           <w:bCs/>
           <w:w w:val="90"/>
           <w:sz w:val="26"/>
@@ -3756,7 +3303,7 @@
         <w:snapToGrid w:val="0"/>
         <w:spacing w:line="300" w:lineRule="exact"/>
         <w:rPr>
-          <w:rFonts w:asciiTheme="majorBidi" w:eastAsia="標楷體" w:hAnsiTheme="majorBidi" w:cstheme="majorBidi"/>
+          <w:rFonts w:asciiTheme="majorBidi" w:eastAsia="標楷體" w:hAnsiTheme="majorBidi" w:cstheme="majorBidi" w:hint="eastAsia"/>
           <w:bCs/>
           <w:w w:val="90"/>
           <w:sz w:val="26"/>
@@ -3779,7 +3326,7 @@
         <w:snapToGrid w:val="0"/>
         <w:spacing w:line="300" w:lineRule="exact"/>
         <w:rPr>
-          <w:rFonts w:asciiTheme="majorBidi" w:eastAsia="標楷體" w:hAnsiTheme="majorBidi" w:cstheme="majorBidi" w:hint="eastAsia"/>
+          <w:rFonts w:asciiTheme="majorBidi" w:eastAsia="標楷體" w:hAnsiTheme="majorBidi" w:cstheme="majorBidi"/>
           <w:bCs/>
           <w:w w:val="90"/>
           <w:sz w:val="26"/>
@@ -3792,28 +3339,75 @@
         <w:snapToGrid w:val="0"/>
         <w:spacing w:line="300" w:lineRule="exact"/>
         <w:rPr>
+          <w:rFonts w:asciiTheme="majorBidi" w:eastAsia="標楷體" w:hAnsiTheme="majorBidi" w:cstheme="majorBidi"/>
+          <w:bCs/>
+          <w:w w:val="90"/>
+          <w:sz w:val="26"/>
+          <w:szCs w:val="26"/>
+        </w:rPr>
+      </w:pPr>
+      <w:r>
+        <w:rPr>
           <w:rFonts w:asciiTheme="majorBidi" w:eastAsia="標楷體" w:hAnsiTheme="majorBidi" w:cstheme="majorBidi" w:hint="eastAsia"/>
           <w:bCs/>
           <w:w w:val="90"/>
           <w:sz w:val="26"/>
           <w:szCs w:val="26"/>
         </w:rPr>
-      </w:pPr>
-      <w:r>
-        <w:rPr>
-          <w:rFonts w:asciiTheme="majorBidi" w:eastAsia="標楷體" w:hAnsiTheme="majorBidi" w:cstheme="majorBidi" w:hint="eastAsia"/>
-          <w:bCs/>
-          <w:w w:val="90"/>
-          <w:sz w:val="26"/>
-          <w:szCs w:val="26"/>
-        </w:rPr>
-        <w:t>我的對敵啊，不通向我誇口！我有跌倒欲再起來。</w:t>
+        <w:t>我的對敵啊，</w:t>
       </w:r>
     </w:p>
     <w:p>
       <w:pPr>
         <w:snapToGrid w:val="0"/>
         <w:spacing w:line="300" w:lineRule="exact"/>
+        <w:ind w:firstLine="480"/>
+        <w:rPr>
+          <w:rFonts w:asciiTheme="majorBidi" w:eastAsia="標楷體" w:hAnsiTheme="majorBidi" w:cstheme="majorBidi" w:hint="eastAsia"/>
+          <w:bCs/>
+          <w:w w:val="90"/>
+          <w:sz w:val="26"/>
+          <w:szCs w:val="26"/>
+        </w:rPr>
+      </w:pPr>
+      <w:r>
+        <w:rPr>
+          <w:rFonts w:asciiTheme="majorBidi" w:eastAsia="標楷體" w:hAnsiTheme="majorBidi" w:cstheme="majorBidi" w:hint="eastAsia"/>
+          <w:bCs/>
+          <w:w w:val="90"/>
+          <w:sz w:val="26"/>
+          <w:szCs w:val="26"/>
+        </w:rPr>
+        <w:t>不通向我誇口！</w:t>
+      </w:r>
+    </w:p>
+    <w:p>
+      <w:pPr>
+        <w:snapToGrid w:val="0"/>
+        <w:spacing w:line="300" w:lineRule="exact"/>
+        <w:rPr>
+          <w:rFonts w:asciiTheme="majorBidi" w:eastAsia="標楷體" w:hAnsiTheme="majorBidi" w:cstheme="majorBidi" w:hint="eastAsia"/>
+          <w:bCs/>
+          <w:w w:val="90"/>
+          <w:sz w:val="26"/>
+          <w:szCs w:val="26"/>
+        </w:rPr>
+      </w:pPr>
+      <w:r>
+        <w:rPr>
+          <w:rFonts w:asciiTheme="majorBidi" w:eastAsia="標楷體" w:hAnsiTheme="majorBidi" w:cstheme="majorBidi" w:hint="eastAsia"/>
+          <w:bCs/>
+          <w:w w:val="90"/>
+          <w:sz w:val="26"/>
+          <w:szCs w:val="26"/>
+        </w:rPr>
+        <w:t>我有跌倒欲再起來。</w:t>
+      </w:r>
+    </w:p>
+    <w:p>
+      <w:pPr>
+        <w:snapToGrid w:val="0"/>
+        <w:spacing w:line="300" w:lineRule="exact"/>
         <w:rPr>
           <w:rFonts w:asciiTheme="majorBidi" w:eastAsia="標楷體" w:hAnsiTheme="majorBidi" w:cstheme="majorBidi"/>
           <w:bCs/>
@@ -3828,50 +3422,75 @@
         <w:snapToGrid w:val="0"/>
         <w:spacing w:line="300" w:lineRule="exact"/>
         <w:rPr>
+          <w:rFonts w:asciiTheme="majorBidi" w:eastAsia="標楷體" w:hAnsiTheme="majorBidi" w:cstheme="majorBidi"/>
+          <w:bCs/>
+          <w:w w:val="90"/>
+          <w:sz w:val="26"/>
+          <w:szCs w:val="26"/>
+        </w:rPr>
+      </w:pPr>
+      <w:r>
+        <w:rPr>
           <w:rFonts w:asciiTheme="majorBidi" w:eastAsia="標楷體" w:hAnsiTheme="majorBidi" w:cstheme="majorBidi" w:hint="eastAsia"/>
           <w:bCs/>
           <w:w w:val="90"/>
           <w:sz w:val="26"/>
           <w:szCs w:val="26"/>
         </w:rPr>
-      </w:pPr>
-      <w:r>
-        <w:rPr>
-          <w:rFonts w:asciiTheme="majorBidi" w:eastAsia="標楷體" w:hAnsiTheme="majorBidi" w:cstheme="majorBidi" w:hint="eastAsia"/>
-          <w:bCs/>
-          <w:w w:val="90"/>
-          <w:sz w:val="26"/>
-          <w:szCs w:val="26"/>
-        </w:rPr>
-        <w:t>我的對敵啊，不通向我誇口！我在黑暗中，</w:t>
-      </w:r>
-      <w:proofErr w:type="gramStart"/>
-      <w:r>
-        <w:rPr>
-          <w:rFonts w:asciiTheme="majorBidi" w:eastAsia="標楷體" w:hAnsiTheme="majorBidi" w:cstheme="majorBidi" w:hint="eastAsia"/>
-          <w:bCs/>
-          <w:w w:val="90"/>
-          <w:sz w:val="26"/>
-          <w:szCs w:val="26"/>
-        </w:rPr>
-        <w:t>祂</w:t>
-      </w:r>
-      <w:proofErr w:type="gramEnd"/>
-      <w:r>
-        <w:rPr>
-          <w:rFonts w:asciiTheme="majorBidi" w:eastAsia="標楷體" w:hAnsiTheme="majorBidi" w:cstheme="majorBidi" w:hint="eastAsia"/>
-          <w:bCs/>
-          <w:w w:val="90"/>
-          <w:sz w:val="26"/>
-          <w:szCs w:val="26"/>
-        </w:rPr>
-        <w:t>作我的光。</w:t>
+        <w:t>我的對敵啊，</w:t>
       </w:r>
     </w:p>
     <w:p>
       <w:pPr>
         <w:snapToGrid w:val="0"/>
         <w:spacing w:line="300" w:lineRule="exact"/>
+        <w:ind w:firstLine="480"/>
+        <w:rPr>
+          <w:rFonts w:asciiTheme="majorBidi" w:eastAsia="標楷體" w:hAnsiTheme="majorBidi" w:cstheme="majorBidi" w:hint="eastAsia"/>
+          <w:bCs/>
+          <w:w w:val="90"/>
+          <w:sz w:val="26"/>
+          <w:szCs w:val="26"/>
+        </w:rPr>
+      </w:pPr>
+      <w:r>
+        <w:rPr>
+          <w:rFonts w:asciiTheme="majorBidi" w:eastAsia="標楷體" w:hAnsiTheme="majorBidi" w:cstheme="majorBidi" w:hint="eastAsia"/>
+          <w:bCs/>
+          <w:w w:val="90"/>
+          <w:sz w:val="26"/>
+          <w:szCs w:val="26"/>
+        </w:rPr>
+        <w:t>不通向我誇口！</w:t>
+      </w:r>
+    </w:p>
+    <w:p>
+      <w:pPr>
+        <w:snapToGrid w:val="0"/>
+        <w:spacing w:line="300" w:lineRule="exact"/>
+        <w:rPr>
+          <w:rFonts w:asciiTheme="majorBidi" w:eastAsia="標楷體" w:hAnsiTheme="majorBidi" w:cstheme="majorBidi" w:hint="eastAsia"/>
+          <w:bCs/>
+          <w:w w:val="90"/>
+          <w:sz w:val="26"/>
+          <w:szCs w:val="26"/>
+        </w:rPr>
+      </w:pPr>
+      <w:r>
+        <w:rPr>
+          <w:rFonts w:asciiTheme="majorBidi" w:eastAsia="標楷體" w:hAnsiTheme="majorBidi" w:cstheme="majorBidi" w:hint="eastAsia"/>
+          <w:bCs/>
+          <w:w w:val="90"/>
+          <w:sz w:val="26"/>
+          <w:szCs w:val="26"/>
+        </w:rPr>
+        <w:t>我在黑暗中，祂做我的光。</w:t>
+      </w:r>
+    </w:p>
+    <w:p>
+      <w:pPr>
+        <w:snapToGrid w:val="0"/>
+        <w:spacing w:line="300" w:lineRule="exact"/>
         <w:rPr>
           <w:rFonts w:asciiTheme="majorBidi" w:eastAsia="標楷體" w:hAnsiTheme="majorBidi" w:cstheme="majorBidi"/>
           <w:bCs/>
@@ -3893,7 +3512,6 @@
           <w:szCs w:val="26"/>
         </w:rPr>
       </w:pPr>
-      <w:proofErr w:type="gramStart"/>
       <w:r>
         <w:rPr>
           <w:rFonts w:asciiTheme="majorBidi" w:eastAsia="標楷體" w:hAnsiTheme="majorBidi" w:cstheme="majorBidi" w:hint="eastAsia"/>
@@ -3902,50 +3520,7 @@
           <w:sz w:val="26"/>
           <w:szCs w:val="26"/>
         </w:rPr>
-        <w:t>祂欲導</w:t>
-      </w:r>
-      <w:proofErr w:type="gramEnd"/>
-      <w:r>
-        <w:rPr>
-          <w:rFonts w:asciiTheme="majorBidi" w:eastAsia="標楷體" w:hAnsiTheme="majorBidi" w:cstheme="majorBidi" w:hint="eastAsia"/>
-          <w:bCs/>
-          <w:w w:val="90"/>
-          <w:sz w:val="26"/>
-          <w:szCs w:val="26"/>
-        </w:rPr>
-        <w:t>我到光明中，我欲看見</w:t>
-      </w:r>
-      <w:proofErr w:type="gramStart"/>
-      <w:r>
-        <w:rPr>
-          <w:rFonts w:asciiTheme="majorBidi" w:eastAsia="標楷體" w:hAnsiTheme="majorBidi" w:cstheme="majorBidi" w:hint="eastAsia"/>
-          <w:bCs/>
-          <w:w w:val="90"/>
-          <w:sz w:val="26"/>
-          <w:szCs w:val="26"/>
-        </w:rPr>
-        <w:t>祂</w:t>
-      </w:r>
-      <w:proofErr w:type="gramEnd"/>
-      <w:r>
-        <w:rPr>
-          <w:rFonts w:asciiTheme="majorBidi" w:eastAsia="標楷體" w:hAnsiTheme="majorBidi" w:cstheme="majorBidi" w:hint="eastAsia"/>
-          <w:bCs/>
-          <w:w w:val="90"/>
-          <w:sz w:val="26"/>
-          <w:szCs w:val="26"/>
-        </w:rPr>
-        <w:t>的公義</w:t>
-      </w:r>
-      <w:r>
-        <w:rPr>
-          <w:rFonts w:asciiTheme="majorBidi" w:eastAsia="標楷體" w:hAnsiTheme="majorBidi" w:cstheme="majorBidi" w:hint="eastAsia"/>
-          <w:bCs/>
-          <w:w w:val="90"/>
-          <w:sz w:val="26"/>
-          <w:szCs w:val="26"/>
-        </w:rPr>
-        <w:t>。</w:t>
+        <w:t>祂欲導我到光明中，</w:t>
       </w:r>
     </w:p>
     <w:p>
@@ -3953,6 +3528,29 @@
         <w:snapToGrid w:val="0"/>
         <w:spacing w:line="300" w:lineRule="exact"/>
         <w:rPr>
+          <w:rFonts w:asciiTheme="majorBidi" w:eastAsia="標楷體" w:hAnsiTheme="majorBidi" w:cstheme="majorBidi" w:hint="eastAsia"/>
+          <w:bCs/>
+          <w:w w:val="90"/>
+          <w:sz w:val="26"/>
+          <w:szCs w:val="26"/>
+        </w:rPr>
+      </w:pPr>
+      <w:r>
+        <w:rPr>
+          <w:rFonts w:asciiTheme="majorBidi" w:eastAsia="標楷體" w:hAnsiTheme="majorBidi" w:cstheme="majorBidi" w:hint="eastAsia"/>
+          <w:bCs/>
+          <w:w w:val="90"/>
+          <w:sz w:val="26"/>
+          <w:szCs w:val="26"/>
+        </w:rPr>
+        <w:t>我欲看見祂的公義。</w:t>
+      </w:r>
+    </w:p>
+    <w:p>
+      <w:pPr>
+        <w:snapToGrid w:val="0"/>
+        <w:spacing w:line="300" w:lineRule="exact"/>
+        <w:rPr>
           <w:rFonts w:asciiTheme="majorBidi" w:eastAsia="標楷體" w:hAnsiTheme="majorBidi" w:cstheme="majorBidi"/>
           <w:bCs/>
           <w:w w:val="90"/>
@@ -3966,6 +3564,29 @@
         <w:snapToGrid w:val="0"/>
         <w:spacing w:line="300" w:lineRule="exact"/>
         <w:rPr>
+          <w:rFonts w:asciiTheme="majorBidi" w:eastAsia="標楷體" w:hAnsiTheme="majorBidi" w:cstheme="majorBidi" w:hint="eastAsia"/>
+          <w:bCs/>
+          <w:w w:val="90"/>
+          <w:sz w:val="26"/>
+          <w:szCs w:val="26"/>
+        </w:rPr>
+      </w:pPr>
+      <w:r>
+        <w:rPr>
+          <w:rFonts w:asciiTheme="majorBidi" w:eastAsia="標楷體" w:hAnsiTheme="majorBidi" w:cstheme="majorBidi" w:hint="eastAsia"/>
+          <w:bCs/>
+          <w:w w:val="90"/>
+          <w:sz w:val="26"/>
+          <w:szCs w:val="26"/>
+        </w:rPr>
+        <w:t>祂欲導我到光明中，</w:t>
+      </w:r>
+    </w:p>
+    <w:p>
+      <w:pPr>
+        <w:snapToGrid w:val="0"/>
+        <w:spacing w:line="300" w:lineRule="exact"/>
+        <w:rPr>
           <w:rFonts w:asciiTheme="majorBidi" w:eastAsia="標楷體" w:hAnsiTheme="majorBidi" w:cstheme="majorBidi"/>
           <w:bCs/>
           <w:w w:val="90"/>
@@ -3973,7 +3594,6 @@
           <w:szCs w:val="26"/>
         </w:rPr>
       </w:pPr>
-      <w:proofErr w:type="gramStart"/>
       <w:r>
         <w:rPr>
           <w:rFonts w:asciiTheme="majorBidi" w:eastAsia="標楷體" w:hAnsiTheme="majorBidi" w:cstheme="majorBidi" w:hint="eastAsia"/>
@@ -3982,40 +3602,7 @@
           <w:sz w:val="26"/>
           <w:szCs w:val="26"/>
         </w:rPr>
-        <w:t>祂</w:t>
-      </w:r>
-      <w:proofErr w:type="gramEnd"/>
-      <w:r>
-        <w:rPr>
-          <w:rFonts w:asciiTheme="majorBidi" w:eastAsia="標楷體" w:hAnsiTheme="majorBidi" w:cstheme="majorBidi" w:hint="eastAsia"/>
-          <w:bCs/>
-          <w:w w:val="90"/>
-          <w:sz w:val="26"/>
-          <w:szCs w:val="26"/>
-        </w:rPr>
-        <w:t>要導我到光明中，我要看見</w:t>
-      </w:r>
-      <w:proofErr w:type="gramStart"/>
-      <w:r>
-        <w:rPr>
-          <w:rFonts w:asciiTheme="majorBidi" w:eastAsia="標楷體" w:hAnsiTheme="majorBidi" w:cstheme="majorBidi" w:hint="eastAsia"/>
-          <w:bCs/>
-          <w:w w:val="90"/>
-          <w:sz w:val="26"/>
-          <w:szCs w:val="26"/>
-        </w:rPr>
-        <w:t>祂</w:t>
-      </w:r>
-      <w:proofErr w:type="gramEnd"/>
-      <w:r>
-        <w:rPr>
-          <w:rFonts w:asciiTheme="majorBidi" w:eastAsia="標楷體" w:hAnsiTheme="majorBidi" w:cstheme="majorBidi" w:hint="eastAsia"/>
-          <w:bCs/>
-          <w:w w:val="90"/>
-          <w:sz w:val="26"/>
-          <w:szCs w:val="26"/>
-        </w:rPr>
-        <w:t>的公義。</w:t>
+        <w:t>我欲看見祂的公義。</w:t>
       </w:r>
     </w:p>
     <w:p>
@@ -4195,47 +3782,7 @@
                                   <w:w w:val="90"/>
                                   <w:szCs w:val="24"/>
                                 </w:rPr>
-                                <w:t>我們因信主耶穌基督而蒙　神國福音的恩典，成為基督的肢體，並按主的命令彼此相愛。因此我們奉獻自己成為基督的教會的</w:t>
-                              </w:r>
-                              <w:proofErr w:type="gramStart"/>
-                              <w:r>
-                                <w:rPr>
-                                  <w:rFonts w:ascii="文鼎粗魏碑" w:eastAsia="文鼎粗魏碑" w:cstheme="minorHAnsi" w:hint="eastAsia"/>
-                                  <w:color w:val="0D0D0D" w:themeColor="text1" w:themeTint="F2"/>
-                                  <w:w w:val="90"/>
-                                  <w:szCs w:val="24"/>
-                                </w:rPr>
-                                <w:t>事奉者</w:t>
-                              </w:r>
-                              <w:proofErr w:type="gramEnd"/>
-                              <w:r>
-                                <w:rPr>
-                                  <w:rFonts w:ascii="文鼎粗魏碑" w:eastAsia="文鼎粗魏碑" w:cstheme="minorHAnsi" w:hint="eastAsia"/>
-                                  <w:color w:val="0D0D0D" w:themeColor="text1" w:themeTint="F2"/>
-                                  <w:w w:val="90"/>
-                                  <w:szCs w:val="24"/>
-                                </w:rPr>
-                                <w:t>，用彼此事奉、彼此順服、彼此成全，和彼此學習的心，效法基督成為服事人的僕人。將服事會眾的事看為優先，以服事</w:t>
-                              </w:r>
-                              <w:proofErr w:type="gramStart"/>
-                              <w:r>
-                                <w:rPr>
-                                  <w:rFonts w:ascii="文鼎粗魏碑" w:eastAsia="文鼎粗魏碑" w:cstheme="minorHAnsi" w:hint="eastAsia"/>
-                                  <w:color w:val="0D0D0D" w:themeColor="text1" w:themeTint="F2"/>
-                                  <w:w w:val="90"/>
-                                  <w:szCs w:val="24"/>
-                                </w:rPr>
-                                <w:t>會眾來服事</w:t>
-                              </w:r>
-                              <w:proofErr w:type="gramEnd"/>
-                              <w:r>
-                                <w:rPr>
-                                  <w:rFonts w:ascii="文鼎粗魏碑" w:eastAsia="文鼎粗魏碑" w:cstheme="minorHAnsi" w:hint="eastAsia"/>
-                                  <w:color w:val="0D0D0D" w:themeColor="text1" w:themeTint="F2"/>
-                                  <w:w w:val="90"/>
-                                  <w:szCs w:val="24"/>
-                                </w:rPr>
-                                <w:t xml:space="preserve">　神。使我們與我們得救的身分相稱。</w:t>
+                                <w:t>我們因信主耶穌基督而蒙　神國福音的恩典，成為基督的肢體，並按主的命令彼此相愛。因此我們奉獻自己成為基督的教會的事奉者，用彼此事奉、彼此順服、彼此成全，和彼此學習的心，效法基督成為服事人的僕人。將服事會眾的事看為優先，以服事會眾來服事　神。使我們與我們得救的身分相稱。</w:t>
                               </w:r>
                             </w:p>
                           </w:txbxContent>
@@ -4261,7 +3808,7 @@
           </mc:Choice>
           <mc:Fallback>
             <w:pict>
-              <v:group w14:anchorId="789743EB" id="群組 21" o:spid="_x0000_s1026" style="position:absolute;margin-left:538.15pt;margin-top:28.9pt;width:134.65pt;height:261.65pt;z-index:251663872;mso-position-horizontal-relative:page;mso-position-vertical-relative:page;mso-width-relative:margin;mso-height-relative:margin" coordsize="17094,33223" o:gfxdata="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">
+              <v:group w14:anchorId="789743EB" id="群組 21" o:spid="_x0000_s1026" style="position:absolute;margin-left:538.15pt;margin-top:28.9pt;width:134.65pt;height:261.65pt;z-index:251663872;mso-position-horizontal-relative:page;mso-position-vertical-relative:page;mso-width-relative:margin;mso-height-relative:margin" coordsize="17094,33223" o:gfxdata="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">
                 <v:shapetype id="_x0000_t75" coordsize="21600,21600" o:spt="75" o:preferrelative="t" path="m@4@5l@4@11@9@11@9@5xe" filled="f" stroked="f">
                   <v:stroke joinstyle="miter"/>
                   <v:formulas>
@@ -4281,10 +3828,11 @@
                   <v:path o:extrusionok="f" gradientshapeok="t" o:connecttype="rect"/>
                   <o:lock v:ext="edit" aspectratio="t"/>
                 </v:shapetype>
-                <v:shape id="圖片 18" o:spid="_x0000_s1027" type="#_x0000_t75" style="position:absolute;left:-8065;top:8065;width:33223;height:17094;rotation:90;visibility:visible;mso-wrap-style:square" o:gfxdata="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">
+                <v:shape id="圖片 18" o:spid="_x0000_s1027" type="#_x0000_t75" style="position:absolute;left:-8065;top:8065;width:33223;height:17094;rotation:90;visibility:visible;mso-wrap-style:square" o:gfxdata="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">
                   <v:imagedata r:id="rId10" o:title=""/>
+                  <v:path arrowok="t"/>
                 </v:shape>
-                <v:roundrect id="圓角矩形 7" o:spid="_x0000_s1028" style="position:absolute;left:1666;top:2875;width:14086;height:28296;visibility:visible;mso-wrap-style:square;v-text-anchor:top" arcsize="3131f" o:gfxdata="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" filled="f" stroked="f" strokeweight="2.5pt">
+                <v:roundrect id="圓角矩形 7" o:spid="_x0000_s1028" style="position:absolute;left:1666;top:2875;width:14086;height:28296;visibility:visible;mso-wrap-style:square;v-text-anchor:top" arcsize="3131f" o:gfxdata="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" filled="f" stroked="f" strokeweight="2.5pt">
                   <v:stroke joinstyle="miter"/>
                   <v:textbox style="layout-flow:vertical-ideographic" inset="1mm,1mm,1mm,1mm">
                     <w:txbxContent>
@@ -4329,47 +3877,7 @@
                             <w:w w:val="90"/>
                             <w:szCs w:val="24"/>
                           </w:rPr>
-                          <w:t>我們因信主耶穌基督而蒙　神國福音的恩典，成為基督的肢體，並按主的命令彼此相愛。因此我們奉獻自己成為基督的教會的</w:t>
-                        </w:r>
-                        <w:proofErr w:type="gramStart"/>
-                        <w:r>
-                          <w:rPr>
-                            <w:rFonts w:ascii="文鼎粗魏碑" w:eastAsia="文鼎粗魏碑" w:cstheme="minorHAnsi" w:hint="eastAsia"/>
-                            <w:color w:val="0D0D0D" w:themeColor="text1" w:themeTint="F2"/>
-                            <w:w w:val="90"/>
-                            <w:szCs w:val="24"/>
-                          </w:rPr>
-                          <w:t>事奉者</w:t>
-                        </w:r>
-                        <w:proofErr w:type="gramEnd"/>
-                        <w:r>
-                          <w:rPr>
-                            <w:rFonts w:ascii="文鼎粗魏碑" w:eastAsia="文鼎粗魏碑" w:cstheme="minorHAnsi" w:hint="eastAsia"/>
-                            <w:color w:val="0D0D0D" w:themeColor="text1" w:themeTint="F2"/>
-                            <w:w w:val="90"/>
-                            <w:szCs w:val="24"/>
-                          </w:rPr>
-                          <w:t>，用彼此事奉、彼此順服、彼此成全，和彼此學習的心，效法基督成為服事人的僕人。將服事會眾的事看為優先，以服事</w:t>
-                        </w:r>
-                        <w:proofErr w:type="gramStart"/>
-                        <w:r>
-                          <w:rPr>
-                            <w:rFonts w:ascii="文鼎粗魏碑" w:eastAsia="文鼎粗魏碑" w:cstheme="minorHAnsi" w:hint="eastAsia"/>
-                            <w:color w:val="0D0D0D" w:themeColor="text1" w:themeTint="F2"/>
-                            <w:w w:val="90"/>
-                            <w:szCs w:val="24"/>
-                          </w:rPr>
-                          <w:t>會眾來服事</w:t>
-                        </w:r>
-                        <w:proofErr w:type="gramEnd"/>
-                        <w:r>
-                          <w:rPr>
-                            <w:rFonts w:ascii="文鼎粗魏碑" w:eastAsia="文鼎粗魏碑" w:cstheme="minorHAnsi" w:hint="eastAsia"/>
-                            <w:color w:val="0D0D0D" w:themeColor="text1" w:themeTint="F2"/>
-                            <w:w w:val="90"/>
-                            <w:szCs w:val="24"/>
-                          </w:rPr>
-                          <w:t xml:space="preserve">　神。使我們與我們得救的身分相稱。</w:t>
+                          <w:t>我們因信主耶穌基督而蒙　神國福音的恩典，成為基督的肢體，並按主的命令彼此相愛。因此我們奉獻自己成為基督的教會的事奉者，用彼此事奉、彼此順服、彼此成全，和彼此學習的心，效法基督成為服事人的僕人。將服事會眾的事看為優先，以服事會眾來服事　神。使我們與我們得救的身分相稱。</w:t>
                         </w:r>
                       </w:p>
                     </w:txbxContent>
@@ -4595,7 +4103,6 @@
                                 </w:rPr>
                                 <w:t>聚會時間表</w:t>
                               </w:r>
-                              <w:proofErr w:type="gramStart"/>
                               <w:r>
                                 <w:rPr>
                                   <w:rFonts w:ascii="Barlow Condensed Medium" w:eastAsia="華康正顏楷體W9" w:hAnsi="Barlow Condensed Medium" w:cstheme="minorHAnsi" w:hint="eastAsia"/>
@@ -4605,7 +4112,6 @@
                                 </w:rPr>
                                 <w:t>》</w:t>
                               </w:r>
-                              <w:proofErr w:type="gramEnd"/>
                             </w:p>
                             <w:tbl>
                               <w:tblPr>
@@ -5379,7 +4885,6 @@
                                         <w:szCs w:val="26"/>
                                       </w:rPr>
                                     </w:pPr>
-                                    <w:proofErr w:type="gramStart"/>
                                     <w:r>
                                       <w:rPr>
                                         <w:rFonts w:ascii="Barlow Condensed Medium" w:eastAsia="標楷體" w:hAnsi="Barlow Condensed Medium" w:hint="eastAsia"/>
@@ -5390,7 +4895,6 @@
                                       </w:rPr>
                                       <w:t>拿細耳</w:t>
                                     </w:r>
-                                    <w:proofErr w:type="gramEnd"/>
                                     <w:r>
                                       <w:rPr>
                                         <w:rFonts w:ascii="Barlow Condensed Medium" w:eastAsia="標楷體" w:hAnsi="Barlow Condensed Medium" w:hint="eastAsia"/>
@@ -5544,7 +5048,6 @@
                                         <w:szCs w:val="26"/>
                                       </w:rPr>
                                     </w:pPr>
-                                    <w:proofErr w:type="gramStart"/>
                                     <w:r>
                                       <w:rPr>
                                         <w:rFonts w:ascii="Barlow Condensed Medium" w:eastAsia="標楷體" w:hAnsi="Barlow Condensed Medium" w:hint="eastAsia"/>
@@ -5555,7 +5058,6 @@
                                       </w:rPr>
                                       <w:t>社青小組</w:t>
                                     </w:r>
-                                    <w:proofErr w:type="gramEnd"/>
                                   </w:p>
                                 </w:tc>
                                 <w:tc>
@@ -5749,7 +5251,6 @@
                                         <w:szCs w:val="26"/>
                                       </w:rPr>
                                     </w:pPr>
-                                    <w:proofErr w:type="gramStart"/>
                                     <w:r>
                                       <w:rPr>
                                         <w:rFonts w:ascii="Barlow Condensed Medium" w:eastAsia="標楷體" w:hAnsi="Barlow Condensed Medium"/>
@@ -5760,7 +5261,6 @@
                                       </w:rPr>
                                       <w:t>明憲家</w:t>
                                     </w:r>
-                                    <w:proofErr w:type="gramEnd"/>
                                   </w:p>
                                 </w:tc>
                               </w:tr>
@@ -6339,12 +5839,12 @@
           </mc:Choice>
           <mc:Fallback>
             <w:pict>
-              <v:group w14:anchorId="5DF93223" id="群組 24" o:spid="_x0000_s1029" style="position:absolute;margin-left:533.85pt;margin-top:298.55pt;width:140.3pt;height:259.35pt;z-index:251661824;mso-position-horizontal-relative:page;mso-position-vertical-relative:page;mso-width-relative:margin;mso-height-relative:margin" coordsize="17818,32941" o:gfxdata="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">
+              <v:group w14:anchorId="5DF93223" id="群組 24" o:spid="_x0000_s1029" style="position:absolute;margin-left:533.85pt;margin-top:298.55pt;width:140.3pt;height:259.35pt;z-index:251661824;mso-position-horizontal-relative:page;mso-position-vertical-relative:page;mso-width-relative:margin;mso-height-relative:margin" coordsize="17818,32941" o:gfxdata="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">
                 <v:shapetype id="_x0000_t202" coordsize="21600,21600" o:spt="202" path="m,l,21600r21600,l21600,xe">
                   <v:stroke joinstyle="miter"/>
                   <v:path gradientshapeok="t" o:connecttype="rect"/>
                 </v:shapetype>
-                <v:shape id="_x0000_s1030" type="#_x0000_t202" style="position:absolute;left:351;top:293;width:17279;height:32590;visibility:visible;mso-wrap-style:square;v-text-anchor:top" o:gfxdata="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" stroked="f">
+                <v:shape id="_x0000_s1030" type="#_x0000_t202" style="position:absolute;left:351;top:293;width:17279;height:32590;visibility:visible;mso-wrap-style:square;v-text-anchor:top" o:gfxdata="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" stroked="f">
                   <v:textbox inset="0,0,0,0">
                     <w:txbxContent>
                       <w:p>
@@ -6361,7 +5861,6 @@
                           </w:rPr>
                           <w:t>聚會時間表</w:t>
                         </w:r>
-                        <w:proofErr w:type="gramStart"/>
                         <w:r>
                           <w:rPr>
                             <w:rFonts w:ascii="Barlow Condensed Medium" w:eastAsia="華康正顏楷體W9" w:hAnsi="Barlow Condensed Medium" w:cstheme="minorHAnsi" w:hint="eastAsia"/>
@@ -6371,7 +5870,6 @@
                           </w:rPr>
                           <w:t>》</w:t>
                         </w:r>
-                        <w:proofErr w:type="gramEnd"/>
                       </w:p>
                       <w:tbl>
                         <w:tblPr>
@@ -7145,7 +6643,6 @@
                                   <w:szCs w:val="26"/>
                                 </w:rPr>
                               </w:pPr>
-                              <w:proofErr w:type="gramStart"/>
                               <w:r>
                                 <w:rPr>
                                   <w:rFonts w:ascii="Barlow Condensed Medium" w:eastAsia="標楷體" w:hAnsi="Barlow Condensed Medium" w:hint="eastAsia"/>
@@ -7156,7 +6653,6 @@
                                 </w:rPr>
                                 <w:t>拿細耳</w:t>
                               </w:r>
-                              <w:proofErr w:type="gramEnd"/>
                               <w:r>
                                 <w:rPr>
                                   <w:rFonts w:ascii="Barlow Condensed Medium" w:eastAsia="標楷體" w:hAnsi="Barlow Condensed Medium" w:hint="eastAsia"/>
@@ -7310,7 +6806,6 @@
                                   <w:szCs w:val="26"/>
                                 </w:rPr>
                               </w:pPr>
-                              <w:proofErr w:type="gramStart"/>
                               <w:r>
                                 <w:rPr>
                                   <w:rFonts w:ascii="Barlow Condensed Medium" w:eastAsia="標楷體" w:hAnsi="Barlow Condensed Medium" w:hint="eastAsia"/>
@@ -7321,7 +6816,6 @@
                                 </w:rPr>
                                 <w:t>社青小組</w:t>
                               </w:r>
-                              <w:proofErr w:type="gramEnd"/>
                             </w:p>
                           </w:tc>
                           <w:tc>
@@ -7515,7 +7009,6 @@
                                   <w:szCs w:val="26"/>
                                 </w:rPr>
                               </w:pPr>
-                              <w:proofErr w:type="gramStart"/>
                               <w:r>
                                 <w:rPr>
                                   <w:rFonts w:ascii="Barlow Condensed Medium" w:eastAsia="標楷體" w:hAnsi="Barlow Condensed Medium"/>
@@ -7526,7 +7019,6 @@
                                 </w:rPr>
                                 <w:t>明憲家</w:t>
                               </w:r>
-                              <w:proofErr w:type="gramEnd"/>
                             </w:p>
                           </w:tc>
                         </w:tr>
@@ -8042,7 +7534,7 @@
                     </w:txbxContent>
                   </v:textbox>
                 </v:shape>
-                <v:roundrect id="圓角矩形 5" o:spid="_x0000_s1031" style="position:absolute;width:17818;height:32941;visibility:visible;mso-wrap-style:square;v-text-anchor:middle" arcsize="2169f" o:gfxdata="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" filled="f" strokecolor="#5a5a5a [2109]" strokeweight="2.5pt">
+                <v:roundrect id="圓角矩形 5" o:spid="_x0000_s1031" style="position:absolute;width:17818;height:32941;visibility:visible;mso-wrap-style:square;v-text-anchor:middle" arcsize="2169f" o:gfxdata="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" filled="f" strokecolor="#5a5a5a [2109]" strokeweight="2.5pt">
                   <v:stroke joinstyle="miter"/>
                 </v:roundrect>
                 <w10:wrap anchorx="page" anchory="page"/>
@@ -8486,29 +7978,7 @@
                                         <w:sz w:val="26"/>
                                         <w:szCs w:val="26"/>
                                       </w:rPr>
-                                      <w:t>凡投靠</w:t>
-                                    </w:r>
-                                    <w:proofErr w:type="gramStart"/>
-                                    <w:r>
-                                      <w:rPr>
-                                        <w:rFonts w:ascii="Barlow Condensed Medium" w:eastAsia="華康儷楷書" w:hAnsi="Barlow Condensed Medium" w:cs="華康儷楷書" w:hint="eastAsia"/>
-                                        <w:color w:val="000000" w:themeColor="text1"/>
-                                        <w:w w:val="75"/>
-                                        <w:sz w:val="26"/>
-                                        <w:szCs w:val="26"/>
-                                      </w:rPr>
-                                      <w:t>祂</w:t>
-                                    </w:r>
-                                    <w:proofErr w:type="gramEnd"/>
-                                    <w:r>
-                                      <w:rPr>
-                                        <w:rFonts w:ascii="Barlow Condensed Medium" w:eastAsia="華康儷楷書" w:hAnsi="Barlow Condensed Medium" w:cs="華康儷楷書" w:hint="eastAsia"/>
-                                        <w:color w:val="000000" w:themeColor="text1"/>
-                                        <w:w w:val="75"/>
-                                        <w:sz w:val="26"/>
-                                        <w:szCs w:val="26"/>
-                                      </w:rPr>
-                                      <w:t>的</w:t>
+                                      <w:t>凡投靠祂的</w:t>
                                     </w:r>
                                   </w:p>
                                 </w:tc>
@@ -8860,7 +8330,6 @@
                                         <w:szCs w:val="26"/>
                                       </w:rPr>
                                     </w:pPr>
-                                    <w:proofErr w:type="gramStart"/>
                                     <w:r>
                                       <w:rPr>
                                         <w:rFonts w:ascii="Barlow Condensed Medium" w:eastAsia="華康中黑體" w:hAnsi="Barlow Condensed Medium" w:hint="eastAsia"/>
@@ -8870,7 +8339,6 @@
                                       </w:rPr>
                                       <w:t>啟應</w:t>
                                     </w:r>
-                                    <w:proofErr w:type="gramEnd"/>
                                     <w:r>
                                       <w:rPr>
                                         <w:rFonts w:ascii="Barlow Condensed Medium" w:eastAsia="華康中黑體" w:hAnsi="Barlow Condensed Medium" w:hint="eastAsia"/>
@@ -9096,8 +8564,8 @@
           </mc:Choice>
           <mc:Fallback>
             <w:pict>
-              <v:group w14:anchorId="0AB0FEB2" id="群組 19" o:spid="_x0000_s1032" style="position:absolute;left:0;text-align:left;margin-left:534.4pt;margin-top:567.3pt;width:140.6pt;height:130.1pt;z-index:251651584;mso-position-horizontal-relative:page;mso-position-vertical-relative:page;mso-width-relative:margin;mso-height-relative:margin" coordorigin="108" coordsize="17868,16510" o:gfxdata="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">
-                <v:shape id="_x0000_s1033" type="#_x0000_t202" style="position:absolute;left:317;top:444;width:17634;height:15621;visibility:visible;mso-wrap-style:square;v-text-anchor:top" o:gfxdata="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" stroked="f">
+              <v:group w14:anchorId="0AB0FEB2" id="群組 19" o:spid="_x0000_s1032" style="position:absolute;left:0;text-align:left;margin-left:534.4pt;margin-top:567.3pt;width:140.6pt;height:130.1pt;z-index:251651584;mso-position-horizontal-relative:page;mso-position-vertical-relative:page;mso-width-relative:margin;mso-height-relative:margin" coordorigin="108" coordsize="17868,16510" o:gfxdata="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">
+                <v:shape id="_x0000_s1033" type="#_x0000_t202" style="position:absolute;left:317;top:444;width:17634;height:15621;visibility:visible;mso-wrap-style:square;v-text-anchor:top" o:gfxdata="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" stroked="f">
                   <v:textbox inset="0,0,0,0">
                     <w:txbxContent>
                       <w:p>
@@ -9432,29 +8900,7 @@
                                   <w:sz w:val="26"/>
                                   <w:szCs w:val="26"/>
                                 </w:rPr>
-                                <w:t>凡投靠</w:t>
-                              </w:r>
-                              <w:proofErr w:type="gramStart"/>
-                              <w:r>
-                                <w:rPr>
-                                  <w:rFonts w:ascii="Barlow Condensed Medium" w:eastAsia="華康儷楷書" w:hAnsi="Barlow Condensed Medium" w:cs="華康儷楷書" w:hint="eastAsia"/>
-                                  <w:color w:val="000000" w:themeColor="text1"/>
-                                  <w:w w:val="75"/>
-                                  <w:sz w:val="26"/>
-                                  <w:szCs w:val="26"/>
-                                </w:rPr>
-                                <w:t>祂</w:t>
-                              </w:r>
-                              <w:proofErr w:type="gramEnd"/>
-                              <w:r>
-                                <w:rPr>
-                                  <w:rFonts w:ascii="Barlow Condensed Medium" w:eastAsia="華康儷楷書" w:hAnsi="Barlow Condensed Medium" w:cs="華康儷楷書" w:hint="eastAsia"/>
-                                  <w:color w:val="000000" w:themeColor="text1"/>
-                                  <w:w w:val="75"/>
-                                  <w:sz w:val="26"/>
-                                  <w:szCs w:val="26"/>
-                                </w:rPr>
-                                <w:t>的</w:t>
+                                <w:t>凡投靠祂的</w:t>
                               </w:r>
                             </w:p>
                           </w:tc>
@@ -9806,7 +9252,6 @@
                                   <w:szCs w:val="26"/>
                                 </w:rPr>
                               </w:pPr>
-                              <w:proofErr w:type="gramStart"/>
                               <w:r>
                                 <w:rPr>
                                   <w:rFonts w:ascii="Barlow Condensed Medium" w:eastAsia="華康中黑體" w:hAnsi="Barlow Condensed Medium" w:hint="eastAsia"/>
@@ -9816,7 +9261,6 @@
                                 </w:rPr>
                                 <w:t>啟應</w:t>
                               </w:r>
-                              <w:proofErr w:type="gramEnd"/>
                               <w:r>
                                 <w:rPr>
                                   <w:rFonts w:ascii="Barlow Condensed Medium" w:eastAsia="華康中黑體" w:hAnsi="Barlow Condensed Medium" w:hint="eastAsia"/>
@@ -9979,7 +9423,7 @@
                     </w:txbxContent>
                   </v:textbox>
                 </v:shape>
-                <v:roundrect id="圓角矩形 25" o:spid="_x0000_s1034" style="position:absolute;left:108;width:17869;height:16510;visibility:visible;mso-wrap-style:square;v-text-anchor:middle" arcsize="4542f" o:gfxdata="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" filled="f" strokecolor="#5a5a5a [2109]" strokeweight="2.5pt">
+                <v:roundrect id="圓角矩形 25" o:spid="_x0000_s1034" style="position:absolute;left:108;width:17869;height:16510;visibility:visible;mso-wrap-style:square;v-text-anchor:middle" arcsize="4542f" o:gfxdata="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" filled="f" strokecolor="#5a5a5a [2109]" strokeweight="2.5pt">
                   <v:stroke joinstyle="miter"/>
                 </v:roundrect>
                 <w10:wrap anchorx="page" anchory="page"/>
@@ -10148,7 +9592,7 @@
           </mc:Choice>
           <mc:Fallback>
             <w:pict>
-              <v:shape w14:anchorId="76BD7DFF" id="文字方塊 2" o:spid="_x0000_s1035" type="#_x0000_t202" style="position:absolute;margin-left:31.4pt;margin-top:-54.1pt;width:109.8pt;height:110.6pt;z-index:251666944;visibility:visible;mso-wrap-style:square;mso-width-percent:0;mso-height-percent:200;mso-wrap-distance-left:9pt;mso-wrap-distance-top:3.6pt;mso-wrap-distance-right:9pt;mso-wrap-distance-bottom:3.6pt;mso-position-horizontal:absolute;mso-position-horizontal-relative:text;mso-position-vertical:absolute;mso-position-vertical-relative:text;mso-width-percent:0;mso-height-percent:200;mso-width-relative:margin;mso-height-relative:margin;v-text-anchor:top" o:gfxdata="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" filled="f" stroked="f">
+              <v:shape w14:anchorId="76BD7DFF" id="文字方塊 2" o:spid="_x0000_s1035" type="#_x0000_t202" style="position:absolute;margin-left:31.4pt;margin-top:-54.1pt;width:109.8pt;height:110.6pt;z-index:251666944;visibility:visible;mso-wrap-style:square;mso-width-percent:0;mso-height-percent:200;mso-wrap-distance-left:9pt;mso-wrap-distance-top:3.6pt;mso-wrap-distance-right:9pt;mso-wrap-distance-bottom:3.6pt;mso-position-horizontal:absolute;mso-position-horizontal-relative:text;mso-position-vertical:absolute;mso-position-vertical-relative:text;mso-width-percent:0;mso-height-percent:200;mso-width-relative:margin;mso-height-relative:margin;v-text-anchor:top" o:gfxdata="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" filled="f" stroked="f">
                 <v:textbox style="mso-fit-shape-to-text:t" inset="1mm,1mm,1mm,1mm">
                   <w:txbxContent>
                     <w:p>
@@ -10348,7 +9792,7 @@
           </mc:Choice>
           <mc:Fallback>
             <w:pict>
-              <v:roundrect w14:anchorId="4775AEF3" id="圓角矩形 12" o:spid="_x0000_s1036" style="position:absolute;margin-left:-.9pt;margin-top:16.35pt;width:49.3pt;height:15.45pt;z-index:251647488;visibility:visible;mso-wrap-style:square;mso-width-percent:0;mso-height-percent:0;mso-wrap-distance-left:9pt;mso-wrap-distance-top:0;mso-wrap-distance-right:9pt;mso-wrap-distance-bottom:0;mso-position-horizontal:absolute;mso-position-horizontal-relative:text;mso-position-vertical:absolute;mso-position-vertical-relative:text;mso-width-percent:0;mso-height-percent:0;mso-width-relative:margin;mso-height-relative:margin;v-text-anchor:middle" arcsize="10923f" o:gfxdata="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" fillcolor="#5a5a5a [2109]" stroked="f" strokeweight="1pt">
+              <v:roundrect w14:anchorId="4775AEF3" id="圓角矩形 12" o:spid="_x0000_s1036" style="position:absolute;margin-left:-.9pt;margin-top:16.35pt;width:49.3pt;height:15.45pt;z-index:251647488;visibility:visible;mso-wrap-style:square;mso-width-percent:0;mso-height-percent:0;mso-wrap-distance-left:9pt;mso-wrap-distance-top:0;mso-wrap-distance-right:9pt;mso-wrap-distance-bottom:0;mso-position-horizontal:absolute;mso-position-horizontal-relative:text;mso-position-vertical:absolute;mso-position-vertical-relative:text;mso-width-percent:0;mso-height-percent:0;mso-width-relative:margin;mso-height-relative:margin;v-text-anchor:middle" arcsize="10923f" o:gfxdata="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" fillcolor="#5a5a5a [2109]" stroked="f" strokeweight="1pt">
                 <v:stroke joinstyle="miter"/>
                 <v:textbox inset=".5mm,0,.5mm,0">
                   <w:txbxContent>
@@ -10489,7 +9933,7 @@
           </mc:Choice>
           <mc:Fallback>
             <w:pict>
-              <v:roundrect w14:anchorId="196DC3BF" id="圓角矩形 14" o:spid="_x0000_s1037" style="position:absolute;margin-left:-1.25pt;margin-top:16.7pt;width:83.6pt;height:15.3pt;z-index:251648512;visibility:visible;mso-wrap-style:square;mso-width-percent:0;mso-height-percent:0;mso-wrap-distance-left:9pt;mso-wrap-distance-top:0;mso-wrap-distance-right:9pt;mso-wrap-distance-bottom:0;mso-position-horizontal:absolute;mso-position-horizontal-relative:text;mso-position-vertical:absolute;mso-position-vertical-relative:text;mso-width-percent:0;mso-height-percent:0;mso-width-relative:margin;mso-height-relative:margin;v-text-anchor:middle" arcsize="10923f" o:gfxdata="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" fillcolor="#5a5a5a [2109]" stroked="f" strokeweight="1pt">
+              <v:roundrect w14:anchorId="196DC3BF" id="圓角矩形 14" o:spid="_x0000_s1037" style="position:absolute;margin-left:-1.25pt;margin-top:16.7pt;width:83.6pt;height:15.3pt;z-index:251648512;visibility:visible;mso-wrap-style:square;mso-width-percent:0;mso-height-percent:0;mso-wrap-distance-left:9pt;mso-wrap-distance-top:0;mso-wrap-distance-right:9pt;mso-wrap-distance-bottom:0;mso-position-horizontal:absolute;mso-position-horizontal-relative:text;mso-position-vertical:absolute;mso-position-vertical-relative:text;mso-width-percent:0;mso-height-percent:0;mso-width-relative:margin;mso-height-relative:margin;v-text-anchor:middle" arcsize="10923f" o:gfxdata="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" fillcolor="#5a5a5a [2109]" stroked="f" strokeweight="1pt">
                 <v:stroke joinstyle="miter"/>
                 <v:textbox inset=".5mm,0,.5mm,0">
                   <w:txbxContent>
@@ -10686,7 +10130,7 @@
           </mc:Choice>
           <mc:Fallback>
             <w:pict>
-              <v:roundrect w14:anchorId="1A4DC044" id="圓角矩形 9" o:spid="_x0000_s1038" style="position:absolute;margin-left:-.6pt;margin-top:16.6pt;width:30.35pt;height:15.3pt;z-index:251649536;visibility:visible;mso-wrap-style:square;mso-width-percent:0;mso-height-percent:0;mso-wrap-distance-left:9pt;mso-wrap-distance-top:0;mso-wrap-distance-right:9pt;mso-wrap-distance-bottom:0;mso-position-horizontal:absolute;mso-position-horizontal-relative:text;mso-position-vertical:absolute;mso-position-vertical-relative:text;mso-width-percent:0;mso-height-percent:0;mso-width-relative:margin;mso-height-relative:margin;v-text-anchor:middle" arcsize="10923f" o:gfxdata="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" fillcolor="#5a5a5a [2109]" stroked="f" strokeweight="1pt">
+              <v:roundrect w14:anchorId="1A4DC044" id="圓角矩形 9" o:spid="_x0000_s1038" style="position:absolute;margin-left:-.6pt;margin-top:16.6pt;width:30.35pt;height:15.3pt;z-index:251649536;visibility:visible;mso-wrap-style:square;mso-width-percent:0;mso-height-percent:0;mso-wrap-distance-left:9pt;mso-wrap-distance-top:0;mso-wrap-distance-right:9pt;mso-wrap-distance-bottom:0;mso-position-horizontal:absolute;mso-position-horizontal-relative:text;mso-position-vertical:absolute;mso-position-vertical-relative:text;mso-width-percent:0;mso-height-percent:0;mso-width-relative:margin;mso-height-relative:margin;v-text-anchor:middle" arcsize="10923f" o:gfxdata="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" fillcolor="#5a5a5a [2109]" stroked="f" strokeweight="1pt">
                 <v:stroke joinstyle="miter"/>
                 <v:textbox inset=".5mm,0,.5mm,0">
                   <w:txbxContent>
@@ -10952,7 +10396,7 @@
           </mc:Choice>
           <mc:Fallback>
             <w:pict>
-              <v:roundrect w14:anchorId="03BFD3A3" id="圓角矩形 13" o:spid="_x0000_s1039" style="position:absolute;margin-left:-.4pt;margin-top:16.65pt;width:49.3pt;height:15.3pt;z-index:251650560;visibility:visible;mso-wrap-style:square;mso-width-percent:0;mso-height-percent:0;mso-wrap-distance-left:9pt;mso-wrap-distance-top:0;mso-wrap-distance-right:9pt;mso-wrap-distance-bottom:0;mso-position-horizontal:absolute;mso-position-horizontal-relative:text;mso-position-vertical:absolute;mso-position-vertical-relative:text;mso-width-percent:0;mso-height-percent:0;mso-width-relative:margin;mso-height-relative:margin;v-text-anchor:middle" arcsize="10923f" o:gfxdata="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" fillcolor="#5a5a5a [2109]" stroked="f" strokeweight="1pt">
+              <v:roundrect w14:anchorId="03BFD3A3" id="圓角矩形 13" o:spid="_x0000_s1039" style="position:absolute;margin-left:-.4pt;margin-top:16.65pt;width:49.3pt;height:15.3pt;z-index:251650560;visibility:visible;mso-wrap-style:square;mso-width-percent:0;mso-height-percent:0;mso-wrap-distance-left:9pt;mso-wrap-distance-top:0;mso-wrap-distance-right:9pt;mso-wrap-distance-bottom:0;mso-position-horizontal:absolute;mso-position-horizontal-relative:text;mso-position-vertical:absolute;mso-position-vertical-relative:text;mso-width-percent:0;mso-height-percent:0;mso-width-relative:margin;mso-height-relative:margin;v-text-anchor:middle" arcsize="10923f" o:gfxdata="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" fillcolor="#5a5a5a [2109]" stroked="f" strokeweight="1pt">
                 <v:stroke joinstyle="miter"/>
                 <v:textbox inset=".5mm,0,.5mm,0">
                   <w:txbxContent>
@@ -10989,7 +10433,6 @@
         </w:rPr>
         <w:t xml:space="preserve">       </w:t>
       </w:r>
-      <w:proofErr w:type="gramStart"/>
       <w:r>
         <w:rPr>
           <w:rFonts w:ascii="Barlow Condensed Medium" w:eastAsia="華康中圓體" w:hAnsi="Barlow Condensed Medium"/>
@@ -10997,7 +10440,6 @@
         </w:rPr>
         <w:t>主堂</w:t>
       </w:r>
-      <w:proofErr w:type="gramEnd"/>
       <w:r>
         <w:rPr>
           <w:rFonts w:ascii="Barlow Condensed Medium" w:eastAsia="華康中圓體" w:hAnsi="Barlow Condensed Medium"/>
@@ -11142,7 +10584,6 @@
                                 <w:sz w:val="22"/>
                               </w:rPr>
                             </w:pPr>
-                            <w:proofErr w:type="gramStart"/>
                             <w:r>
                               <w:rPr>
                                 <w:rFonts w:ascii="Barlow Condensed Medium" w:eastAsia="華康儷中黑" w:hAnsi="Barlow Condensed Medium"/>
@@ -11150,7 +10591,6 @@
                               </w:rPr>
                               <w:t>教會臉書</w:t>
                             </w:r>
-                            <w:proofErr w:type="gramEnd"/>
                             <w:r>
                               <w:rPr>
                                 <w:rFonts w:ascii="Barlow Condensed Medium" w:eastAsia="華康儷中黑" w:hAnsi="Barlow Condensed Medium"/>
@@ -11193,7 +10633,7 @@
           </mc:Choice>
           <mc:Fallback>
             <w:pict>
-              <v:shape w14:anchorId="77C1E33A" id="_x0000_s1040" type="#_x0000_t202" style="position:absolute;margin-left:107.25pt;margin-top:6.2pt;width:125.55pt;height:16.3pt;z-index:251665920;visibility:visible;mso-wrap-style:square;mso-width-percent:0;mso-height-percent:0;mso-wrap-distance-left:9pt;mso-wrap-distance-top:3.6pt;mso-wrap-distance-right:9pt;mso-wrap-distance-bottom:3.6pt;mso-position-horizontal:absolute;mso-position-horizontal-relative:text;mso-position-vertical:absolute;mso-position-vertical-relative:text;mso-width-percent:0;mso-height-percent:0;mso-width-relative:margin;mso-height-relative:margin;v-text-anchor:top" o:gfxdata="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" filled="f" stroked="f">
+              <v:shape w14:anchorId="77C1E33A" id="_x0000_s1040" type="#_x0000_t202" style="position:absolute;margin-left:107.25pt;margin-top:6.2pt;width:125.55pt;height:16.3pt;z-index:251665920;visibility:visible;mso-wrap-style:square;mso-width-percent:0;mso-height-percent:0;mso-wrap-distance-left:9pt;mso-wrap-distance-top:3.6pt;mso-wrap-distance-right:9pt;mso-wrap-distance-bottom:3.6pt;mso-position-horizontal:absolute;mso-position-horizontal-relative:text;mso-position-vertical:absolute;mso-position-vertical-relative:text;mso-width-percent:0;mso-height-percent:0;mso-width-relative:margin;mso-height-relative:margin;v-text-anchor:top" o:gfxdata="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" filled="f" stroked="f">
                 <v:textbox inset="0,0,0,0">
                   <w:txbxContent>
                     <w:p>
@@ -11204,7 +10644,6 @@
                           <w:sz w:val="22"/>
                         </w:rPr>
                       </w:pPr>
-                      <w:proofErr w:type="gramStart"/>
                       <w:r>
                         <w:rPr>
                           <w:rFonts w:ascii="Barlow Condensed Medium" w:eastAsia="華康儷中黑" w:hAnsi="Barlow Condensed Medium"/>
@@ -11212,7 +10651,6 @@
                         </w:rPr>
                         <w:t>教會臉書</w:t>
                       </w:r>
-                      <w:proofErr w:type="gramEnd"/>
                       <w:r>
                         <w:rPr>
                           <w:rFonts w:ascii="Barlow Condensed Medium" w:eastAsia="華康儷中黑" w:hAnsi="Barlow Condensed Medium"/>
@@ -12095,15 +11533,7 @@
                                       <w:color w:val="FFFFFF"/>
                                       <w:w w:val="66"/>
                                     </w:rPr>
-                                    <w:t xml:space="preserve">恭候　</w:t>
-                                  </w:r>
-                                  <w:r>
-                                    <w:rPr>
-                                      <w:rFonts w:ascii="華康儷中黑" w:eastAsia="華康儷中黑" w:hAnsi="Calibri" w:cs="Arial" w:hint="eastAsia"/>
-                                      <w:color w:val="FFFFFF"/>
-                                      <w:w w:val="66"/>
-                                    </w:rPr>
-                                    <w:t>神的話</w:t>
+                                    <w:t>恭候　神的話</w:t>
                                   </w:r>
                                 </w:p>
                               </w:txbxContent>
@@ -12128,7 +11558,7 @@
                 </mc:Choice>
                 <mc:Fallback>
                   <w:pict>
-                    <v:rect w14:anchorId="343BC9BA" id="矩形 8" o:spid="_x0000_s1041" style="position:absolute;left:0;text-align:left;margin-left:-.7pt;margin-top:2.7pt;width:18.75pt;height:92.3pt;z-index:251662848;visibility:visible;mso-wrap-style:square;mso-width-percent:0;mso-height-percent:0;mso-wrap-distance-left:9pt;mso-wrap-distance-top:0;mso-wrap-distance-right:9pt;mso-wrap-distance-bottom:0;mso-position-horizontal:absolute;mso-position-horizontal-relative:text;mso-position-vertical:absolute;mso-position-vertical-relative:text;mso-width-percent:0;mso-height-percent:0;mso-width-relative:margin;mso-height-relative:margin;v-text-anchor:middle" o:gfxdata="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" fillcolor="#5a5a5a [2109]" stroked="f" strokeweight="1pt">
+                    <v:rect w14:anchorId="343BC9BA" id="矩形 8" o:spid="_x0000_s1041" style="position:absolute;left:0;text-align:left;margin-left:-.7pt;margin-top:2.7pt;width:18.75pt;height:92.3pt;z-index:251662848;visibility:visible;mso-wrap-style:square;mso-width-percent:0;mso-height-percent:0;mso-wrap-distance-left:9pt;mso-wrap-distance-top:0;mso-wrap-distance-right:9pt;mso-wrap-distance-bottom:0;mso-position-horizontal:absolute;mso-position-horizontal-relative:text;mso-position-vertical:absolute;mso-position-vertical-relative:text;mso-width-percent:0;mso-height-percent:0;mso-width-relative:margin;mso-height-relative:margin;v-text-anchor:middle" o:gfxdata="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" fillcolor="#5a5a5a [2109]" stroked="f" strokeweight="1pt">
                       <v:textbox style="layout-flow:vertical-ideographic" inset="1mm,1mm,1mm,1mm">
                         <w:txbxContent>
                           <w:p>
@@ -12148,15 +11578,7 @@
                                 <w:color w:val="FFFFFF"/>
                                 <w:w w:val="66"/>
                               </w:rPr>
-                              <w:t xml:space="preserve">恭候　</w:t>
-                            </w:r>
-                            <w:r>
-                              <w:rPr>
-                                <w:rFonts w:ascii="華康儷中黑" w:eastAsia="華康儷中黑" w:hAnsi="Calibri" w:cs="Arial" w:hint="eastAsia"/>
-                                <w:color w:val="FFFFFF"/>
-                                <w:w w:val="66"/>
-                              </w:rPr>
-                              <w:t>神的話</w:t>
+                              <w:t>恭候　神的話</w:t>
                             </w:r>
                           </w:p>
                         </w:txbxContent>
@@ -12194,7 +11616,6 @@
                 <w:szCs w:val="20"/>
               </w:rPr>
             </w:pPr>
-            <w:proofErr w:type="gramStart"/>
             <w:r>
               <w:rPr>
                 <w:rFonts w:eastAsia="華康儷中黑" w:cstheme="minorHAnsi"/>
@@ -12205,7 +11626,6 @@
               </w:rPr>
               <w:t>序樂</w:t>
             </w:r>
-            <w:proofErr w:type="gramEnd"/>
           </w:p>
         </w:tc>
         <w:tc>
@@ -12341,7 +11761,6 @@
                 <w:szCs w:val="20"/>
               </w:rPr>
             </w:pPr>
-            <w:proofErr w:type="gramStart"/>
             <w:r>
               <w:rPr>
                 <w:rFonts w:eastAsia="華康儷中黑" w:cstheme="minorHAnsi"/>
@@ -12352,7 +11771,6 @@
               </w:rPr>
               <w:t>宣召</w:t>
             </w:r>
-            <w:proofErr w:type="gramEnd"/>
           </w:p>
         </w:tc>
         <w:tc>
@@ -12808,7 +12226,6 @@
                 <w:szCs w:val="20"/>
               </w:rPr>
             </w:pPr>
-            <w:proofErr w:type="gramStart"/>
             <w:r>
               <w:rPr>
                 <w:rFonts w:eastAsia="華康儷中黑" w:cstheme="minorHAnsi"/>
@@ -12819,7 +12236,6 @@
               </w:rPr>
               <w:t>啟應文</w:t>
             </w:r>
-            <w:proofErr w:type="gramEnd"/>
           </w:p>
         </w:tc>
         <w:tc>
@@ -13205,7 +12621,7 @@
                 </mc:Choice>
                 <mc:Fallback>
                   <w:pict>
-                    <v:rect w14:anchorId="363672F5" id="矩形 10" o:spid="_x0000_s1042" style="position:absolute;left:0;text-align:left;margin-left:-.7pt;margin-top:12.9pt;width:19.25pt;height:42.9pt;z-index:251657728;visibility:visible;mso-wrap-style:square;mso-width-percent:0;mso-height-percent:0;mso-wrap-distance-left:9pt;mso-wrap-distance-top:0;mso-wrap-distance-right:9pt;mso-wrap-distance-bottom:0;mso-position-horizontal:absolute;mso-position-horizontal-relative:text;mso-position-vertical:absolute;mso-position-vertical-relative:text;mso-width-percent:0;mso-height-percent:0;mso-width-relative:margin;mso-height-relative:margin;v-text-anchor:middle" o:gfxdata="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" fillcolor="#5a5a5a [2109]" stroked="f" strokeweight="1pt">
+                    <v:rect w14:anchorId="363672F5" id="矩形 10" o:spid="_x0000_s1042" style="position:absolute;left:0;text-align:left;margin-left:-.7pt;margin-top:12.9pt;width:19.25pt;height:42.9pt;z-index:251657728;visibility:visible;mso-wrap-style:square;mso-width-percent:0;mso-height-percent:0;mso-wrap-distance-left:9pt;mso-wrap-distance-top:0;mso-wrap-distance-right:9pt;mso-wrap-distance-bottom:0;mso-position-horizontal:absolute;mso-position-horizontal-relative:text;mso-position-vertical:absolute;mso-position-vertical-relative:text;mso-width-percent:0;mso-height-percent:0;mso-width-relative:margin;mso-height-relative:margin;v-text-anchor:middle" o:gfxdata="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" fillcolor="#5a5a5a [2109]" stroked="f" strokeweight="1pt">
                       <v:textbox style="layout-flow:vertical-ideographic" inset="1mm,1mm,1mm,1mm">
                         <w:txbxContent>
                           <w:p>
@@ -13995,7 +13411,7 @@
                 </mc:Choice>
                 <mc:Fallback>
                   <w:pict>
-                    <v:rect w14:anchorId="4D37C684" id="矩形 11" o:spid="_x0000_s1043" style="position:absolute;left:0;text-align:left;margin-left:-.7pt;margin-top:1.65pt;width:19.25pt;height:111.25pt;z-index:251656704;visibility:visible;mso-wrap-style:square;mso-width-percent:0;mso-height-percent:0;mso-wrap-distance-left:9pt;mso-wrap-distance-top:0;mso-wrap-distance-right:9pt;mso-wrap-distance-bottom:0;mso-position-horizontal:absolute;mso-position-horizontal-relative:text;mso-position-vertical:absolute;mso-position-vertical-relative:text;mso-width-percent:0;mso-height-percent:0;mso-width-relative:margin;mso-height-relative:margin;v-text-anchor:middle" o:gfxdata="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" fillcolor="#5a5a5a [2109]" stroked="f" strokeweight="1pt">
+                    <v:rect w14:anchorId="4D37C684" id="矩形 11" o:spid="_x0000_s1043" style="position:absolute;left:0;text-align:left;margin-left:-.7pt;margin-top:1.65pt;width:19.25pt;height:111.25pt;z-index:251656704;visibility:visible;mso-wrap-style:square;mso-width-percent:0;mso-height-percent:0;mso-wrap-distance-left:9pt;mso-wrap-distance-top:0;mso-wrap-distance-right:9pt;mso-wrap-distance-bottom:0;mso-position-horizontal:absolute;mso-position-horizontal-relative:text;mso-position-vertical:absolute;mso-position-vertical-relative:text;mso-width-percent:0;mso-height-percent:0;mso-width-relative:margin;mso-height-relative:margin;v-text-anchor:middle" o:gfxdata="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" fillcolor="#5a5a5a [2109]" stroked="f" strokeweight="1pt">
                       <v:textbox style="layout-flow:vertical-ideographic" inset="1mm,1mm,1mm,1mm">
                         <w:txbxContent>
                           <w:p>
@@ -14936,7 +14352,6 @@
                 <w:szCs w:val="20"/>
               </w:rPr>
             </w:pPr>
-            <w:proofErr w:type="gramStart"/>
             <w:r>
               <w:rPr>
                 <w:rFonts w:eastAsia="華康儷中黑" w:cstheme="minorHAnsi" w:hint="eastAsia"/>
@@ -14947,7 +14362,6 @@
               </w:rPr>
               <w:t>公禱</w:t>
             </w:r>
-            <w:proofErr w:type="gramEnd"/>
           </w:p>
         </w:tc>
         <w:tc>
@@ -15083,7 +14497,6 @@
                 <w:szCs w:val="20"/>
               </w:rPr>
             </w:pPr>
-            <w:proofErr w:type="gramStart"/>
             <w:r>
               <w:rPr>
                 <w:rFonts w:eastAsia="華康儷中黑" w:cstheme="minorHAnsi"/>
@@ -15094,7 +14507,6 @@
               </w:rPr>
               <w:t>頌榮</w:t>
             </w:r>
-            <w:proofErr w:type="gramEnd"/>
           </w:p>
         </w:tc>
         <w:tc>
@@ -15317,7 +14729,6 @@
               </w:rPr>
               <w:t xml:space="preserve">: </w:t>
             </w:r>
-            <w:proofErr w:type="gramStart"/>
             <w:r>
               <w:rPr>
                 <w:rFonts w:ascii="Bahnschrift SemiBold Condensed" w:eastAsia="標楷體" w:hAnsi="Bahnschrift SemiBold Condensed" w:cstheme="minorHAnsi" w:hint="eastAsia"/>
@@ -15327,7 +14738,6 @@
               </w:rPr>
               <w:t>阿們頌</w:t>
             </w:r>
-            <w:proofErr w:type="gramEnd"/>
           </w:p>
         </w:tc>
         <w:tc>
@@ -15424,7 +14834,6 @@
                 <w:szCs w:val="20"/>
               </w:rPr>
             </w:pPr>
-            <w:proofErr w:type="gramStart"/>
             <w:r>
               <w:rPr>
                 <w:rFonts w:eastAsia="華康儷中黑" w:cstheme="minorHAnsi" w:hint="eastAsia"/>
@@ -15435,7 +14844,6 @@
               </w:rPr>
               <w:t>殿樂</w:t>
             </w:r>
-            <w:proofErr w:type="gramEnd"/>
           </w:p>
         </w:tc>
         <w:tc>
@@ -15961,7 +15369,7 @@
           </mc:Choice>
           <mc:Fallback>
             <w:pict>
-              <v:line w14:anchorId="135CBF34" id="直線接點 2" o:spid="_x0000_s1026" style="position:absolute;z-index:251653632;visibility:visible;mso-wrap-style:square;mso-height-percent:0;mso-wrap-distance-left:9pt;mso-wrap-distance-top:0;mso-wrap-distance-right:9pt;mso-wrap-distance-bottom:0;mso-position-horizontal:absolute;mso-position-horizontal-relative:page;mso-position-vertical:absolute;mso-position-vertical-relative:page;mso-height-percent:0;mso-height-relative:margin" from="687.75pt,19.85pt" to="687.75pt,709.8pt" o:gfxdata="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" strokecolor="black [3213]" strokeweight=".5pt">
+              <v:line w14:anchorId="0C7194F9" id="直線接點 2" o:spid="_x0000_s1026" style="position:absolute;z-index:251653632;visibility:visible;mso-wrap-style:square;mso-height-percent:0;mso-wrap-distance-left:9pt;mso-wrap-distance-top:0;mso-wrap-distance-right:9pt;mso-wrap-distance-bottom:0;mso-position-horizontal:absolute;mso-position-horizontal-relative:page;mso-position-vertical:absolute;mso-position-vertical-relative:page;mso-height-percent:0;mso-height-relative:margin" from="687.75pt,19.85pt" to="687.75pt,709.8pt" o:gfxdata="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" strokecolor="black [3213]" strokeweight=".5pt">
                 <v:stroke dashstyle="3 1" joinstyle="miter"/>
                 <w10:wrap anchorx="page" anchory="page"/>
               </v:line>
@@ -16098,87 +15506,7 @@
           <w:sz w:val="26"/>
           <w:szCs w:val="26"/>
         </w:rPr>
-        <w:t>願歹人的</w:t>
-      </w:r>
-      <w:proofErr w:type="gramStart"/>
-      <w:r>
-        <w:rPr>
-          <w:rFonts w:ascii="標楷體" w:eastAsia="標楷體" w:hAnsi="標楷體" w:cs="Arial" w:hint="eastAsia"/>
-          <w:w w:val="80"/>
-          <w:sz w:val="26"/>
-          <w:szCs w:val="26"/>
-        </w:rPr>
-        <w:t>歹到遮息</w:t>
-      </w:r>
-      <w:proofErr w:type="gramEnd"/>
-      <w:r>
-        <w:rPr>
-          <w:rFonts w:ascii="標楷體" w:eastAsia="標楷體" w:hAnsi="標楷體" w:cs="Arial" w:hint="eastAsia"/>
-          <w:w w:val="80"/>
-          <w:sz w:val="26"/>
-          <w:szCs w:val="26"/>
-        </w:rPr>
-        <w:t>(chia-</w:t>
-      </w:r>
-      <w:proofErr w:type="spellStart"/>
-      <w:r>
-        <w:rPr>
-          <w:rFonts w:ascii="標楷體" w:eastAsia="標楷體" w:hAnsi="標楷體" w:cs="Arial" w:hint="eastAsia"/>
-          <w:w w:val="80"/>
-          <w:sz w:val="26"/>
-          <w:szCs w:val="26"/>
-        </w:rPr>
-        <w:t>soah</w:t>
-      </w:r>
-      <w:proofErr w:type="spellEnd"/>
-      <w:r>
-        <w:rPr>
-          <w:rFonts w:ascii="標楷體" w:eastAsia="標楷體" w:hAnsi="標楷體" w:cs="Arial" w:hint="eastAsia"/>
-          <w:w w:val="80"/>
-          <w:sz w:val="26"/>
-          <w:szCs w:val="26"/>
-        </w:rPr>
-        <w:t>)！義人你互伊</w:t>
-      </w:r>
-      <w:proofErr w:type="gramStart"/>
-      <w:r>
-        <w:rPr>
-          <w:rFonts w:ascii="標楷體" w:eastAsia="標楷體" w:hAnsi="標楷體" w:cs="Arial" w:hint="eastAsia"/>
-          <w:w w:val="80"/>
-          <w:sz w:val="26"/>
-          <w:szCs w:val="26"/>
-        </w:rPr>
-        <w:t>徛</w:t>
-      </w:r>
-      <w:proofErr w:type="gramEnd"/>
-      <w:r>
-        <w:rPr>
-          <w:rFonts w:ascii="標楷體" w:eastAsia="標楷體" w:hAnsi="標楷體" w:cs="Arial" w:hint="eastAsia"/>
-          <w:w w:val="80"/>
-          <w:sz w:val="26"/>
-          <w:szCs w:val="26"/>
-        </w:rPr>
-        <w:t>在！因為公義的上帝</w:t>
-      </w:r>
-      <w:proofErr w:type="gramStart"/>
-      <w:r>
-        <w:rPr>
-          <w:rFonts w:ascii="標楷體" w:eastAsia="標楷體" w:hAnsi="標楷體" w:cs="Arial" w:hint="eastAsia"/>
-          <w:w w:val="80"/>
-          <w:sz w:val="26"/>
-          <w:szCs w:val="26"/>
-        </w:rPr>
-        <w:t>鑑察人</w:t>
-      </w:r>
-      <w:proofErr w:type="gramEnd"/>
-      <w:r>
-        <w:rPr>
-          <w:rFonts w:ascii="標楷體" w:eastAsia="標楷體" w:hAnsi="標楷體" w:cs="Arial" w:hint="eastAsia"/>
-          <w:w w:val="80"/>
-          <w:sz w:val="26"/>
-          <w:szCs w:val="26"/>
-        </w:rPr>
-        <w:t>的心腸</w:t>
+        <w:t>願歹人的歹到遮息(chia-soah)！義人你互伊徛在！因為公義的上帝鑑察人的心腸</w:t>
       </w:r>
       <w:r>
         <w:rPr>
@@ -16197,7 +15525,7 @@
         <w:ind w:left="154" w:hangingChars="74" w:hanging="154"/>
         <w:jc w:val="both"/>
         <w:rPr>
-          <w:rFonts w:ascii="標楷體" w:eastAsia="標楷體" w:hAnsi="標楷體" w:cs="Arial" w:hint="eastAsia"/>
+          <w:rFonts w:ascii="標楷體" w:eastAsia="標楷體" w:hAnsi="標楷體" w:cs="Arial"/>
           <w:w w:val="80"/>
           <w:sz w:val="26"/>
           <w:szCs w:val="26"/>
@@ -16268,51 +15596,7 @@
           <w:sz w:val="26"/>
           <w:szCs w:val="26"/>
         </w:rPr>
-        <w:t>願惡人的惡斷絕．願你</w:t>
-      </w:r>
-      <w:proofErr w:type="gramStart"/>
-      <w:r>
-        <w:rPr>
-          <w:rFonts w:ascii="Calibri" w:eastAsia="華康中黑體" w:hAnsi="Calibri" w:cs="Calibri" w:hint="eastAsia"/>
-          <w:color w:val="000000"/>
-          <w:w w:val="80"/>
-          <w:sz w:val="26"/>
-          <w:szCs w:val="26"/>
-        </w:rPr>
-        <w:t>堅</w:t>
-      </w:r>
-      <w:proofErr w:type="gramEnd"/>
-      <w:r>
-        <w:rPr>
-          <w:rFonts w:ascii="Calibri" w:eastAsia="華康中黑體" w:hAnsi="Calibri" w:cs="Calibri" w:hint="eastAsia"/>
-          <w:color w:val="000000"/>
-          <w:w w:val="80"/>
-          <w:sz w:val="26"/>
-          <w:szCs w:val="26"/>
-        </w:rPr>
-        <w:t xml:space="preserve">立義人．因為公義的　</w:t>
-      </w:r>
-      <w:proofErr w:type="gramStart"/>
-      <w:r>
-        <w:rPr>
-          <w:rFonts w:ascii="Calibri" w:eastAsia="華康中黑體" w:hAnsi="Calibri" w:cs="Calibri" w:hint="eastAsia"/>
-          <w:color w:val="000000"/>
-          <w:w w:val="80"/>
-          <w:sz w:val="26"/>
-          <w:szCs w:val="26"/>
-        </w:rPr>
-        <w:t>神察驗人</w:t>
-      </w:r>
-      <w:proofErr w:type="gramEnd"/>
-      <w:r>
-        <w:rPr>
-          <w:rFonts w:ascii="Calibri" w:eastAsia="華康中黑體" w:hAnsi="Calibri" w:cs="Calibri" w:hint="eastAsia"/>
-          <w:color w:val="000000"/>
-          <w:w w:val="80"/>
-          <w:sz w:val="26"/>
-          <w:szCs w:val="26"/>
-        </w:rPr>
-        <w:t>的心腸肺腑</w:t>
+        <w:t>願惡人的惡斷絕．願你堅立義人．因為公義的　神察驗人的心腸肺腑</w:t>
       </w:r>
       <w:r>
         <w:rPr>
@@ -16442,7 +15726,6 @@
                 <w:w w:val="80"/>
               </w:rPr>
             </w:pPr>
-            <w:proofErr w:type="gramStart"/>
             <w:r>
               <w:rPr>
                 <w:rFonts w:ascii="Barlow Condensed Medium" w:eastAsia="華康中黑體" w:hAnsi="Barlow Condensed Medium" w:cstheme="minorHAnsi"/>
@@ -16450,7 +15733,6 @@
               </w:rPr>
               <w:t>主日事奉</w:t>
             </w:r>
-            <w:proofErr w:type="gramEnd"/>
           </w:p>
         </w:tc>
         <w:tc>
@@ -16481,17 +15763,8 @@
                 <w:rFonts w:ascii="Barlow Condensed Medium" w:eastAsia="華康中黑體" w:hAnsi="Barlow Condensed Medium" w:cstheme="minorHAnsi"/>
                 <w:w w:val="66"/>
               </w:rPr>
-              <w:t>本</w:t>
-            </w:r>
-            <w:proofErr w:type="gramStart"/>
-            <w:r>
-              <w:rPr>
-                <w:rFonts w:ascii="Barlow Condensed Medium" w:eastAsia="華康中黑體" w:hAnsi="Barlow Condensed Medium" w:cstheme="minorHAnsi"/>
-                <w:w w:val="66"/>
-              </w:rPr>
-              <w:t>週</w:t>
-            </w:r>
-            <w:proofErr w:type="gramEnd"/>
+              <w:t>本週</w:t>
+            </w:r>
             <w:r>
               <w:rPr>
                 <w:rFonts w:ascii="Barlow Condensed Medium" w:eastAsia="華康儷中黑" w:hAnsi="Barlow Condensed Medium" w:cstheme="minorHAnsi"/>
@@ -16601,17 +15874,8 @@
                 <w:rFonts w:ascii="Barlow Condensed Medium" w:eastAsia="華康中黑體" w:hAnsi="Barlow Condensed Medium" w:cstheme="minorHAnsi"/>
                 <w:w w:val="66"/>
               </w:rPr>
-              <w:t>下</w:t>
-            </w:r>
-            <w:proofErr w:type="gramStart"/>
-            <w:r>
-              <w:rPr>
-                <w:rFonts w:ascii="Barlow Condensed Medium" w:eastAsia="華康中黑體" w:hAnsi="Barlow Condensed Medium" w:cstheme="minorHAnsi"/>
-                <w:w w:val="66"/>
-              </w:rPr>
-              <w:t>週</w:t>
-            </w:r>
-            <w:proofErr w:type="gramEnd"/>
+              <w:t>下週</w:t>
+            </w:r>
             <w:r>
               <w:rPr>
                 <w:rFonts w:ascii="Barlow Condensed Medium" w:eastAsia="華康儷中黑" w:hAnsi="Barlow Condensed Medium" w:cstheme="minorHAnsi"/>
@@ -17060,7 +16324,6 @@
                 <w:szCs w:val="28"/>
               </w:rPr>
             </w:pPr>
-            <w:proofErr w:type="gramStart"/>
             <w:r>
               <w:rPr>
                 <w:rFonts w:ascii="Barlow Condensed Medium" w:eastAsia="華康正顏楷體W9" w:hAnsi="Barlow Condensed Medium" w:cstheme="minorHAnsi"/>
@@ -17070,7 +16333,6 @@
               </w:rPr>
               <w:t>月值月長執</w:t>
             </w:r>
-            <w:proofErr w:type="gramEnd"/>
             <w:r>
               <w:rPr>
                 <w:rFonts w:ascii="Barlow Condensed Medium" w:eastAsia="標楷體" w:hAnsi="Barlow Condensed Medium" w:cstheme="minorHAnsi"/>
@@ -17337,7 +16599,14 @@
                 <w:rFonts w:ascii="Barlow Condensed Medium" w:eastAsia="標楷體" w:hAnsi="Barlow Condensed Medium" w:cstheme="minorHAnsi" w:hint="eastAsia"/>
                 <w:w w:val="80"/>
               </w:rPr>
-              <w:t>44</w:t>
+              <w:t>7</w:t>
+            </w:r>
+            <w:r>
+              <w:rPr>
+                <w:rFonts w:ascii="Barlow Condensed Medium" w:eastAsia="標楷體" w:hAnsi="Barlow Condensed Medium" w:cstheme="minorHAnsi" w:hint="eastAsia"/>
+                <w:w w:val="80"/>
+              </w:rPr>
+              <w:t>4</w:t>
             </w:r>
           </w:p>
         </w:tc>
@@ -17893,7 +17162,7 @@
                 <w:rFonts w:ascii="Barlow Condensed Medium" w:eastAsia="標楷體" w:hAnsi="Barlow Condensed Medium" w:cstheme="minorHAnsi" w:hint="eastAsia"/>
                 <w:w w:val="80"/>
               </w:rPr>
-              <w:t>--</w:t>
+              <w:t>10</w:t>
             </w:r>
           </w:p>
         </w:tc>
@@ -18175,7 +17444,7 @@
                 <w:rFonts w:ascii="Barlow Condensed Medium" w:eastAsia="標楷體" w:hAnsi="Barlow Condensed Medium" w:cstheme="minorHAnsi" w:hint="eastAsia"/>
                 <w:w w:val="80"/>
               </w:rPr>
-              <w:t>--</w:t>
+              <w:t>12</w:t>
             </w:r>
           </w:p>
         </w:tc>
@@ -18226,7 +17495,6 @@
                 <w:w w:val="80"/>
               </w:rPr>
             </w:pPr>
-            <w:proofErr w:type="gramStart"/>
             <w:r>
               <w:rPr>
                 <w:rFonts w:ascii="Barlow Condensed Medium" w:eastAsia="華康中黑體" w:hAnsi="Barlow Condensed Medium" w:cstheme="minorHAnsi"/>
@@ -18234,7 +17502,6 @@
               </w:rPr>
               <w:t>司獻</w:t>
             </w:r>
-            <w:proofErr w:type="gramEnd"/>
           </w:p>
         </w:tc>
         <w:tc>
@@ -19182,7 +18449,7 @@
                 <w:rFonts w:ascii="Barlow Condensed Medium" w:eastAsia="標楷體" w:hAnsi="Barlow Condensed Medium" w:cstheme="minorHAnsi" w:hint="eastAsia"/>
                 <w:w w:val="80"/>
               </w:rPr>
-              <w:t>3</w:t>
+              <w:t>--</w:t>
             </w:r>
           </w:p>
         </w:tc>
@@ -19351,21 +18618,12 @@
                 <w:w w:val="80"/>
               </w:rPr>
             </w:pPr>
-            <w:proofErr w:type="gramStart"/>
             <w:r>
               <w:rPr>
                 <w:rFonts w:ascii="標楷體" w:eastAsia="標楷體" w:hAnsi="標楷體" w:cs="華康儷楷書" w:hint="eastAsia"/>
                 <w:w w:val="80"/>
               </w:rPr>
-              <w:t>拿細耳</w:t>
-            </w:r>
-            <w:proofErr w:type="gramEnd"/>
-            <w:r>
-              <w:rPr>
-                <w:rFonts w:ascii="標楷體" w:eastAsia="標楷體" w:hAnsi="標楷體" w:cs="華康儷楷書" w:hint="eastAsia"/>
-                <w:w w:val="80"/>
-              </w:rPr>
-              <w:t>小組</w:t>
+              <w:t>拿細耳小組</w:t>
             </w:r>
           </w:p>
         </w:tc>
@@ -19769,13 +19027,6 @@
                 <w:w w:val="80"/>
               </w:rPr>
             </w:pPr>
-            <w:r>
-              <w:rPr>
-                <w:rFonts w:ascii="Barlow Condensed Medium" w:eastAsia="標楷體" w:hAnsi="Barlow Condensed Medium" w:cstheme="minorHAnsi" w:hint="eastAsia"/>
-                <w:w w:val="80"/>
-              </w:rPr>
-              <w:t>5</w:t>
-            </w:r>
           </w:p>
         </w:tc>
         <w:tc>
@@ -19889,17 +19140,8 @@
                 <w:rFonts w:ascii="標楷體" w:eastAsia="標楷體" w:hAnsi="標楷體" w:hint="eastAsia"/>
                 <w:szCs w:val="24"/>
               </w:rPr>
-              <w:t>張思</w:t>
-            </w:r>
-            <w:proofErr w:type="gramStart"/>
-            <w:r>
-              <w:rPr>
-                <w:rFonts w:ascii="標楷體" w:eastAsia="標楷體" w:hAnsi="標楷體" w:hint="eastAsia"/>
-                <w:szCs w:val="24"/>
-              </w:rPr>
-              <w:t>婗</w:t>
-            </w:r>
-            <w:proofErr w:type="gramEnd"/>
+              <w:t>張思婗</w:t>
+            </w:r>
           </w:p>
         </w:tc>
         <w:tc>
@@ -20338,7 +19580,7 @@
                 <w:rFonts w:ascii="Barlow Condensed Medium" w:eastAsia="標楷體" w:hAnsi="Barlow Condensed Medium" w:cstheme="minorHAnsi" w:hint="eastAsia"/>
                 <w:w w:val="80"/>
               </w:rPr>
-              <w:t>14</w:t>
+              <w:t>--</w:t>
             </w:r>
           </w:p>
         </w:tc>
@@ -20977,7 +20219,6 @@
                 <w:szCs w:val="24"/>
               </w:rPr>
             </w:pPr>
-            <w:proofErr w:type="gramStart"/>
             <w:r>
               <w:rPr>
                 <w:rFonts w:ascii="標楷體" w:eastAsia="標楷體" w:hAnsi="標楷體" w:cstheme="majorBidi" w:hint="eastAsia"/>
@@ -20985,7 +20226,6 @@
               </w:rPr>
               <w:t>蔡侑霖</w:t>
             </w:r>
-            <w:proofErr w:type="gramEnd"/>
           </w:p>
         </w:tc>
         <w:tc>
@@ -21198,7 +20438,7 @@
                 <w:rFonts w:ascii="Barlow Condensed Medium" w:eastAsia="標楷體" w:hAnsi="Barlow Condensed Medium" w:cstheme="minorHAnsi" w:hint="eastAsia"/>
                 <w:w w:val="80"/>
               </w:rPr>
-              <w:t>5</w:t>
+              <w:t>--</w:t>
             </w:r>
           </w:p>
         </w:tc>
@@ -21251,7 +20491,6 @@
                 <w:w w:val="80"/>
               </w:rPr>
             </w:pPr>
-            <w:proofErr w:type="gramStart"/>
             <w:r>
               <w:rPr>
                 <w:rFonts w:ascii="Barlow Condensed Medium" w:eastAsia="華康中黑體" w:hAnsi="Barlow Condensed Medium" w:cstheme="minorHAnsi" w:hint="eastAsia"/>
@@ -21259,7 +20498,6 @@
               </w:rPr>
               <w:t>愛宴</w:t>
             </w:r>
-            <w:proofErr w:type="gramEnd"/>
           </w:p>
         </w:tc>
         <w:tc>
@@ -21308,7 +20546,6 @@
                 <w:szCs w:val="24"/>
               </w:rPr>
             </w:pPr>
-            <w:proofErr w:type="gramStart"/>
             <w:r>
               <w:rPr>
                 <w:rFonts w:ascii="標楷體" w:eastAsia="標楷體" w:hAnsi="標楷體" w:cs="華康儷楷書" w:hint="eastAsia"/>
@@ -21316,7 +20553,6 @@
               </w:rPr>
               <w:t>游陵珠</w:t>
             </w:r>
-            <w:proofErr w:type="gramEnd"/>
           </w:p>
         </w:tc>
         <w:tc>
@@ -21416,7 +20652,6 @@
                 <w:w w:val="80"/>
               </w:rPr>
             </w:pPr>
-            <w:proofErr w:type="gramStart"/>
             <w:r>
               <w:rPr>
                 <w:rFonts w:ascii="Barlow Condensed Medium" w:eastAsia="華康中黑體" w:hAnsi="Barlow Condensed Medium" w:cstheme="minorHAnsi" w:hint="eastAsia"/>
@@ -21424,7 +20659,6 @@
               </w:rPr>
               <w:t>愛宴清洗</w:t>
             </w:r>
-            <w:proofErr w:type="gramEnd"/>
           </w:p>
         </w:tc>
         <w:tc>
@@ -25791,7 +25025,6 @@
                 <w:szCs w:val="20"/>
               </w:rPr>
             </w:pPr>
-            <w:proofErr w:type="gramStart"/>
             <w:r>
               <w:rPr>
                 <w:rFonts w:ascii="Yanone Kaffeesatz Regular" w:eastAsia="華康儷中黑" w:hAnsi="Yanone Kaffeesatz Regular" w:cs="DaunPenh" w:hint="eastAsia"/>
@@ -25801,9 +25034,8 @@
                 <w:sz w:val="20"/>
                 <w:szCs w:val="20"/>
               </w:rPr>
-              <w:t>弗</w:t>
-            </w:r>
-            <w:proofErr w:type="gramEnd"/>
+              <w:t>詩</w:t>
+            </w:r>
             <w:r>
               <w:rPr>
                 <w:rFonts w:ascii="Yanone Kaffeesatz Regular" w:eastAsia="華康儷中黑" w:hAnsi="Yanone Kaffeesatz Regular" w:cs="DaunPenh"/>
@@ -25813,7 +25045,7 @@
                 <w:sz w:val="20"/>
                 <w:szCs w:val="20"/>
               </w:rPr>
-              <w:t>3*</w:t>
+              <w:t>8*-9*</w:t>
             </w:r>
             <w:r>
               <w:rPr>
@@ -25824,7 +25056,7 @@
                 <w:sz w:val="20"/>
                 <w:szCs w:val="20"/>
               </w:rPr>
-              <w:t>(6)</w:t>
+              <w:t>(8:4-5)</w:t>
             </w:r>
           </w:p>
         </w:tc>
@@ -25853,7 +25085,6 @@
                 <w:szCs w:val="20"/>
               </w:rPr>
             </w:pPr>
-            <w:proofErr w:type="gramStart"/>
             <w:r>
               <w:rPr>
                 <w:rFonts w:ascii="Barlow Condensed Medium" w:eastAsia="華康儷中黑" w:hAnsi="Barlow Condensed Medium" w:cstheme="minorHAnsi"/>
@@ -25863,7 +25094,6 @@
               </w:rPr>
               <w:t>一</w:t>
             </w:r>
-            <w:proofErr w:type="gramEnd"/>
             <w:r>
               <w:rPr>
                 <w:rFonts w:ascii="Barlow Condensed Medium" w:eastAsia="華康儷中黑" w:hAnsi="Barlow Condensed Medium" w:cstheme="minorHAnsi"/>
@@ -26011,7 +25241,7 @@
                 <w:sz w:val="20"/>
                 <w:szCs w:val="20"/>
               </w:rPr>
-              <w:t>4*</w:t>
+              <w:t>10*-11*</w:t>
             </w:r>
             <w:r>
               <w:rPr>
@@ -26022,7 +25252,7 @@
                 <w:sz w:val="20"/>
                 <w:szCs w:val="20"/>
               </w:rPr>
-              <w:t>(3,15)</w:t>
+              <w:t>(11:5)</w:t>
             </w:r>
           </w:p>
         </w:tc>
@@ -26198,7 +25428,7 @@
                 <w:sz w:val="20"/>
                 <w:szCs w:val="20"/>
               </w:rPr>
-              <w:t>5*</w:t>
+              <w:t>12*-14*</w:t>
             </w:r>
             <w:r>
               <w:rPr>
@@ -26209,7 +25439,7 @@
                 <w:sz w:val="20"/>
                 <w:szCs w:val="20"/>
               </w:rPr>
-              <w:t>(24)</w:t>
+              <w:t>(12:6)</w:t>
             </w:r>
           </w:p>
         </w:tc>
@@ -26238,7 +25468,6 @@
                 <w:szCs w:val="20"/>
               </w:rPr>
             </w:pPr>
-            <w:proofErr w:type="gramStart"/>
             <w:r>
               <w:rPr>
                 <w:rFonts w:ascii="Barlow Condensed Medium" w:eastAsia="華康儷中黑" w:hAnsi="Barlow Condensed Medium" w:cstheme="minorHAnsi"/>
@@ -26248,7 +25477,6 @@
               </w:rPr>
               <w:t>三</w:t>
             </w:r>
-            <w:proofErr w:type="gramEnd"/>
             <w:r>
               <w:rPr>
                 <w:rFonts w:ascii="Barlow Condensed Medium" w:eastAsia="華康儷中黑" w:hAnsi="Barlow Condensed Medium" w:cstheme="minorHAnsi"/>
@@ -26387,7 +25615,7 @@
                 <w:sz w:val="20"/>
                 <w:szCs w:val="20"/>
               </w:rPr>
-              <w:t>6*</w:t>
+              <w:t>15*,19*-20*</w:t>
             </w:r>
             <w:r>
               <w:rPr>
@@ -26398,7 +25626,7 @@
                 <w:sz w:val="20"/>
                 <w:szCs w:val="20"/>
               </w:rPr>
-              <w:t>(8-9)</w:t>
+              <w:t>(19:9)</w:t>
             </w:r>
           </w:p>
         </w:tc>
@@ -26574,8 +25802,184 @@
                 <w:sz w:val="20"/>
                 <w:szCs w:val="20"/>
               </w:rPr>
-              <w:t>詩</w:t>
-            </w:r>
+              <w:t>16*-17*</w:t>
+            </w:r>
+            <w:r>
+              <w:rPr>
+                <w:rFonts w:ascii="Yanone Kaffeesatz Regular" w:eastAsia="華康儷中黑" w:hAnsi="Yanone Kaffeesatz Regular" w:cs="DaunPenh" w:hint="eastAsia"/>
+                <w:b/>
+                <w:bCs/>
+                <w:w w:val="125"/>
+                <w:sz w:val="20"/>
+                <w:szCs w:val="20"/>
+              </w:rPr>
+              <w:t>(17:15)</w:t>
+            </w:r>
+          </w:p>
+        </w:tc>
+      </w:tr>
+      <w:tr>
+        <w:tc>
+          <w:tcPr>
+            <w:tcW w:w="911" w:type="dxa"/>
+            <w:tcBorders>
+              <w:top w:val="single" w:sz="4" w:space="0" w:color="auto"/>
+              <w:bottom w:val="single" w:sz="4" w:space="0" w:color="auto"/>
+              <w:right w:val="single" w:sz="4" w:space="0" w:color="auto"/>
+            </w:tcBorders>
+            <w:tcMar>
+              <w:left w:w="57" w:type="dxa"/>
+              <w:right w:w="57" w:type="dxa"/>
+            </w:tcMar>
+          </w:tcPr>
+          <w:p>
+            <w:pPr>
+              <w:snapToGrid w:val="0"/>
+              <w:rPr>
+                <w:rFonts w:ascii="Barlow Condensed Medium" w:eastAsia="華康儷中黑" w:hAnsi="Barlow Condensed Medium" w:cstheme="minorHAnsi"/>
+                <w:w w:val="125"/>
+                <w:sz w:val="20"/>
+                <w:szCs w:val="20"/>
+              </w:rPr>
+            </w:pPr>
+            <w:r>
+              <w:rPr>
+                <w:rFonts w:ascii="Barlow Condensed Medium" w:eastAsia="華康儷中黑" w:hAnsi="Barlow Condensed Medium" w:cstheme="minorHAnsi"/>
+                <w:w w:val="125"/>
+                <w:sz w:val="20"/>
+                <w:szCs w:val="20"/>
+              </w:rPr>
+              <w:t>五</w:t>
+            </w:r>
+            <w:r>
+              <w:rPr>
+                <w:rFonts w:ascii="Barlow Condensed Medium" w:eastAsia="華康儷中黑" w:hAnsi="Barlow Condensed Medium" w:cstheme="minorHAnsi"/>
+                <w:w w:val="125"/>
+                <w:sz w:val="20"/>
+                <w:szCs w:val="20"/>
+              </w:rPr>
+              <w:fldChar w:fldCharType="begin"/>
+            </w:r>
+            <w:r>
+              <w:rPr>
+                <w:rFonts w:ascii="Barlow Condensed Medium" w:eastAsia="華康儷中黑" w:hAnsi="Barlow Condensed Medium" w:cstheme="minorHAnsi"/>
+                <w:w w:val="125"/>
+                <w:sz w:val="20"/>
+                <w:szCs w:val="20"/>
+              </w:rPr>
+              <w:instrText xml:space="preserve"> =IF(pub_day+5&gt;this_mon_days, IF(pub_mon=12, 1, pub_mon+1), pub_mon) \* MERGEFORMAT </w:instrText>
+            </w:r>
+            <w:r>
+              <w:rPr>
+                <w:rFonts w:ascii="Barlow Condensed Medium" w:eastAsia="華康儷中黑" w:hAnsi="Barlow Condensed Medium" w:cstheme="minorHAnsi"/>
+                <w:w w:val="125"/>
+                <w:sz w:val="20"/>
+                <w:szCs w:val="20"/>
+              </w:rPr>
+              <w:fldChar w:fldCharType="separate"/>
+            </w:r>
+            <w:r>
+              <w:rPr>
+                <w:rFonts w:ascii="Barlow Condensed Medium" w:eastAsia="華康儷中黑" w:hAnsi="Barlow Condensed Medium" w:cstheme="minorHAnsi"/>
+                <w:noProof/>
+                <w:w w:val="125"/>
+                <w:sz w:val="20"/>
+                <w:szCs w:val="20"/>
+              </w:rPr>
+              <w:t>10</w:t>
+            </w:r>
+            <w:r>
+              <w:rPr>
+                <w:rFonts w:ascii="Barlow Condensed Medium" w:eastAsia="華康儷中黑" w:hAnsi="Barlow Condensed Medium" w:cstheme="minorHAnsi"/>
+                <w:w w:val="125"/>
+                <w:sz w:val="20"/>
+                <w:szCs w:val="20"/>
+              </w:rPr>
+              <w:fldChar w:fldCharType="end"/>
+            </w:r>
+            <w:r>
+              <w:rPr>
+                <w:rFonts w:ascii="Barlow Condensed Medium" w:eastAsia="華康儷中黑" w:hAnsi="Barlow Condensed Medium" w:cstheme="minorHAnsi"/>
+                <w:w w:val="125"/>
+                <w:sz w:val="20"/>
+                <w:szCs w:val="20"/>
+              </w:rPr>
+              <w:t>/</w:t>
+            </w:r>
+            <w:r>
+              <w:rPr>
+                <w:rFonts w:ascii="Barlow Condensed Medium" w:eastAsia="華康儷中黑" w:hAnsi="Barlow Condensed Medium" w:cstheme="minorHAnsi"/>
+                <w:w w:val="125"/>
+                <w:sz w:val="20"/>
+                <w:szCs w:val="20"/>
+              </w:rPr>
+              <w:fldChar w:fldCharType="begin"/>
+            </w:r>
+            <w:r>
+              <w:rPr>
+                <w:rFonts w:ascii="Barlow Condensed Medium" w:eastAsia="華康儷中黑" w:hAnsi="Barlow Condensed Medium" w:cstheme="minorHAnsi"/>
+                <w:w w:val="125"/>
+                <w:sz w:val="20"/>
+                <w:szCs w:val="20"/>
+              </w:rPr>
+              <w:instrText xml:space="preserve"> =IF(pub_day+5&gt;this_mon_days, -this_mon_days, 0)+pub_day+5 \* MERGEFORMAT </w:instrText>
+            </w:r>
+            <w:r>
+              <w:rPr>
+                <w:rFonts w:ascii="Barlow Condensed Medium" w:eastAsia="華康儷中黑" w:hAnsi="Barlow Condensed Medium" w:cstheme="minorHAnsi"/>
+                <w:w w:val="125"/>
+                <w:sz w:val="20"/>
+                <w:szCs w:val="20"/>
+              </w:rPr>
+              <w:fldChar w:fldCharType="separate"/>
+            </w:r>
+            <w:r>
+              <w:rPr>
+                <w:rFonts w:ascii="Barlow Condensed Medium" w:eastAsia="華康儷中黑" w:hAnsi="Barlow Condensed Medium" w:cstheme="minorHAnsi"/>
+                <w:noProof/>
+                <w:w w:val="125"/>
+                <w:sz w:val="20"/>
+                <w:szCs w:val="20"/>
+              </w:rPr>
+              <w:t>9</w:t>
+            </w:r>
+            <w:r>
+              <w:rPr>
+                <w:rFonts w:ascii="Barlow Condensed Medium" w:eastAsia="華康儷中黑" w:hAnsi="Barlow Condensed Medium" w:cstheme="minorHAnsi"/>
+                <w:w w:val="125"/>
+                <w:sz w:val="20"/>
+                <w:szCs w:val="20"/>
+              </w:rPr>
+              <w:fldChar w:fldCharType="end"/>
+            </w:r>
+          </w:p>
+        </w:tc>
+        <w:tc>
+          <w:tcPr>
+            <w:tcW w:w="1904" w:type="dxa"/>
+            <w:tcBorders>
+              <w:top w:val="single" w:sz="4" w:space="0" w:color="auto"/>
+              <w:left w:val="single" w:sz="4" w:space="0" w:color="auto"/>
+              <w:bottom w:val="single" w:sz="4" w:space="0" w:color="auto"/>
+            </w:tcBorders>
+            <w:tcMar>
+              <w:left w:w="28" w:type="dxa"/>
+              <w:right w:w="28" w:type="dxa"/>
+            </w:tcMar>
+            <w:vAlign w:val="center"/>
+          </w:tcPr>
+          <w:p>
+            <w:pPr>
+              <w:snapToGrid w:val="0"/>
+              <w:rPr>
+                <w:rFonts w:ascii="Yanone Kaffeesatz Regular" w:eastAsia="華康儷中黑" w:hAnsi="Yanone Kaffeesatz Regular"/>
+                <w:b/>
+                <w:bCs/>
+                <w:w w:val="125"/>
+                <w:sz w:val="20"/>
+                <w:szCs w:val="20"/>
+              </w:rPr>
+            </w:pPr>
             <w:r>
               <w:rPr>
                 <w:rFonts w:ascii="Yanone Kaffeesatz Regular" w:eastAsia="華康儷中黑" w:hAnsi="Yanone Kaffeesatz Regular" w:cs="DaunPenh"/>
@@ -26585,7 +25989,7 @@
                 <w:sz w:val="20"/>
                 <w:szCs w:val="20"/>
               </w:rPr>
-              <w:t>1*-3*</w:t>
+              <w:t>18:1-26</w:t>
             </w:r>
             <w:r>
               <w:rPr>
@@ -26596,7 +26000,7 @@
                 <w:sz w:val="20"/>
                 <w:szCs w:val="20"/>
               </w:rPr>
-              <w:t>(1:6)</w:t>
+              <w:t>(20)</w:t>
             </w:r>
           </w:p>
         </w:tc>
@@ -26607,7 +26011,7 @@
             <w:tcW w:w="911" w:type="dxa"/>
             <w:tcBorders>
               <w:top w:val="single" w:sz="4" w:space="0" w:color="auto"/>
-              <w:bottom w:val="single" w:sz="4" w:space="0" w:color="auto"/>
+              <w:bottom w:val="single" w:sz="12" w:space="0" w:color="auto"/>
               <w:right w:val="single" w:sz="4" w:space="0" w:color="auto"/>
             </w:tcBorders>
             <w:tcMar>
@@ -26632,7 +26036,7 @@
                 <w:sz w:val="20"/>
                 <w:szCs w:val="20"/>
               </w:rPr>
-              <w:t>五</w:t>
+              <w:t>六</w:t>
             </w:r>
             <w:r>
               <w:rPr>
@@ -26650,7 +26054,7 @@
                 <w:sz w:val="20"/>
                 <w:szCs w:val="20"/>
               </w:rPr>
-              <w:instrText xml:space="preserve"> =IF(pub_day+5&gt;this_mon_days, IF(pub_mon=12, 1, pub_mon+1), pub_mon) \* MERGEFORMAT </w:instrText>
+              <w:instrText xml:space="preserve"> =IF(pub_day+6&gt;this_mon_days, IF(pub_mon=12, 1, pub_mon+1), pub_mon) \* MERGEFORMAT </w:instrText>
             </w:r>
             <w:r>
               <w:rPr>
@@ -26705,7 +26109,7 @@
                 <w:sz w:val="20"/>
                 <w:szCs w:val="20"/>
               </w:rPr>
-              <w:instrText xml:space="preserve"> =IF(pub_day+5&gt;this_mon_days, -this_mon_days, 0)+pub_day+5 \* MERGEFORMAT </w:instrText>
+              <w:instrText xml:space="preserve"> =IF(pub_day+6&gt;this_mon_days, -this_mon_days, 0)+pub_day+6 \* MERGEFORMAT </w:instrText>
             </w:r>
             <w:r>
               <w:rPr>
@@ -26724,7 +26128,7 @@
                 <w:sz w:val="20"/>
                 <w:szCs w:val="20"/>
               </w:rPr>
-              <w:t>9</w:t>
+              <w:t>10</w:t>
             </w:r>
             <w:r>
               <w:rPr>
@@ -26743,7 +26147,7 @@
             <w:tcBorders>
               <w:top w:val="single" w:sz="4" w:space="0" w:color="auto"/>
               <w:left w:val="single" w:sz="4" w:space="0" w:color="auto"/>
-              <w:bottom w:val="single" w:sz="4" w:space="0" w:color="auto"/>
+              <w:bottom w:val="single" w:sz="12" w:space="0" w:color="auto"/>
             </w:tcBorders>
             <w:tcMar>
               <w:left w:w="28" w:type="dxa"/>
@@ -26772,7 +26176,7 @@
                 <w:sz w:val="20"/>
                 <w:szCs w:val="20"/>
               </w:rPr>
-              <w:t>4*-5*</w:t>
+              <w:t>18:27-50</w:t>
             </w:r>
             <w:r>
               <w:rPr>
@@ -26783,194 +26187,7 @@
                 <w:sz w:val="20"/>
                 <w:szCs w:val="20"/>
               </w:rPr>
-              <w:t>(4:3)</w:t>
-            </w:r>
-          </w:p>
-        </w:tc>
-      </w:tr>
-      <w:tr>
-        <w:tc>
-          <w:tcPr>
-            <w:tcW w:w="911" w:type="dxa"/>
-            <w:tcBorders>
-              <w:top w:val="single" w:sz="4" w:space="0" w:color="auto"/>
-              <w:bottom w:val="single" w:sz="12" w:space="0" w:color="auto"/>
-              <w:right w:val="single" w:sz="4" w:space="0" w:color="auto"/>
-            </w:tcBorders>
-            <w:tcMar>
-              <w:left w:w="57" w:type="dxa"/>
-              <w:right w:w="57" w:type="dxa"/>
-            </w:tcMar>
-          </w:tcPr>
-          <w:p>
-            <w:pPr>
-              <w:snapToGrid w:val="0"/>
-              <w:rPr>
-                <w:rFonts w:ascii="Barlow Condensed Medium" w:eastAsia="華康儷中黑" w:hAnsi="Barlow Condensed Medium" w:cstheme="minorHAnsi"/>
-                <w:w w:val="125"/>
-                <w:sz w:val="20"/>
-                <w:szCs w:val="20"/>
-              </w:rPr>
-            </w:pPr>
-            <w:r>
-              <w:rPr>
-                <w:rFonts w:ascii="Barlow Condensed Medium" w:eastAsia="華康儷中黑" w:hAnsi="Barlow Condensed Medium" w:cstheme="minorHAnsi"/>
-                <w:w w:val="125"/>
-                <w:sz w:val="20"/>
-                <w:szCs w:val="20"/>
-              </w:rPr>
-              <w:t>六</w:t>
-            </w:r>
-            <w:r>
-              <w:rPr>
-                <w:rFonts w:ascii="Barlow Condensed Medium" w:eastAsia="華康儷中黑" w:hAnsi="Barlow Condensed Medium" w:cstheme="minorHAnsi"/>
-                <w:w w:val="125"/>
-                <w:sz w:val="20"/>
-                <w:szCs w:val="20"/>
-              </w:rPr>
-              <w:fldChar w:fldCharType="begin"/>
-            </w:r>
-            <w:r>
-              <w:rPr>
-                <w:rFonts w:ascii="Barlow Condensed Medium" w:eastAsia="華康儷中黑" w:hAnsi="Barlow Condensed Medium" w:cstheme="minorHAnsi"/>
-                <w:w w:val="125"/>
-                <w:sz w:val="20"/>
-                <w:szCs w:val="20"/>
-              </w:rPr>
-              <w:instrText xml:space="preserve"> =IF(pub_day+6&gt;this_mon_days, IF(pub_mon=12, 1, pub_mon+1), pub_mon) \* MERGEFORMAT </w:instrText>
-            </w:r>
-            <w:r>
-              <w:rPr>
-                <w:rFonts w:ascii="Barlow Condensed Medium" w:eastAsia="華康儷中黑" w:hAnsi="Barlow Condensed Medium" w:cstheme="minorHAnsi"/>
-                <w:w w:val="125"/>
-                <w:sz w:val="20"/>
-                <w:szCs w:val="20"/>
-              </w:rPr>
-              <w:fldChar w:fldCharType="separate"/>
-            </w:r>
-            <w:r>
-              <w:rPr>
-                <w:rFonts w:ascii="Barlow Condensed Medium" w:eastAsia="華康儷中黑" w:hAnsi="Barlow Condensed Medium" w:cstheme="minorHAnsi"/>
-                <w:noProof/>
-                <w:w w:val="125"/>
-                <w:sz w:val="20"/>
-                <w:szCs w:val="20"/>
-              </w:rPr>
-              <w:t>10</w:t>
-            </w:r>
-            <w:r>
-              <w:rPr>
-                <w:rFonts w:ascii="Barlow Condensed Medium" w:eastAsia="華康儷中黑" w:hAnsi="Barlow Condensed Medium" w:cstheme="minorHAnsi"/>
-                <w:w w:val="125"/>
-                <w:sz w:val="20"/>
-                <w:szCs w:val="20"/>
-              </w:rPr>
-              <w:fldChar w:fldCharType="end"/>
-            </w:r>
-            <w:r>
-              <w:rPr>
-                <w:rFonts w:ascii="Barlow Condensed Medium" w:eastAsia="華康儷中黑" w:hAnsi="Barlow Condensed Medium" w:cstheme="minorHAnsi"/>
-                <w:w w:val="125"/>
-                <w:sz w:val="20"/>
-                <w:szCs w:val="20"/>
-              </w:rPr>
-              <w:t>/</w:t>
-            </w:r>
-            <w:r>
-              <w:rPr>
-                <w:rFonts w:ascii="Barlow Condensed Medium" w:eastAsia="華康儷中黑" w:hAnsi="Barlow Condensed Medium" w:cstheme="minorHAnsi"/>
-                <w:w w:val="125"/>
-                <w:sz w:val="20"/>
-                <w:szCs w:val="20"/>
-              </w:rPr>
-              <w:fldChar w:fldCharType="begin"/>
-            </w:r>
-            <w:r>
-              <w:rPr>
-                <w:rFonts w:ascii="Barlow Condensed Medium" w:eastAsia="華康儷中黑" w:hAnsi="Barlow Condensed Medium" w:cstheme="minorHAnsi"/>
-                <w:w w:val="125"/>
-                <w:sz w:val="20"/>
-                <w:szCs w:val="20"/>
-              </w:rPr>
-              <w:instrText xml:space="preserve"> =IF(pub_day+6&gt;this_mon_days, -this_mon_days, 0)+pub_day+6 \* MERGEFORMAT </w:instrText>
-            </w:r>
-            <w:r>
-              <w:rPr>
-                <w:rFonts w:ascii="Barlow Condensed Medium" w:eastAsia="華康儷中黑" w:hAnsi="Barlow Condensed Medium" w:cstheme="minorHAnsi"/>
-                <w:w w:val="125"/>
-                <w:sz w:val="20"/>
-                <w:szCs w:val="20"/>
-              </w:rPr>
-              <w:fldChar w:fldCharType="separate"/>
-            </w:r>
-            <w:r>
-              <w:rPr>
-                <w:rFonts w:ascii="Barlow Condensed Medium" w:eastAsia="華康儷中黑" w:hAnsi="Barlow Condensed Medium" w:cstheme="minorHAnsi"/>
-                <w:noProof/>
-                <w:w w:val="125"/>
-                <w:sz w:val="20"/>
-                <w:szCs w:val="20"/>
-              </w:rPr>
-              <w:t>10</w:t>
-            </w:r>
-            <w:r>
-              <w:rPr>
-                <w:rFonts w:ascii="Barlow Condensed Medium" w:eastAsia="華康儷中黑" w:hAnsi="Barlow Condensed Medium" w:cstheme="minorHAnsi"/>
-                <w:w w:val="125"/>
-                <w:sz w:val="20"/>
-                <w:szCs w:val="20"/>
-              </w:rPr>
-              <w:fldChar w:fldCharType="end"/>
-            </w:r>
-          </w:p>
-        </w:tc>
-        <w:tc>
-          <w:tcPr>
-            <w:tcW w:w="1904" w:type="dxa"/>
-            <w:tcBorders>
-              <w:top w:val="single" w:sz="4" w:space="0" w:color="auto"/>
-              <w:left w:val="single" w:sz="4" w:space="0" w:color="auto"/>
-              <w:bottom w:val="single" w:sz="12" w:space="0" w:color="auto"/>
-            </w:tcBorders>
-            <w:tcMar>
-              <w:left w:w="28" w:type="dxa"/>
-              <w:right w:w="28" w:type="dxa"/>
-            </w:tcMar>
-            <w:vAlign w:val="center"/>
-          </w:tcPr>
-          <w:p>
-            <w:pPr>
-              <w:snapToGrid w:val="0"/>
-              <w:rPr>
-                <w:rFonts w:ascii="Yanone Kaffeesatz Regular" w:eastAsia="華康儷中黑" w:hAnsi="Yanone Kaffeesatz Regular"/>
-                <w:b/>
-                <w:bCs/>
-                <w:w w:val="125"/>
-                <w:sz w:val="20"/>
-                <w:szCs w:val="20"/>
-              </w:rPr>
-            </w:pPr>
-            <w:r>
-              <w:rPr>
-                <w:rFonts w:ascii="Yanone Kaffeesatz Regular" w:eastAsia="華康儷中黑" w:hAnsi="Yanone Kaffeesatz Regular" w:cs="DaunPenh"/>
-                <w:b/>
-                <w:bCs/>
-                <w:w w:val="125"/>
-                <w:sz w:val="20"/>
-                <w:szCs w:val="20"/>
-              </w:rPr>
-              <w:t>6*-7*</w:t>
-            </w:r>
-            <w:r>
-              <w:rPr>
-                <w:rFonts w:ascii="Yanone Kaffeesatz Regular" w:eastAsia="華康儷中黑" w:hAnsi="Yanone Kaffeesatz Regular" w:cs="DaunPenh" w:hint="eastAsia"/>
-                <w:b/>
-                <w:bCs/>
-                <w:w w:val="125"/>
-                <w:sz w:val="20"/>
-                <w:szCs w:val="20"/>
-              </w:rPr>
-              <w:t>(7:8)</w:t>
+              <w:t>(30)</w:t>
             </w:r>
           </w:p>
         </w:tc>
@@ -27053,7 +26270,6 @@
           </wp:anchor>
         </w:drawing>
       </w:r>
-      <w:proofErr w:type="gramStart"/>
       <w:r>
         <w:rPr>
           <w:rFonts w:ascii="Yanone Kaffeesatz Regular" w:eastAsia="華康儷中黑" w:hAnsi="Yanone Kaffeesatz Regular" w:cs="Arial"/>
@@ -27063,7 +26279,6 @@
         </w:rPr>
         <w:t>註</w:t>
       </w:r>
-      <w:proofErr w:type="gramEnd"/>
       <w:r>
         <w:rPr>
           <w:rFonts w:ascii="Yanone Kaffeesatz Regular" w:eastAsia="華康儷中黑" w:hAnsi="Yanone Kaffeesatz Regular" w:cs="Arial" w:hint="eastAsia"/>
@@ -27230,7 +26445,6 @@
         </w:rPr>
         <w:t>，</w:t>
       </w:r>
-      <w:proofErr w:type="gramStart"/>
       <w:r>
         <w:rPr>
           <w:rFonts w:ascii="Yanone Kaffeesatz Regular" w:eastAsia="華康儷中黑" w:hAnsi="Yanone Kaffeesatz Regular" w:cs="Arial" w:hint="eastAsia"/>
@@ -27256,17 +26470,7 @@
           <w:sz w:val="26"/>
           <w:szCs w:val="26"/>
         </w:rPr>
-        <w:t>省略</w:t>
-      </w:r>
-      <w:proofErr w:type="gramEnd"/>
-      <w:r>
-        <w:rPr>
-          <w:rFonts w:ascii="Yanone Kaffeesatz Regular" w:eastAsia="華康儷中黑" w:hAnsi="Yanone Kaffeesatz Regular" w:cs="Arial" w:hint="eastAsia"/>
-          <w:w w:val="60"/>
-          <w:sz w:val="26"/>
-          <w:szCs w:val="26"/>
-        </w:rPr>
-        <w:t>章</w:t>
+        <w:t>省略章</w:t>
       </w:r>
       <w:r>
         <w:rPr>
@@ -27392,8 +26596,10 @@
           <w:sz w:val="26"/>
           <w:szCs w:val="26"/>
         </w:rPr>
-        <w:t>在基督裡合而為一</w:t>
+        <w:t>按我的正直判斷我</w:t>
       </w:r>
+      <w:bookmarkStart w:id="6" w:name="_GoBack"/>
+      <w:bookmarkEnd w:id="6"/>
       <w:r>
         <w:rPr>
           <w:rFonts w:ascii="華康正顏楷體W7" w:eastAsia="華康正顏楷體W7" w:hAnsi="Bahnschrift SemiBold Condensed" w:cs="Calibri" w:hint="eastAsia"/>
@@ -27416,7 +26622,6 @@
           <w:szCs w:val="26"/>
         </w:rPr>
       </w:pPr>
-      <w:proofErr w:type="gramStart"/>
       <w:r>
         <w:rPr>
           <w:rFonts w:ascii="Barlow Condensed Medium" w:eastAsia="華康儷中黑" w:hAnsi="Barlow Condensed Medium" w:cs="Arial" w:hint="eastAsia"/>
@@ -27424,17 +26629,7 @@
           <w:sz w:val="26"/>
           <w:szCs w:val="26"/>
         </w:rPr>
-        <w:t>鑰</w:t>
-      </w:r>
-      <w:proofErr w:type="gramEnd"/>
-      <w:r>
-        <w:rPr>
-          <w:rFonts w:ascii="Barlow Condensed Medium" w:eastAsia="華康儷中黑" w:hAnsi="Barlow Condensed Medium" w:cs="Arial" w:hint="eastAsia"/>
-          <w:w w:val="80"/>
-          <w:sz w:val="26"/>
-          <w:szCs w:val="26"/>
-        </w:rPr>
-        <w:t>節</w:t>
+        <w:t>鑰節</w:t>
       </w:r>
       <w:r>
         <w:rPr>
@@ -27469,7 +26664,7 @@
           <w:sz w:val="26"/>
           <w:szCs w:val="26"/>
         </w:rPr>
-        <w:t>因為他自己是我們的和平，使雙方合而為一，拆毀了中間隔絕的牆，而且以自己的身體終止了冤仇，</w:t>
+        <w:t>願耶和華審判萬民。耶和華啊！求你按著我的公義，照著我心中的正直判斷我。</w:t>
       </w:r>
     </w:p>
     <w:p>
@@ -27496,7 +26691,6 @@
         </w:rPr>
         <w:t>(</w:t>
       </w:r>
-      <w:proofErr w:type="gramStart"/>
       <w:r>
         <w:rPr>
           <w:rFonts w:ascii="Barlow Condensed Medium" w:eastAsia="華康儷中黑" w:hAnsi="Barlow Condensed Medium" w:cs="Calibri" w:hint="eastAsia"/>
@@ -27505,9 +26699,8 @@
           <w:sz w:val="26"/>
           <w:szCs w:val="26"/>
         </w:rPr>
-        <w:t>弗</w:t>
+        <w:t>詩</w:t>
       </w:r>
-      <w:proofErr w:type="gramEnd"/>
       <w:r>
         <w:rPr>
           <w:rFonts w:ascii="Barlow Condensed Medium" w:eastAsia="華康儷中黑" w:hAnsi="Barlow Condensed Medium" w:cs="Calibri" w:hint="eastAsia"/>
@@ -27516,7 +26709,17 @@
           <w:sz w:val="26"/>
           <w:szCs w:val="26"/>
         </w:rPr>
-        <w:t>2:14</w:t>
+        <w:t>篇</w:t>
+      </w:r>
+      <w:r>
+        <w:rPr>
+          <w:rFonts w:ascii="Barlow Condensed Medium" w:eastAsia="華康儷中黑" w:hAnsi="Barlow Condensed Medium" w:cs="Calibri" w:hint="eastAsia"/>
+          <w:bCs/>
+          <w:w w:val="70"/>
+          <w:sz w:val="26"/>
+          <w:szCs w:val="26"/>
+        </w:rPr>
+        <w:t>7:8</w:t>
       </w:r>
       <w:r>
         <w:rPr>
@@ -27638,7 +26841,7 @@
                 <w:sz w:val="26"/>
                 <w:szCs w:val="26"/>
               </w:rPr>
-              <w:t>仇恨從何而來</w:t>
+              <w:t>人唱歌如何顯露人的價值觀</w:t>
             </w:r>
             <w:r>
               <w:rPr>
@@ -27710,7 +26913,7 @@
                 <w:sz w:val="26"/>
                 <w:szCs w:val="26"/>
               </w:rPr>
-              <w:t xml:space="preserve">　神為何赦免人的罪</w:t>
+              <w:t>為何大衛認為　神值得信靠</w:t>
             </w:r>
             <w:r>
               <w:rPr>
@@ -27782,7 +26985,16 @@
                 <w:sz w:val="26"/>
                 <w:szCs w:val="26"/>
               </w:rPr>
-              <w:t>十字架如何能消滅冤仇</w:t>
+              <w:t>人當用什麼態度來敬畏公義</w:t>
+            </w:r>
+            <w:r>
+              <w:rPr>
+                <w:rFonts w:ascii="Barlow Condensed Medium" w:eastAsia="華康中黑體" w:hAnsi="Barlow Condensed Medium" w:cs="Arial" w:hint="eastAsia"/>
+                <w:w w:val="75"/>
+                <w:sz w:val="26"/>
+                <w:szCs w:val="26"/>
+              </w:rPr>
+              <w:t>?</w:t>
             </w:r>
           </w:p>
         </w:tc>
@@ -27854,7 +27066,7 @@
                 <w:sz w:val="26"/>
                 <w:szCs w:val="26"/>
               </w:rPr>
-              <w:t>合一的必要條件為何</w:t>
+              <w:t>是　神需要歌頌或是人需要</w:t>
             </w:r>
             <w:r>
               <w:rPr>
@@ -27975,7 +27187,7 @@
           </mc:Choice>
           <mc:Fallback>
             <w:pict>
-              <v:line w14:anchorId="78D5DBFB" id="直線接點 6" o:spid="_x0000_s1026" style="position:absolute;z-index:251664896;visibility:visible;mso-wrap-style:square;mso-width-percent:0;mso-height-percent:0;mso-wrap-distance-left:9pt;mso-wrap-distance-top:0;mso-wrap-distance-right:9pt;mso-wrap-distance-bottom:0;mso-position-horizontal:absolute;mso-position-horizontal-relative:page;mso-position-vertical:absolute;mso-position-vertical-relative:page;mso-width-percent:0;mso-height-percent:0;mso-width-relative:margin;mso-height-relative:margin" from="343.9pt,19.85pt" to="345.05pt,710.95pt" o:gfxdata="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" strokecolor="black [3213]" strokeweight=".5pt">
+              <v:line w14:anchorId="0EAEBEB0" id="直線接點 6" o:spid="_x0000_s1026" style="position:absolute;z-index:251664896;visibility:visible;mso-wrap-style:square;mso-width-percent:0;mso-height-percent:0;mso-wrap-distance-left:9pt;mso-wrap-distance-top:0;mso-wrap-distance-right:9pt;mso-wrap-distance-bottom:0;mso-position-horizontal:absolute;mso-position-horizontal-relative:page;mso-position-vertical:absolute;mso-position-vertical-relative:page;mso-width-percent:0;mso-height-percent:0;mso-width-relative:margin;mso-height-relative:margin" from="343.9pt,19.85pt" to="345.05pt,710.95pt" o:gfxdata="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" strokecolor="black [3213]" strokeweight=".5pt">
                 <v:stroke dashstyle="3 1" joinstyle="miter"/>
                 <w10:wrap anchorx="page" anchory="page"/>
               </v:line>
@@ -28053,7 +27265,7 @@
           </mc:Choice>
           <mc:Fallback>
             <w:pict>
-              <v:line w14:anchorId="2F3EE85C" id="直線接點 4" o:spid="_x0000_s1026" style="position:absolute;z-index:251660800;visibility:visible;mso-wrap-style:square;mso-width-percent:0;mso-height-percent:0;mso-wrap-distance-left:9pt;mso-wrap-distance-top:0;mso-wrap-distance-right:9pt;mso-wrap-distance-bottom:0;mso-position-horizontal:absolute;mso-position-horizontal-relative:page;mso-position-vertical:absolute;mso-position-vertical-relative:page;mso-width-percent:0;mso-height-percent:0;mso-width-relative:margin;mso-height-relative:margin" from="343.9pt,19.85pt" to="345.05pt,710.95pt" o:gfxdata="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" strokecolor="black [3213]" strokeweight=".5pt">
+              <v:line w14:anchorId="29D96685" id="直線接點 4" o:spid="_x0000_s1026" style="position:absolute;z-index:251660800;visibility:visible;mso-wrap-style:square;mso-width-percent:0;mso-height-percent:0;mso-wrap-distance-left:9pt;mso-wrap-distance-top:0;mso-wrap-distance-right:9pt;mso-wrap-distance-bottom:0;mso-position-horizontal:absolute;mso-position-horizontal-relative:page;mso-position-vertical:absolute;mso-position-vertical-relative:page;mso-width-percent:0;mso-height-percent:0;mso-width-relative:margin;mso-height-relative:margin" from="343.9pt,19.85pt" to="345.05pt,710.95pt" o:gfxdata="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" strokecolor="black [3213]" strokeweight=".5pt">
                 <v:stroke dashstyle="3 1" joinstyle="miter"/>
                 <w10:wrap anchorx="page" anchory="page"/>
               </v:line>
@@ -28075,7 +27287,6 @@
         </w:rPr>
         <w:t>本</w:t>
       </w:r>
-      <w:proofErr w:type="gramStart"/>
       <w:r>
         <w:rPr>
           <w:rFonts w:ascii="Barlow Condensed Medium" w:eastAsia="華康正顏楷體W9" w:hAnsi="Barlow Condensed Medium" w:cstheme="minorHAnsi"/>
@@ -28083,7 +27294,6 @@
         </w:rPr>
         <w:t>週講章</w:t>
       </w:r>
-      <w:proofErr w:type="gramEnd"/>
       <w:r>
         <w:rPr>
           <w:rFonts w:ascii="Barlow Condensed Medium" w:eastAsia="華康正顏楷體W9" w:hAnsi="Barlow Condensed Medium" w:cstheme="minorHAnsi"/>
@@ -28247,7 +27457,7 @@
           <w:sz w:val="26"/>
           <w:szCs w:val="26"/>
         </w:rPr>
-        <w:t>在基督裡合而為一</w:t>
+        <w:t>按我的正直判斷我</w:t>
       </w:r>
       <w:r>
         <w:rPr>
@@ -28331,9 +27541,8 @@
                 <w:sz w:val="26"/>
                 <w:szCs w:val="26"/>
               </w:rPr>
-              <w:t>以</w:t>
-            </w:r>
-            <w:proofErr w:type="gramStart"/>
+              <w:t>詩</w:t>
+            </w:r>
             <w:r>
               <w:rPr>
                 <w:rFonts w:ascii="Barlow Condensed Medium" w:eastAsia="華康儷中黑" w:hAnsi="Barlow Condensed Medium" w:cs="Calibri" w:hint="eastAsia"/>
@@ -28341,9 +27550,8 @@
                 <w:sz w:val="26"/>
                 <w:szCs w:val="26"/>
               </w:rPr>
-              <w:t>弗</w:t>
-            </w:r>
-            <w:proofErr w:type="gramEnd"/>
+              <w:t>篇</w:t>
+            </w:r>
             <w:r>
               <w:rPr>
                 <w:rFonts w:ascii="Barlow Condensed Medium" w:eastAsia="華康儷中黑" w:hAnsi="Barlow Condensed Medium" w:cs="Calibri" w:hint="eastAsia"/>
@@ -28351,16 +27559,7 @@
                 <w:sz w:val="26"/>
                 <w:szCs w:val="26"/>
               </w:rPr>
-              <w:t>所書</w:t>
-            </w:r>
-            <w:r>
-              <w:rPr>
-                <w:rFonts w:ascii="Barlow Condensed Medium" w:eastAsia="華康儷中黑" w:hAnsi="Barlow Condensed Medium" w:cs="Calibri" w:hint="eastAsia"/>
-                <w:w w:val="72"/>
-                <w:sz w:val="26"/>
-                <w:szCs w:val="26"/>
-              </w:rPr>
-              <w:t>2:11-22</w:t>
+              <w:t>7*</w:t>
             </w:r>
             <w:r>
               <w:rPr>
@@ -28422,47 +27621,7 @@
           <w:sz w:val="26"/>
           <w:szCs w:val="26"/>
         </w:rPr>
-        <w:t>保羅說基督拆毀高牆，用自己的身體終止了仇恨，使雙方和平。這雙方就是初代教會中的猶太人和外</w:t>
-      </w:r>
-      <w:proofErr w:type="gramStart"/>
-      <w:r>
-        <w:rPr>
-          <w:rFonts w:ascii="Barlow Condensed Medium" w:eastAsia="華康儷中黑" w:hAnsi="Barlow Condensed Medium" w:hint="eastAsia"/>
-          <w:w w:val="75"/>
-          <w:sz w:val="26"/>
-          <w:szCs w:val="26"/>
-        </w:rPr>
-        <w:t>邦</w:t>
-      </w:r>
-      <w:proofErr w:type="gramEnd"/>
-      <w:r>
-        <w:rPr>
-          <w:rFonts w:ascii="Barlow Condensed Medium" w:eastAsia="華康儷中黑" w:hAnsi="Barlow Condensed Medium" w:hint="eastAsia"/>
-          <w:w w:val="75"/>
-          <w:sz w:val="26"/>
-          <w:szCs w:val="26"/>
-        </w:rPr>
-        <w:t xml:space="preserve">人。雙方都成為新造的人，在基督裡被建造成　</w:t>
-      </w:r>
-      <w:proofErr w:type="gramStart"/>
-      <w:r>
-        <w:rPr>
-          <w:rFonts w:ascii="Barlow Condensed Medium" w:eastAsia="華康儷中黑" w:hAnsi="Barlow Condensed Medium" w:hint="eastAsia"/>
-          <w:w w:val="75"/>
-          <w:sz w:val="26"/>
-          <w:szCs w:val="26"/>
-        </w:rPr>
-        <w:t>神的殿</w:t>
-      </w:r>
-      <w:proofErr w:type="gramEnd"/>
-      <w:r>
-        <w:rPr>
-          <w:rFonts w:ascii="Barlow Condensed Medium" w:eastAsia="華康儷中黑" w:hAnsi="Barlow Condensed Medium" w:hint="eastAsia"/>
-          <w:w w:val="75"/>
-          <w:sz w:val="26"/>
-          <w:szCs w:val="26"/>
-        </w:rPr>
-        <w:t>。</w:t>
+        <w:t>大衛以自己被追殺作詩，不是作王之前被掃羅追殺，就是作王之後被叛變的押沙龍。因詩頭的註解提及便雅憫人古實，其人不詳，合理推測是掃羅的手下。</w:t>
       </w:r>
       <w:r>
         <w:rPr>
@@ -28471,167 +27630,7 @@
           <w:sz w:val="26"/>
           <w:szCs w:val="26"/>
         </w:rPr>
-        <w:t>在猶太人的聖殿中，最外層是外</w:t>
-      </w:r>
-      <w:proofErr w:type="gramStart"/>
-      <w:r>
-        <w:rPr>
-          <w:rFonts w:ascii="Barlow Condensed Medium" w:eastAsia="華康細黑體" w:hAnsi="Barlow Condensed Medium" w:cs="微軟正黑體" w:hint="eastAsia"/>
-          <w:w w:val="75"/>
-          <w:sz w:val="26"/>
-          <w:szCs w:val="26"/>
-        </w:rPr>
-        <w:t>邦人院</w:t>
-      </w:r>
-      <w:proofErr w:type="gramEnd"/>
-      <w:r>
-        <w:rPr>
-          <w:rFonts w:ascii="Barlow Condensed Medium" w:eastAsia="華康細黑體" w:hAnsi="Barlow Condensed Medium" w:cs="微軟正黑體" w:hint="eastAsia"/>
-          <w:w w:val="75"/>
-          <w:sz w:val="26"/>
-          <w:szCs w:val="26"/>
-        </w:rPr>
-        <w:t>，與內層的</w:t>
-      </w:r>
-      <w:proofErr w:type="gramStart"/>
-      <w:r>
-        <w:rPr>
-          <w:rFonts w:ascii="Barlow Condensed Medium" w:eastAsia="華康細黑體" w:hAnsi="Barlow Condensed Medium" w:cs="微軟正黑體" w:hint="eastAsia"/>
-          <w:w w:val="75"/>
-          <w:sz w:val="26"/>
-          <w:szCs w:val="26"/>
-        </w:rPr>
-        <w:t>猶太人院隔著</w:t>
-      </w:r>
-      <w:proofErr w:type="gramEnd"/>
-      <w:r>
-        <w:rPr>
-          <w:rFonts w:ascii="Barlow Condensed Medium" w:eastAsia="華康細黑體" w:hAnsi="Barlow Condensed Medium" w:cs="微軟正黑體" w:hint="eastAsia"/>
-          <w:w w:val="75"/>
-          <w:sz w:val="26"/>
-          <w:szCs w:val="26"/>
-        </w:rPr>
-        <w:t>一堵高牆。牆上入口處有警語寫著：「</w:t>
-      </w:r>
-      <w:proofErr w:type="gramStart"/>
-      <w:r>
-        <w:rPr>
-          <w:rFonts w:ascii="Barlow Condensed Medium" w:eastAsia="華康細黑體" w:hAnsi="Barlow Condensed Medium" w:cs="微軟正黑體" w:hint="eastAsia"/>
-          <w:w w:val="75"/>
-          <w:sz w:val="26"/>
-          <w:szCs w:val="26"/>
-        </w:rPr>
-        <w:t>凡闖過此牆</w:t>
-      </w:r>
-      <w:proofErr w:type="gramEnd"/>
-      <w:r>
-        <w:rPr>
-          <w:rFonts w:ascii="Barlow Condensed Medium" w:eastAsia="華康細黑體" w:hAnsi="Barlow Condensed Medium" w:cs="微軟正黑體" w:hint="eastAsia"/>
-          <w:w w:val="75"/>
-          <w:sz w:val="26"/>
-          <w:szCs w:val="26"/>
-        </w:rPr>
-        <w:t>的外</w:t>
-      </w:r>
-      <w:proofErr w:type="gramStart"/>
-      <w:r>
-        <w:rPr>
-          <w:rFonts w:ascii="Barlow Condensed Medium" w:eastAsia="華康細黑體" w:hAnsi="Barlow Condensed Medium" w:cs="微軟正黑體" w:hint="eastAsia"/>
-          <w:w w:val="75"/>
-          <w:sz w:val="26"/>
-          <w:szCs w:val="26"/>
-        </w:rPr>
-        <w:t>邦</w:t>
-      </w:r>
-      <w:proofErr w:type="gramEnd"/>
-      <w:r>
-        <w:rPr>
-          <w:rFonts w:ascii="Barlow Condensed Medium" w:eastAsia="華康細黑體" w:hAnsi="Barlow Condensed Medium" w:cs="微軟正黑體" w:hint="eastAsia"/>
-          <w:w w:val="75"/>
-          <w:sz w:val="26"/>
-          <w:szCs w:val="26"/>
-        </w:rPr>
-        <w:t>人必被處死。」這些與外</w:t>
-      </w:r>
-      <w:proofErr w:type="gramStart"/>
-      <w:r>
-        <w:rPr>
-          <w:rFonts w:ascii="Barlow Condensed Medium" w:eastAsia="華康細黑體" w:hAnsi="Barlow Condensed Medium" w:cs="微軟正黑體" w:hint="eastAsia"/>
-          <w:w w:val="75"/>
-          <w:sz w:val="26"/>
-          <w:szCs w:val="26"/>
-        </w:rPr>
-        <w:t>邦</w:t>
-      </w:r>
-      <w:proofErr w:type="gramEnd"/>
-      <w:r>
-        <w:rPr>
-          <w:rFonts w:ascii="Barlow Condensed Medium" w:eastAsia="華康細黑體" w:hAnsi="Barlow Condensed Medium" w:cs="微軟正黑體" w:hint="eastAsia"/>
-          <w:w w:val="75"/>
-          <w:sz w:val="26"/>
-          <w:szCs w:val="26"/>
-        </w:rPr>
-        <w:t>人隔離的規定就來自猶太律法。因此，保羅用高牆比喻律法，就是在初代教會中，造成猶太人與外</w:t>
-      </w:r>
-      <w:proofErr w:type="gramStart"/>
-      <w:r>
-        <w:rPr>
-          <w:rFonts w:ascii="Barlow Condensed Medium" w:eastAsia="華康細黑體" w:hAnsi="Barlow Condensed Medium" w:cs="微軟正黑體" w:hint="eastAsia"/>
-          <w:w w:val="75"/>
-          <w:sz w:val="26"/>
-          <w:szCs w:val="26"/>
-        </w:rPr>
-        <w:t>邦</w:t>
-      </w:r>
-      <w:proofErr w:type="gramEnd"/>
-      <w:r>
-        <w:rPr>
-          <w:rFonts w:ascii="Barlow Condensed Medium" w:eastAsia="華康細黑體" w:hAnsi="Barlow Condensed Medium" w:cs="微軟正黑體" w:hint="eastAsia"/>
-          <w:w w:val="75"/>
-          <w:sz w:val="26"/>
-          <w:szCs w:val="26"/>
-        </w:rPr>
-        <w:t>人有嫌隙的主因。如同今日仍持續存在的族群歧視，是一種存在意識型態中的既成仇恨。在台灣歷史</w:t>
-      </w:r>
-      <w:proofErr w:type="gramStart"/>
-      <w:r>
-        <w:rPr>
-          <w:rFonts w:ascii="Barlow Condensed Medium" w:eastAsia="華康細黑體" w:hAnsi="Barlow Condensed Medium" w:cs="微軟正黑體" w:hint="eastAsia"/>
-          <w:w w:val="75"/>
-          <w:sz w:val="26"/>
-          <w:szCs w:val="26"/>
-        </w:rPr>
-        <w:t>中有閩客</w:t>
-      </w:r>
-      <w:proofErr w:type="gramEnd"/>
-      <w:r>
-        <w:rPr>
-          <w:rFonts w:ascii="Barlow Condensed Medium" w:eastAsia="華康細黑體" w:hAnsi="Barlow Condensed Medium" w:cs="微軟正黑體" w:hint="eastAsia"/>
-          <w:w w:val="75"/>
-          <w:sz w:val="26"/>
-          <w:szCs w:val="26"/>
-        </w:rPr>
-        <w:t>的仇視，有台灣人和外省人的，有政黨藍和綠的。這些仇恨背後都存在一個極陰險的目的，就是不讓新一代的台灣人認同自己是台灣的公民。因為一個共同的身分才是能合一的要件。所以，追隨耶穌基督，就是持續留在基督裡，成為在新約下的新人，這就是初代基督徒合一的唯一基礎。在這基礎的認同下，基督的教會才有意義，才能完成　神更新、更大</w:t>
-      </w:r>
-      <w:proofErr w:type="gramStart"/>
-      <w:r>
-        <w:rPr>
-          <w:rFonts w:ascii="Barlow Condensed Medium" w:eastAsia="華康細黑體" w:hAnsi="Barlow Condensed Medium" w:cs="微軟正黑體" w:hint="eastAsia"/>
-          <w:w w:val="75"/>
-          <w:sz w:val="26"/>
-          <w:szCs w:val="26"/>
-        </w:rPr>
-        <w:t>的救恩</w:t>
-      </w:r>
-      <w:proofErr w:type="gramEnd"/>
-      <w:r>
-        <w:rPr>
-          <w:rFonts w:ascii="Barlow Condensed Medium" w:eastAsia="華康細黑體" w:hAnsi="Barlow Condensed Medium" w:cs="微軟正黑體" w:hint="eastAsia"/>
-          <w:w w:val="75"/>
-          <w:sz w:val="26"/>
-          <w:szCs w:val="26"/>
-        </w:rPr>
-        <w:t>。</w:t>
+        <w:t>因為掃羅王就是便雅憫支派的人，又在曠野才會遇見獅子，被殺害也無人知曉。所以，這詩應該就是大衛為了躲避掃羅的追殺，藏身在曠野時所作的。在文字的意義上，大衛在危難的時候呼求　神的幫助，如同對　神的禱告。詩中描述　神榮光、值得敬畏和讚美的特質，全心信靠　神的告白，自我的反省，以及重新整理內心的信念和受逼迫的情緒。大衛表白自己為何投靠這位　神耶和華，因為祂就是信實、公義和拯救義人的　神。這世界有許多人所造的神明，滿足人們追求平安和幸福的渴望，卻是虛假的偶像。只有獨一真神耶和華，信靠祂的人，是懇求祂來審判自己內心和行為的正直。反過來看，人內心渴求什麼，人就成為什麼樣的人。偶像使人貪婪，真神卻使人正直。</w:t>
       </w:r>
     </w:p>
     <w:p>
@@ -28654,7 +27653,7 @@
           <w:sz w:val="26"/>
           <w:szCs w:val="26"/>
         </w:rPr>
-        <w:t>十字架是見證新約的起點，到復活而成就。保羅只是用十字架的死來比喻人的惡必須如同通過死與復活，而成為　神國的新人。這與猶太人謀殺耶穌是二回事。</w:t>
+        <w:t>大衛形容敵人如獅子兇猛，除了　神無人能拯救。是　神的審判或是惡人的攻擊，正是大衛捫心自問的，進而以詩歌的形式呼求　神，歌頌祂以公義掌管萬國。</w:t>
       </w:r>
       <w:r>
         <w:rPr>
@@ -28663,7 +27662,7 @@
           <w:sz w:val="26"/>
           <w:szCs w:val="26"/>
         </w:rPr>
-        <w:t>保羅藉由十字架，描述了人如何在基督裡成為新造的人。就像耶穌基督在十字架上死了，卻又復活得了新生命。追隨耶穌的人也一樣，先要在靈性上死而復活，才能成為屬基督的人，就是基督徒的意思。靈性上的死是永遠離開且放棄世上的惡，就是悔改。</w:t>
+        <w:t>大衛為自己的義申辯。在那沒有公權力的時代，報自家人的血仇被認為是公義的。相反地，以惡報善是不義，迫害無辜的人，甚至是無辜的敵人，也是不義。而大衛告白他沒有行這樣的不義，自己卻遭人不義的追殺。正因為惡者橫行，義人和無辜的人只能求告　神。看看我們的世界如何運作就能明白。為什麼年輕人會被強迫送醫，出院只剩器官被摘光的身體。又「國有器官」的發行人不斷被暱名恐嚇。為什麼日本名古屋的市長出來道歉，不當禁止拿有</w:t>
       </w:r>
       <w:r>
         <w:rPr>
@@ -28672,9 +27671,8 @@
           <w:sz w:val="26"/>
           <w:szCs w:val="26"/>
         </w:rPr>
-        <w:t>而靈性上的復活，就是在基督裡過去</w:t>
+        <w:t>TAIWAN</w:t>
       </w:r>
-      <w:proofErr w:type="gramStart"/>
       <w:r>
         <w:rPr>
           <w:rFonts w:ascii="Barlow Condensed Medium" w:eastAsia="華康細黑體" w:hAnsi="Barlow Condensed Medium" w:cs="微軟正黑體" w:hint="eastAsia"/>
@@ -28682,104 +27680,7 @@
           <w:sz w:val="26"/>
           <w:szCs w:val="26"/>
         </w:rPr>
-        <w:t>的罪得著</w:t>
-      </w:r>
-      <w:proofErr w:type="gramEnd"/>
-      <w:r>
-        <w:rPr>
-          <w:rFonts w:ascii="Barlow Condensed Medium" w:eastAsia="華康細黑體" w:hAnsi="Barlow Condensed Medium" w:cs="微軟正黑體" w:hint="eastAsia"/>
-          <w:w w:val="75"/>
-          <w:sz w:val="26"/>
-          <w:szCs w:val="26"/>
-        </w:rPr>
-        <w:t>赦免，又領受基督的教導，行義且不再犯罪。而所有的基督徒，包括猶太人的與外</w:t>
-      </w:r>
-      <w:proofErr w:type="gramStart"/>
-      <w:r>
-        <w:rPr>
-          <w:rFonts w:ascii="Barlow Condensed Medium" w:eastAsia="華康細黑體" w:hAnsi="Barlow Condensed Medium" w:cs="微軟正黑體" w:hint="eastAsia"/>
-          <w:w w:val="75"/>
-          <w:sz w:val="26"/>
-          <w:szCs w:val="26"/>
-        </w:rPr>
-        <w:t>邦</w:t>
-      </w:r>
-      <w:proofErr w:type="gramEnd"/>
-      <w:r>
-        <w:rPr>
-          <w:rFonts w:ascii="Barlow Condensed Medium" w:eastAsia="華康細黑體" w:hAnsi="Barlow Condensed Medium" w:cs="微軟正黑體" w:hint="eastAsia"/>
-          <w:w w:val="75"/>
-          <w:sz w:val="26"/>
-          <w:szCs w:val="26"/>
-        </w:rPr>
-        <w:t>人的，都必須經歷這的十字架的改變，而成為新造的人。又不可自誇，因為一切都是　神的恩典和</w:t>
-      </w:r>
-      <w:proofErr w:type="gramStart"/>
-      <w:r>
-        <w:rPr>
-          <w:rFonts w:ascii="Barlow Condensed Medium" w:eastAsia="華康細黑體" w:hAnsi="Barlow Condensed Medium" w:cs="微軟正黑體" w:hint="eastAsia"/>
-          <w:w w:val="75"/>
-          <w:sz w:val="26"/>
-          <w:szCs w:val="26"/>
-        </w:rPr>
-        <w:t>祂</w:t>
-      </w:r>
-      <w:proofErr w:type="gramEnd"/>
-      <w:r>
-        <w:rPr>
-          <w:rFonts w:ascii="Barlow Condensed Medium" w:eastAsia="華康細黑體" w:hAnsi="Barlow Condensed Medium" w:cs="微軟正黑體" w:hint="eastAsia"/>
-          <w:w w:val="75"/>
-          <w:sz w:val="26"/>
-          <w:szCs w:val="26"/>
-        </w:rPr>
-        <w:t>的聖靈的工作。但是，這不表示以大祭司為首的猶太人將耶穌送上十字架上是無罪的。這也不表示，出於舊約獻祭的規定，流無辜人或羔羊</w:t>
-      </w:r>
-      <w:proofErr w:type="gramStart"/>
-      <w:r>
-        <w:rPr>
-          <w:rFonts w:ascii="Barlow Condensed Medium" w:eastAsia="華康細黑體" w:hAnsi="Barlow Condensed Medium" w:cs="微軟正黑體" w:hint="eastAsia"/>
-          <w:w w:val="75"/>
-          <w:sz w:val="26"/>
-          <w:szCs w:val="26"/>
-        </w:rPr>
-        <w:t>的血能替</w:t>
-      </w:r>
-      <w:proofErr w:type="gramEnd"/>
-      <w:r>
-        <w:rPr>
-          <w:rFonts w:ascii="Barlow Condensed Medium" w:eastAsia="華康細黑體" w:hAnsi="Barlow Condensed Medium" w:cs="微軟正黑體" w:hint="eastAsia"/>
-          <w:w w:val="75"/>
-          <w:sz w:val="26"/>
-          <w:szCs w:val="26"/>
-        </w:rPr>
-        <w:t>人贖罪。而是　神的大能，用流無辜的血的不公義，立下了新約，且讓無辜的義人復活，恢復了公義。而人被赦免應該是出於悔改，而不是流無辜的血。</w:t>
-      </w:r>
-      <w:r>
-        <w:rPr>
-          <w:rFonts w:ascii="Barlow Condensed Medium" w:eastAsia="華康細黑體" w:hAnsi="Barlow Condensed Medium" w:cs="微軟正黑體" w:hint="eastAsia"/>
-          <w:w w:val="75"/>
-          <w:sz w:val="26"/>
-          <w:szCs w:val="26"/>
-        </w:rPr>
-        <w:t>基督所流、立新約的血不能</w:t>
-      </w:r>
-      <w:r>
-        <w:rPr>
-          <w:rFonts w:ascii="Barlow Condensed Medium" w:eastAsia="華康細黑體" w:hAnsi="Barlow Condensed Medium" w:cs="微軟正黑體" w:hint="eastAsia"/>
-          <w:w w:val="75"/>
-          <w:sz w:val="26"/>
-          <w:szCs w:val="26"/>
-        </w:rPr>
-        <w:t>被</w:t>
-      </w:r>
-      <w:r>
-        <w:rPr>
-          <w:rFonts w:ascii="Barlow Condensed Medium" w:eastAsia="華康細黑體" w:hAnsi="Barlow Condensed Medium" w:cs="微軟正黑體" w:hint="eastAsia"/>
-          <w:w w:val="75"/>
-          <w:sz w:val="26"/>
-          <w:szCs w:val="26"/>
-        </w:rPr>
-        <w:t>當作舊約的贖罪祭。</w:t>
+        <w:t>字樣的手巾或國旗旗幟入會場。又不當禁止台灣的運動部長入場，卻都沒有公開不當指使工作人員的人是誰。為何在民主國家會出現黑衣人攻擊民眾，因為民眾和平抗議獨裁者。更不用說充滿世界各地的監控人員。獨裁者以黑道治國，泯滅正義，而民主國家，以民意治國和公權力來維護正義。然而，尋求　神耶和華的人，是尋求更高的公義和超越在萬國之上的執行力。</w:t>
       </w:r>
     </w:p>
     <w:p>
@@ -28802,47 +27703,7 @@
           <w:sz w:val="26"/>
           <w:szCs w:val="26"/>
         </w:rPr>
-        <w:t>「</w:t>
-      </w:r>
-      <w:proofErr w:type="gramStart"/>
-      <w:r>
-        <w:rPr>
-          <w:rFonts w:ascii="Barlow Condensed Medium" w:eastAsia="華康儷中黑" w:hAnsi="Barlow Condensed Medium" w:hint="eastAsia"/>
-          <w:w w:val="75"/>
-          <w:sz w:val="26"/>
-          <w:szCs w:val="26"/>
-        </w:rPr>
-        <w:t>保羅新觀</w:t>
-      </w:r>
-      <w:proofErr w:type="gramEnd"/>
-      <w:r>
-        <w:rPr>
-          <w:rFonts w:ascii="Barlow Condensed Medium" w:eastAsia="華康儷中黑" w:hAnsi="Barlow Condensed Medium" w:hint="eastAsia"/>
-          <w:w w:val="75"/>
-          <w:sz w:val="26"/>
-          <w:szCs w:val="26"/>
-        </w:rPr>
-        <w:t>」的問題只是放大了保羅認為舊約依然有效，卻忽略了新約更大的救贖。不論猶太人或外</w:t>
-      </w:r>
-      <w:proofErr w:type="gramStart"/>
-      <w:r>
-        <w:rPr>
-          <w:rFonts w:ascii="Barlow Condensed Medium" w:eastAsia="華康儷中黑" w:hAnsi="Barlow Condensed Medium" w:hint="eastAsia"/>
-          <w:w w:val="75"/>
-          <w:sz w:val="26"/>
-          <w:szCs w:val="26"/>
-        </w:rPr>
-        <w:t>邦</w:t>
-      </w:r>
-      <w:proofErr w:type="gramEnd"/>
-      <w:r>
-        <w:rPr>
-          <w:rFonts w:ascii="Barlow Condensed Medium" w:eastAsia="華康儷中黑" w:hAnsi="Barlow Condensed Medium" w:hint="eastAsia"/>
-          <w:w w:val="75"/>
-          <w:sz w:val="26"/>
-          <w:szCs w:val="26"/>
-        </w:rPr>
-        <w:t>人，都必須在耶穌基督裡，成為合一的新人，才能得救。</w:t>
+        <w:t>義人反省自己是否以惡報善，是否無故攻擊敵人。又深知惡人因為惡在內心懷胎，就生出惡行和虛謊。大衛深信　神鑑察一切，必然用各人的行為報應各人。</w:t>
       </w:r>
       <w:r>
         <w:rPr>
@@ -28851,9 +27712,8 @@
           <w:sz w:val="26"/>
           <w:szCs w:val="26"/>
         </w:rPr>
-        <w:t>二戰</w:t>
+        <w:t>大衛的詩不但描述了　神鑑察人心、全然公義，且必信實和執行審判人的一切作為。更是表明了信靠這位　神的人在　神面前應有的態度，就是先反省自己的行為，是榮耀或是羞辱了　神。因此，人不斷思念　神，就是不斷思想公義和罪惡的差別。不只是明白什麼是義且要努力去行，更要認識什麼是惡，避免自己落入了惡的陷阱。早年有一首廣告歌叫《喜歡有什麼不可以》，為了凸顯人輕人叛逆的個人主義高唱：「只要我喜歡，有什麼不可以」，卻不知道喜歡還是有範圍的。不過感謝主，演唱者後來信主了。與大衛的詩歌作比較，如果詩篇第</w:t>
       </w:r>
-      <w:proofErr w:type="gramStart"/>
       <w:r>
         <w:rPr>
           <w:rFonts w:ascii="Barlow Condensed Medium" w:eastAsia="華康細黑體" w:hAnsi="Barlow Condensed Medium" w:cs="微軟正黑體" w:hint="eastAsia"/>
@@ -28861,9 +27721,8 @@
           <w:sz w:val="26"/>
           <w:szCs w:val="26"/>
         </w:rPr>
-        <w:t>期間，</w:t>
+        <w:t>7</w:t>
       </w:r>
-      <w:proofErr w:type="gramEnd"/>
       <w:r>
         <w:rPr>
           <w:rFonts w:ascii="Barlow Condensed Medium" w:eastAsia="華康細黑體" w:hAnsi="Barlow Condensed Medium" w:cs="微軟正黑體" w:hint="eastAsia"/>
@@ -28871,132 +27730,7 @@
           <w:sz w:val="26"/>
           <w:szCs w:val="26"/>
         </w:rPr>
-        <w:t>德國人以猶太人殺害耶穌為名來屠殺猶太人，實在大大羞辱了耶穌之名。提出</w:t>
-      </w:r>
-      <w:proofErr w:type="gramStart"/>
-      <w:r>
-        <w:rPr>
-          <w:rFonts w:ascii="Barlow Condensed Medium" w:eastAsia="華康細黑體" w:hAnsi="Barlow Condensed Medium" w:cs="微軟正黑體" w:hint="eastAsia"/>
-          <w:w w:val="75"/>
-          <w:sz w:val="26"/>
-          <w:szCs w:val="26"/>
-        </w:rPr>
-        <w:t>保羅新觀的</w:t>
-      </w:r>
-      <w:proofErr w:type="gramEnd"/>
-      <w:r>
-        <w:rPr>
-          <w:rFonts w:ascii="Barlow Condensed Medium" w:eastAsia="華康細黑體" w:hAnsi="Barlow Condensed Medium" w:cs="微軟正黑體" w:hint="eastAsia"/>
-          <w:w w:val="75"/>
-          <w:sz w:val="26"/>
-          <w:szCs w:val="26"/>
-        </w:rPr>
-        <w:t>德國學者，認為馬丁路德的解釋，讓自宗教改革以來，基督徒一直誤解保羅仇視猶太人。然而保羅遇到的猶太人至少可分四種不同的群體。一是仇視耶穌的，二是不仇視也不追隨耶穌的，三是追隨耶穌卻傳舊約律法的，四是追隨耶穌且接受新約的。所以，我們不能說保羅認同所有的猶太人，只能說，保羅認為猶太人認同舊約</w:t>
-      </w:r>
-      <w:proofErr w:type="gramStart"/>
-      <w:r>
-        <w:rPr>
-          <w:rFonts w:ascii="Barlow Condensed Medium" w:eastAsia="華康細黑體" w:hAnsi="Barlow Condensed Medium" w:cs="微軟正黑體" w:hint="eastAsia"/>
-          <w:w w:val="75"/>
-          <w:sz w:val="26"/>
-          <w:szCs w:val="26"/>
-        </w:rPr>
-        <w:t>的救恩並沒有</w:t>
-      </w:r>
-      <w:proofErr w:type="gramEnd"/>
-      <w:r>
-        <w:rPr>
-          <w:rFonts w:ascii="Barlow Condensed Medium" w:eastAsia="華康細黑體" w:hAnsi="Barlow Condensed Medium" w:cs="微軟正黑體" w:hint="eastAsia"/>
-          <w:w w:val="75"/>
-          <w:sz w:val="26"/>
-          <w:szCs w:val="26"/>
-        </w:rPr>
-        <w:t>錯。重點是保羅強調新約是舊約的延續，在末日都要成全。錯的只有藉著律法</w:t>
-      </w:r>
-      <w:proofErr w:type="gramStart"/>
-      <w:r>
-        <w:rPr>
-          <w:rFonts w:ascii="Barlow Condensed Medium" w:eastAsia="華康細黑體" w:hAnsi="Barlow Condensed Medium" w:cs="微軟正黑體" w:hint="eastAsia"/>
-          <w:w w:val="75"/>
-          <w:sz w:val="26"/>
-          <w:szCs w:val="26"/>
-        </w:rPr>
-        <w:t>佔</w:t>
-      </w:r>
-      <w:proofErr w:type="gramEnd"/>
-      <w:r>
-        <w:rPr>
-          <w:rFonts w:ascii="Barlow Condensed Medium" w:eastAsia="華康細黑體" w:hAnsi="Barlow Condensed Medium" w:cs="微軟正黑體" w:hint="eastAsia"/>
-          <w:w w:val="75"/>
-          <w:sz w:val="26"/>
-          <w:szCs w:val="26"/>
-        </w:rPr>
-        <w:t>權和濫權的人。所以，不論世人用什麼觀點看保羅，我們都必須回到保羅自己的見證：「你們應該效法我，好像我效法基督一樣。」</w:t>
-      </w:r>
-      <w:r>
-        <w:rPr>
-          <w:rFonts w:ascii="Barlow Condensed Medium" w:eastAsia="華康細黑體" w:hAnsi="Barlow Condensed Medium" w:cs="微軟正黑體" w:hint="eastAsia"/>
-          <w:w w:val="75"/>
-          <w:sz w:val="26"/>
-          <w:szCs w:val="26"/>
-        </w:rPr>
-        <w:t>(</w:t>
-      </w:r>
-      <w:r>
-        <w:rPr>
-          <w:rFonts w:ascii="Barlow Condensed Medium" w:eastAsia="華康細黑體" w:hAnsi="Barlow Condensed Medium" w:cs="微軟正黑體" w:hint="eastAsia"/>
-          <w:w w:val="75"/>
-          <w:sz w:val="26"/>
-          <w:szCs w:val="26"/>
-        </w:rPr>
-        <w:t>林前</w:t>
-      </w:r>
-      <w:r>
-        <w:rPr>
-          <w:rFonts w:ascii="Barlow Condensed Medium" w:eastAsia="華康細黑體" w:hAnsi="Barlow Condensed Medium" w:cs="微軟正黑體" w:hint="eastAsia"/>
-          <w:w w:val="75"/>
-          <w:sz w:val="26"/>
-          <w:szCs w:val="26"/>
-        </w:rPr>
-        <w:t>11:1)</w:t>
-      </w:r>
-      <w:r>
-        <w:rPr>
-          <w:rFonts w:ascii="Barlow Condensed Medium" w:eastAsia="華康細黑體" w:hAnsi="Barlow Condensed Medium" w:cs="微軟正黑體" w:hint="eastAsia"/>
-          <w:w w:val="75"/>
-          <w:sz w:val="26"/>
-          <w:szCs w:val="26"/>
-        </w:rPr>
-        <w:t>耶穌基督才是福</w:t>
-      </w:r>
-      <w:r>
-        <w:rPr>
-          <w:rFonts w:ascii="Barlow Condensed Medium" w:eastAsia="華康細黑體" w:hAnsi="Barlow Condensed Medium" w:cs="微軟正黑體" w:hint="eastAsia"/>
-          <w:w w:val="75"/>
-          <w:sz w:val="26"/>
-          <w:szCs w:val="26"/>
-        </w:rPr>
-        <w:t>音的焦點。唯有在基督裡成為新造的人，人與人</w:t>
-      </w:r>
-      <w:proofErr w:type="gramStart"/>
-      <w:r>
-        <w:rPr>
-          <w:rFonts w:ascii="Barlow Condensed Medium" w:eastAsia="華康細黑體" w:hAnsi="Barlow Condensed Medium" w:cs="微軟正黑體" w:hint="eastAsia"/>
-          <w:w w:val="75"/>
-          <w:sz w:val="26"/>
-          <w:szCs w:val="26"/>
-        </w:rPr>
-        <w:t>與恨仇才能</w:t>
-      </w:r>
-      <w:proofErr w:type="gramEnd"/>
-      <w:r>
-        <w:rPr>
-          <w:rFonts w:ascii="Barlow Condensed Medium" w:eastAsia="華康細黑體" w:hAnsi="Barlow Condensed Medium" w:cs="微軟正黑體" w:hint="eastAsia"/>
-          <w:w w:val="75"/>
-          <w:sz w:val="26"/>
-          <w:szCs w:val="26"/>
-        </w:rPr>
-        <w:t>真正消滅，世界才能有真正的和平。</w:t>
+        <w:t>篇叫《按我的正直判斷我》，可能在流行歌市場賣不了錢，卻是大多數的人所渴求的。就是公義要有標準和執行力，那就是　神了。</w:t>
       </w:r>
     </w:p>
     <w:p>
@@ -29005,38 +27739,74 @@
         <w:snapToGrid w:val="0"/>
         <w:spacing w:afterLines="50" w:after="165" w:line="290" w:lineRule="exact"/>
         <w:rPr>
+          <w:rFonts w:ascii="Cambria" w:eastAsia="華康細黑體" w:hAnsi="Cambria" w:cs="Cambria" w:hint="eastAsia"/>
+          <w:w w:val="75"/>
+          <w:sz w:val="26"/>
+          <w:szCs w:val="26"/>
+        </w:rPr>
+      </w:pPr>
+      <w:r>
+        <w:rPr>
+          <w:rFonts w:ascii="Barlow Condensed Medium" w:eastAsia="華康儷中黑" w:hAnsi="Barlow Condensed Medium" w:cs="新細明體"/>
+          <w:w w:val="75"/>
+          <w:sz w:val="26"/>
+          <w:szCs w:val="26"/>
+        </w:rPr>
+        <w:t>＜</w:t>
+      </w:r>
+      <w:r>
+        <w:rPr>
+          <w:rFonts w:ascii="Barlow Condensed Medium" w:eastAsia="華康儷中黑" w:hAnsi="Barlow Condensed Medium" w:cs="新細明體" w:hint="eastAsia"/>
+          <w:w w:val="75"/>
+          <w:sz w:val="26"/>
+          <w:szCs w:val="26"/>
+        </w:rPr>
+        <w:t>歌頌至高的良善</w:t>
+      </w:r>
+      <w:r>
+        <w:rPr>
+          <w:rFonts w:ascii="Barlow Condensed Medium" w:eastAsia="華康儷中黑" w:hAnsi="Barlow Condensed Medium" w:cs="新細明體"/>
+          <w:w w:val="75"/>
+          <w:sz w:val="26"/>
+          <w:szCs w:val="26"/>
+        </w:rPr>
+        <w:t>＞</w:t>
+      </w:r>
+      <w:r>
+        <w:rPr>
+          <w:rFonts w:ascii="Cambria" w:eastAsia="華康細黑體" w:hAnsi="Cambria" w:cs="Cambria" w:hint="eastAsia"/>
+          <w:w w:val="75"/>
+          <w:sz w:val="26"/>
+          <w:szCs w:val="26"/>
+        </w:rPr>
+        <w:t>人類用歌謠描述情感的喜怒哀愁和美麗的事物，也用它來記憶和記念崇高的行為和事物。詩歌最主要的功能就是記憶和回顧記憶中的情緒。比如要記住</w:t>
+      </w:r>
+      <w:r>
+        <w:rPr>
+          <w:rFonts w:ascii="Cambria" w:eastAsia="華康細黑體" w:hAnsi="Cambria" w:cs="Cambria" w:hint="eastAsia"/>
+          <w:w w:val="75"/>
+          <w:sz w:val="26"/>
+          <w:szCs w:val="26"/>
+        </w:rPr>
+        <w:t>24</w:t>
+      </w:r>
+      <w:r>
+        <w:rPr>
+          <w:rFonts w:ascii="Cambria" w:eastAsia="華康細黑體" w:hAnsi="Cambria" w:cs="Cambria" w:hint="eastAsia"/>
+          <w:w w:val="75"/>
+          <w:sz w:val="26"/>
+          <w:szCs w:val="26"/>
+        </w:rPr>
+        <w:t>節氣就唱：「春雨驚春清穀天，夏滿芒夏暑相連，秋處露秋寒霜降，冬雪雪冬小大寒。」要激發正義感，每次選舉前都要唱「開封有個包青天</w:t>
+      </w:r>
+      <w:r>
+        <w:rPr>
           <w:rFonts w:ascii="Cambria" w:eastAsia="華康細黑體" w:hAnsi="Cambria" w:cs="Cambria"/>
           <w:w w:val="75"/>
           <w:sz w:val="26"/>
           <w:szCs w:val="26"/>
         </w:rPr>
-      </w:pPr>
-      <w:r>
-        <w:rPr>
-          <w:rFonts w:ascii="Barlow Condensed Medium" w:eastAsia="華康儷中黑" w:hAnsi="Barlow Condensed Medium" w:cs="新細明體"/>
-          <w:w w:val="75"/>
-          <w:sz w:val="26"/>
-          <w:szCs w:val="26"/>
-        </w:rPr>
-        <w:t>＜</w:t>
-      </w:r>
-      <w:r>
-        <w:rPr>
-          <w:rFonts w:ascii="Barlow Condensed Medium" w:eastAsia="華康儷中黑" w:hAnsi="Barlow Condensed Medium" w:cs="新細明體" w:hint="eastAsia"/>
-          <w:w w:val="75"/>
-          <w:sz w:val="26"/>
-          <w:szCs w:val="26"/>
-        </w:rPr>
-        <w:t xml:space="preserve">　神國使世界合一</w:t>
-      </w:r>
-      <w:r>
-        <w:rPr>
-          <w:rFonts w:ascii="Barlow Condensed Medium" w:eastAsia="華康儷中黑" w:hAnsi="Barlow Condensed Medium" w:cs="新細明體"/>
-          <w:w w:val="75"/>
-          <w:sz w:val="26"/>
-          <w:szCs w:val="26"/>
-        </w:rPr>
-        <w:t>＞</w:t>
+        <w:t>…</w:t>
       </w:r>
       <w:r>
         <w:rPr>
@@ -29045,9 +27815,17 @@
           <w:sz w:val="26"/>
           <w:szCs w:val="26"/>
         </w:rPr>
-        <w:t>觀察世人的仇恨，除了有實際相互虧欠公義的行為，就屬世代傳承在族群中的意識型態了。主要有兩種，一是種族或民族主義，二是宗教對立的歷史觀。這也是國與國之間最主要的戰爭起因，而內戰通常只是爭權奪利。</w:t>
+        <w:t>」。其實是用一種民族情懷和敬畏亡靈的祖先崇拜，試圖影響選情。然而台灣人並不想信有真正的公義，不然就不會紅包照收，包青天也照唱。你問他為什麼，他回答，有錢判生，無錢判死，天理已死。相對地，信主的人卻不一樣。歌頌至高良善的神：「你是公義主，領我走正義路</w:t>
       </w:r>
-      <w:proofErr w:type="gramStart"/>
+      <w:r>
+        <w:rPr>
+          <w:rFonts w:ascii="Cambria" w:eastAsia="華康細黑體" w:hAnsi="Cambria" w:cs="Cambria"/>
+          <w:w w:val="75"/>
+          <w:sz w:val="26"/>
+          <w:szCs w:val="26"/>
+        </w:rPr>
+        <w:t>…</w:t>
+      </w:r>
       <w:r>
         <w:rPr>
           <w:rFonts w:ascii="Cambria" w:eastAsia="華康細黑體" w:hAnsi="Cambria" w:cs="Cambria" w:hint="eastAsia"/>
@@ -29055,57 +27833,7 @@
           <w:sz w:val="26"/>
           <w:szCs w:val="26"/>
         </w:rPr>
-        <w:t>像俄烏</w:t>
-      </w:r>
-      <w:proofErr w:type="gramEnd"/>
-      <w:r>
-        <w:rPr>
-          <w:rFonts w:ascii="Cambria" w:eastAsia="華康細黑體" w:hAnsi="Cambria" w:cs="Cambria" w:hint="eastAsia"/>
-          <w:w w:val="75"/>
-          <w:sz w:val="26"/>
-          <w:szCs w:val="26"/>
-        </w:rPr>
-        <w:t>戰爭，以及台海和南北韓的問題，就是為了爭誰才是民族真正的代言人，就算對方不想爭也不行。</w:t>
-      </w:r>
-      <w:proofErr w:type="gramStart"/>
-      <w:r>
-        <w:rPr>
-          <w:rFonts w:ascii="Cambria" w:eastAsia="華康細黑體" w:hAnsi="Cambria" w:cs="Cambria" w:hint="eastAsia"/>
-          <w:w w:val="75"/>
-          <w:sz w:val="26"/>
-          <w:szCs w:val="26"/>
-        </w:rPr>
-        <w:t>此外，以哈</w:t>
-      </w:r>
-      <w:proofErr w:type="gramEnd"/>
-      <w:r>
-        <w:rPr>
-          <w:rFonts w:ascii="Cambria" w:eastAsia="華康細黑體" w:hAnsi="Cambria" w:cs="Cambria" w:hint="eastAsia"/>
-          <w:w w:val="75"/>
-          <w:sz w:val="26"/>
-          <w:szCs w:val="26"/>
-        </w:rPr>
-        <w:t>、以黎和美伊戰爭，就是極權政府一直在製造宗教仇恨和恐怖攻擊而引發的。當然，戰爭使無辜百姓受害受</w:t>
-      </w:r>
-      <w:proofErr w:type="gramStart"/>
-      <w:r>
-        <w:rPr>
-          <w:rFonts w:ascii="Cambria" w:eastAsia="華康細黑體" w:hAnsi="Cambria" w:cs="Cambria" w:hint="eastAsia"/>
-          <w:w w:val="75"/>
-          <w:sz w:val="26"/>
-          <w:szCs w:val="26"/>
-        </w:rPr>
-        <w:t>苦是</w:t>
-      </w:r>
-      <w:proofErr w:type="gramEnd"/>
-      <w:r>
-        <w:rPr>
-          <w:rFonts w:ascii="Cambria" w:eastAsia="華康細黑體" w:hAnsi="Cambria" w:cs="Cambria" w:hint="eastAsia"/>
-          <w:w w:val="75"/>
-          <w:sz w:val="26"/>
-          <w:szCs w:val="26"/>
-        </w:rPr>
-        <w:t>不公義，但是參與在製造仇恨的百姓就不能視為無辜。悲哀的是，這種仇恨是藉由極權政府長久對人民洗腦而種下的。因此，基督徒有一個特徵在這個時代就顯得極為重要，就是在基督裡能放下仇恨。和平才是公義真正的目的，而唯有　神能用復活來恢復所有被殺的義人的公義，即只有在　神的國度下，人與人才能有真正的和平。</w:t>
+        <w:t>」，就是信仰告白和宣告，人和世界惡的權勢橫行只是暫時。耶穌基督已經勝過世界，就是　神的公義要在未了審判世界的證據。因此，義人歡樂而歌頌。</w:t>
       </w:r>
     </w:p>
     <w:p>
@@ -29128,27 +27856,7 @@
           <w:sz w:val="26"/>
           <w:szCs w:val="26"/>
         </w:rPr>
-        <w:t>所謂合而為一，是指追隨耶穌基督，在基督裡，又藉恩典和聖靈的大能，成為新造的義人、　神國公民，和　神的兒女，</w:t>
-      </w:r>
-      <w:proofErr w:type="gramStart"/>
-      <w:r>
-        <w:rPr>
-          <w:rFonts w:ascii="Barlow Condensed Medium" w:eastAsia="華康儷中黑" w:hAnsi="Barlow Condensed Medium" w:hint="eastAsia"/>
-          <w:w w:val="75"/>
-          <w:sz w:val="26"/>
-          <w:szCs w:val="26"/>
-        </w:rPr>
-        <w:t>同做</w:t>
-      </w:r>
-      <w:proofErr w:type="gramEnd"/>
-      <w:r>
-        <w:rPr>
-          <w:rFonts w:ascii="Barlow Condensed Medium" w:eastAsia="華康儷中黑" w:hAnsi="Barlow Condensed Medium" w:hint="eastAsia"/>
-          <w:w w:val="75"/>
-          <w:sz w:val="26"/>
-          <w:szCs w:val="26"/>
-        </w:rPr>
-        <w:t xml:space="preserve">　神的家人，的身分上的同一性。</w:t>
+        <w:t>以詩歌頌讚，是人內心真實和深刻的信念的表達，且是自我的支持和強化。若人願意將自己的正直與否交給完全公義的　神來審判，必然要求自己以公義待人。</w:t>
       </w:r>
       <w:r>
         <w:rPr>
@@ -29157,27 +27865,7 @@
           <w:sz w:val="26"/>
           <w:szCs w:val="26"/>
         </w:rPr>
-        <w:t>保羅的教會觀才是保羅書信的重點。那些還在討論保羅喜歡猶太人多或外</w:t>
-      </w:r>
-      <w:proofErr w:type="gramStart"/>
-      <w:r>
-        <w:rPr>
-          <w:rFonts w:ascii="Barlow Condensed Medium" w:eastAsia="華康細黑體" w:hAnsi="Barlow Condensed Medium" w:cs="微軟正黑體" w:hint="eastAsia"/>
-          <w:w w:val="75"/>
-          <w:sz w:val="26"/>
-          <w:szCs w:val="26"/>
-        </w:rPr>
-        <w:t>邦</w:t>
-      </w:r>
-      <w:proofErr w:type="gramEnd"/>
-      <w:r>
-        <w:rPr>
-          <w:rFonts w:ascii="Barlow Condensed Medium" w:eastAsia="華康細黑體" w:hAnsi="Barlow Condensed Medium" w:cs="微軟正黑體" w:hint="eastAsia"/>
-          <w:w w:val="75"/>
-          <w:sz w:val="26"/>
-          <w:szCs w:val="26"/>
-        </w:rPr>
-        <w:t>人多的人，只是在找一座已經拆掉的牆。而保羅卻已經進入了合而為一的新聖殿觀，就是以基督為首的教會觀。同為　神的兒女和家人成為人類和平唯一的可能，也成了今日人權平等的根基。追隨耶穌就是找到這個身分認同的唯一途徑。</w:t>
+        <w:t>心理學家把「自我實現」列為滿足人生需求最高、也是最後的一項，是在所有次要需求都滿足之後。但是，信仰的力量卻要超越這個理論，使人在飢渴窮乏或死亡逼迫圍困之時，仍然能夠持守　神的公義，來實現自我的價值。信主的人，為何要歌頌讚美　神，不是為了敬拜或討好　神，因為　神並不需要。反而是人自己需要。信相　神是人能堅持行義和施行最終拯救的力量，而唱著大衛式的詩歌讚美　神，就是不斷地支持自己這樣地信靠　神：寧願讓　神按我的正直來判斷我，也不願落入惡人甜美的陷阱。</w:t>
       </w:r>
       <w:r>
         <w:rPr>
@@ -29209,7 +27897,7 @@
 </file>
 
 <file path=word/endnotes.xml><?xml version="1.0" encoding="utf-8"?>
-<w:endnotes xmlns:wpc="http://schemas.microsoft.com/office/word/2010/wordprocessingCanvas" xmlns:cx="http://schemas.microsoft.com/office/drawing/2014/chartex" xmlns:cx1="http://schemas.microsoft.com/office/drawing/2015/9/8/chartex" xmlns:cx2="http://schemas.microsoft.com/office/drawing/2015/10/21/chartex" xmlns:cx3="http://schemas.microsoft.com/office/drawing/2016/5/9/chartex" xmlns:cx4="http://schemas.microsoft.com/office/drawing/2016/5/10/chartex" xmlns:cx5="http://schemas.microsoft.com/office/drawing/2016/5/11/chartex" xmlns:cx6="http://schemas.microsoft.com/office/drawing/2016/5/12/chartex" xmlns:cx7="http://schemas.microsoft.com/office/drawing/2016/5/13/chartex" xmlns:cx8="http://schemas.microsoft.com/office/drawing/2016/5/14/chartex" xmlns:mc="http://schemas.openxmlformats.org/markup-compatibility/2006" xmlns:aink="http://schemas.microsoft.com/office/drawing/2016/ink" xmlns:am3d="http://schemas.microsoft.com/office/drawing/2017/model3d" xmlns:o="urn:schemas-microsoft-com:office:office" xmlns:oel="http://schemas.microsoft.com/office/2019/extlst" xmlns:r="http://schemas.openxmlformats.org/officeDocument/2006/relationships" xmlns:m="http://schemas.openxmlformats.org/officeDocument/2006/math" xmlns:v="urn:schemas-microsoft-com:vml" xmlns:wp14="http://schemas.microsoft.com/office/word/2010/wordprocessingDrawing" xmlns:wp="http://schemas.openxmlformats.org/drawingml/2006/wordprocessingDrawing" xmlns:w10="urn:schemas-microsoft-com:office:word" xmlns:w="http://schemas.openxmlformats.org/wordprocessingml/2006/main" xmlns:w14="http://schemas.microsoft.com/office/word/2010/wordml" xmlns:w15="http://schemas.microsoft.com/office/word/2012/wordml" xmlns:w16cex="http://schemas.microsoft.com/office/word/2018/wordml/cex" xmlns:w16cid="http://schemas.microsoft.com/office/word/2016/wordml/cid" xmlns:w16="http://schemas.microsoft.com/office/word/2018/wordml" xmlns:w16sdtdh="http://schemas.microsoft.com/office/word/2020/wordml/sdtdatahash" xmlns:w16se="http://schemas.microsoft.com/office/word/2015/wordml/symex" xmlns:wpg="http://schemas.microsoft.com/office/word/2010/wordprocessingGroup" xmlns:wpi="http://schemas.microsoft.com/office/word/2010/wordprocessingInk" xmlns:wne="http://schemas.microsoft.com/office/word/2006/wordml" xmlns:wps="http://schemas.microsoft.com/office/word/2010/wordprocessingShape" mc:Ignorable="w14 w15 w16se w16cid w16 w16cex w16sdtdh wp14">
+<w:endnotes xmlns:wpc="http://schemas.microsoft.com/office/word/2010/wordprocessingCanvas" xmlns:mc="http://schemas.openxmlformats.org/markup-compatibility/2006" xmlns:o="urn:schemas-microsoft-com:office:office" xmlns:r="http://schemas.openxmlformats.org/officeDocument/2006/relationships" xmlns:m="http://schemas.openxmlformats.org/officeDocument/2006/math" xmlns:v="urn:schemas-microsoft-com:vml" xmlns:wp14="http://schemas.microsoft.com/office/word/2010/wordprocessingDrawing" xmlns:wp="http://schemas.openxmlformats.org/drawingml/2006/wordprocessingDrawing" xmlns:w10="urn:schemas-microsoft-com:office:word" xmlns:w="http://schemas.openxmlformats.org/wordprocessingml/2006/main" xmlns:w14="http://schemas.microsoft.com/office/word/2010/wordml" xmlns:w15="http://schemas.microsoft.com/office/word/2012/wordml" xmlns:wpg="http://schemas.microsoft.com/office/word/2010/wordprocessingGroup" xmlns:wpi="http://schemas.microsoft.com/office/word/2010/wordprocessingInk" xmlns:wne="http://schemas.microsoft.com/office/word/2006/wordml" xmlns:wps="http://schemas.microsoft.com/office/word/2010/wordprocessingShape" mc:Ignorable="w14 w15 wp14">
   <w:endnote w:type="separator" w:id="-1">
     <w:p>
       <w:r>
@@ -29228,7 +27916,7 @@
 </file>
 
 <file path=word/footnotes.xml><?xml version="1.0" encoding="utf-8"?>
-<w:footnotes xmlns:wpc="http://schemas.microsoft.com/office/word/2010/wordprocessingCanvas" xmlns:cx="http://schemas.microsoft.com/office/drawing/2014/chartex" xmlns:cx1="http://schemas.microsoft.com/office/drawing/2015/9/8/chartex" xmlns:cx2="http://schemas.microsoft.com/office/drawing/2015/10/21/chartex" xmlns:cx3="http://schemas.microsoft.com/office/drawing/2016/5/9/chartex" xmlns:cx4="http://schemas.microsoft.com/office/drawing/2016/5/10/chartex" xmlns:cx5="http://schemas.microsoft.com/office/drawing/2016/5/11/chartex" xmlns:cx6="http://schemas.microsoft.com/office/drawing/2016/5/12/chartex" xmlns:cx7="http://schemas.microsoft.com/office/drawing/2016/5/13/chartex" xmlns:cx8="http://schemas.microsoft.com/office/drawing/2016/5/14/chartex" xmlns:mc="http://schemas.openxmlformats.org/markup-compatibility/2006" xmlns:aink="http://schemas.microsoft.com/office/drawing/2016/ink" xmlns:am3d="http://schemas.microsoft.com/office/drawing/2017/model3d" xmlns:o="urn:schemas-microsoft-com:office:office" xmlns:oel="http://schemas.microsoft.com/office/2019/extlst" xmlns:r="http://schemas.openxmlformats.org/officeDocument/2006/relationships" xmlns:m="http://schemas.openxmlformats.org/officeDocument/2006/math" xmlns:v="urn:schemas-microsoft-com:vml" xmlns:wp14="http://schemas.microsoft.com/office/word/2010/wordprocessingDrawing" xmlns:wp="http://schemas.openxmlformats.org/drawingml/2006/wordprocessingDrawing" xmlns:w10="urn:schemas-microsoft-com:office:word" xmlns:w="http://schemas.openxmlformats.org/wordprocessingml/2006/main" xmlns:w14="http://schemas.microsoft.com/office/word/2010/wordml" xmlns:w15="http://schemas.microsoft.com/office/word/2012/wordml" xmlns:w16cex="http://schemas.microsoft.com/office/word/2018/wordml/cex" xmlns:w16cid="http://schemas.microsoft.com/office/word/2016/wordml/cid" xmlns:w16="http://schemas.microsoft.com/office/word/2018/wordml" xmlns:w16sdtdh="http://schemas.microsoft.com/office/word/2020/wordml/sdtdatahash" xmlns:w16se="http://schemas.microsoft.com/office/word/2015/wordml/symex" xmlns:wpg="http://schemas.microsoft.com/office/word/2010/wordprocessingGroup" xmlns:wpi="http://schemas.microsoft.com/office/word/2010/wordprocessingInk" xmlns:wne="http://schemas.microsoft.com/office/word/2006/wordml" xmlns:wps="http://schemas.microsoft.com/office/word/2010/wordprocessingShape" mc:Ignorable="w14 w15 w16se w16cid w16 w16cex w16sdtdh wp14">
+<w:footnotes xmlns:wpc="http://schemas.microsoft.com/office/word/2010/wordprocessingCanvas" xmlns:mc="http://schemas.openxmlformats.org/markup-compatibility/2006" xmlns:o="urn:schemas-microsoft-com:office:office" xmlns:r="http://schemas.openxmlformats.org/officeDocument/2006/relationships" xmlns:m="http://schemas.openxmlformats.org/officeDocument/2006/math" xmlns:v="urn:schemas-microsoft-com:vml" xmlns:wp14="http://schemas.microsoft.com/office/word/2010/wordprocessingDrawing" xmlns:wp="http://schemas.openxmlformats.org/drawingml/2006/wordprocessingDrawing" xmlns:w10="urn:schemas-microsoft-com:office:word" xmlns:w="http://schemas.openxmlformats.org/wordprocessingml/2006/main" xmlns:w14="http://schemas.microsoft.com/office/word/2010/wordml" xmlns:w15="http://schemas.microsoft.com/office/word/2012/wordml" xmlns:wpg="http://schemas.microsoft.com/office/word/2010/wordprocessingGroup" xmlns:wpi="http://schemas.microsoft.com/office/word/2010/wordprocessingInk" xmlns:wne="http://schemas.microsoft.com/office/word/2006/wordml" xmlns:wps="http://schemas.microsoft.com/office/word/2010/wordprocessingShape" mc:Ignorable="w14 w15 wp14">
   <w:footnote w:type="separator" w:id="-1">
     <w:p>
       <w:r>
@@ -29247,7 +27935,7 @@
 </file>
 
 <file path=word/header1.xml><?xml version="1.0" encoding="utf-8"?>
-<w:hdr xmlns:wpc="http://schemas.microsoft.com/office/word/2010/wordprocessingCanvas" xmlns:cx="http://schemas.microsoft.com/office/drawing/2014/chartex" xmlns:cx1="http://schemas.microsoft.com/office/drawing/2015/9/8/chartex" xmlns:cx2="http://schemas.microsoft.com/office/drawing/2015/10/21/chartex" xmlns:cx3="http://schemas.microsoft.com/office/drawing/2016/5/9/chartex" xmlns:cx4="http://schemas.microsoft.com/office/drawing/2016/5/10/chartex" xmlns:cx5="http://schemas.microsoft.com/office/drawing/2016/5/11/chartex" xmlns:cx6="http://schemas.microsoft.com/office/drawing/2016/5/12/chartex" xmlns:cx7="http://schemas.microsoft.com/office/drawing/2016/5/13/chartex" xmlns:cx8="http://schemas.microsoft.com/office/drawing/2016/5/14/chartex" xmlns:mc="http://schemas.openxmlformats.org/markup-compatibility/2006" xmlns:aink="http://schemas.microsoft.com/office/drawing/2016/ink" xmlns:am3d="http://schemas.microsoft.com/office/drawing/2017/model3d" xmlns:o="urn:schemas-microsoft-com:office:office" xmlns:oel="http://schemas.microsoft.com/office/2019/extlst" xmlns:r="http://schemas.openxmlformats.org/officeDocument/2006/relationships" xmlns:m="http://schemas.openxmlformats.org/officeDocument/2006/math" xmlns:v="urn:schemas-microsoft-com:vml" xmlns:wp14="http://schemas.microsoft.com/office/word/2010/wordprocessingDrawing" xmlns:wp="http://schemas.openxmlformats.org/drawingml/2006/wordprocessingDrawing" xmlns:w10="urn:schemas-microsoft-com:office:word" xmlns:w="http://schemas.openxmlformats.org/wordprocessingml/2006/main" xmlns:w14="http://schemas.microsoft.com/office/word/2010/wordml" xmlns:w15="http://schemas.microsoft.com/office/word/2012/wordml" xmlns:w16cex="http://schemas.microsoft.com/office/word/2018/wordml/cex" xmlns:w16cid="http://schemas.microsoft.com/office/word/2016/wordml/cid" xmlns:w16="http://schemas.microsoft.com/office/word/2018/wordml" xmlns:w16sdtdh="http://schemas.microsoft.com/office/word/2020/wordml/sdtdatahash" xmlns:w16se="http://schemas.microsoft.com/office/word/2015/wordml/symex" xmlns:wpg="http://schemas.microsoft.com/office/word/2010/wordprocessingGroup" xmlns:wpi="http://schemas.microsoft.com/office/word/2010/wordprocessingInk" xmlns:wne="http://schemas.microsoft.com/office/word/2006/wordml" xmlns:wps="http://schemas.microsoft.com/office/word/2010/wordprocessingShape" mc:Ignorable="w14 w15 w16se w16cid w16 w16cex w16sdtdh wp14">
+<w:hdr xmlns:wpc="http://schemas.microsoft.com/office/word/2010/wordprocessingCanvas" xmlns:mc="http://schemas.openxmlformats.org/markup-compatibility/2006" xmlns:o="urn:schemas-microsoft-com:office:office" xmlns:r="http://schemas.openxmlformats.org/officeDocument/2006/relationships" xmlns:m="http://schemas.openxmlformats.org/officeDocument/2006/math" xmlns:v="urn:schemas-microsoft-com:vml" xmlns:wp14="http://schemas.microsoft.com/office/word/2010/wordprocessingDrawing" xmlns:wp="http://schemas.openxmlformats.org/drawingml/2006/wordprocessingDrawing" xmlns:w10="urn:schemas-microsoft-com:office:word" xmlns:w="http://schemas.openxmlformats.org/wordprocessingml/2006/main" xmlns:w14="http://schemas.microsoft.com/office/word/2010/wordml" xmlns:w15="http://schemas.microsoft.com/office/word/2012/wordml" xmlns:wpg="http://schemas.microsoft.com/office/word/2010/wordprocessingGroup" xmlns:wpi="http://schemas.microsoft.com/office/word/2010/wordprocessingInk" xmlns:wne="http://schemas.microsoft.com/office/word/2006/wordml" xmlns:wps="http://schemas.microsoft.com/office/word/2010/wordprocessingShape" mc:Ignorable="w14 w15 wp14">
   <w:p>
     <w:pPr>
       <w:pStyle w:val="a4"/>
@@ -29705,7 +28393,7 @@
 </file>
 
 <file path=word/header2.xml><?xml version="1.0" encoding="utf-8"?>
-<w:hdr xmlns:wpc="http://schemas.microsoft.com/office/word/2010/wordprocessingCanvas" xmlns:cx="http://schemas.microsoft.com/office/drawing/2014/chartex" xmlns:cx1="http://schemas.microsoft.com/office/drawing/2015/9/8/chartex" xmlns:cx2="http://schemas.microsoft.com/office/drawing/2015/10/21/chartex" xmlns:cx3="http://schemas.microsoft.com/office/drawing/2016/5/9/chartex" xmlns:cx4="http://schemas.microsoft.com/office/drawing/2016/5/10/chartex" xmlns:cx5="http://schemas.microsoft.com/office/drawing/2016/5/11/chartex" xmlns:cx6="http://schemas.microsoft.com/office/drawing/2016/5/12/chartex" xmlns:cx7="http://schemas.microsoft.com/office/drawing/2016/5/13/chartex" xmlns:cx8="http://schemas.microsoft.com/office/drawing/2016/5/14/chartex" xmlns:mc="http://schemas.openxmlformats.org/markup-compatibility/2006" xmlns:aink="http://schemas.microsoft.com/office/drawing/2016/ink" xmlns:am3d="http://schemas.microsoft.com/office/drawing/2017/model3d" xmlns:o="urn:schemas-microsoft-com:office:office" xmlns:oel="http://schemas.microsoft.com/office/2019/extlst" xmlns:r="http://schemas.openxmlformats.org/officeDocument/2006/relationships" xmlns:m="http://schemas.openxmlformats.org/officeDocument/2006/math" xmlns:v="urn:schemas-microsoft-com:vml" xmlns:wp14="http://schemas.microsoft.com/office/word/2010/wordprocessingDrawing" xmlns:wp="http://schemas.openxmlformats.org/drawingml/2006/wordprocessingDrawing" xmlns:w10="urn:schemas-microsoft-com:office:word" xmlns:w="http://schemas.openxmlformats.org/wordprocessingml/2006/main" xmlns:w14="http://schemas.microsoft.com/office/word/2010/wordml" xmlns:w15="http://schemas.microsoft.com/office/word/2012/wordml" xmlns:w16cex="http://schemas.microsoft.com/office/word/2018/wordml/cex" xmlns:w16cid="http://schemas.microsoft.com/office/word/2016/wordml/cid" xmlns:w16="http://schemas.microsoft.com/office/word/2018/wordml" xmlns:w16sdtdh="http://schemas.microsoft.com/office/word/2020/wordml/sdtdatahash" xmlns:w16se="http://schemas.microsoft.com/office/word/2015/wordml/symex" xmlns:wpg="http://schemas.microsoft.com/office/word/2010/wordprocessingGroup" xmlns:wpi="http://schemas.microsoft.com/office/word/2010/wordprocessingInk" xmlns:wne="http://schemas.microsoft.com/office/word/2006/wordml" xmlns:wps="http://schemas.microsoft.com/office/word/2010/wordprocessingShape" mc:Ignorable="w14 w15 w16se w16cid w16 w16cex w16sdtdh wp14">
+<w:hdr xmlns:wpc="http://schemas.microsoft.com/office/word/2010/wordprocessingCanvas" xmlns:mc="http://schemas.openxmlformats.org/markup-compatibility/2006" xmlns:o="urn:schemas-microsoft-com:office:office" xmlns:r="http://schemas.openxmlformats.org/officeDocument/2006/relationships" xmlns:m="http://schemas.openxmlformats.org/officeDocument/2006/math" xmlns:v="urn:schemas-microsoft-com:vml" xmlns:wp14="http://schemas.microsoft.com/office/word/2010/wordprocessingDrawing" xmlns:wp="http://schemas.openxmlformats.org/drawingml/2006/wordprocessingDrawing" xmlns:w10="urn:schemas-microsoft-com:office:word" xmlns:w="http://schemas.openxmlformats.org/wordprocessingml/2006/main" xmlns:w14="http://schemas.microsoft.com/office/word/2010/wordml" xmlns:w15="http://schemas.microsoft.com/office/word/2012/wordml" xmlns:wpg="http://schemas.microsoft.com/office/word/2010/wordprocessingGroup" xmlns:wpi="http://schemas.microsoft.com/office/word/2010/wordprocessingInk" xmlns:wne="http://schemas.microsoft.com/office/word/2006/wordml" xmlns:wps="http://schemas.microsoft.com/office/word/2010/wordprocessingShape" mc:Ignorable="w14 w15 wp14">
   <w:p>
     <w:pPr>
       <w:pStyle w:val="a4"/>
@@ -30163,7 +28851,7 @@
 </file>
 
 <file path=word/header3.xml><?xml version="1.0" encoding="utf-8"?>
-<w:hdr xmlns:wpc="http://schemas.microsoft.com/office/word/2010/wordprocessingCanvas" xmlns:cx="http://schemas.microsoft.com/office/drawing/2014/chartex" xmlns:cx1="http://schemas.microsoft.com/office/drawing/2015/9/8/chartex" xmlns:cx2="http://schemas.microsoft.com/office/drawing/2015/10/21/chartex" xmlns:cx3="http://schemas.microsoft.com/office/drawing/2016/5/9/chartex" xmlns:cx4="http://schemas.microsoft.com/office/drawing/2016/5/10/chartex" xmlns:cx5="http://schemas.microsoft.com/office/drawing/2016/5/11/chartex" xmlns:cx6="http://schemas.microsoft.com/office/drawing/2016/5/12/chartex" xmlns:cx7="http://schemas.microsoft.com/office/drawing/2016/5/13/chartex" xmlns:cx8="http://schemas.microsoft.com/office/drawing/2016/5/14/chartex" xmlns:mc="http://schemas.openxmlformats.org/markup-compatibility/2006" xmlns:aink="http://schemas.microsoft.com/office/drawing/2016/ink" xmlns:am3d="http://schemas.microsoft.com/office/drawing/2017/model3d" xmlns:o="urn:schemas-microsoft-com:office:office" xmlns:oel="http://schemas.microsoft.com/office/2019/extlst" xmlns:r="http://schemas.openxmlformats.org/officeDocument/2006/relationships" xmlns:m="http://schemas.openxmlformats.org/officeDocument/2006/math" xmlns:v="urn:schemas-microsoft-com:vml" xmlns:wp14="http://schemas.microsoft.com/office/word/2010/wordprocessingDrawing" xmlns:wp="http://schemas.openxmlformats.org/drawingml/2006/wordprocessingDrawing" xmlns:w10="urn:schemas-microsoft-com:office:word" xmlns:w="http://schemas.openxmlformats.org/wordprocessingml/2006/main" xmlns:w14="http://schemas.microsoft.com/office/word/2010/wordml" xmlns:w15="http://schemas.microsoft.com/office/word/2012/wordml" xmlns:w16cex="http://schemas.microsoft.com/office/word/2018/wordml/cex" xmlns:w16cid="http://schemas.microsoft.com/office/word/2016/wordml/cid" xmlns:w16="http://schemas.microsoft.com/office/word/2018/wordml" xmlns:w16sdtdh="http://schemas.microsoft.com/office/word/2020/wordml/sdtdatahash" xmlns:w16se="http://schemas.microsoft.com/office/word/2015/wordml/symex" xmlns:wpg="http://schemas.microsoft.com/office/word/2010/wordprocessingGroup" xmlns:wpi="http://schemas.microsoft.com/office/word/2010/wordprocessingInk" xmlns:wne="http://schemas.microsoft.com/office/word/2006/wordml" xmlns:wps="http://schemas.microsoft.com/office/word/2010/wordprocessingShape" mc:Ignorable="w14 w15 w16se w16cid w16 w16cex w16sdtdh wp14">
+<w:hdr xmlns:wpc="http://schemas.microsoft.com/office/word/2010/wordprocessingCanvas" xmlns:mc="http://schemas.openxmlformats.org/markup-compatibility/2006" xmlns:o="urn:schemas-microsoft-com:office:office" xmlns:r="http://schemas.openxmlformats.org/officeDocument/2006/relationships" xmlns:m="http://schemas.openxmlformats.org/officeDocument/2006/math" xmlns:v="urn:schemas-microsoft-com:vml" xmlns:wp14="http://schemas.microsoft.com/office/word/2010/wordprocessingDrawing" xmlns:wp="http://schemas.openxmlformats.org/drawingml/2006/wordprocessingDrawing" xmlns:w10="urn:schemas-microsoft-com:office:word" xmlns:w="http://schemas.openxmlformats.org/wordprocessingml/2006/main" xmlns:w14="http://schemas.microsoft.com/office/word/2010/wordml" xmlns:w15="http://schemas.microsoft.com/office/word/2012/wordml" xmlns:wpg="http://schemas.microsoft.com/office/word/2010/wordprocessingGroup" xmlns:wpi="http://schemas.microsoft.com/office/word/2010/wordprocessingInk" xmlns:wne="http://schemas.microsoft.com/office/word/2006/wordml" xmlns:wps="http://schemas.microsoft.com/office/word/2010/wordprocessingShape" mc:Ignorable="w14 w15 wp14">
   <w:p>
     <w:pPr>
       <w:pStyle w:val="a4"/>
@@ -30621,7 +29309,7 @@
 </file>
 
 <file path=word/header4.xml><?xml version="1.0" encoding="utf-8"?>
-<w:hdr xmlns:wpc="http://schemas.microsoft.com/office/word/2010/wordprocessingCanvas" xmlns:cx="http://schemas.microsoft.com/office/drawing/2014/chartex" xmlns:cx1="http://schemas.microsoft.com/office/drawing/2015/9/8/chartex" xmlns:cx2="http://schemas.microsoft.com/office/drawing/2015/10/21/chartex" xmlns:cx3="http://schemas.microsoft.com/office/drawing/2016/5/9/chartex" xmlns:cx4="http://schemas.microsoft.com/office/drawing/2016/5/10/chartex" xmlns:cx5="http://schemas.microsoft.com/office/drawing/2016/5/11/chartex" xmlns:cx6="http://schemas.microsoft.com/office/drawing/2016/5/12/chartex" xmlns:cx7="http://schemas.microsoft.com/office/drawing/2016/5/13/chartex" xmlns:cx8="http://schemas.microsoft.com/office/drawing/2016/5/14/chartex" xmlns:mc="http://schemas.openxmlformats.org/markup-compatibility/2006" xmlns:aink="http://schemas.microsoft.com/office/drawing/2016/ink" xmlns:am3d="http://schemas.microsoft.com/office/drawing/2017/model3d" xmlns:o="urn:schemas-microsoft-com:office:office" xmlns:oel="http://schemas.microsoft.com/office/2019/extlst" xmlns:r="http://schemas.openxmlformats.org/officeDocument/2006/relationships" xmlns:m="http://schemas.openxmlformats.org/officeDocument/2006/math" xmlns:v="urn:schemas-microsoft-com:vml" xmlns:wp14="http://schemas.microsoft.com/office/word/2010/wordprocessingDrawing" xmlns:wp="http://schemas.openxmlformats.org/drawingml/2006/wordprocessingDrawing" xmlns:w10="urn:schemas-microsoft-com:office:word" xmlns:w="http://schemas.openxmlformats.org/wordprocessingml/2006/main" xmlns:w14="http://schemas.microsoft.com/office/word/2010/wordml" xmlns:w15="http://schemas.microsoft.com/office/word/2012/wordml" xmlns:w16cex="http://schemas.microsoft.com/office/word/2018/wordml/cex" xmlns:w16cid="http://schemas.microsoft.com/office/word/2016/wordml/cid" xmlns:w16="http://schemas.microsoft.com/office/word/2018/wordml" xmlns:w16sdtdh="http://schemas.microsoft.com/office/word/2020/wordml/sdtdatahash" xmlns:w16se="http://schemas.microsoft.com/office/word/2015/wordml/symex" xmlns:wpg="http://schemas.microsoft.com/office/word/2010/wordprocessingGroup" xmlns:wpi="http://schemas.microsoft.com/office/word/2010/wordprocessingInk" xmlns:wne="http://schemas.microsoft.com/office/word/2006/wordml" xmlns:wps="http://schemas.microsoft.com/office/word/2010/wordprocessingShape" mc:Ignorable="w14 w15 w16se w16cid w16 w16cex w16sdtdh wp14">
+<w:hdr xmlns:wpc="http://schemas.microsoft.com/office/word/2010/wordprocessingCanvas" xmlns:mc="http://schemas.openxmlformats.org/markup-compatibility/2006" xmlns:o="urn:schemas-microsoft-com:office:office" xmlns:r="http://schemas.openxmlformats.org/officeDocument/2006/relationships" xmlns:m="http://schemas.openxmlformats.org/officeDocument/2006/math" xmlns:v="urn:schemas-microsoft-com:vml" xmlns:wp14="http://schemas.microsoft.com/office/word/2010/wordprocessingDrawing" xmlns:wp="http://schemas.openxmlformats.org/drawingml/2006/wordprocessingDrawing" xmlns:w10="urn:schemas-microsoft-com:office:word" xmlns:w="http://schemas.openxmlformats.org/wordprocessingml/2006/main" xmlns:w14="http://schemas.microsoft.com/office/word/2010/wordml" xmlns:w15="http://schemas.microsoft.com/office/word/2012/wordml" xmlns:wpg="http://schemas.microsoft.com/office/word/2010/wordprocessingGroup" xmlns:wpi="http://schemas.microsoft.com/office/word/2010/wordprocessingInk" xmlns:wne="http://schemas.microsoft.com/office/word/2006/wordml" xmlns:wps="http://schemas.microsoft.com/office/word/2010/wordprocessingShape" mc:Ignorable="w14 w15 wp14">
   <w:p>
     <w:pPr>
       <w:pStyle w:val="a4"/>
@@ -31079,7 +29767,7 @@
 </file>
 
 <file path=word/numbering.xml><?xml version="1.0" encoding="utf-8"?>
-<w:numbering xmlns:wpc="http://schemas.microsoft.com/office/word/2010/wordprocessingCanvas" xmlns:cx="http://schemas.microsoft.com/office/drawing/2014/chartex" xmlns:cx1="http://schemas.microsoft.com/office/drawing/2015/9/8/chartex" xmlns:cx2="http://schemas.microsoft.com/office/drawing/2015/10/21/chartex" xmlns:cx3="http://schemas.microsoft.com/office/drawing/2016/5/9/chartex" xmlns:cx4="http://schemas.microsoft.com/office/drawing/2016/5/10/chartex" xmlns:cx5="http://schemas.microsoft.com/office/drawing/2016/5/11/chartex" xmlns:cx6="http://schemas.microsoft.com/office/drawing/2016/5/12/chartex" xmlns:cx7="http://schemas.microsoft.com/office/drawing/2016/5/13/chartex" xmlns:cx8="http://schemas.microsoft.com/office/drawing/2016/5/14/chartex" xmlns:mc="http://schemas.openxmlformats.org/markup-compatibility/2006" xmlns:aink="http://schemas.microsoft.com/office/drawing/2016/ink" xmlns:am3d="http://schemas.microsoft.com/office/drawing/2017/model3d" xmlns:o="urn:schemas-microsoft-com:office:office" xmlns:oel="http://schemas.microsoft.com/office/2019/extlst" xmlns:r="http://schemas.openxmlformats.org/officeDocument/2006/relationships" xmlns:m="http://schemas.openxmlformats.org/officeDocument/2006/math" xmlns:v="urn:schemas-microsoft-com:vml" xmlns:wp14="http://schemas.microsoft.com/office/word/2010/wordprocessingDrawing" xmlns:wp="http://schemas.openxmlformats.org/drawingml/2006/wordprocessingDrawing" xmlns:w10="urn:schemas-microsoft-com:office:word" xmlns:w="http://schemas.openxmlformats.org/wordprocessingml/2006/main" xmlns:w14="http://schemas.microsoft.com/office/word/2010/wordml" xmlns:w15="http://schemas.microsoft.com/office/word/2012/wordml" xmlns:w16cex="http://schemas.microsoft.com/office/word/2018/wordml/cex" xmlns:w16cid="http://schemas.microsoft.com/office/word/2016/wordml/cid" xmlns:w16="http://schemas.microsoft.com/office/word/2018/wordml" xmlns:w16sdtdh="http://schemas.microsoft.com/office/word/2020/wordml/sdtdatahash" xmlns:w16se="http://schemas.microsoft.com/office/word/2015/wordml/symex" xmlns:wpg="http://schemas.microsoft.com/office/word/2010/wordprocessingGroup" xmlns:wpi="http://schemas.microsoft.com/office/word/2010/wordprocessingInk" xmlns:wne="http://schemas.microsoft.com/office/word/2006/wordml" xmlns:wps="http://schemas.microsoft.com/office/word/2010/wordprocessingShape" mc:Ignorable="w14 w15 w16se w16cid w16 w16cex w16sdtdh wp14">
+<w:numbering xmlns:wpc="http://schemas.microsoft.com/office/word/2010/wordprocessingCanvas" xmlns:mc="http://schemas.openxmlformats.org/markup-compatibility/2006" xmlns:o="urn:schemas-microsoft-com:office:office" xmlns:r="http://schemas.openxmlformats.org/officeDocument/2006/relationships" xmlns:m="http://schemas.openxmlformats.org/officeDocument/2006/math" xmlns:v="urn:schemas-microsoft-com:vml" xmlns:wp14="http://schemas.microsoft.com/office/word/2010/wordprocessingDrawing" xmlns:wp="http://schemas.openxmlformats.org/drawingml/2006/wordprocessingDrawing" xmlns:w10="urn:schemas-microsoft-com:office:word" xmlns:w="http://schemas.openxmlformats.org/wordprocessingml/2006/main" xmlns:w14="http://schemas.microsoft.com/office/word/2010/wordml" xmlns:w15="http://schemas.microsoft.com/office/word/2012/wordml" xmlns:wpg="http://schemas.microsoft.com/office/word/2010/wordprocessingGroup" xmlns:wpi="http://schemas.microsoft.com/office/word/2010/wordprocessingInk" xmlns:wne="http://schemas.microsoft.com/office/word/2006/wordml" xmlns:wps="http://schemas.microsoft.com/office/word/2010/wordprocessingShape" mc:Ignorable="w14 w15 wp14">
   <w:abstractNum w:abstractNumId="0" w15:restartNumberingAfterBreak="0">
     <w:nsid w:val="0397573A"/>
     <w:multiLevelType w:val="hybridMultilevel"/>
@@ -32771,68 +31459,68 @@
       </w:pPr>
     </w:lvl>
   </w:abstractNum>
-  <w:num w:numId="1" w16cid:durableId="1891309173">
+  <w:num w:numId="1">
     <w:abstractNumId w:val="18"/>
   </w:num>
-  <w:num w:numId="2" w16cid:durableId="1846477478">
+  <w:num w:numId="2">
     <w:abstractNumId w:val="5"/>
   </w:num>
-  <w:num w:numId="3" w16cid:durableId="1743791590">
+  <w:num w:numId="3">
     <w:abstractNumId w:val="9"/>
   </w:num>
-  <w:num w:numId="4" w16cid:durableId="1984889648">
+  <w:num w:numId="4">
     <w:abstractNumId w:val="3"/>
   </w:num>
-  <w:num w:numId="5" w16cid:durableId="167982889">
+  <w:num w:numId="5">
     <w:abstractNumId w:val="10"/>
   </w:num>
-  <w:num w:numId="6" w16cid:durableId="945619686">
+  <w:num w:numId="6">
     <w:abstractNumId w:val="17"/>
   </w:num>
-  <w:num w:numId="7" w16cid:durableId="1197621507">
+  <w:num w:numId="7">
     <w:abstractNumId w:val="16"/>
   </w:num>
-  <w:num w:numId="8" w16cid:durableId="396242398">
+  <w:num w:numId="8">
     <w:abstractNumId w:val="8"/>
   </w:num>
-  <w:num w:numId="9" w16cid:durableId="931281037">
+  <w:num w:numId="9">
     <w:abstractNumId w:val="14"/>
   </w:num>
-  <w:num w:numId="10" w16cid:durableId="233901695">
+  <w:num w:numId="10">
     <w:abstractNumId w:val="4"/>
   </w:num>
-  <w:num w:numId="11" w16cid:durableId="655306271">
+  <w:num w:numId="11">
     <w:abstractNumId w:val="11"/>
   </w:num>
-  <w:num w:numId="12" w16cid:durableId="461772158">
+  <w:num w:numId="12">
     <w:abstractNumId w:val="2"/>
   </w:num>
-  <w:num w:numId="13" w16cid:durableId="2037807294">
+  <w:num w:numId="13">
     <w:abstractNumId w:val="12"/>
   </w:num>
-  <w:num w:numId="14" w16cid:durableId="11030729">
+  <w:num w:numId="14">
     <w:abstractNumId w:val="13"/>
   </w:num>
-  <w:num w:numId="15" w16cid:durableId="485898565">
+  <w:num w:numId="15">
     <w:abstractNumId w:val="1"/>
   </w:num>
-  <w:num w:numId="16" w16cid:durableId="1314794273">
+  <w:num w:numId="16">
     <w:abstractNumId w:val="0"/>
   </w:num>
-  <w:num w:numId="17" w16cid:durableId="364524301">
+  <w:num w:numId="17">
     <w:abstractNumId w:val="15"/>
   </w:num>
-  <w:num w:numId="18" w16cid:durableId="1696468122">
+  <w:num w:numId="18">
     <w:abstractNumId w:val="7"/>
   </w:num>
-  <w:num w:numId="19" w16cid:durableId="1943340575">
+  <w:num w:numId="19">
     <w:abstractNumId w:val="6"/>
   </w:num>
 </w:numbering>
 </file>
 
 <file path=word/styles.xml><?xml version="1.0" encoding="utf-8"?>
-<w:styles xmlns:mc="http://schemas.openxmlformats.org/markup-compatibility/2006" xmlns:r="http://schemas.openxmlformats.org/officeDocument/2006/relationships" xmlns:w="http://schemas.openxmlformats.org/wordprocessingml/2006/main" xmlns:w14="http://schemas.microsoft.com/office/word/2010/wordml" xmlns:w15="http://schemas.microsoft.com/office/word/2012/wordml" xmlns:w16cex="http://schemas.microsoft.com/office/word/2018/wordml/cex" xmlns:w16cid="http://schemas.microsoft.com/office/word/2016/wordml/cid" xmlns:w16="http://schemas.microsoft.com/office/word/2018/wordml" xmlns:w16sdtdh="http://schemas.microsoft.com/office/word/2020/wordml/sdtdatahash" xmlns:w16se="http://schemas.microsoft.com/office/word/2015/wordml/symex" mc:Ignorable="w14 w15 w16se w16cid w16 w16cex w16sdtdh">
+<w:styles xmlns:mc="http://schemas.openxmlformats.org/markup-compatibility/2006" xmlns:r="http://schemas.openxmlformats.org/officeDocument/2006/relationships" xmlns:w="http://schemas.openxmlformats.org/wordprocessingml/2006/main" xmlns:w14="http://schemas.microsoft.com/office/word/2010/wordml" xmlns:w15="http://schemas.microsoft.com/office/word/2012/wordml" mc:Ignorable="w14 w15">
   <w:docDefaults>
     <w:rPrDefault>
       <w:rPr>
@@ -32845,7 +31533,7 @@
     </w:rPrDefault>
     <w:pPrDefault/>
   </w:docDefaults>
-  <w:latentStyles w:defLockedState="0" w:defUIPriority="99" w:defSemiHidden="0" w:defUnhideWhenUsed="0" w:defQFormat="0" w:count="376">
+  <w:latentStyles w:defLockedState="0" w:defUIPriority="99" w:defSemiHidden="0" w:defUnhideWhenUsed="0" w:defQFormat="0" w:count="371">
     <w:lsdException w:name="Normal" w:uiPriority="0" w:qFormat="1"/>
     <w:lsdException w:name="heading 1" w:uiPriority="9" w:qFormat="1"/>
     <w:lsdException w:name="heading 2" w:semiHidden="1" w:uiPriority="9" w:unhideWhenUsed="1" w:qFormat="1"/>
@@ -33217,11 +31905,6 @@
     <w:lsdException w:name="List Table 5 Dark Accent 6" w:uiPriority="50"/>
     <w:lsdException w:name="List Table 6 Colorful Accent 6" w:uiPriority="51"/>
     <w:lsdException w:name="List Table 7 Colorful Accent 6" w:uiPriority="52"/>
-    <w:lsdException w:name="Mention" w:semiHidden="1" w:unhideWhenUsed="1"/>
-    <w:lsdException w:name="Smart Hyperlink" w:semiHidden="1" w:unhideWhenUsed="1"/>
-    <w:lsdException w:name="Hashtag" w:semiHidden="1" w:unhideWhenUsed="1"/>
-    <w:lsdException w:name="Unresolved Mention" w:semiHidden="1" w:unhideWhenUsed="1"/>
-    <w:lsdException w:name="Smart Link" w:semiHidden="1" w:unhideWhenUsed="1"/>
   </w:latentStyles>
   <w:style w:type="paragraph" w:default="1" w:styleId="a">
     <w:name w:val="Normal"/>
@@ -33877,7 +32560,7 @@
 </file>
 
 <file path=customXml/itemProps1.xml><?xml version="1.0" encoding="utf-8"?>
-<ds:datastoreItem xmlns:ds="http://schemas.openxmlformats.org/officeDocument/2006/customXml" ds:itemID="{8FD436E1-2C06-4728-BC3E-8162DE4D08AC}">
+<ds:datastoreItem xmlns:ds="http://schemas.openxmlformats.org/officeDocument/2006/customXml" ds:itemID="{39EEEBEA-3268-4C1E-A62D-8449AB34F040}">
   <ds:schemaRefs>
     <ds:schemaRef ds:uri="http://schemas.openxmlformats.org/officeDocument/2006/bibliography"/>
   </ds:schemaRefs>
